--- a/Documentation/MFE-Commented Analysis.docx
+++ b/Documentation/MFE-Commented Analysis.docx
@@ -1426,7 +1426,35 @@
           <w:lang w:val="en-US" w:eastAsia="en-US"/>
           <w14:ligatures w14:val="none"/>
         </w:rPr>
-        <w:t xml:space="preserve"> Nvidia - Nemotron 3</w:t>
+        <w:t xml:space="preserve"> Nvidia - </w:t>
+      </w:r>
+      <w:proofErr w:type="spellStart"/>
+      <w:r>
+        <w:rPr>
+          <w:rFonts w:ascii="LM Roman 10" w:eastAsia="Times New Roman" w:hAnsi="LM Roman 10" w:cs="Times New Roman"/>
+          <w:b/>
+          <w:bCs/>
+          <w:kern w:val="0"/>
+          <w:sz w:val="24"/>
+          <w:szCs w:val="24"/>
+          <w:lang w:val="en-US" w:eastAsia="en-US"/>
+          <w14:ligatures w14:val="none"/>
+        </w:rPr>
+        <w:t>Nemotron</w:t>
+      </w:r>
+      <w:proofErr w:type="spellEnd"/>
+      <w:r>
+        <w:rPr>
+          <w:rFonts w:ascii="LM Roman 10" w:eastAsia="Times New Roman" w:hAnsi="LM Roman 10" w:cs="Times New Roman"/>
+          <w:b/>
+          <w:bCs/>
+          <w:kern w:val="0"/>
+          <w:sz w:val="24"/>
+          <w:szCs w:val="24"/>
+          <w:lang w:val="en-US" w:eastAsia="en-US"/>
+          <w14:ligatures w14:val="none"/>
+        </w:rPr>
+        <w:t xml:space="preserve"> 3</w:t>
       </w:r>
       <w:r>
         <w:rPr>
@@ -2312,17 +2340,43 @@
                 <w14:ligatures w14:val="none"/>
               </w:rPr>
             </w:pPr>
-            <w:r>
-              <w:rPr>
-                <w:rFonts w:ascii="LM Roman 10" w:eastAsia="Times New Roman" w:hAnsi="LM Roman 10" w:cs="Times New Roman"/>
-                <w:kern w:val="0"/>
-                <w:sz w:val="16"/>
-                <w:szCs w:val="16"/>
-                <w:lang w:eastAsia="en-US"/>
-                <w14:ligatures w14:val="none"/>
-              </w:rPr>
-              <w:t>Bjørnland &amp; Leitemo</w:t>
-            </w:r>
+            <w:proofErr w:type="spellStart"/>
+            <w:r>
+              <w:rPr>
+                <w:rFonts w:ascii="LM Roman 10" w:eastAsia="Times New Roman" w:hAnsi="LM Roman 10" w:cs="Times New Roman"/>
+                <w:kern w:val="0"/>
+                <w:sz w:val="16"/>
+                <w:szCs w:val="16"/>
+                <w:lang w:eastAsia="en-US"/>
+                <w14:ligatures w14:val="none"/>
+              </w:rPr>
+              <w:t>Bjørnland</w:t>
+            </w:r>
+            <w:proofErr w:type="spellEnd"/>
+            <w:r>
+              <w:rPr>
+                <w:rFonts w:ascii="LM Roman 10" w:eastAsia="Times New Roman" w:hAnsi="LM Roman 10" w:cs="Times New Roman"/>
+                <w:kern w:val="0"/>
+                <w:sz w:val="16"/>
+                <w:szCs w:val="16"/>
+                <w:lang w:eastAsia="en-US"/>
+                <w14:ligatures w14:val="none"/>
+              </w:rPr>
+              <w:t xml:space="preserve"> &amp; </w:t>
+            </w:r>
+            <w:proofErr w:type="spellStart"/>
+            <w:r>
+              <w:rPr>
+                <w:rFonts w:ascii="LM Roman 10" w:eastAsia="Times New Roman" w:hAnsi="LM Roman 10" w:cs="Times New Roman"/>
+                <w:kern w:val="0"/>
+                <w:sz w:val="16"/>
+                <w:szCs w:val="16"/>
+                <w:lang w:eastAsia="en-US"/>
+                <w14:ligatures w14:val="none"/>
+              </w:rPr>
+              <w:t>Leitemo</w:t>
+            </w:r>
+            <w:proofErr w:type="spellEnd"/>
             <w:r>
               <w:rPr>
                 <w:rFonts w:ascii="Cambria Math" w:eastAsia="Times New Roman" w:hAnsi="Cambria Math" w:cs="Cambria Math"/>
@@ -2582,6 +2636,7 @@
                 <w14:ligatures w14:val="none"/>
               </w:rPr>
             </w:pPr>
+            <w:proofErr w:type="spellStart"/>
             <w:r>
               <w:rPr>
                 <w:rFonts w:ascii="LM Roman 10" w:eastAsia="Times New Roman" w:hAnsi="LM Roman 10" w:cs="Times New Roman"/>
@@ -2593,6 +2648,7 @@
               </w:rPr>
               <w:t>Primiceri</w:t>
             </w:r>
+            <w:proofErr w:type="spellEnd"/>
             <w:r>
               <w:rPr>
                 <w:rFonts w:ascii="Cambria Math" w:eastAsia="Times New Roman" w:hAnsi="Cambria Math" w:cs="Cambria Math"/>
@@ -2814,6 +2870,7 @@
                 <w14:ligatures w14:val="none"/>
               </w:rPr>
             </w:pPr>
+            <w:proofErr w:type="spellStart"/>
             <w:r>
               <w:rPr>
                 <w:rFonts w:ascii="LM Roman 10" w:eastAsia="Times New Roman" w:hAnsi="LM Roman 10" w:cs="Times New Roman"/>
@@ -2825,6 +2882,7 @@
               </w:rPr>
               <w:t>Litterman</w:t>
             </w:r>
+            <w:proofErr w:type="spellEnd"/>
             <w:r>
               <w:rPr>
                 <w:rFonts w:ascii="Cambria Math" w:eastAsia="Times New Roman" w:hAnsi="Cambria Math" w:cs="Cambria Math"/>
@@ -3091,8 +3149,21 @@
                 <w14:ligatures w14:val="none"/>
               </w:rPr>
               <w:noBreakHyphen/>
-              <w:t>Clara &amp; Valkanov</w:t>
-            </w:r>
+              <w:t xml:space="preserve">Clara &amp; </w:t>
+            </w:r>
+            <w:proofErr w:type="spellStart"/>
+            <w:r>
+              <w:rPr>
+                <w:rFonts w:ascii="LM Roman 10" w:eastAsia="Times New Roman" w:hAnsi="LM Roman 10" w:cs="Times New Roman"/>
+                <w:kern w:val="0"/>
+                <w:sz w:val="16"/>
+                <w:szCs w:val="16"/>
+                <w:lang w:eastAsia="en-US"/>
+                <w14:ligatures w14:val="none"/>
+              </w:rPr>
+              <w:t>Valkanov</w:t>
+            </w:r>
+            <w:proofErr w:type="spellEnd"/>
             <w:r>
               <w:rPr>
                 <w:rFonts w:ascii="Cambria Math" w:eastAsia="Times New Roman" w:hAnsi="Cambria Math" w:cs="Cambria Math"/>
@@ -3636,7 +3707,30 @@
                 <w14:ligatures w14:val="none"/>
               </w:rPr>
               <w:noBreakHyphen/>
-              <w:t>Galdón &amp; Ruiz</w:t>
+            </w:r>
+            <w:proofErr w:type="spellStart"/>
+            <w:r>
+              <w:rPr>
+                <w:rFonts w:ascii="LM Roman 10" w:eastAsia="Times New Roman" w:hAnsi="LM Roman 10" w:cs="Times New Roman"/>
+                <w:kern w:val="0"/>
+                <w:sz w:val="16"/>
+                <w:szCs w:val="16"/>
+                <w:lang w:eastAsia="en-US"/>
+                <w14:ligatures w14:val="none"/>
+              </w:rPr>
+              <w:t>Galdón</w:t>
+            </w:r>
+            <w:proofErr w:type="spellEnd"/>
+            <w:r>
+              <w:rPr>
+                <w:rFonts w:ascii="LM Roman 10" w:eastAsia="Times New Roman" w:hAnsi="LM Roman 10" w:cs="Times New Roman"/>
+                <w:kern w:val="0"/>
+                <w:sz w:val="16"/>
+                <w:szCs w:val="16"/>
+                <w:lang w:eastAsia="en-US"/>
+                <w14:ligatures w14:val="none"/>
+              </w:rPr>
+              <w:t xml:space="preserve"> &amp; Ruiz</w:t>
             </w:r>
             <w:r>
               <w:rPr>
@@ -4382,6 +4476,7 @@
                 <w14:ligatures w14:val="none"/>
               </w:rPr>
             </w:pPr>
+            <w:proofErr w:type="spellStart"/>
             <w:r>
               <w:rPr>
                 <w:rFonts w:ascii="LM Roman 10" w:eastAsia="Times New Roman" w:hAnsi="LM Roman 10" w:cs="Times New Roman"/>
@@ -4393,6 +4488,7 @@
               </w:rPr>
               <w:t>Krolzig</w:t>
             </w:r>
+            <w:proofErr w:type="spellEnd"/>
             <w:r>
               <w:rPr>
                 <w:rFonts w:ascii="Cambria Math" w:eastAsia="Times New Roman" w:hAnsi="Cambria Math" w:cs="Cambria Math"/>
@@ -4712,7 +4808,31 @@
                 <w14:ligatures w14:val="none"/>
               </w:rPr>
               <w:noBreakHyphen/>
-              <w:t>run monetary shocks be analyzed without contamination from long</w:t>
+              <w:t xml:space="preserve">run monetary shocks be </w:t>
+            </w:r>
+            <w:proofErr w:type="spellStart"/>
+            <w:r>
+              <w:rPr>
+                <w:rFonts w:ascii="LM Roman 10" w:eastAsia="Times New Roman" w:hAnsi="LM Roman 10" w:cs="Times New Roman"/>
+                <w:kern w:val="0"/>
+                <w:sz w:val="16"/>
+                <w:szCs w:val="16"/>
+                <w:lang w:eastAsia="en-US"/>
+                <w14:ligatures w14:val="none"/>
+              </w:rPr>
+              <w:t>analyzed</w:t>
+            </w:r>
+            <w:proofErr w:type="spellEnd"/>
+            <w:r>
+              <w:rPr>
+                <w:rFonts w:ascii="LM Roman 10" w:eastAsia="Times New Roman" w:hAnsi="LM Roman 10" w:cs="Times New Roman"/>
+                <w:kern w:val="0"/>
+                <w:sz w:val="16"/>
+                <w:szCs w:val="16"/>
+                <w:lang w:eastAsia="en-US"/>
+                <w14:ligatures w14:val="none"/>
+              </w:rPr>
+              <w:t xml:space="preserve"> without contamination from long</w:t>
             </w:r>
             <w:r>
               <w:rPr>
@@ -4980,7 +5100,31 @@
                 <w:lang w:eastAsia="en-US"/>
                 <w14:ligatures w14:val="none"/>
               </w:rPr>
-              <w:t>Relaxing linearity assumptions captures complex dynamics that linear VARs misspecify, thereby reducing the puzzle in nonlinear environments</w:t>
+              <w:t xml:space="preserve">Relaxing linearity assumptions captures complex dynamics that linear VARs </w:t>
+            </w:r>
+            <w:proofErr w:type="spellStart"/>
+            <w:r>
+              <w:rPr>
+                <w:rFonts w:ascii="LM Roman 10" w:eastAsia="Times New Roman" w:hAnsi="LM Roman 10" w:cs="Times New Roman"/>
+                <w:kern w:val="0"/>
+                <w:sz w:val="16"/>
+                <w:szCs w:val="16"/>
+                <w:lang w:eastAsia="en-US"/>
+                <w14:ligatures w14:val="none"/>
+              </w:rPr>
+              <w:t>misspecify</w:t>
+            </w:r>
+            <w:proofErr w:type="spellEnd"/>
+            <w:r>
+              <w:rPr>
+                <w:rFonts w:ascii="LM Roman 10" w:eastAsia="Times New Roman" w:hAnsi="LM Roman 10" w:cs="Times New Roman"/>
+                <w:kern w:val="0"/>
+                <w:sz w:val="16"/>
+                <w:szCs w:val="16"/>
+                <w:lang w:eastAsia="en-US"/>
+                <w14:ligatures w14:val="none"/>
+              </w:rPr>
+              <w:t>, thereby reducing the puzzle in nonlinear environments</w:t>
             </w:r>
             <w:r>
               <w:rPr>
@@ -6866,7 +7010,35 @@
           <w:lang w:val="en-US" w:eastAsia="en-US"/>
           <w14:ligatures w14:val="none"/>
         </w:rPr>
-        <w:t>Nvidia - Nemotron 3-Super</w:t>
+        <w:t xml:space="preserve">Nvidia - </w:t>
+      </w:r>
+      <w:proofErr w:type="spellStart"/>
+      <w:r>
+        <w:rPr>
+          <w:rFonts w:ascii="LM Roman 10" w:eastAsia="Times New Roman" w:hAnsi="LM Roman 10" w:cs="Times New Roman"/>
+          <w:b/>
+          <w:bCs/>
+          <w:kern w:val="0"/>
+          <w:sz w:val="24"/>
+          <w:szCs w:val="24"/>
+          <w:lang w:val="en-US" w:eastAsia="en-US"/>
+          <w14:ligatures w14:val="none"/>
+        </w:rPr>
+        <w:t>Nemotron</w:t>
+      </w:r>
+      <w:proofErr w:type="spellEnd"/>
+      <w:r>
+        <w:rPr>
+          <w:rFonts w:ascii="LM Roman 10" w:eastAsia="Times New Roman" w:hAnsi="LM Roman 10" w:cs="Times New Roman"/>
+          <w:b/>
+          <w:bCs/>
+          <w:kern w:val="0"/>
+          <w:sz w:val="24"/>
+          <w:szCs w:val="24"/>
+          <w:lang w:val="en-US" w:eastAsia="en-US"/>
+          <w14:ligatures w14:val="none"/>
+        </w:rPr>
+        <w:t xml:space="preserve"> 3-Super</w:t>
       </w:r>
       <w:r>
         <w:rPr>
@@ -7252,7 +7424,19 @@
           <w:lang w:val="en-US" w:eastAsia="en-US"/>
           <w14:ligatures w14:val="none"/>
         </w:rPr>
-        <w:t>[Bj</w:t>
+        <w:t>[</w:t>
+      </w:r>
+      <w:proofErr w:type="spellStart"/>
+      <w:r>
+        <w:rPr>
+          <w:rFonts w:ascii="LM Roman 10" w:eastAsia="Times New Roman" w:hAnsi="LM Roman 10" w:cs="Times New Roman"/>
+          <w:kern w:val="0"/>
+          <w:sz w:val="24"/>
+          <w:szCs w:val="24"/>
+          <w:lang w:val="en-US" w:eastAsia="en-US"/>
+          <w14:ligatures w14:val="none"/>
+        </w:rPr>
+        <w:t>Bj</w:t>
       </w:r>
       <w:r>
         <w:rPr>
@@ -7274,7 +7458,43 @@
           <w:lang w:val="en-US" w:eastAsia="en-US"/>
           <w14:ligatures w14:val="none"/>
         </w:rPr>
-        <w:t>rnland &amp; Leitemo, 2009].</w:t>
+        <w:t>rnland</w:t>
+      </w:r>
+      <w:proofErr w:type="spellEnd"/>
+      <w:r>
+        <w:rPr>
+          <w:rFonts w:ascii="LM Roman 10" w:eastAsia="Times New Roman" w:hAnsi="LM Roman 10" w:cs="Times New Roman"/>
+          <w:kern w:val="0"/>
+          <w:sz w:val="24"/>
+          <w:szCs w:val="24"/>
+          <w:lang w:val="en-US" w:eastAsia="en-US"/>
+          <w14:ligatures w14:val="none"/>
+        </w:rPr>
+        <w:t xml:space="preserve"> &amp; </w:t>
+      </w:r>
+      <w:proofErr w:type="spellStart"/>
+      <w:r>
+        <w:rPr>
+          <w:rFonts w:ascii="LM Roman 10" w:eastAsia="Times New Roman" w:hAnsi="LM Roman 10" w:cs="Times New Roman"/>
+          <w:kern w:val="0"/>
+          <w:sz w:val="24"/>
+          <w:szCs w:val="24"/>
+          <w:lang w:val="en-US" w:eastAsia="en-US"/>
+          <w14:ligatures w14:val="none"/>
+        </w:rPr>
+        <w:t>Leitemo</w:t>
+      </w:r>
+      <w:proofErr w:type="spellEnd"/>
+      <w:r>
+        <w:rPr>
+          <w:rFonts w:ascii="LM Roman 10" w:eastAsia="Times New Roman" w:hAnsi="LM Roman 10" w:cs="Times New Roman"/>
+          <w:kern w:val="0"/>
+          <w:sz w:val="24"/>
+          <w:szCs w:val="24"/>
+          <w:lang w:val="en-US" w:eastAsia="en-US"/>
+          <w14:ligatures w14:val="none"/>
+        </w:rPr>
+        <w:t>, 2009].</w:t>
       </w:r>
       <w:r>
         <w:rPr>
@@ -7370,7 +7590,19 @@
           <w:lang w:val="en-US" w:eastAsia="en-US"/>
           <w14:ligatures w14:val="none"/>
         </w:rPr>
-        <w:t>al., 2005; Bj</w:t>
+        <w:t xml:space="preserve">al., 2005; </w:t>
+      </w:r>
+      <w:proofErr w:type="spellStart"/>
+      <w:r>
+        <w:rPr>
+          <w:rFonts w:ascii="LM Roman 10" w:eastAsia="Times New Roman" w:hAnsi="LM Roman 10" w:cs="Times New Roman"/>
+          <w:kern w:val="0"/>
+          <w:sz w:val="24"/>
+          <w:szCs w:val="24"/>
+          <w:lang w:val="en-US" w:eastAsia="en-US"/>
+          <w14:ligatures w14:val="none"/>
+        </w:rPr>
+        <w:t>Bj</w:t>
       </w:r>
       <w:r>
         <w:rPr>
@@ -7392,7 +7624,43 @@
           <w:lang w:val="en-US" w:eastAsia="en-US"/>
           <w14:ligatures w14:val="none"/>
         </w:rPr>
-        <w:t>rnland &amp; Leitemo, 2009; Castelnuovo &amp; Surico, 2010; Montes</w:t>
+        <w:t>rnland</w:t>
+      </w:r>
+      <w:proofErr w:type="spellEnd"/>
+      <w:r>
+        <w:rPr>
+          <w:rFonts w:ascii="LM Roman 10" w:eastAsia="Times New Roman" w:hAnsi="LM Roman 10" w:cs="Times New Roman"/>
+          <w:kern w:val="0"/>
+          <w:sz w:val="24"/>
+          <w:szCs w:val="24"/>
+          <w:lang w:val="en-US" w:eastAsia="en-US"/>
+          <w14:ligatures w14:val="none"/>
+        </w:rPr>
+        <w:t xml:space="preserve"> &amp; </w:t>
+      </w:r>
+      <w:proofErr w:type="spellStart"/>
+      <w:r>
+        <w:rPr>
+          <w:rFonts w:ascii="LM Roman 10" w:eastAsia="Times New Roman" w:hAnsi="LM Roman 10" w:cs="Times New Roman"/>
+          <w:kern w:val="0"/>
+          <w:sz w:val="24"/>
+          <w:szCs w:val="24"/>
+          <w:lang w:val="en-US" w:eastAsia="en-US"/>
+          <w14:ligatures w14:val="none"/>
+        </w:rPr>
+        <w:t>Leitemo</w:t>
+      </w:r>
+      <w:proofErr w:type="spellEnd"/>
+      <w:r>
+        <w:rPr>
+          <w:rFonts w:ascii="LM Roman 10" w:eastAsia="Times New Roman" w:hAnsi="LM Roman 10" w:cs="Times New Roman"/>
+          <w:kern w:val="0"/>
+          <w:sz w:val="24"/>
+          <w:szCs w:val="24"/>
+          <w:lang w:val="en-US" w:eastAsia="en-US"/>
+          <w14:ligatures w14:val="none"/>
+        </w:rPr>
+        <w:t>, 2009; Castelnuovo &amp; Surico, 2010; Montes</w:t>
       </w:r>
       <w:r>
         <w:rPr>
@@ -7405,6 +7673,7 @@
         </w:rPr>
         <w:t>‑</w:t>
       </w:r>
+      <w:proofErr w:type="spellStart"/>
       <w:r>
         <w:rPr>
           <w:rFonts w:ascii="LM Roman 10" w:eastAsia="Times New Roman" w:hAnsi="LM Roman 10" w:cs="Times New Roman"/>
@@ -7436,7 +7705,19 @@
           <w:lang w:val="en-US" w:eastAsia="en-US"/>
           <w14:ligatures w14:val="none"/>
         </w:rPr>
-        <w:t>n &amp; Ruiz, 2020; Wang &amp; Wu, 2012; Bauer &amp; Rudebusch, 2017; Favero &amp; Marcellino, 2005; Gilchrist &amp; Zakraj</w:t>
+        <w:t>n</w:t>
+      </w:r>
+      <w:proofErr w:type="spellEnd"/>
+      <w:r>
+        <w:rPr>
+          <w:rFonts w:ascii="LM Roman 10" w:eastAsia="Times New Roman" w:hAnsi="LM Roman 10" w:cs="Times New Roman"/>
+          <w:kern w:val="0"/>
+          <w:sz w:val="24"/>
+          <w:szCs w:val="24"/>
+          <w:lang w:val="en-US" w:eastAsia="en-US"/>
+          <w14:ligatures w14:val="none"/>
+        </w:rPr>
+        <w:t xml:space="preserve"> &amp; Ruiz, 2020; Wang &amp; Wu, 2012; Bauer &amp; Rudebusch, 2017; Favero &amp; Marcellino, 2005; Gilchrist &amp; Zakraj</w:t>
       </w:r>
       <w:r>
         <w:rPr>
@@ -7553,7 +7834,31 @@
           <w:lang w:val="en-US" w:eastAsia="en-US"/>
           <w14:ligatures w14:val="none"/>
         </w:rPr>
-        <w:t>al., 2004; Rua, 2010; Mariano &amp; Murasawa, 2003]. Mixed</w:t>
+        <w:t xml:space="preserve">al., 2004; Rua, 2010; Mariano &amp; </w:t>
+      </w:r>
+      <w:proofErr w:type="spellStart"/>
+      <w:r>
+        <w:rPr>
+          <w:rFonts w:ascii="LM Roman 10" w:eastAsia="Times New Roman" w:hAnsi="LM Roman 10" w:cs="Times New Roman"/>
+          <w:kern w:val="0"/>
+          <w:sz w:val="24"/>
+          <w:szCs w:val="24"/>
+          <w:lang w:val="en-US" w:eastAsia="en-US"/>
+          <w14:ligatures w14:val="none"/>
+        </w:rPr>
+        <w:t>Murasawa</w:t>
+      </w:r>
+      <w:proofErr w:type="spellEnd"/>
+      <w:r>
+        <w:rPr>
+          <w:rFonts w:ascii="LM Roman 10" w:eastAsia="Times New Roman" w:hAnsi="LM Roman 10" w:cs="Times New Roman"/>
+          <w:kern w:val="0"/>
+          <w:sz w:val="24"/>
+          <w:szCs w:val="24"/>
+          <w:lang w:val="en-US" w:eastAsia="en-US"/>
+          <w14:ligatures w14:val="none"/>
+        </w:rPr>
+        <w:t>, 2003]. Mixed</w:t>
       </w:r>
       <w:r>
         <w:rPr>
@@ -7736,7 +8041,31 @@
           <w:lang w:val="en-US" w:eastAsia="en-US"/>
           <w14:ligatures w14:val="none"/>
         </w:rPr>
-        <w:t>[Uhlig, 2005; Hansen, 1996; Krolzig, 1997; Mertens &amp; Ravn, 2013; Sims, Stock &amp; Watson, 1990; Shapiro &amp; Watson, 1988]. Sign</w:t>
+        <w:t xml:space="preserve">[Uhlig, 2005; Hansen, 1996; </w:t>
+      </w:r>
+      <w:proofErr w:type="spellStart"/>
+      <w:r>
+        <w:rPr>
+          <w:rFonts w:ascii="LM Roman 10" w:eastAsia="Times New Roman" w:hAnsi="LM Roman 10" w:cs="Times New Roman"/>
+          <w:kern w:val="0"/>
+          <w:sz w:val="24"/>
+          <w:szCs w:val="24"/>
+          <w:lang w:val="en-US" w:eastAsia="en-US"/>
+          <w14:ligatures w14:val="none"/>
+        </w:rPr>
+        <w:t>Krolzig</w:t>
+      </w:r>
+      <w:proofErr w:type="spellEnd"/>
+      <w:r>
+        <w:rPr>
+          <w:rFonts w:ascii="LM Roman 10" w:eastAsia="Times New Roman" w:hAnsi="LM Roman 10" w:cs="Times New Roman"/>
+          <w:kern w:val="0"/>
+          <w:sz w:val="24"/>
+          <w:szCs w:val="24"/>
+          <w:lang w:val="en-US" w:eastAsia="en-US"/>
+          <w14:ligatures w14:val="none"/>
+        </w:rPr>
+        <w:t>, 1997; Mertens &amp; Ravn, 2013; Sims, Stock &amp; Watson, 1990; Shapiro &amp; Watson, 1988]. Sign</w:t>
       </w:r>
       <w:r>
         <w:rPr>
@@ -7853,7 +8182,55 @@
           <w:lang w:val="en-US" w:eastAsia="en-US"/>
           <w14:ligatures w14:val="none"/>
         </w:rPr>
-        <w:t>[Litterman, 1986; Primiceri, 2005; Cogley &amp; Sargent, 2005; Chen et</w:t>
+        <w:t>[</w:t>
+      </w:r>
+      <w:proofErr w:type="spellStart"/>
+      <w:r>
+        <w:rPr>
+          <w:rFonts w:ascii="LM Roman 10" w:eastAsia="Times New Roman" w:hAnsi="LM Roman 10" w:cs="Times New Roman"/>
+          <w:kern w:val="0"/>
+          <w:sz w:val="24"/>
+          <w:szCs w:val="24"/>
+          <w:lang w:val="en-US" w:eastAsia="en-US"/>
+          <w14:ligatures w14:val="none"/>
+        </w:rPr>
+        <w:t>Litterman</w:t>
+      </w:r>
+      <w:proofErr w:type="spellEnd"/>
+      <w:r>
+        <w:rPr>
+          <w:rFonts w:ascii="LM Roman 10" w:eastAsia="Times New Roman" w:hAnsi="LM Roman 10" w:cs="Times New Roman"/>
+          <w:kern w:val="0"/>
+          <w:sz w:val="24"/>
+          <w:szCs w:val="24"/>
+          <w:lang w:val="en-US" w:eastAsia="en-US"/>
+          <w14:ligatures w14:val="none"/>
+        </w:rPr>
+        <w:t xml:space="preserve">, 1986; </w:t>
+      </w:r>
+      <w:proofErr w:type="spellStart"/>
+      <w:r>
+        <w:rPr>
+          <w:rFonts w:ascii="LM Roman 10" w:eastAsia="Times New Roman" w:hAnsi="LM Roman 10" w:cs="Times New Roman"/>
+          <w:kern w:val="0"/>
+          <w:sz w:val="24"/>
+          <w:szCs w:val="24"/>
+          <w:lang w:val="en-US" w:eastAsia="en-US"/>
+          <w14:ligatures w14:val="none"/>
+        </w:rPr>
+        <w:t>Primiceri</w:t>
+      </w:r>
+      <w:proofErr w:type="spellEnd"/>
+      <w:r>
+        <w:rPr>
+          <w:rFonts w:ascii="LM Roman 10" w:eastAsia="Times New Roman" w:hAnsi="LM Roman 10" w:cs="Times New Roman"/>
+          <w:kern w:val="0"/>
+          <w:sz w:val="24"/>
+          <w:szCs w:val="24"/>
+          <w:lang w:val="en-US" w:eastAsia="en-US"/>
+          <w14:ligatures w14:val="none"/>
+        </w:rPr>
+        <w:t>, 2005; Cogley &amp; Sargent, 2005; Chen et</w:t>
       </w:r>
       <w:r>
         <w:rPr>
@@ -7982,7 +8359,19 @@
           <w:lang w:val="en-US" w:eastAsia="en-US"/>
           <w14:ligatures w14:val="none"/>
         </w:rPr>
-        <w:t>[Giordani &amp; S</w:t>
+        <w:t xml:space="preserve">[Giordani &amp; </w:t>
+      </w:r>
+      <w:proofErr w:type="spellStart"/>
+      <w:r>
+        <w:rPr>
+          <w:rFonts w:ascii="LM Roman 10" w:eastAsia="Times New Roman" w:hAnsi="LM Roman 10" w:cs="Times New Roman"/>
+          <w:kern w:val="0"/>
+          <w:sz w:val="24"/>
+          <w:szCs w:val="24"/>
+          <w:lang w:val="en-US" w:eastAsia="en-US"/>
+          <w14:ligatures w14:val="none"/>
+        </w:rPr>
+        <w:t>S</w:t>
       </w:r>
       <w:r>
         <w:rPr>
@@ -8004,7 +8393,19 @@
           <w:lang w:val="en-US" w:eastAsia="en-US"/>
           <w14:ligatures w14:val="none"/>
         </w:rPr>
-        <w:t>derlind, 2004; Bernanke et</w:t>
+        <w:t>derlind</w:t>
+      </w:r>
+      <w:proofErr w:type="spellEnd"/>
+      <w:r>
+        <w:rPr>
+          <w:rFonts w:ascii="LM Roman 10" w:eastAsia="Times New Roman" w:hAnsi="LM Roman 10" w:cs="Times New Roman"/>
+          <w:kern w:val="0"/>
+          <w:sz w:val="24"/>
+          <w:szCs w:val="24"/>
+          <w:lang w:val="en-US" w:eastAsia="en-US"/>
+          <w14:ligatures w14:val="none"/>
+        </w:rPr>
+        <w:t>, 2004; Bernanke et</w:t>
       </w:r>
       <w:r>
         <w:rPr>
@@ -8026,7 +8427,31 @@
           <w:lang w:val="en-US" w:eastAsia="en-US"/>
           <w14:ligatures w14:val="none"/>
         </w:rPr>
-        <w:t>al., 2005; Stock &amp; Watson, 2008; Del Negro &amp; Schorfheide, 2004; Kilian, 1998]. Examples include FAVARs with sign restrictions, IV</w:t>
+        <w:t xml:space="preserve">al., 2005; Stock &amp; Watson, 2008; Del Negro &amp; </w:t>
+      </w:r>
+      <w:proofErr w:type="spellStart"/>
+      <w:r>
+        <w:rPr>
+          <w:rFonts w:ascii="LM Roman 10" w:eastAsia="Times New Roman" w:hAnsi="LM Roman 10" w:cs="Times New Roman"/>
+          <w:kern w:val="0"/>
+          <w:sz w:val="24"/>
+          <w:szCs w:val="24"/>
+          <w:lang w:val="en-US" w:eastAsia="en-US"/>
+          <w14:ligatures w14:val="none"/>
+        </w:rPr>
+        <w:t>Schorfheide</w:t>
+      </w:r>
+      <w:proofErr w:type="spellEnd"/>
+      <w:r>
+        <w:rPr>
+          <w:rFonts w:ascii="LM Roman 10" w:eastAsia="Times New Roman" w:hAnsi="LM Roman 10" w:cs="Times New Roman"/>
+          <w:kern w:val="0"/>
+          <w:sz w:val="24"/>
+          <w:szCs w:val="24"/>
+          <w:lang w:val="en-US" w:eastAsia="en-US"/>
+          <w14:ligatures w14:val="none"/>
+        </w:rPr>
+        <w:t>, 2004; Kilian, 1998]. Examples include FAVARs with sign restrictions, IV</w:t>
       </w:r>
       <w:r>
         <w:rPr>
@@ -8121,7 +8546,31 @@
           <w:lang w:val="en-US" w:eastAsia="en-US"/>
           <w14:ligatures w14:val="none"/>
         </w:rPr>
-        <w:t>In summary, the price puzzle disappears when the VAR’s identifying assumptions line up with the actual information and decision‑process of monetary authorities. Any method that (i) brings the VAR’s information set closer to the central bank’s, (ii) imposes theoretically sound restrictions on the shock, (iii) aligns the data’s frequency or scale with the timing of policy decisions, or (iv) improves estimation flexibility to reduce bias and over‑fitting, will tend to eliminate—or at least greatly reduce—the puzzling positive inflation response to a monetary tightening.</w:t>
+        <w:t>In summary, the price puzzle disappears when the VAR’s identifying assumptions line up with the actual information and decision‑process of monetary authorities. Any method that (</w:t>
+      </w:r>
+      <w:proofErr w:type="spellStart"/>
+      <w:r>
+        <w:rPr>
+          <w:rFonts w:ascii="LM Roman 10" w:eastAsia="Times New Roman" w:hAnsi="LM Roman 10" w:cs="Times New Roman"/>
+          <w:kern w:val="0"/>
+          <w:sz w:val="24"/>
+          <w:szCs w:val="24"/>
+          <w:lang w:val="en-US" w:eastAsia="en-US"/>
+          <w14:ligatures w14:val="none"/>
+        </w:rPr>
+        <w:t>i</w:t>
+      </w:r>
+      <w:proofErr w:type="spellEnd"/>
+      <w:r>
+        <w:rPr>
+          <w:rFonts w:ascii="LM Roman 10" w:eastAsia="Times New Roman" w:hAnsi="LM Roman 10" w:cs="Times New Roman"/>
+          <w:kern w:val="0"/>
+          <w:sz w:val="24"/>
+          <w:szCs w:val="24"/>
+          <w:lang w:val="en-US" w:eastAsia="en-US"/>
+          <w14:ligatures w14:val="none"/>
+        </w:rPr>
+        <w:t>) brings the VAR’s information set closer to the central bank’s, (ii) imposes theoretically sound restrictions on the shock, (iii) aligns the data’s frequency or scale with the timing of policy decisions, or (iv) improves estimation flexibility to reduce bias and over‑fitting, will tend to eliminate—or at least greatly reduce—the puzzling positive inflation response to a monetary tightening.</w:t>
       </w:r>
     </w:p>
     <w:p>
@@ -9189,7 +9638,31 @@
                 <w14:ligatures w14:val="none"/>
               </w:rPr>
               <w:lastRenderedPageBreak/>
-              <w:t>Del Negro &amp; Schorfheide (2004</w:t>
+              <w:t xml:space="preserve">Del Negro &amp; </w:t>
+            </w:r>
+            <w:proofErr w:type="spellStart"/>
+            <w:r>
+              <w:rPr>
+                <w:rFonts w:ascii="LM Roman 10" w:eastAsia="Times New Roman" w:hAnsi="LM Roman 10" w:cs="Times New Roman"/>
+                <w:kern w:val="0"/>
+                <w:sz w:val="16"/>
+                <w:szCs w:val="16"/>
+                <w:lang w:eastAsia="en-US"/>
+                <w14:ligatures w14:val="none"/>
+              </w:rPr>
+              <w:t>Schorfheide</w:t>
+            </w:r>
+            <w:proofErr w:type="spellEnd"/>
+            <w:r>
+              <w:rPr>
+                <w:rFonts w:ascii="LM Roman 10" w:eastAsia="Times New Roman" w:hAnsi="LM Roman 10" w:cs="Times New Roman"/>
+                <w:kern w:val="0"/>
+                <w:sz w:val="16"/>
+                <w:szCs w:val="16"/>
+                <w:lang w:eastAsia="en-US"/>
+                <w14:ligatures w14:val="none"/>
+              </w:rPr>
+              <w:t xml:space="preserve"> (2004</w:t>
             </w:r>
             <w:r>
               <w:rPr>
@@ -9442,7 +9915,31 @@
                 <w14:ligatures w14:val="none"/>
               </w:rPr>
               <w:noBreakHyphen/>
-              <w:t xml:space="preserve">analysis of Rusnák et al. (2013) </w:t>
+              <w:t xml:space="preserve">analysis of </w:t>
+            </w:r>
+            <w:proofErr w:type="spellStart"/>
+            <w:r>
+              <w:rPr>
+                <w:rFonts w:ascii="LM Roman 10" w:eastAsia="Times New Roman" w:hAnsi="LM Roman 10" w:cs="Times New Roman"/>
+                <w:kern w:val="0"/>
+                <w:sz w:val="16"/>
+                <w:szCs w:val="16"/>
+                <w:lang w:eastAsia="en-US"/>
+                <w14:ligatures w14:val="none"/>
+              </w:rPr>
+              <w:t>Rusnák</w:t>
+            </w:r>
+            <w:proofErr w:type="spellEnd"/>
+            <w:r>
+              <w:rPr>
+                <w:rFonts w:ascii="LM Roman 10" w:eastAsia="Times New Roman" w:hAnsi="LM Roman 10" w:cs="Times New Roman"/>
+                <w:kern w:val="0"/>
+                <w:sz w:val="16"/>
+                <w:szCs w:val="16"/>
+                <w:lang w:eastAsia="en-US"/>
+                <w14:ligatures w14:val="none"/>
+              </w:rPr>
+              <w:t xml:space="preserve"> et al. (2013) </w:t>
             </w:r>
           </w:p>
         </w:tc>
@@ -9865,16 +10362,29 @@
                 <w14:ligatures w14:val="none"/>
               </w:rPr>
             </w:pPr>
-            <w:r>
-              <w:rPr>
-                <w:rFonts w:ascii="LM Roman 10" w:eastAsia="Times New Roman" w:hAnsi="LM Roman 10" w:cs="Times New Roman"/>
-                <w:kern w:val="0"/>
-                <w:sz w:val="16"/>
-                <w:szCs w:val="16"/>
-                <w:lang w:eastAsia="en-US"/>
-                <w14:ligatures w14:val="none"/>
-              </w:rPr>
-              <w:t>Bitaran Jang Maden (2022</w:t>
+            <w:proofErr w:type="spellStart"/>
+            <w:r>
+              <w:rPr>
+                <w:rFonts w:ascii="LM Roman 10" w:eastAsia="Times New Roman" w:hAnsi="LM Roman 10" w:cs="Times New Roman"/>
+                <w:kern w:val="0"/>
+                <w:sz w:val="16"/>
+                <w:szCs w:val="16"/>
+                <w:lang w:eastAsia="en-US"/>
+                <w14:ligatures w14:val="none"/>
+              </w:rPr>
+              <w:t>Bitaran</w:t>
+            </w:r>
+            <w:proofErr w:type="spellEnd"/>
+            <w:r>
+              <w:rPr>
+                <w:rFonts w:ascii="LM Roman 10" w:eastAsia="Times New Roman" w:hAnsi="LM Roman 10" w:cs="Times New Roman"/>
+                <w:kern w:val="0"/>
+                <w:sz w:val="16"/>
+                <w:szCs w:val="16"/>
+                <w:lang w:eastAsia="en-US"/>
+                <w14:ligatures w14:val="none"/>
+              </w:rPr>
+              <w:t xml:space="preserve"> Jang Maden (2022</w:t>
             </w:r>
             <w:r>
               <w:rPr>
@@ -10096,7 +10606,31 @@
                 <w:lang w:eastAsia="en-US"/>
                 <w14:ligatures w14:val="none"/>
               </w:rPr>
-              <w:t>Baumeister &amp; Peersman (2010</w:t>
+              <w:t xml:space="preserve">Baumeister &amp; </w:t>
+            </w:r>
+            <w:proofErr w:type="spellStart"/>
+            <w:r>
+              <w:rPr>
+                <w:rFonts w:ascii="LM Roman 10" w:eastAsia="Times New Roman" w:hAnsi="LM Roman 10" w:cs="Times New Roman"/>
+                <w:kern w:val="0"/>
+                <w:sz w:val="16"/>
+                <w:szCs w:val="16"/>
+                <w:lang w:eastAsia="en-US"/>
+                <w14:ligatures w14:val="none"/>
+              </w:rPr>
+              <w:t>Peersman</w:t>
+            </w:r>
+            <w:proofErr w:type="spellEnd"/>
+            <w:r>
+              <w:rPr>
+                <w:rFonts w:ascii="LM Roman 10" w:eastAsia="Times New Roman" w:hAnsi="LM Roman 10" w:cs="Times New Roman"/>
+                <w:kern w:val="0"/>
+                <w:sz w:val="16"/>
+                <w:szCs w:val="16"/>
+                <w:lang w:eastAsia="en-US"/>
+                <w14:ligatures w14:val="none"/>
+              </w:rPr>
+              <w:t xml:space="preserve"> (2010</w:t>
             </w:r>
             <w:r>
               <w:rPr>
@@ -10144,8 +10678,21 @@
                 <w:lang w:eastAsia="en-US"/>
                 <w14:ligatures w14:val="none"/>
               </w:rPr>
-              <w:t>related work on expectations in monetary VARs.</w:t>
-            </w:r>
+              <w:t xml:space="preserve">related work on expectations in monetary </w:t>
+            </w:r>
+            <w:proofErr w:type="spellStart"/>
+            <w:r>
+              <w:rPr>
+                <w:rFonts w:ascii="LM Roman 10" w:eastAsia="Times New Roman" w:hAnsi="LM Roman 10" w:cs="Times New Roman"/>
+                <w:kern w:val="0"/>
+                <w:sz w:val="16"/>
+                <w:szCs w:val="16"/>
+                <w:lang w:eastAsia="en-US"/>
+                <w14:ligatures w14:val="none"/>
+              </w:rPr>
+              <w:t>VARs.</w:t>
+            </w:r>
+            <w:proofErr w:type="spellEnd"/>
           </w:p>
         </w:tc>
         <w:tc>
@@ -10352,16 +10899,29 @@
                 <w14:ligatures w14:val="none"/>
               </w:rPr>
             </w:pPr>
-            <w:r>
-              <w:rPr>
-                <w:rFonts w:ascii="LM Roman 10" w:eastAsia="Times New Roman" w:hAnsi="LM Roman 10" w:cs="Times New Roman"/>
-                <w:kern w:val="0"/>
-                <w:sz w:val="16"/>
-                <w:szCs w:val="16"/>
-                <w:lang w:eastAsia="en-US"/>
-                <w14:ligatures w14:val="none"/>
-              </w:rPr>
-              <w:t>Primiceri (2005</w:t>
+            <w:proofErr w:type="spellStart"/>
+            <w:r>
+              <w:rPr>
+                <w:rFonts w:ascii="LM Roman 10" w:eastAsia="Times New Roman" w:hAnsi="LM Roman 10" w:cs="Times New Roman"/>
+                <w:kern w:val="0"/>
+                <w:sz w:val="16"/>
+                <w:szCs w:val="16"/>
+                <w:lang w:eastAsia="en-US"/>
+                <w14:ligatures w14:val="none"/>
+              </w:rPr>
+              <w:t>Primiceri</w:t>
+            </w:r>
+            <w:proofErr w:type="spellEnd"/>
+            <w:r>
+              <w:rPr>
+                <w:rFonts w:ascii="LM Roman 10" w:eastAsia="Times New Roman" w:hAnsi="LM Roman 10" w:cs="Times New Roman"/>
+                <w:kern w:val="0"/>
+                <w:sz w:val="16"/>
+                <w:szCs w:val="16"/>
+                <w:lang w:eastAsia="en-US"/>
+                <w14:ligatures w14:val="none"/>
+              </w:rPr>
+              <w:t xml:space="preserve"> (2005</w:t>
             </w:r>
             <w:r>
               <w:rPr>
@@ -11271,7 +11831,31 @@
                 <w14:ligatures w14:val="none"/>
               </w:rPr>
               <w:noBreakHyphen/>
-              <w:t xml:space="preserve">analysis of Rusnák et al. (2013) </w:t>
+              <w:t xml:space="preserve">analysis of </w:t>
+            </w:r>
+            <w:proofErr w:type="spellStart"/>
+            <w:r>
+              <w:rPr>
+                <w:rFonts w:ascii="LM Roman 10" w:eastAsia="Times New Roman" w:hAnsi="LM Roman 10" w:cs="Times New Roman"/>
+                <w:kern w:val="0"/>
+                <w:sz w:val="16"/>
+                <w:szCs w:val="16"/>
+                <w:lang w:eastAsia="en-US"/>
+                <w14:ligatures w14:val="none"/>
+              </w:rPr>
+              <w:t>Rusnák</w:t>
+            </w:r>
+            <w:proofErr w:type="spellEnd"/>
+            <w:r>
+              <w:rPr>
+                <w:rFonts w:ascii="LM Roman 10" w:eastAsia="Times New Roman" w:hAnsi="LM Roman 10" w:cs="Times New Roman"/>
+                <w:kern w:val="0"/>
+                <w:sz w:val="16"/>
+                <w:szCs w:val="16"/>
+                <w:lang w:eastAsia="en-US"/>
+                <w14:ligatures w14:val="none"/>
+              </w:rPr>
+              <w:t xml:space="preserve"> et al. (2013) </w:t>
             </w:r>
             <w:r>
               <w:rPr>
@@ -11320,6 +11904,7 @@
                 <w14:ligatures w14:val="none"/>
               </w:rPr>
             </w:pPr>
+            <w:proofErr w:type="spellStart"/>
             <w:r>
               <w:rPr>
                 <w:rFonts w:ascii="LM Roman 10" w:eastAsia="Times New Roman" w:hAnsi="LM Roman 10" w:cs="Times New Roman"/>
@@ -11330,7 +11915,19 @@
                 <w14:ligatures w14:val="none"/>
               </w:rPr>
               <w:lastRenderedPageBreak/>
-              <w:t>Misspecified lag structure can mimic the price puzzle; longer lags or more advanced lag selection (e.g., cross</w:t>
+              <w:t>Misspecified</w:t>
+            </w:r>
+            <w:proofErr w:type="spellEnd"/>
+            <w:r>
+              <w:rPr>
+                <w:rFonts w:ascii="LM Roman 10" w:eastAsia="Times New Roman" w:hAnsi="LM Roman 10" w:cs="Times New Roman"/>
+                <w:kern w:val="0"/>
+                <w:sz w:val="16"/>
+                <w:szCs w:val="16"/>
+                <w:lang w:eastAsia="en-US"/>
+                <w14:ligatures w14:val="none"/>
+              </w:rPr>
+              <w:t xml:space="preserve"> lag structure can mimic the price puzzle; longer lags or more advanced lag selection (e.g., cross</w:t>
             </w:r>
             <w:r>
               <w:rPr>
@@ -11712,7 +12309,31 @@
                 <w:lang w:eastAsia="en-US"/>
                 <w14:ligatures w14:val="none"/>
               </w:rPr>
-              <w:t>Del Negro &amp; Schorfheide (2004) and Adjemian et al. (2011) on DSGE</w:t>
+              <w:t xml:space="preserve">Del Negro &amp; </w:t>
+            </w:r>
+            <w:proofErr w:type="spellStart"/>
+            <w:r>
+              <w:rPr>
+                <w:rFonts w:ascii="LM Roman 10" w:eastAsia="Times New Roman" w:hAnsi="LM Roman 10" w:cs="Times New Roman"/>
+                <w:kern w:val="0"/>
+                <w:sz w:val="16"/>
+                <w:szCs w:val="16"/>
+                <w:lang w:eastAsia="en-US"/>
+                <w14:ligatures w14:val="none"/>
+              </w:rPr>
+              <w:t>Schorfheide</w:t>
+            </w:r>
+            <w:proofErr w:type="spellEnd"/>
+            <w:r>
+              <w:rPr>
+                <w:rFonts w:ascii="LM Roman 10" w:eastAsia="Times New Roman" w:hAnsi="LM Roman 10" w:cs="Times New Roman"/>
+                <w:kern w:val="0"/>
+                <w:sz w:val="16"/>
+                <w:szCs w:val="16"/>
+                <w:lang w:eastAsia="en-US"/>
+                <w14:ligatures w14:val="none"/>
+              </w:rPr>
+              <w:t xml:space="preserve"> (2004) and Adjemian et al. (2011) on DSGE</w:t>
             </w:r>
             <w:r>
               <w:rPr>
@@ -12363,7 +12984,31 @@
                 <w14:ligatures w14:val="none"/>
               </w:rPr>
               <w:noBreakHyphen/>
-              <w:t>analysis of Rusnák et al. (2013) and related work on gap</w:t>
+              <w:t xml:space="preserve">analysis of </w:t>
+            </w:r>
+            <w:proofErr w:type="spellStart"/>
+            <w:r>
+              <w:rPr>
+                <w:rFonts w:ascii="LM Roman 10" w:eastAsia="Times New Roman" w:hAnsi="LM Roman 10" w:cs="Times New Roman"/>
+                <w:kern w:val="0"/>
+                <w:sz w:val="16"/>
+                <w:szCs w:val="16"/>
+                <w:lang w:eastAsia="en-US"/>
+                <w14:ligatures w14:val="none"/>
+              </w:rPr>
+              <w:t>Rusnák</w:t>
+            </w:r>
+            <w:proofErr w:type="spellEnd"/>
+            <w:r>
+              <w:rPr>
+                <w:rFonts w:ascii="LM Roman 10" w:eastAsia="Times New Roman" w:hAnsi="LM Roman 10" w:cs="Times New Roman"/>
+                <w:kern w:val="0"/>
+                <w:sz w:val="16"/>
+                <w:szCs w:val="16"/>
+                <w:lang w:eastAsia="en-US"/>
+                <w14:ligatures w14:val="none"/>
+              </w:rPr>
+              <w:t xml:space="preserve"> et al. (2013) and related work on gap</w:t>
             </w:r>
             <w:r>
               <w:rPr>
@@ -12601,16 +13246,29 @@
                 <w14:ligatures w14:val="none"/>
               </w:rPr>
             </w:pPr>
-            <w:r>
-              <w:rPr>
-                <w:rFonts w:ascii="LM Roman 10" w:eastAsia="Times New Roman" w:hAnsi="LM Roman 10" w:cs="Times New Roman"/>
-                <w:kern w:val="0"/>
-                <w:sz w:val="16"/>
-                <w:szCs w:val="16"/>
-                <w:lang w:eastAsia="en-US"/>
-                <w14:ligatures w14:val="none"/>
-              </w:rPr>
-              <w:t>Primiceri (2005) and related work on rolling</w:t>
+            <w:proofErr w:type="spellStart"/>
+            <w:r>
+              <w:rPr>
+                <w:rFonts w:ascii="LM Roman 10" w:eastAsia="Times New Roman" w:hAnsi="LM Roman 10" w:cs="Times New Roman"/>
+                <w:kern w:val="0"/>
+                <w:sz w:val="16"/>
+                <w:szCs w:val="16"/>
+                <w:lang w:eastAsia="en-US"/>
+                <w14:ligatures w14:val="none"/>
+              </w:rPr>
+              <w:t>Primiceri</w:t>
+            </w:r>
+            <w:proofErr w:type="spellEnd"/>
+            <w:r>
+              <w:rPr>
+                <w:rFonts w:ascii="LM Roman 10" w:eastAsia="Times New Roman" w:hAnsi="LM Roman 10" w:cs="Times New Roman"/>
+                <w:kern w:val="0"/>
+                <w:sz w:val="16"/>
+                <w:szCs w:val="16"/>
+                <w:lang w:eastAsia="en-US"/>
+                <w14:ligatures w14:val="none"/>
+              </w:rPr>
+              <w:t xml:space="preserve"> (2005) and related work on rolling</w:t>
             </w:r>
             <w:r>
               <w:rPr>
@@ -13062,7 +13720,7 @@
         <w:widowControl w:val="0"/>
         <w:autoSpaceDE w:val="0"/>
         <w:autoSpaceDN w:val="0"/>
-        <w:spacing w:before="240" w:after="0" w:line="264" w:lineRule="auto"/>
+        <w:spacing w:before="120" w:after="0" w:line="264" w:lineRule="auto"/>
         <w:ind w:right="142"/>
         <w:jc w:val="both"/>
         <w:rPr>
@@ -13070,7 +13728,7 @@
           <w:kern w:val="0"/>
           <w:sz w:val="24"/>
           <w:szCs w:val="24"/>
-          <w:lang w:val="en-US" w:eastAsia="en-US"/>
+          <w:lang w:eastAsia="en-US"/>
           <w14:ligatures w14:val="none"/>
         </w:rPr>
       </w:pPr>
@@ -13085,26 +13743,117 @@
         <w:jc w:val="both"/>
         <w:rPr>
           <w:rFonts w:ascii="LM Roman 10" w:eastAsia="Times New Roman" w:hAnsi="LM Roman 10" w:cs="Times New Roman"/>
-          <w:b/>
-          <w:bCs/>
-          <w:kern w:val="0"/>
-          <w:sz w:val="24"/>
-          <w:szCs w:val="24"/>
-          <w:lang w:val="en-US" w:eastAsia="en-US"/>
+          <w:kern w:val="0"/>
+          <w:sz w:val="24"/>
+          <w:szCs w:val="24"/>
+          <w:lang w:eastAsia="en-US"/>
           <w14:ligatures w14:val="none"/>
         </w:rPr>
       </w:pPr>
-      <w:r>
-        <w:rPr>
-          <w:rFonts w:ascii="LM Roman 10" w:eastAsia="Times New Roman" w:hAnsi="LM Roman 10" w:cs="Times New Roman"/>
-          <w:b/>
-          <w:bCs/>
-          <w:kern w:val="0"/>
-          <w:sz w:val="24"/>
-          <w:szCs w:val="24"/>
-          <w:lang w:val="en-US" w:eastAsia="en-US"/>
-          <w14:ligatures w14:val="none"/>
-        </w:rPr>
+    </w:p>
+    <w:p>
+      <w:pPr>
+        <w:widowControl w:val="0"/>
+        <w:autoSpaceDE w:val="0"/>
+        <w:autoSpaceDN w:val="0"/>
+        <w:spacing w:before="120" w:after="0" w:line="264" w:lineRule="auto"/>
+        <w:ind w:right="142"/>
+        <w:jc w:val="both"/>
+        <w:rPr>
+          <w:rFonts w:ascii="LM Roman 10" w:eastAsia="Times New Roman" w:hAnsi="LM Roman 10" w:cs="Times New Roman"/>
+          <w:kern w:val="0"/>
+          <w:sz w:val="24"/>
+          <w:szCs w:val="24"/>
+          <w:lang w:eastAsia="en-US"/>
+          <w14:ligatures w14:val="none"/>
+        </w:rPr>
+      </w:pPr>
+    </w:p>
+    <w:p>
+      <w:pPr>
+        <w:widowControl w:val="0"/>
+        <w:autoSpaceDE w:val="0"/>
+        <w:autoSpaceDN w:val="0"/>
+        <w:spacing w:before="120" w:after="0" w:line="264" w:lineRule="auto"/>
+        <w:ind w:right="142"/>
+        <w:jc w:val="both"/>
+        <w:rPr>
+          <w:rFonts w:ascii="LM Roman 10" w:eastAsia="Times New Roman" w:hAnsi="LM Roman 10" w:cs="Times New Roman"/>
+          <w:kern w:val="0"/>
+          <w:sz w:val="24"/>
+          <w:szCs w:val="24"/>
+          <w:lang w:eastAsia="en-US"/>
+          <w14:ligatures w14:val="none"/>
+        </w:rPr>
+      </w:pPr>
+    </w:p>
+    <w:p>
+      <w:pPr>
+        <w:widowControl w:val="0"/>
+        <w:autoSpaceDE w:val="0"/>
+        <w:autoSpaceDN w:val="0"/>
+        <w:spacing w:before="120" w:after="0" w:line="264" w:lineRule="auto"/>
+        <w:ind w:right="142"/>
+        <w:jc w:val="both"/>
+        <w:rPr>
+          <w:rFonts w:ascii="LM Roman 10" w:eastAsia="Times New Roman" w:hAnsi="LM Roman 10" w:cs="Times New Roman"/>
+          <w:kern w:val="0"/>
+          <w:sz w:val="24"/>
+          <w:szCs w:val="24"/>
+          <w:lang w:eastAsia="en-US"/>
+          <w14:ligatures w14:val="none"/>
+        </w:rPr>
+      </w:pPr>
+    </w:p>
+    <w:p>
+      <w:pPr>
+        <w:widowControl w:val="0"/>
+        <w:autoSpaceDE w:val="0"/>
+        <w:autoSpaceDN w:val="0"/>
+        <w:spacing w:before="120" w:after="0" w:line="264" w:lineRule="auto"/>
+        <w:ind w:right="142"/>
+        <w:jc w:val="both"/>
+        <w:rPr>
+          <w:rFonts w:ascii="LM Roman 10" w:eastAsia="Times New Roman" w:hAnsi="LM Roman 10" w:cs="Times New Roman"/>
+          <w:kern w:val="0"/>
+          <w:sz w:val="24"/>
+          <w:szCs w:val="24"/>
+          <w:lang w:eastAsia="en-US"/>
+          <w14:ligatures w14:val="none"/>
+        </w:rPr>
+      </w:pPr>
+    </w:p>
+    <w:p>
+      <w:pPr>
+        <w:widowControl w:val="0"/>
+        <w:autoSpaceDE w:val="0"/>
+        <w:autoSpaceDN w:val="0"/>
+        <w:spacing w:before="120" w:after="0" w:line="264" w:lineRule="auto"/>
+        <w:ind w:right="142"/>
+        <w:jc w:val="both"/>
+        <w:rPr>
+          <w:rFonts w:ascii="LM Roman 10" w:eastAsia="Times New Roman" w:hAnsi="LM Roman 10" w:cs="Times New Roman"/>
+          <w:b/>
+          <w:bCs/>
+          <w:kern w:val="0"/>
+          <w:sz w:val="24"/>
+          <w:szCs w:val="24"/>
+          <w:lang w:val="en-US" w:eastAsia="en-US"/>
+          <w14:ligatures w14:val="none"/>
+        </w:rPr>
+      </w:pPr>
+      <w:r>
+        <w:rPr>
+          <w:rFonts w:ascii="LM Roman 10" w:eastAsia="Times New Roman" w:hAnsi="LM Roman 10" w:cs="Times New Roman"/>
+          <w:b/>
+          <w:bCs/>
+          <w:kern w:val="0"/>
+          <w:sz w:val="24"/>
+          <w:szCs w:val="24"/>
+          <w:lang w:val="en-US" w:eastAsia="en-US"/>
+          <w14:ligatures w14:val="none"/>
+        </w:rPr>
+        <w:lastRenderedPageBreak/>
         <w:t>Perplexity</w:t>
       </w:r>
       <w:r>
@@ -13240,8 +13989,9 @@
           <w:lang w:eastAsia="en-US"/>
           <w14:ligatures w14:val="none"/>
         </w:rPr>
-        <w:t xml:space="preserve">The price puzzle arises when standard VAR‑based monetary‑policy models find that an unexpected monetary tightening (higher interest rate) leads to a rise in inflation in </w:t>
-      </w:r>
+        <w:t xml:space="preserve">The price puzzle arises when standard VAR‑based monetary‑policy models find that an unexpected monetary tightening (higher interest rate) leads to a rise in inflation in the impulse response, contrary to the predictions of standard New‑Keynesian models, where a contractionary shock should raise the real interest rate, depress demand, and eventually lower inflation with a lag. The theoretical mechanism underlying the puzzle is that the estimated “monetary policy shock” in these models is not pure but is contaminated by forward‑looking information and omitted variables that the central bank uses to forecast inflation, as well as by </w:t>
+      </w:r>
+      <w:proofErr w:type="spellStart"/>
       <w:r>
         <w:rPr>
           <w:rFonts w:ascii="LM Roman 10" w:eastAsia="Times New Roman" w:hAnsi="LM Roman 10" w:cs="Times New Roman"/>
@@ -13251,8 +14001,19 @@
           <w:lang w:eastAsia="en-US"/>
           <w14:ligatures w14:val="none"/>
         </w:rPr>
-        <w:lastRenderedPageBreak/>
-        <w:t>the impulse response, contrary to the predictions of standard New‑Keynesian models, where a contractionary shock should raise the real interest rate, depress demand, and eventually lower inflation with a lag. The theoretical mechanism underlying the puzzle is that the estimated “monetary policy shock” in these models is not pure but is contaminated by forward‑looking information and omitted variables that the central bank uses to forecast inflation, as well as by misspecified identification and lag structure. Many of the methods you listed work by realigning the empirical shock with the underlying theoretical mechanism of monetary‑policy transmission, either by expanding the information set, tightening identification, or using more flexible estimation.</w:t>
+        <w:t>misspecified</w:t>
+      </w:r>
+      <w:proofErr w:type="spellEnd"/>
+      <w:r>
+        <w:rPr>
+          <w:rFonts w:ascii="LM Roman 10" w:eastAsia="Times New Roman" w:hAnsi="LM Roman 10" w:cs="Times New Roman"/>
+          <w:kern w:val="0"/>
+          <w:sz w:val="24"/>
+          <w:szCs w:val="40"/>
+          <w:lang w:eastAsia="en-US"/>
+          <w14:ligatures w14:val="none"/>
+        </w:rPr>
+        <w:t xml:space="preserve"> identification and lag structure. Many of the methods you listed work by realigning the empirical shock with the underlying theoretical mechanism of monetary‑policy transmission, either by expanding the information set, tightening identification, or using more flexible estimation.</w:t>
       </w:r>
     </w:p>
     <w:p>
@@ -13334,7 +14095,7 @@
           <w:lang w:eastAsia="en-US"/>
           <w14:ligatures w14:val="none"/>
         </w:rPr>
-        <w:t xml:space="preserve">Another important theoretical mechanism is identification error. In many small‑scale VARs the policy shock is identified via recursive Cholesky ordering, where the policy rate is often placed early in the ordering and is assumed to respond to past values of output and inflation but not to any contemporaneous shocks to prices. This simple ordering can lead to a misattribution of the contemporaneous movements in inflation to the policy shock, especially when the policy rate is altered in anticipation of inflation that the VAR does not capture. Methods that improve identification—such </w:t>
+        <w:t xml:space="preserve">Another important theoretical mechanism is identification error. In many </w:t>
       </w:r>
       <w:r>
         <w:rPr>
@@ -13346,7 +14107,7 @@
           <w14:ligatures w14:val="none"/>
         </w:rPr>
         <w:lastRenderedPageBreak/>
-        <w:t xml:space="preserve">as sign‑restricted VARs, long‑run restrictions (à la Blanchard–Quah), contemporaneous policy‑rule restrictions, and instrument‑based SVAR‑IV approaches—all ensure that the shock is more closely aligned with the theoretical structure. For example, sign‑restricted VARs explicitly impose that inflation must not rise after a contractionary shock, which eliminates the price puzzle by construction. Long‑run restriction SVARs assume that monetary policy shocks have </w:t>
+        <w:t xml:space="preserve">small‑scale VARs the policy shock is identified via recursive Cholesky ordering, where the policy rate is often placed early in the ordering and is assumed to respond to past values of output and inflation but not to any contemporaneous shocks to prices. This simple ordering can lead to a misattribution of the contemporaneous movements in inflation to the policy shock, especially when the policy rate is altered in anticipation of inflation that the VAR does not capture. Methods that improve identification—such as sign‑restricted VARs, long‑run restrictions (à la Blanchard–Quah), contemporaneous policy‑rule restrictions, and instrument‑based SVAR‑IV approaches—all ensure that the shock is more closely aligned with the theoretical structure. For example, sign‑restricted VARs explicitly impose that inflation must not rise after a contractionary shock, which eliminates the price puzzle by construction. Long‑run restriction SVARs assume that monetary policy shocks have </w:t>
       </w:r>
       <w:proofErr w:type="gramStart"/>
       <w:r>
@@ -13399,7 +14160,91 @@
           <w:lang w:eastAsia="en-US"/>
           <w14:ligatures w14:val="none"/>
         </w:rPr>
-        <w:t xml:space="preserve">The modeling and estimation assumptions of the VAR can also introduce the price puzzle. Standard VARs are often linear with constant coefficients and fixed lag lengths, but monetary transmission may be nonlinear and time‑varying, for example because of the zero lower bound, financial crises, or regime switches in policy behavior. When the true responses are regime‑dependent, a fixed‑coefficient VAR can misattribute the dynamics to the monetary policy shock, generating the puzzle in some periods even if the underlying mechanism is consistent with theory. Methods such as time‑varying parameter VARs (TVP‑VARs), functional‑coefficient VARs, and Bayesian VARs with time‑varying volatility and financial‑stress variables explicitly allow the coefficients and variances to change over time, so the model can capture such regime‑dependent behavior without ascribing it to the policy shock. In particular, functional‑coefficient FAVARs let the VAR coefficients depend on a state variable (for example, the level of inflation or volatility), which can approximate the nonlinear transmission mechanism and eliminate the price puzzle without adding new variables to the dataset. Similarly, global or multi‑country VARs/FAVARs for open economies account for the fact that domestic inflation is often driven by global shocks; when those shocks are properly controlled through a global information set, the domestic policy shock is </w:t>
+        <w:t xml:space="preserve">The </w:t>
+      </w:r>
+      <w:proofErr w:type="spellStart"/>
+      <w:r>
+        <w:rPr>
+          <w:rFonts w:ascii="LM Roman 10" w:eastAsia="Times New Roman" w:hAnsi="LM Roman 10" w:cs="Times New Roman"/>
+          <w:kern w:val="0"/>
+          <w:sz w:val="24"/>
+          <w:szCs w:val="40"/>
+          <w:lang w:eastAsia="en-US"/>
+          <w14:ligatures w14:val="none"/>
+        </w:rPr>
+        <w:t>modeling</w:t>
+      </w:r>
+      <w:proofErr w:type="spellEnd"/>
+      <w:r>
+        <w:rPr>
+          <w:rFonts w:ascii="LM Roman 10" w:eastAsia="Times New Roman" w:hAnsi="LM Roman 10" w:cs="Times New Roman"/>
+          <w:kern w:val="0"/>
+          <w:sz w:val="24"/>
+          <w:szCs w:val="40"/>
+          <w:lang w:eastAsia="en-US"/>
+          <w14:ligatures w14:val="none"/>
+        </w:rPr>
+        <w:t xml:space="preserve"> and estimation assumptions of the VAR can also introduce the price puzzle. Standard VARs are often linear with constant coefficients and fixed lag lengths, but monetary transmission may be nonlinear and time‑varying, for example because of the zero lower bound, financial crises, or regime switches in policy </w:t>
+      </w:r>
+      <w:proofErr w:type="spellStart"/>
+      <w:r>
+        <w:rPr>
+          <w:rFonts w:ascii="LM Roman 10" w:eastAsia="Times New Roman" w:hAnsi="LM Roman 10" w:cs="Times New Roman"/>
+          <w:kern w:val="0"/>
+          <w:sz w:val="24"/>
+          <w:szCs w:val="40"/>
+          <w:lang w:eastAsia="en-US"/>
+          <w14:ligatures w14:val="none"/>
+        </w:rPr>
+        <w:t>behavior</w:t>
+      </w:r>
+      <w:proofErr w:type="spellEnd"/>
+      <w:r>
+        <w:rPr>
+          <w:rFonts w:ascii="LM Roman 10" w:eastAsia="Times New Roman" w:hAnsi="LM Roman 10" w:cs="Times New Roman"/>
+          <w:kern w:val="0"/>
+          <w:sz w:val="24"/>
+          <w:szCs w:val="40"/>
+          <w:lang w:eastAsia="en-US"/>
+          <w14:ligatures w14:val="none"/>
+        </w:rPr>
+        <w:t xml:space="preserve">. When the true responses are regime‑dependent, a fixed‑coefficient VAR can misattribute the dynamics to the monetary policy shock, generating the puzzle in some periods even if the underlying mechanism is consistent with theory. Methods such as time‑varying parameter VARs (TVP‑VARs), functional‑coefficient VARs, and Bayesian VARs with time‑varying volatility and financial‑stress variables explicitly allow the coefficients and variances to change over time, so the model can capture such regime‑dependent </w:t>
+      </w:r>
+      <w:proofErr w:type="spellStart"/>
+      <w:r>
+        <w:rPr>
+          <w:rFonts w:ascii="LM Roman 10" w:eastAsia="Times New Roman" w:hAnsi="LM Roman 10" w:cs="Times New Roman"/>
+          <w:kern w:val="0"/>
+          <w:sz w:val="24"/>
+          <w:szCs w:val="40"/>
+          <w:lang w:eastAsia="en-US"/>
+          <w14:ligatures w14:val="none"/>
+        </w:rPr>
+        <w:t>behavior</w:t>
+      </w:r>
+      <w:proofErr w:type="spellEnd"/>
+      <w:r>
+        <w:rPr>
+          <w:rFonts w:ascii="LM Roman 10" w:eastAsia="Times New Roman" w:hAnsi="LM Roman 10" w:cs="Times New Roman"/>
+          <w:kern w:val="0"/>
+          <w:sz w:val="24"/>
+          <w:szCs w:val="40"/>
+          <w:lang w:eastAsia="en-US"/>
+          <w14:ligatures w14:val="none"/>
+        </w:rPr>
+        <w:t xml:space="preserve"> without ascribing it to the policy shock. In particular, functional‑coefficient FAVARs let the VAR coefficients depend on a state variable (for example, the level of inflation or volatility), which can approximate the nonlinear transmission mechanism and eliminate the price puzzle without adding new variables to the dataset. Similarly, global or multi‑country VARs/FAVARs for open economies account for the fact that domestic inflation is often driven by global shocks; when those shocks are </w:t>
+      </w:r>
+      <w:r>
+        <w:rPr>
+          <w:rFonts w:ascii="LM Roman 10" w:eastAsia="Times New Roman" w:hAnsi="LM Roman 10" w:cs="Times New Roman"/>
+          <w:kern w:val="0"/>
+          <w:sz w:val="24"/>
+          <w:szCs w:val="40"/>
+          <w:lang w:eastAsia="en-US"/>
+          <w14:ligatures w14:val="none"/>
+        </w:rPr>
+        <w:lastRenderedPageBreak/>
+        <w:t xml:space="preserve">properly controlled through a global information set, the domestic policy shock is </w:t>
       </w:r>
       <w:proofErr w:type="gramStart"/>
       <w:r>
@@ -13452,19 +14297,7 @@
           <w:lang w:eastAsia="en-US"/>
           <w14:ligatures w14:val="none"/>
         </w:rPr>
-        <w:t xml:space="preserve">Finally, the way variables are measured and transformed in the VAR can also be a source of the puzzle. If the VAR is estimated in levels of inflation and output, the identification may be contaminated by trend components or unit‑root dynamics, </w:t>
-      </w:r>
-      <w:r>
-        <w:rPr>
-          <w:rFonts w:ascii="LM Roman 10" w:eastAsia="Times New Roman" w:hAnsi="LM Roman 10" w:cs="Times New Roman"/>
-          <w:kern w:val="0"/>
-          <w:sz w:val="24"/>
-          <w:szCs w:val="40"/>
-          <w:lang w:eastAsia="en-US"/>
-          <w14:ligatures w14:val="none"/>
-        </w:rPr>
-        <w:lastRenderedPageBreak/>
-        <w:t>especially when the sample includes periods with large changes in inflation trends. In contrast, running the VAR in inflation‑gap and output‑gap terms aligns the model with the Taylor‑rule framework and the New‑Keynesian Phillips curve, where the policy rate responds to deviations of inflation and output from their targets. Once the gaps are used, the shock represents a deviation from “normal” conditions, and the response of inflation tends to be negative as expected by theory. Similarly, VECMs with cointegrating relationships explicitly model the long‑run equilibrium between inflation, output, and the interest rate, ensuring that the monetary policy shock is identified as a deviation from that equilibrium rather than a shift in the long‑run level of prices. Even rolling‑window VARs help reveal that the price puzzle is often sample‑ or regime‑specific; when the puzzle vanishes in moving windows associated with modern inflation‑targeting regimes, it suggests that the underlying mechanism is consistent with theory, but the puzzle appears in certain historical periods due to misspecification or regime changes rather than a structural property of the economy.</w:t>
+        <w:t>Finally, the way variables are measured and transformed in the VAR can also be a source of the puzzle. If the VAR is estimated in levels of inflation and output, the identification may be contaminated by trend components or unit‑root dynamics, especially when the sample includes periods with large changes in inflation trends. In contrast, running the VAR in inflation‑gap and output‑gap terms aligns the model with the Taylor‑rule framework and the New‑Keynesian Phillips curve, where the policy rate responds to deviations of inflation and output from their targets. Once the gaps are used, the shock represents a deviation from “normal” conditions, and the response of inflation tends to be negative as expected by theory. Similarly, VECMs with cointegrating relationships explicitly model the long‑run equilibrium between inflation, output, and the interest rate, ensuring that the monetary policy shock is identified as a deviation from that equilibrium rather than a shift in the long‑run level of prices. Even rolling‑window VARs help reveal that the price puzzle is often sample‑ or regime‑specific; when the puzzle vanishes in moving windows associated with modern inflation‑targeting regimes, it suggests that the underlying mechanism is consistent with theory, but the puzzle appears in certain historical periods due to misspecification or regime changes rather than a structural property of the economy.</w:t>
       </w:r>
     </w:p>
     <w:p>
@@ -13478,9 +14311,9 @@
         <w:rPr>
           <w:rFonts w:ascii="LM Roman 10" w:eastAsia="Times New Roman" w:hAnsi="LM Roman 10" w:cs="Times New Roman"/>
           <w:kern w:val="0"/>
-          <w:sz w:val="17"/>
-          <w:szCs w:val="24"/>
-          <w:lang w:val="en-US" w:eastAsia="en-US"/>
+          <w:sz w:val="24"/>
+          <w:szCs w:val="40"/>
+          <w:lang w:eastAsia="en-US"/>
           <w14:ligatures w14:val="none"/>
         </w:rPr>
       </w:pPr>
@@ -13493,7 +14326,31 @@
           <w:lang w:eastAsia="en-US"/>
           <w14:ligatures w14:val="none"/>
         </w:rPr>
-        <w:t>In summary, the methods you listed solve the price puzzle by addressing its core theoretical sources: omitted forward‑looking information, incorrect identification, misspecified lag structure, and inadequate treatment of nonlinearities and regime variation. By expanding the information set, tightening identification, using more flexible estimation, or transforming the variables, these methods realign the estimated monetary policy shock with the New‑Keynesian transmission mechanism, so that the impulse response of inflation to a contractionary shock is negative and consistent with theory.</w:t>
+        <w:t xml:space="preserve">In summary, the methods you listed solve the price puzzle by addressing its core theoretical sources: omitted forward‑looking information, incorrect identification, </w:t>
+      </w:r>
+      <w:proofErr w:type="spellStart"/>
+      <w:r>
+        <w:rPr>
+          <w:rFonts w:ascii="LM Roman 10" w:eastAsia="Times New Roman" w:hAnsi="LM Roman 10" w:cs="Times New Roman"/>
+          <w:kern w:val="0"/>
+          <w:sz w:val="24"/>
+          <w:szCs w:val="40"/>
+          <w:lang w:eastAsia="en-US"/>
+          <w14:ligatures w14:val="none"/>
+        </w:rPr>
+        <w:t>misspecified</w:t>
+      </w:r>
+      <w:proofErr w:type="spellEnd"/>
+      <w:r>
+        <w:rPr>
+          <w:rFonts w:ascii="LM Roman 10" w:eastAsia="Times New Roman" w:hAnsi="LM Roman 10" w:cs="Times New Roman"/>
+          <w:kern w:val="0"/>
+          <w:sz w:val="24"/>
+          <w:szCs w:val="40"/>
+          <w:lang w:eastAsia="en-US"/>
+          <w14:ligatures w14:val="none"/>
+        </w:rPr>
+        <w:t xml:space="preserve"> lag structure, and inadequate treatment of nonlinearities and regime variation. By expanding the information set, tightening identification, using more flexible estimation, or transforming the variables, these methods realign the estimated monetary policy shock with the New‑Keynesian transmission mechanism, so that the impulse response of inflation to a contractionary shock is negative and consistent with theory.</w:t>
       </w:r>
     </w:p>
     <w:p>
@@ -13501,13 +14358,123 @@
         <w:widowControl w:val="0"/>
         <w:autoSpaceDE w:val="0"/>
         <w:autoSpaceDN w:val="0"/>
-        <w:spacing w:before="55" w:after="0" w:line="240" w:lineRule="auto"/>
-        <w:rPr>
-          <w:rFonts w:ascii="LM Roman 10" w:eastAsia="Times New Roman" w:hAnsi="LM Roman 10" w:cs="Times New Roman"/>
-          <w:kern w:val="0"/>
-          <w:sz w:val="17"/>
-          <w:szCs w:val="24"/>
-          <w:lang w:val="en-US" w:eastAsia="en-US"/>
+        <w:spacing w:before="120" w:after="0" w:line="264" w:lineRule="auto"/>
+        <w:ind w:firstLine="284"/>
+        <w:jc w:val="both"/>
+        <w:rPr>
+          <w:rFonts w:ascii="LM Roman 10" w:eastAsia="Times New Roman" w:hAnsi="LM Roman 10" w:cs="Times New Roman"/>
+          <w:kern w:val="0"/>
+          <w:sz w:val="24"/>
+          <w:szCs w:val="40"/>
+          <w:lang w:eastAsia="en-US"/>
+          <w14:ligatures w14:val="none"/>
+        </w:rPr>
+      </w:pPr>
+    </w:p>
+    <w:p>
+      <w:pPr>
+        <w:widowControl w:val="0"/>
+        <w:autoSpaceDE w:val="0"/>
+        <w:autoSpaceDN w:val="0"/>
+        <w:spacing w:before="120" w:after="0" w:line="264" w:lineRule="auto"/>
+        <w:ind w:firstLine="284"/>
+        <w:jc w:val="both"/>
+        <w:rPr>
+          <w:rFonts w:ascii="LM Roman 10" w:eastAsia="Times New Roman" w:hAnsi="LM Roman 10" w:cs="Times New Roman"/>
+          <w:kern w:val="0"/>
+          <w:sz w:val="24"/>
+          <w:szCs w:val="40"/>
+          <w:lang w:eastAsia="en-US"/>
+          <w14:ligatures w14:val="none"/>
+        </w:rPr>
+      </w:pPr>
+    </w:p>
+    <w:p>
+      <w:pPr>
+        <w:widowControl w:val="0"/>
+        <w:autoSpaceDE w:val="0"/>
+        <w:autoSpaceDN w:val="0"/>
+        <w:spacing w:before="120" w:after="0" w:line="264" w:lineRule="auto"/>
+        <w:ind w:firstLine="284"/>
+        <w:jc w:val="both"/>
+        <w:rPr>
+          <w:rFonts w:ascii="LM Roman 10" w:eastAsia="Times New Roman" w:hAnsi="LM Roman 10" w:cs="Times New Roman"/>
+          <w:kern w:val="0"/>
+          <w:sz w:val="24"/>
+          <w:szCs w:val="40"/>
+          <w:lang w:eastAsia="en-US"/>
+          <w14:ligatures w14:val="none"/>
+        </w:rPr>
+      </w:pPr>
+    </w:p>
+    <w:p>
+      <w:pPr>
+        <w:widowControl w:val="0"/>
+        <w:autoSpaceDE w:val="0"/>
+        <w:autoSpaceDN w:val="0"/>
+        <w:spacing w:before="120" w:after="0" w:line="264" w:lineRule="auto"/>
+        <w:ind w:firstLine="284"/>
+        <w:jc w:val="both"/>
+        <w:rPr>
+          <w:rFonts w:ascii="LM Roman 10" w:eastAsia="Times New Roman" w:hAnsi="LM Roman 10" w:cs="Times New Roman"/>
+          <w:kern w:val="0"/>
+          <w:sz w:val="24"/>
+          <w:szCs w:val="40"/>
+          <w:lang w:eastAsia="en-US"/>
+          <w14:ligatures w14:val="none"/>
+        </w:rPr>
+      </w:pPr>
+    </w:p>
+    <w:p>
+      <w:pPr>
+        <w:widowControl w:val="0"/>
+        <w:autoSpaceDE w:val="0"/>
+        <w:autoSpaceDN w:val="0"/>
+        <w:spacing w:before="120" w:after="0" w:line="264" w:lineRule="auto"/>
+        <w:ind w:firstLine="284"/>
+        <w:jc w:val="both"/>
+        <w:rPr>
+          <w:rFonts w:ascii="LM Roman 10" w:eastAsia="Times New Roman" w:hAnsi="LM Roman 10" w:cs="Times New Roman"/>
+          <w:kern w:val="0"/>
+          <w:sz w:val="24"/>
+          <w:szCs w:val="40"/>
+          <w:lang w:eastAsia="en-US"/>
+          <w14:ligatures w14:val="none"/>
+        </w:rPr>
+      </w:pPr>
+    </w:p>
+    <w:p>
+      <w:pPr>
+        <w:widowControl w:val="0"/>
+        <w:autoSpaceDE w:val="0"/>
+        <w:autoSpaceDN w:val="0"/>
+        <w:spacing w:before="120" w:after="0" w:line="264" w:lineRule="auto"/>
+        <w:ind w:firstLine="284"/>
+        <w:jc w:val="both"/>
+        <w:rPr>
+          <w:rFonts w:ascii="LM Roman 10" w:eastAsia="Times New Roman" w:hAnsi="LM Roman 10" w:cs="Times New Roman"/>
+          <w:kern w:val="0"/>
+          <w:sz w:val="24"/>
+          <w:szCs w:val="40"/>
+          <w:lang w:eastAsia="en-US"/>
+          <w14:ligatures w14:val="none"/>
+        </w:rPr>
+      </w:pPr>
+    </w:p>
+    <w:p>
+      <w:pPr>
+        <w:widowControl w:val="0"/>
+        <w:autoSpaceDE w:val="0"/>
+        <w:autoSpaceDN w:val="0"/>
+        <w:spacing w:before="120" w:after="0" w:line="264" w:lineRule="auto"/>
+        <w:ind w:firstLine="284"/>
+        <w:jc w:val="both"/>
+        <w:rPr>
+          <w:rFonts w:ascii="LM Roman 10" w:eastAsia="Times New Roman" w:hAnsi="LM Roman 10" w:cs="Times New Roman"/>
+          <w:kern w:val="0"/>
+          <w:sz w:val="24"/>
+          <w:szCs w:val="40"/>
+          <w:lang w:eastAsia="en-US"/>
           <w14:ligatures w14:val="none"/>
         </w:rPr>
       </w:pPr>
@@ -13542,6 +14509,7 @@
           <w:lang w:val="en-US" w:eastAsia="en-US"/>
           <w14:ligatures w14:val="none"/>
         </w:rPr>
+        <w:lastRenderedPageBreak/>
         <w:t>Table 1.</w:t>
       </w:r>
       <w:r>
@@ -13583,18 +14551,33 @@
         </w:rPr>
         <w:t xml:space="preserve"> </w:t>
       </w:r>
-      <w:r>
-        <w:rPr>
-          <w:rFonts w:ascii="LM Roman 10" w:eastAsia="Times New Roman" w:hAnsi="LM Roman 10" w:cs="Times New Roman"/>
-          <w:b/>
-          <w:bCs/>
-          <w:kern w:val="0"/>
-          <w:sz w:val="24"/>
-          <w:szCs w:val="24"/>
-          <w:lang w:val="en-US" w:eastAsia="en-US"/>
-          <w14:ligatures w14:val="none"/>
-        </w:rPr>
-        <w:t xml:space="preserve">Anthrophic </w:t>
+      <w:proofErr w:type="spellStart"/>
+      <w:r>
+        <w:rPr>
+          <w:rFonts w:ascii="LM Roman 10" w:eastAsia="Times New Roman" w:hAnsi="LM Roman 10" w:cs="Times New Roman"/>
+          <w:b/>
+          <w:bCs/>
+          <w:kern w:val="0"/>
+          <w:sz w:val="24"/>
+          <w:szCs w:val="24"/>
+          <w:lang w:val="en-US" w:eastAsia="en-US"/>
+          <w14:ligatures w14:val="none"/>
+        </w:rPr>
+        <w:t>Anthrophic</w:t>
+      </w:r>
+      <w:proofErr w:type="spellEnd"/>
+      <w:r>
+        <w:rPr>
+          <w:rFonts w:ascii="LM Roman 10" w:eastAsia="Times New Roman" w:hAnsi="LM Roman 10" w:cs="Times New Roman"/>
+          <w:b/>
+          <w:bCs/>
+          <w:kern w:val="0"/>
+          <w:sz w:val="24"/>
+          <w:szCs w:val="24"/>
+          <w:lang w:val="en-US" w:eastAsia="en-US"/>
+          <w14:ligatures w14:val="none"/>
+        </w:rPr>
+        <w:t xml:space="preserve"> </w:t>
       </w:r>
       <w:r>
         <w:rPr>
@@ -14032,19 +15015,7 @@
                 <w:lang w:eastAsia="en-US"/>
                 <w14:ligatures w14:val="none"/>
               </w:rPr>
-              <w:t xml:space="preserve">Standard recursive (Cholesky) identification imposes zero contemporaneous restrictions that are often economically unjustified. Sign restrictions instead derive identifying assumptions directly from theoretical predictions — e.g., a monetary tightening must raise interest rates and reduce output — without constraining the direction of the </w:t>
-            </w:r>
-            <w:r>
-              <w:rPr>
-                <w:rFonts w:ascii="LM Roman 10" w:eastAsia="Times New Roman" w:hAnsi="LM Roman 10" w:cs="Times New Roman"/>
-                <w:kern w:val="0"/>
-                <w:sz w:val="16"/>
-                <w:szCs w:val="16"/>
-                <w:lang w:eastAsia="en-US"/>
-                <w14:ligatures w14:val="none"/>
-              </w:rPr>
-              <w:lastRenderedPageBreak/>
-              <w:t>price response, thereby eliminating any built-in puzzle by construction.</w:t>
+              <w:t>Standard recursive (Cholesky) identification imposes zero contemporaneous restrictions that are often economically unjustified. Sign restrictions instead derive identifying assumptions directly from theoretical predictions — e.g., a monetary tightening must raise interest rates and reduce output — without constraining the direction of the price response, thereby eliminating any built-in puzzle by construction.</w:t>
             </w:r>
           </w:p>
         </w:tc>
@@ -14078,7 +15049,6 @@
                 <w:lang w:val="en-US" w:eastAsia="en-US"/>
                 <w14:ligatures w14:val="none"/>
               </w:rPr>
-              <w:lastRenderedPageBreak/>
               <w:t>C</w:t>
             </w:r>
           </w:p>
@@ -14916,6 +15886,7 @@
                 <w:lang w:eastAsia="en-US"/>
                 <w14:ligatures w14:val="none"/>
               </w:rPr>
+              <w:lastRenderedPageBreak/>
               <w:t>Functional Coefficient FAVAR (FC-FAVAR)</w:t>
             </w:r>
           </w:p>
@@ -15151,16 +16122,29 @@
                 <w14:ligatures w14:val="none"/>
               </w:rPr>
             </w:pPr>
-            <w:r>
-              <w:rPr>
-                <w:rFonts w:ascii="LM Roman 10" w:eastAsia="Times New Roman" w:hAnsi="LM Roman 10" w:cs="Times New Roman"/>
-                <w:kern w:val="0"/>
-                <w:sz w:val="16"/>
-                <w:szCs w:val="16"/>
-                <w:lang w:eastAsia="en-US"/>
-                <w14:ligatures w14:val="none"/>
-              </w:rPr>
-              <w:t>Primiceri, G.E. (2005)</w:t>
+            <w:proofErr w:type="spellStart"/>
+            <w:r>
+              <w:rPr>
+                <w:rFonts w:ascii="LM Roman 10" w:eastAsia="Times New Roman" w:hAnsi="LM Roman 10" w:cs="Times New Roman"/>
+                <w:kern w:val="0"/>
+                <w:sz w:val="16"/>
+                <w:szCs w:val="16"/>
+                <w:lang w:eastAsia="en-US"/>
+                <w14:ligatures w14:val="none"/>
+              </w:rPr>
+              <w:t>Primiceri</w:t>
+            </w:r>
+            <w:proofErr w:type="spellEnd"/>
+            <w:r>
+              <w:rPr>
+                <w:rFonts w:ascii="LM Roman 10" w:eastAsia="Times New Roman" w:hAnsi="LM Roman 10" w:cs="Times New Roman"/>
+                <w:kern w:val="0"/>
+                <w:sz w:val="16"/>
+                <w:szCs w:val="16"/>
+                <w:lang w:eastAsia="en-US"/>
+                <w14:ligatures w14:val="none"/>
+              </w:rPr>
+              <w:t>, G.E. (2005)</w:t>
             </w:r>
           </w:p>
         </w:tc>
@@ -15301,7 +16285,6 @@
                 <w:lang w:eastAsia="en-US"/>
                 <w14:ligatures w14:val="none"/>
               </w:rPr>
-              <w:lastRenderedPageBreak/>
               <w:t>Bayesian VAR with Informative Priors</w:t>
             </w:r>
           </w:p>
@@ -15344,6 +16327,7 @@
                 <w14:ligatures w14:val="none"/>
               </w:rPr>
             </w:pPr>
+            <w:proofErr w:type="spellStart"/>
             <w:r>
               <w:rPr>
                 <w:rFonts w:ascii="LM Roman 10" w:eastAsia="Times New Roman" w:hAnsi="LM Roman 10" w:cs="Times New Roman"/>
@@ -15353,7 +16337,19 @@
                 <w:lang w:val="it-IT" w:eastAsia="en-US"/>
                 <w14:ligatures w14:val="none"/>
               </w:rPr>
-              <w:t>Banbura, M., Giannone, D., &amp; Reichlin, L. (2010)</w:t>
+              <w:t>Banbura</w:t>
+            </w:r>
+            <w:proofErr w:type="spellEnd"/>
+            <w:r>
+              <w:rPr>
+                <w:rFonts w:ascii="LM Roman 10" w:eastAsia="Times New Roman" w:hAnsi="LM Roman 10" w:cs="Times New Roman"/>
+                <w:kern w:val="0"/>
+                <w:sz w:val="16"/>
+                <w:szCs w:val="16"/>
+                <w:lang w:val="it-IT" w:eastAsia="en-US"/>
+                <w14:ligatures w14:val="none"/>
+              </w:rPr>
+              <w:t>, M., Giannone, D., &amp; Reichlin, L. (2010)</w:t>
             </w:r>
           </w:p>
         </w:tc>
@@ -15387,7 +16383,31 @@
                 <w:lang w:eastAsia="en-US"/>
                 <w14:ligatures w14:val="none"/>
               </w:rPr>
-              <w:t>Flat-prior VARs are prone to overfitting and generate imprecise IRFs in small samples, making the price puzzle more likely to appear. Bayesian priors (especially the Minnesota prior) shrink estimates toward a random walk, reducing the likelihood that noisy estimates incorrectly attribute forward-looking policy behavior to the residual shock.</w:t>
+              <w:t xml:space="preserve">Flat-prior VARs are prone to overfitting and generate imprecise IRFs in small samples, making the price puzzle more likely to appear. Bayesian priors (especially the Minnesota prior) shrink estimates toward a random walk, reducing the likelihood that noisy estimates incorrectly attribute forward-looking policy </w:t>
+            </w:r>
+            <w:proofErr w:type="spellStart"/>
+            <w:r>
+              <w:rPr>
+                <w:rFonts w:ascii="LM Roman 10" w:eastAsia="Times New Roman" w:hAnsi="LM Roman 10" w:cs="Times New Roman"/>
+                <w:kern w:val="0"/>
+                <w:sz w:val="16"/>
+                <w:szCs w:val="16"/>
+                <w:lang w:eastAsia="en-US"/>
+                <w14:ligatures w14:val="none"/>
+              </w:rPr>
+              <w:t>behavior</w:t>
+            </w:r>
+            <w:proofErr w:type="spellEnd"/>
+            <w:r>
+              <w:rPr>
+                <w:rFonts w:ascii="LM Roman 10" w:eastAsia="Times New Roman" w:hAnsi="LM Roman 10" w:cs="Times New Roman"/>
+                <w:kern w:val="0"/>
+                <w:sz w:val="16"/>
+                <w:szCs w:val="16"/>
+                <w:lang w:eastAsia="en-US"/>
+                <w14:ligatures w14:val="none"/>
+              </w:rPr>
+              <w:t xml:space="preserve"> to the residual shock.</w:t>
             </w:r>
           </w:p>
         </w:tc>
@@ -15989,7 +17009,31 @@
                 <w:lang w:eastAsia="en-US"/>
                 <w14:ligatures w14:val="none"/>
               </w:rPr>
-              <w:t>The price puzzle in many standard SVARs stems from a single misspecified entry in the lag-1 coefficient matrix. Using the well-documented stylized fact that monetary policy operates with long and variable lags — implying current prices should not contemporaneously drive the policy rate — motivates a zero restriction that directly eliminates the puzzle-inducing dynamics.</w:t>
+              <w:t xml:space="preserve">The price puzzle in many standard SVARs stems from a single </w:t>
+            </w:r>
+            <w:proofErr w:type="spellStart"/>
+            <w:r>
+              <w:rPr>
+                <w:rFonts w:ascii="LM Roman 10" w:eastAsia="Times New Roman" w:hAnsi="LM Roman 10" w:cs="Times New Roman"/>
+                <w:kern w:val="0"/>
+                <w:sz w:val="16"/>
+                <w:szCs w:val="16"/>
+                <w:lang w:eastAsia="en-US"/>
+                <w14:ligatures w14:val="none"/>
+              </w:rPr>
+              <w:t>misspecified</w:t>
+            </w:r>
+            <w:proofErr w:type="spellEnd"/>
+            <w:r>
+              <w:rPr>
+                <w:rFonts w:ascii="LM Roman 10" w:eastAsia="Times New Roman" w:hAnsi="LM Roman 10" w:cs="Times New Roman"/>
+                <w:kern w:val="0"/>
+                <w:sz w:val="16"/>
+                <w:szCs w:val="16"/>
+                <w:lang w:eastAsia="en-US"/>
+                <w14:ligatures w14:val="none"/>
+              </w:rPr>
+              <w:t xml:space="preserve"> entry in the lag-1 coefficient matrix. Using the well-documented stylized fact that monetary policy operates with long and variable lags — implying current prices should not contemporaneously drive the policy rate — motivates a zero restriction that directly eliminates the puzzle-inducing dynamics.</w:t>
             </w:r>
           </w:p>
         </w:tc>
@@ -16289,6 +17333,7 @@
                 <w:lang w:eastAsia="en-US"/>
                 <w14:ligatures w14:val="none"/>
               </w:rPr>
+              <w:lastRenderedPageBreak/>
               <w:t>Heteroskedasticity-Based Identification</w:t>
             </w:r>
           </w:p>
@@ -16340,7 +17385,31 @@
                 <w:lang w:eastAsia="en-US"/>
                 <w14:ligatures w14:val="none"/>
               </w:rPr>
-              <w:t>Schlaak, T., Rieth, M., &amp; Podstawski, M. (2023)</w:t>
+              <w:t xml:space="preserve">Schlaak, T., Rieth, M., &amp; </w:t>
+            </w:r>
+            <w:proofErr w:type="spellStart"/>
+            <w:r>
+              <w:rPr>
+                <w:rFonts w:ascii="LM Roman 10" w:eastAsia="Times New Roman" w:hAnsi="LM Roman 10" w:cs="Times New Roman"/>
+                <w:kern w:val="0"/>
+                <w:sz w:val="16"/>
+                <w:szCs w:val="16"/>
+                <w:lang w:eastAsia="en-US"/>
+                <w14:ligatures w14:val="none"/>
+              </w:rPr>
+              <w:t>Podstawski</w:t>
+            </w:r>
+            <w:proofErr w:type="spellEnd"/>
+            <w:r>
+              <w:rPr>
+                <w:rFonts w:ascii="LM Roman 10" w:eastAsia="Times New Roman" w:hAnsi="LM Roman 10" w:cs="Times New Roman"/>
+                <w:kern w:val="0"/>
+                <w:sz w:val="16"/>
+                <w:szCs w:val="16"/>
+                <w:lang w:eastAsia="en-US"/>
+                <w14:ligatures w14:val="none"/>
+              </w:rPr>
+              <w:t>, M. (2023)</w:t>
             </w:r>
           </w:p>
         </w:tc>
@@ -16674,7 +17743,6 @@
                 <w:lang w:eastAsia="en-US"/>
                 <w14:ligatures w14:val="none"/>
               </w:rPr>
-              <w:lastRenderedPageBreak/>
               <w:t> Interest Rate Spread as Additional Variable</w:t>
             </w:r>
           </w:p>
@@ -16909,16 +17977,29 @@
                 <w14:ligatures w14:val="none"/>
               </w:rPr>
             </w:pPr>
-            <w:r>
-              <w:rPr>
-                <w:rFonts w:ascii="LM Roman 10" w:eastAsia="Times New Roman" w:hAnsi="LM Roman 10" w:cs="Times New Roman"/>
-                <w:kern w:val="0"/>
-                <w:sz w:val="16"/>
-                <w:szCs w:val="16"/>
-                <w:lang w:eastAsia="en-US"/>
-                <w14:ligatures w14:val="none"/>
-              </w:rPr>
-              <w:t>Pesaran, M.H., Schuermann, T., &amp; Weiner, S.M. (2004)</w:t>
+            <w:proofErr w:type="spellStart"/>
+            <w:r>
+              <w:rPr>
+                <w:rFonts w:ascii="LM Roman 10" w:eastAsia="Times New Roman" w:hAnsi="LM Roman 10" w:cs="Times New Roman"/>
+                <w:kern w:val="0"/>
+                <w:sz w:val="16"/>
+                <w:szCs w:val="16"/>
+                <w:lang w:eastAsia="en-US"/>
+                <w14:ligatures w14:val="none"/>
+              </w:rPr>
+              <w:t>Pesaran</w:t>
+            </w:r>
+            <w:proofErr w:type="spellEnd"/>
+            <w:r>
+              <w:rPr>
+                <w:rFonts w:ascii="LM Roman 10" w:eastAsia="Times New Roman" w:hAnsi="LM Roman 10" w:cs="Times New Roman"/>
+                <w:kern w:val="0"/>
+                <w:sz w:val="16"/>
+                <w:szCs w:val="16"/>
+                <w:lang w:eastAsia="en-US"/>
+                <w14:ligatures w14:val="none"/>
+              </w:rPr>
+              <w:t>, M.H., Schuermann, T., &amp; Weiner, S.M. (2004)</w:t>
             </w:r>
           </w:p>
         </w:tc>
@@ -17980,6 +19061,7 @@
                 <w:lang w:eastAsia="en-US"/>
                 <w14:ligatures w14:val="none"/>
               </w:rPr>
+              <w:lastRenderedPageBreak/>
               <w:t>Alternative Policy Indicator (Monetary Aggregates / Shadow Rate)</w:t>
             </w:r>
           </w:p>
@@ -18168,126 +19250,7 @@
         <w:widowControl w:val="0"/>
         <w:autoSpaceDE w:val="0"/>
         <w:autoSpaceDN w:val="0"/>
-        <w:spacing w:before="55" w:after="0" w:line="240" w:lineRule="auto"/>
-        <w:rPr>
-          <w:rFonts w:ascii="LM Roman 10" w:eastAsia="Times New Roman" w:hAnsi="LM Roman 10" w:cs="Times New Roman"/>
-          <w:kern w:val="0"/>
-          <w:sz w:val="17"/>
-          <w:szCs w:val="24"/>
-          <w:lang w:val="en-US" w:eastAsia="en-US"/>
-          <w14:ligatures w14:val="none"/>
-        </w:rPr>
-      </w:pPr>
-    </w:p>
-    <w:p>
-      <w:pPr>
-        <w:widowControl w:val="0"/>
-        <w:autoSpaceDE w:val="0"/>
-        <w:autoSpaceDN w:val="0"/>
         <w:spacing w:after="0" w:line="240" w:lineRule="auto"/>
-        <w:ind w:left="143"/>
-        <w:rPr>
-          <w:rFonts w:ascii="Times New Roman" w:eastAsia="Times New Roman" w:hAnsi="Times New Roman" w:cs="Times New Roman"/>
-          <w:kern w:val="0"/>
-          <w:sz w:val="17"/>
-          <w:szCs w:val="24"/>
-          <w:lang w:val="en-US" w:eastAsia="en-US"/>
-          <w14:ligatures w14:val="none"/>
-        </w:rPr>
-      </w:pPr>
-    </w:p>
-    <w:p>
-      <w:pPr>
-        <w:widowControl w:val="0"/>
-        <w:autoSpaceDE w:val="0"/>
-        <w:autoSpaceDN w:val="0"/>
-        <w:spacing w:after="0" w:line="240" w:lineRule="auto"/>
-        <w:ind w:left="143"/>
-        <w:rPr>
-          <w:rFonts w:ascii="Times New Roman" w:eastAsia="Times New Roman" w:hAnsi="Times New Roman" w:cs="Times New Roman"/>
-          <w:kern w:val="0"/>
-          <w:sz w:val="17"/>
-          <w:szCs w:val="24"/>
-          <w:lang w:val="en-US" w:eastAsia="en-US"/>
-          <w14:ligatures w14:val="none"/>
-        </w:rPr>
-      </w:pPr>
-    </w:p>
-    <w:p>
-      <w:pPr>
-        <w:widowControl w:val="0"/>
-        <w:autoSpaceDE w:val="0"/>
-        <w:autoSpaceDN w:val="0"/>
-        <w:spacing w:after="0" w:line="240" w:lineRule="auto"/>
-        <w:ind w:left="143"/>
-        <w:rPr>
-          <w:rFonts w:ascii="Times New Roman" w:eastAsia="Times New Roman" w:hAnsi="Times New Roman" w:cs="Times New Roman"/>
-          <w:kern w:val="0"/>
-          <w:sz w:val="17"/>
-          <w:szCs w:val="24"/>
-          <w:lang w:val="en-US" w:eastAsia="en-US"/>
-          <w14:ligatures w14:val="none"/>
-        </w:rPr>
-      </w:pPr>
-    </w:p>
-    <w:p>
-      <w:pPr>
-        <w:widowControl w:val="0"/>
-        <w:autoSpaceDE w:val="0"/>
-        <w:autoSpaceDN w:val="0"/>
-        <w:spacing w:after="0" w:line="240" w:lineRule="auto"/>
-        <w:ind w:left="143"/>
-        <w:rPr>
-          <w:rFonts w:ascii="Times New Roman" w:eastAsia="Times New Roman" w:hAnsi="Times New Roman" w:cs="Times New Roman"/>
-          <w:kern w:val="0"/>
-          <w:sz w:val="17"/>
-          <w:szCs w:val="24"/>
-          <w:lang w:val="en-US" w:eastAsia="en-US"/>
-          <w14:ligatures w14:val="none"/>
-        </w:rPr>
-      </w:pPr>
-    </w:p>
-    <w:p>
-      <w:pPr>
-        <w:widowControl w:val="0"/>
-        <w:autoSpaceDE w:val="0"/>
-        <w:autoSpaceDN w:val="0"/>
-        <w:spacing w:after="0" w:line="240" w:lineRule="auto"/>
-        <w:ind w:left="143"/>
-        <w:rPr>
-          <w:rFonts w:ascii="Times New Roman" w:eastAsia="Times New Roman" w:hAnsi="Times New Roman" w:cs="Times New Roman"/>
-          <w:kern w:val="0"/>
-          <w:sz w:val="17"/>
-          <w:szCs w:val="24"/>
-          <w:lang w:val="en-US" w:eastAsia="en-US"/>
-          <w14:ligatures w14:val="none"/>
-        </w:rPr>
-      </w:pPr>
-    </w:p>
-    <w:p>
-      <w:pPr>
-        <w:widowControl w:val="0"/>
-        <w:autoSpaceDE w:val="0"/>
-        <w:autoSpaceDN w:val="0"/>
-        <w:spacing w:after="0" w:line="240" w:lineRule="auto"/>
-        <w:ind w:left="143"/>
-        <w:rPr>
-          <w:rFonts w:ascii="Times New Roman" w:eastAsia="Times New Roman" w:hAnsi="Times New Roman" w:cs="Times New Roman"/>
-          <w:kern w:val="0"/>
-          <w:sz w:val="17"/>
-          <w:szCs w:val="24"/>
-          <w:lang w:val="en-US" w:eastAsia="en-US"/>
-          <w14:ligatures w14:val="none"/>
-        </w:rPr>
-      </w:pPr>
-    </w:p>
-    <w:p>
-      <w:pPr>
-        <w:widowControl w:val="0"/>
-        <w:autoSpaceDE w:val="0"/>
-        <w:autoSpaceDN w:val="0"/>
-        <w:spacing w:after="0" w:line="240" w:lineRule="auto"/>
-        <w:ind w:left="143"/>
         <w:rPr>
           <w:rFonts w:ascii="Times New Roman" w:eastAsia="Times New Roman" w:hAnsi="Times New Roman" w:cs="Times New Roman"/>
           <w:kern w:val="0"/>
@@ -18368,19 +19331,33 @@
           <w14:ligatures w14:val="none"/>
         </w:rPr>
       </w:pPr>
-      <w:r>
-        <w:rPr>
-          <w:rFonts w:ascii="LM Roman 10" w:eastAsia="Times New Roman" w:hAnsi="LM Roman 10" w:cs="Times New Roman"/>
-          <w:b/>
-          <w:bCs/>
-          <w:kern w:val="0"/>
-          <w:sz w:val="24"/>
-          <w:szCs w:val="24"/>
-          <w:lang w:val="en-US" w:eastAsia="en-US"/>
-          <w14:ligatures w14:val="none"/>
-        </w:rPr>
-        <w:lastRenderedPageBreak/>
-        <w:t>Anthrophic – Claude Sonnet 4.6 (Thinking)</w:t>
+      <w:proofErr w:type="spellStart"/>
+      <w:r>
+        <w:rPr>
+          <w:rFonts w:ascii="LM Roman 10" w:eastAsia="Times New Roman" w:hAnsi="LM Roman 10" w:cs="Times New Roman"/>
+          <w:b/>
+          <w:bCs/>
+          <w:kern w:val="0"/>
+          <w:sz w:val="24"/>
+          <w:szCs w:val="24"/>
+          <w:lang w:val="en-US" w:eastAsia="en-US"/>
+          <w14:ligatures w14:val="none"/>
+        </w:rPr>
+        <w:t>Anthrophic</w:t>
+      </w:r>
+      <w:proofErr w:type="spellEnd"/>
+      <w:r>
+        <w:rPr>
+          <w:rFonts w:ascii="LM Roman 10" w:eastAsia="Times New Roman" w:hAnsi="LM Roman 10" w:cs="Times New Roman"/>
+          <w:b/>
+          <w:bCs/>
+          <w:kern w:val="0"/>
+          <w:sz w:val="24"/>
+          <w:szCs w:val="24"/>
+          <w:lang w:val="en-US" w:eastAsia="en-US"/>
+          <w14:ligatures w14:val="none"/>
+        </w:rPr>
+        <w:t xml:space="preserve"> – Claude Sonnet 4.6 (Thinking)</w:t>
       </w:r>
       <w:r>
         <w:rPr>
@@ -18584,7 +19561,7 @@
           <w:lang w:eastAsia="en-US"/>
           <w14:ligatures w14:val="none"/>
         </w:rPr>
-        <w:t xml:space="preserve">Methods belonging to categories A and D primarily address this failure. Adding commodity prices, inflation expectations, or the interest rate spread to the VAR gives the model more of what the central bank was observing, partially closing the information gap and reducing the contamination of the identified shock. The FAVAR approach goes further by extracting latent factors from a hundred or more macroeconomic time series, effectively reconstructing the broad information set the central bank was using and absorbing most of the forward-looking component from the policy residual. The Romer-Romer narrative approach takes a conceptually different route: rather than expanding the VAR's information set, it directly purges the policy measure of its forward-looking content by projecting the intended rate changes onto the Fed's own internal Greenbook forecasts and keeping only the residual, which by construction is orthogonal to anticipated inflation. High-frequency identification achieves orthogonality by a different mechanism — in the narrow time window around a policy announcement, no macroeconomic information arrives that could confound </w:t>
+        <w:t xml:space="preserve">Methods belonging to categories A and D primarily address this failure. Adding commodity prices, inflation expectations, or the interest rate spread to the VAR gives the model more of what the central bank was observing, partially closing the information gap and reducing the contamination of the identified shock. The FAVAR approach goes further by extracting latent factors from a hundred or more macroeconomic time series, effectively reconstructing the broad information set the </w:t>
       </w:r>
       <w:r>
         <w:rPr>
@@ -18596,7 +19573,7 @@
           <w14:ligatures w14:val="none"/>
         </w:rPr>
         <w:lastRenderedPageBreak/>
-        <w:t>the measurement, so the market surprise is inherently free from the anticipatory contamination that plagues monthly VAR residuals.</w:t>
+        <w:t>central bank was using and absorbing most of the forward-looking component from the policy residual. The Romer-Romer narrative approach takes a conceptually different route: rather than expanding the VAR's information set, it directly purges the policy measure of its forward-looking content by projecting the intended rate changes onto the Fed's own internal Greenbook forecasts and keeping only the residual, which by construction is orthogonal to anticipated inflation. High-frequency identification achieves orthogonality by a different mechanism — in the narrow time window around a policy announcement, no macroeconomic information arrives that could confound the measurement, so the market surprise is inherently free from the anticipatory contamination that plagues monthly VAR residuals.</w:t>
       </w:r>
     </w:p>
     <w:p>
@@ -18683,7 +19660,19 @@
           <w:lang w:eastAsia="en-US"/>
           <w14:ligatures w14:val="none"/>
         </w:rPr>
-        <w:t>Heteroskedasticity-based identification exploits a different source of information entirely. When the variance of structural shocks changes across regimes — for example, the high volatility of the Volcker era versus the quiescence of the Great Moderation — these shifts in the second moments of the data provide extra moment conditions that help pin down the structural impact matrix without any zero restrictions, avoiding the misspecification that generates the puzzle.</w:t>
+        <w:t xml:space="preserve">Heteroskedasticity-based identification exploits a different source of information entirely. When the variance of structural shocks changes across regimes — for example, the high volatility of the Volcker era versus the quiescence of the Great Moderation — </w:t>
+      </w:r>
+      <w:r>
+        <w:rPr>
+          <w:rFonts w:ascii="LM Roman 10" w:eastAsia="Times New Roman" w:hAnsi="LM Roman 10" w:cs="Times New Roman"/>
+          <w:kern w:val="0"/>
+          <w:sz w:val="24"/>
+          <w:szCs w:val="40"/>
+          <w:lang w:eastAsia="en-US"/>
+          <w14:ligatures w14:val="none"/>
+        </w:rPr>
+        <w:lastRenderedPageBreak/>
+        <w:t>these shifts in the second moments of the data provide extra moment conditions that help pin down the structural impact matrix without any zero restrictions, avoiding the misspecification that generates the puzzle.</w:t>
       </w:r>
     </w:p>
     <w:p>
@@ -18712,19 +19701,7 @@
           <w:lang w:eastAsia="en-US"/>
           <w14:ligatures w14:val="none"/>
         </w:rPr>
-        <w:t xml:space="preserve">Two methods work not by correcting the model's information set or identification assumptions but by ensuring that the variables themselves accurately represent the economic concepts they are supposed to measure. Giordani's output gap correction addresses the fact that using GDP in log levels conflates the cyclical position of the economy with its long-run trend. Periods of high trend growth naturally coincide with </w:t>
-      </w:r>
-      <w:r>
-        <w:rPr>
-          <w:rFonts w:ascii="LM Roman 10" w:eastAsia="Times New Roman" w:hAnsi="LM Roman 10" w:cs="Times New Roman"/>
-          <w:kern w:val="0"/>
-          <w:sz w:val="24"/>
-          <w:szCs w:val="40"/>
-          <w:lang w:eastAsia="en-US"/>
-          <w14:ligatures w14:val="none"/>
-        </w:rPr>
-        <w:lastRenderedPageBreak/>
-        <w:t>both higher interest rates and higher price levels, and a VAR without any trend control incorrectly attributes this secular co-movement to the monetary shock. Replacing GDP with the output gap removes the trend and exposes the purely cyclical relationship the model is meant to capture. The shadow rate correction, relevant for the zero lower bound period, addresses the fact that a near-constant nominal rate conveys almost no information about the actual stance of monetary policy, making it nearly impossible to identify genuine monetary surprises. Using a shadow rate that reconstructs the notional rate implied by the full toolkit of unconventional policy restores the informational content of the policy variable.</w:t>
+        <w:t>Two methods work not by correcting the model's information set or identification assumptions but by ensuring that the variables themselves accurately represent the economic concepts they are supposed to measure. Giordani's output gap correction addresses the fact that using GDP in log levels conflates the cyclical position of the economy with its long-run trend. Periods of high trend growth naturally coincide with both higher interest rates and higher price levels, and a VAR without any trend control incorrectly attributes this secular co-movement to the monetary shock. Replacing GDP with the output gap removes the trend and exposes the purely cyclical relationship the model is meant to capture. The shadow rate correction, relevant for the zero lower bound period, addresses the fact that a near-constant nominal rate conveys almost no information about the actual stance of monetary policy, making it nearly impossible to identify genuine monetary surprises. Using a shadow rate that reconstructs the notional rate implied by the full toolkit of unconventional policy restores the informational content of the policy variable.</w:t>
       </w:r>
     </w:p>
     <w:p>
@@ -18869,131 +19846,6 @@
         <w:widowControl w:val="0"/>
         <w:autoSpaceDE w:val="0"/>
         <w:autoSpaceDN w:val="0"/>
-        <w:spacing w:before="120" w:after="0" w:line="264" w:lineRule="auto"/>
-        <w:ind w:firstLine="284"/>
-        <w:jc w:val="both"/>
-        <w:rPr>
-          <w:rFonts w:ascii="LM Roman 10" w:eastAsia="Times New Roman" w:hAnsi="LM Roman 10" w:cs="Times New Roman"/>
-          <w:kern w:val="0"/>
-          <w:sz w:val="24"/>
-          <w:szCs w:val="40"/>
-          <w:lang w:eastAsia="en-US"/>
-          <w14:ligatures w14:val="none"/>
-        </w:rPr>
-      </w:pPr>
-    </w:p>
-    <w:p>
-      <w:pPr>
-        <w:widowControl w:val="0"/>
-        <w:autoSpaceDE w:val="0"/>
-        <w:autoSpaceDN w:val="0"/>
-        <w:spacing w:before="120" w:after="0" w:line="264" w:lineRule="auto"/>
-        <w:ind w:firstLine="284"/>
-        <w:jc w:val="both"/>
-        <w:rPr>
-          <w:rFonts w:ascii="LM Roman 10" w:eastAsia="Times New Roman" w:hAnsi="LM Roman 10" w:cs="Times New Roman"/>
-          <w:kern w:val="0"/>
-          <w:sz w:val="24"/>
-          <w:szCs w:val="40"/>
-          <w:lang w:eastAsia="en-US"/>
-          <w14:ligatures w14:val="none"/>
-        </w:rPr>
-      </w:pPr>
-    </w:p>
-    <w:p>
-      <w:pPr>
-        <w:widowControl w:val="0"/>
-        <w:autoSpaceDE w:val="0"/>
-        <w:autoSpaceDN w:val="0"/>
-        <w:spacing w:before="120" w:after="0" w:line="264" w:lineRule="auto"/>
-        <w:ind w:firstLine="284"/>
-        <w:jc w:val="both"/>
-        <w:rPr>
-          <w:rFonts w:ascii="LM Roman 10" w:eastAsia="Times New Roman" w:hAnsi="LM Roman 10" w:cs="Times New Roman"/>
-          <w:kern w:val="0"/>
-          <w:sz w:val="24"/>
-          <w:szCs w:val="40"/>
-          <w:lang w:eastAsia="en-US"/>
-          <w14:ligatures w14:val="none"/>
-        </w:rPr>
-      </w:pPr>
-    </w:p>
-    <w:p>
-      <w:pPr>
-        <w:widowControl w:val="0"/>
-        <w:autoSpaceDE w:val="0"/>
-        <w:autoSpaceDN w:val="0"/>
-        <w:spacing w:before="120" w:after="0" w:line="264" w:lineRule="auto"/>
-        <w:ind w:firstLine="284"/>
-        <w:jc w:val="both"/>
-        <w:rPr>
-          <w:rFonts w:ascii="LM Roman 10" w:eastAsia="Times New Roman" w:hAnsi="LM Roman 10" w:cs="Times New Roman"/>
-          <w:kern w:val="0"/>
-          <w:sz w:val="24"/>
-          <w:szCs w:val="40"/>
-          <w:lang w:eastAsia="en-US"/>
-          <w14:ligatures w14:val="none"/>
-        </w:rPr>
-      </w:pPr>
-    </w:p>
-    <w:p>
-      <w:pPr>
-        <w:widowControl w:val="0"/>
-        <w:autoSpaceDE w:val="0"/>
-        <w:autoSpaceDN w:val="0"/>
-        <w:spacing w:before="120" w:after="0" w:line="264" w:lineRule="auto"/>
-        <w:ind w:firstLine="284"/>
-        <w:jc w:val="both"/>
-        <w:rPr>
-          <w:rFonts w:ascii="LM Roman 10" w:eastAsia="Times New Roman" w:hAnsi="LM Roman 10" w:cs="Times New Roman"/>
-          <w:kern w:val="0"/>
-          <w:sz w:val="24"/>
-          <w:szCs w:val="40"/>
-          <w:lang w:eastAsia="en-US"/>
-          <w14:ligatures w14:val="none"/>
-        </w:rPr>
-      </w:pPr>
-    </w:p>
-    <w:p>
-      <w:pPr>
-        <w:widowControl w:val="0"/>
-        <w:autoSpaceDE w:val="0"/>
-        <w:autoSpaceDN w:val="0"/>
-        <w:spacing w:before="120" w:after="0" w:line="264" w:lineRule="auto"/>
-        <w:ind w:firstLine="284"/>
-        <w:jc w:val="both"/>
-        <w:rPr>
-          <w:rFonts w:ascii="LM Roman 10" w:eastAsia="Times New Roman" w:hAnsi="LM Roman 10" w:cs="Times New Roman"/>
-          <w:kern w:val="0"/>
-          <w:sz w:val="17"/>
-          <w:szCs w:val="24"/>
-          <w:lang w:val="en-US" w:eastAsia="en-US"/>
-          <w14:ligatures w14:val="none"/>
-        </w:rPr>
-      </w:pPr>
-    </w:p>
-    <w:p>
-      <w:pPr>
-        <w:widowControl w:val="0"/>
-        <w:autoSpaceDE w:val="0"/>
-        <w:autoSpaceDN w:val="0"/>
-        <w:spacing w:after="0" w:line="240" w:lineRule="auto"/>
-        <w:ind w:left="143"/>
-        <w:rPr>
-          <w:rFonts w:ascii="Times New Roman" w:eastAsia="Times New Roman" w:hAnsi="Times New Roman" w:cs="Times New Roman"/>
-          <w:kern w:val="0"/>
-          <w:sz w:val="17"/>
-          <w:szCs w:val="24"/>
-          <w:lang w:val="en-US" w:eastAsia="en-US"/>
-          <w14:ligatures w14:val="none"/>
-        </w:rPr>
-      </w:pPr>
-    </w:p>
-    <w:p>
-      <w:pPr>
-        <w:widowControl w:val="0"/>
-        <w:autoSpaceDE w:val="0"/>
-        <w:autoSpaceDN w:val="0"/>
         <w:spacing w:after="0" w:line="240" w:lineRule="auto"/>
         <w:rPr>
           <w:rFonts w:ascii="Times New Roman" w:eastAsia="Times New Roman" w:hAnsi="Times New Roman" w:cs="Times New Roman"/>
@@ -19024,6 +19876,7 @@
           <w14:ligatures w14:val="none"/>
         </w:rPr>
       </w:pPr>
+      <w:bookmarkStart w:id="0" w:name="_Hlk224539660"/>
       <w:r>
         <w:rPr>
           <w:rFonts w:ascii="LM Roman 10" w:eastAsia="Times New Roman" w:hAnsi="LM Roman 10" w:cs="Times New Roman"/>
@@ -19748,6 +20601,7 @@
           </w:p>
         </w:tc>
       </w:tr>
+      <w:bookmarkEnd w:id="0"/>
       <w:tr>
         <w:trPr>
           <w:cnfStyle w:val="000000100000" w:firstRow="0" w:lastRow="0" w:firstColumn="0" w:lastColumn="0" w:oddVBand="0" w:evenVBand="0" w:oddHBand="1" w:evenHBand="0" w:firstRowFirstColumn="0" w:firstRowLastColumn="0" w:lastRowFirstColumn="0" w:lastRowLastColumn="0"/>
@@ -20017,16 +20871,29 @@
                 <w14:ligatures w14:val="none"/>
               </w:rPr>
             </w:pPr>
-            <w:r>
-              <w:rPr>
-                <w:rFonts w:ascii="LM Roman 10" w:eastAsia="Times New Roman" w:hAnsi="LM Roman 10" w:cs="Times New Roman"/>
-                <w:kern w:val="0"/>
-                <w:sz w:val="16"/>
-                <w:szCs w:val="16"/>
-                <w:lang w:eastAsia="en-US"/>
-                <w14:ligatures w14:val="none"/>
-              </w:rPr>
-              <w:t>Bańbura, Giannone, and Reichlin (2010)</w:t>
+            <w:proofErr w:type="spellStart"/>
+            <w:r>
+              <w:rPr>
+                <w:rFonts w:ascii="LM Roman 10" w:eastAsia="Times New Roman" w:hAnsi="LM Roman 10" w:cs="Times New Roman"/>
+                <w:kern w:val="0"/>
+                <w:sz w:val="16"/>
+                <w:szCs w:val="16"/>
+                <w:lang w:eastAsia="en-US"/>
+                <w14:ligatures w14:val="none"/>
+              </w:rPr>
+              <w:t>Bańbura</w:t>
+            </w:r>
+            <w:proofErr w:type="spellEnd"/>
+            <w:r>
+              <w:rPr>
+                <w:rFonts w:ascii="LM Roman 10" w:eastAsia="Times New Roman" w:hAnsi="LM Roman 10" w:cs="Times New Roman"/>
+                <w:kern w:val="0"/>
+                <w:sz w:val="16"/>
+                <w:szCs w:val="16"/>
+                <w:lang w:eastAsia="en-US"/>
+                <w14:ligatures w14:val="none"/>
+              </w:rPr>
+              <w:t>, Giannone, and Reichlin (2010)</w:t>
             </w:r>
           </w:p>
         </w:tc>
@@ -20266,7 +21133,31 @@
                 <w:lang w:eastAsia="en-US"/>
                 <w14:ligatures w14:val="none"/>
               </w:rPr>
-              <w:t>While latent factors solve omitted variable bias, they lack direct economic interpretation and can be difficult to map to specific theoretical transmission channels. To handle high dimensionality without factor rotation, researchers estimate VARs with dozens of explicit macroeconomic variables by applying strong Minnesota priors to shrink parameters and prevent overfitting. Bańbura, Giannone, and Reichlin (2010) proved that this massive information set achieves the same puzzle-solving benefits as latent factor models while preserving structural transparency.</w:t>
+              <w:t xml:space="preserve">While latent factors solve omitted variable bias, they lack direct economic interpretation and can be difficult to map to specific theoretical transmission channels. To handle high dimensionality without factor rotation, researchers estimate VARs with dozens of explicit macroeconomic variables by applying strong Minnesota priors to shrink parameters and prevent overfitting. </w:t>
+            </w:r>
+            <w:proofErr w:type="spellStart"/>
+            <w:r>
+              <w:rPr>
+                <w:rFonts w:ascii="LM Roman 10" w:eastAsia="Times New Roman" w:hAnsi="LM Roman 10" w:cs="Times New Roman"/>
+                <w:kern w:val="0"/>
+                <w:sz w:val="16"/>
+                <w:szCs w:val="16"/>
+                <w:lang w:eastAsia="en-US"/>
+                <w14:ligatures w14:val="none"/>
+              </w:rPr>
+              <w:t>Bańbura</w:t>
+            </w:r>
+            <w:proofErr w:type="spellEnd"/>
+            <w:r>
+              <w:rPr>
+                <w:rFonts w:ascii="LM Roman 10" w:eastAsia="Times New Roman" w:hAnsi="LM Roman 10" w:cs="Times New Roman"/>
+                <w:kern w:val="0"/>
+                <w:sz w:val="16"/>
+                <w:szCs w:val="16"/>
+                <w:lang w:eastAsia="en-US"/>
+                <w14:ligatures w14:val="none"/>
+              </w:rPr>
+              <w:t>, Giannone, and Reichlin (2010) proved that this massive information set achieves the same puzzle-solving benefits as latent factor models while preserving structural transparency.</w:t>
             </w:r>
           </w:p>
         </w:tc>
@@ -20783,16 +21674,29 @@
                 <w14:ligatures w14:val="none"/>
               </w:rPr>
             </w:pPr>
-            <w:r>
-              <w:rPr>
-                <w:rFonts w:ascii="LM Roman 10" w:eastAsia="Times New Roman" w:hAnsi="LM Roman 10" w:cs="Times New Roman"/>
-                <w:kern w:val="0"/>
-                <w:sz w:val="16"/>
-                <w:szCs w:val="16"/>
-                <w:lang w:eastAsia="en-US"/>
-                <w14:ligatures w14:val="none"/>
-              </w:rPr>
-              <w:t>Primiceri (2005)</w:t>
+            <w:proofErr w:type="spellStart"/>
+            <w:r>
+              <w:rPr>
+                <w:rFonts w:ascii="LM Roman 10" w:eastAsia="Times New Roman" w:hAnsi="LM Roman 10" w:cs="Times New Roman"/>
+                <w:kern w:val="0"/>
+                <w:sz w:val="16"/>
+                <w:szCs w:val="16"/>
+                <w:lang w:eastAsia="en-US"/>
+                <w14:ligatures w14:val="none"/>
+              </w:rPr>
+              <w:t>Primiceri</w:t>
+            </w:r>
+            <w:proofErr w:type="spellEnd"/>
+            <w:r>
+              <w:rPr>
+                <w:rFonts w:ascii="LM Roman 10" w:eastAsia="Times New Roman" w:hAnsi="LM Roman 10" w:cs="Times New Roman"/>
+                <w:kern w:val="0"/>
+                <w:sz w:val="16"/>
+                <w:szCs w:val="16"/>
+                <w:lang w:eastAsia="en-US"/>
+                <w14:ligatures w14:val="none"/>
+              </w:rPr>
+              <w:t xml:space="preserve"> (2005)</w:t>
             </w:r>
           </w:p>
         </w:tc>
@@ -20826,7 +21730,31 @@
                 <w:lang w:eastAsia="en-US"/>
                 <w14:ligatures w14:val="none"/>
               </w:rPr>
-              <w:t>Assuming constant parameters over long samples forces the VAR to average across distinct monetary policy regimes, blending aggressive inflation-targeting periods with passive eras. Estimating the system with drifting coefficients and stochastic volatility allows the model to capture the exact historical evolution of the monetary transmission mechanism. Primiceri (2005) demonstrated that allowing for time variation reveals the price puzzle is largely confined to specific historical regimes rather than being a permanent economic feature.</w:t>
+              <w:t xml:space="preserve">Assuming constant parameters over long samples forces the VAR to average across distinct monetary policy regimes, blending aggressive inflation-targeting periods with passive eras. Estimating the system with drifting coefficients and stochastic volatility allows the model to capture the exact historical evolution of the monetary transmission mechanism. </w:t>
+            </w:r>
+            <w:proofErr w:type="spellStart"/>
+            <w:r>
+              <w:rPr>
+                <w:rFonts w:ascii="LM Roman 10" w:eastAsia="Times New Roman" w:hAnsi="LM Roman 10" w:cs="Times New Roman"/>
+                <w:kern w:val="0"/>
+                <w:sz w:val="16"/>
+                <w:szCs w:val="16"/>
+                <w:lang w:eastAsia="en-US"/>
+                <w14:ligatures w14:val="none"/>
+              </w:rPr>
+              <w:t>Primiceri</w:t>
+            </w:r>
+            <w:proofErr w:type="spellEnd"/>
+            <w:r>
+              <w:rPr>
+                <w:rFonts w:ascii="LM Roman 10" w:eastAsia="Times New Roman" w:hAnsi="LM Roman 10" w:cs="Times New Roman"/>
+                <w:kern w:val="0"/>
+                <w:sz w:val="16"/>
+                <w:szCs w:val="16"/>
+                <w:lang w:eastAsia="en-US"/>
+                <w14:ligatures w14:val="none"/>
+              </w:rPr>
+              <w:t xml:space="preserve"> (2005) demonstrated that allowing for time variation reveals the price puzzle is largely confined to specific historical regimes rather than being a permanent economic feature.</w:t>
             </w:r>
           </w:p>
         </w:tc>
@@ -21405,7 +22333,31 @@
                 <w:lang w:eastAsia="en-US"/>
                 <w14:ligatures w14:val="none"/>
               </w:rPr>
-              <w:t>Monetary policy operates heavily through the financial accelerator, yet traditional VARs omit credit spreads, causing the model to misinterpret deteriorating financial conditions as policy shocks. Introducing a measure of the external finance premium, such as the Gilchrist-Zakrajšek spread, directly captures the risk premium variations that central banks react to in real time. Caldara and Herbst (2019) confirm that explicitly modeling these credit frictions absorbs the omitted variable bias and standardizes the inflation response.</w:t>
+              <w:t xml:space="preserve">Monetary policy operates heavily through the financial accelerator, yet traditional VARs omit credit spreads, causing the model to misinterpret deteriorating financial conditions as policy shocks. Introducing a measure of the external finance premium, such as the Gilchrist-Zakrajšek spread, directly captures the risk premium variations that central banks react to in real time. Caldara and Herbst (2019) confirm that explicitly </w:t>
+            </w:r>
+            <w:proofErr w:type="spellStart"/>
+            <w:r>
+              <w:rPr>
+                <w:rFonts w:ascii="LM Roman 10" w:eastAsia="Times New Roman" w:hAnsi="LM Roman 10" w:cs="Times New Roman"/>
+                <w:kern w:val="0"/>
+                <w:sz w:val="16"/>
+                <w:szCs w:val="16"/>
+                <w:lang w:eastAsia="en-US"/>
+                <w14:ligatures w14:val="none"/>
+              </w:rPr>
+              <w:t>modeling</w:t>
+            </w:r>
+            <w:proofErr w:type="spellEnd"/>
+            <w:r>
+              <w:rPr>
+                <w:rFonts w:ascii="LM Roman 10" w:eastAsia="Times New Roman" w:hAnsi="LM Roman 10" w:cs="Times New Roman"/>
+                <w:kern w:val="0"/>
+                <w:sz w:val="16"/>
+                <w:szCs w:val="16"/>
+                <w:lang w:eastAsia="en-US"/>
+                <w14:ligatures w14:val="none"/>
+              </w:rPr>
+              <w:t xml:space="preserve"> these credit frictions absorbs the omitted variable bias and standardizes the inflation response.</w:t>
             </w:r>
           </w:p>
         </w:tc>
@@ -21790,7 +22742,31 @@
                 <w:lang w:eastAsia="en-US"/>
                 <w14:ligatures w14:val="none"/>
               </w:rPr>
-              <w:t>In open economies, domestic inflation and interest rates are heavily driven by foreign monetary policy, and ignoring these external forces forces domestic shocks to absorb foreign variations. Constructing a VAR with a strictly exogenous foreign block and an interacting domestic block prevents the domestic policy variable from reacting spuriously to global inflation trends. Cushman and Zha (1997) implemented this block-exogeneity restriction for Canada, successfully resolving the price and exchange rate puzzles simultaneously.</w:t>
+              <w:t xml:space="preserve">In open economies, domestic inflation and interest rates are heavily driven by foreign monetary policy, and ignoring these external forces </w:t>
+            </w:r>
+            <w:proofErr w:type="spellStart"/>
+            <w:r>
+              <w:rPr>
+                <w:rFonts w:ascii="LM Roman 10" w:eastAsia="Times New Roman" w:hAnsi="LM Roman 10" w:cs="Times New Roman"/>
+                <w:kern w:val="0"/>
+                <w:sz w:val="16"/>
+                <w:szCs w:val="16"/>
+                <w:lang w:eastAsia="en-US"/>
+                <w14:ligatures w14:val="none"/>
+              </w:rPr>
+              <w:t>forces</w:t>
+            </w:r>
+            <w:proofErr w:type="spellEnd"/>
+            <w:r>
+              <w:rPr>
+                <w:rFonts w:ascii="LM Roman 10" w:eastAsia="Times New Roman" w:hAnsi="LM Roman 10" w:cs="Times New Roman"/>
+                <w:kern w:val="0"/>
+                <w:sz w:val="16"/>
+                <w:szCs w:val="16"/>
+                <w:lang w:eastAsia="en-US"/>
+                <w14:ligatures w14:val="none"/>
+              </w:rPr>
+              <w:t xml:space="preserve"> domestic shocks to absorb foreign variations. Constructing a VAR with a strictly exogenous foreign block and an interacting domestic block prevents the domestic policy variable from reacting spuriously to global inflation trends. Cushman and Zha (1997) implemented this block-exogeneity restriction for Canada, successfully resolving the price and exchange rate puzzles simultaneously.</w:t>
             </w:r>
           </w:p>
         </w:tc>
@@ -21949,7 +22925,31 @@
                 <w:lang w:eastAsia="en-US"/>
                 <w14:ligatures w14:val="none"/>
               </w:rPr>
-              <w:t>Dees, di Mauro, Pesaran, and Smith (2007)</w:t>
+              <w:t xml:space="preserve">Dees, di Mauro, </w:t>
+            </w:r>
+            <w:proofErr w:type="spellStart"/>
+            <w:r>
+              <w:rPr>
+                <w:rFonts w:ascii="LM Roman 10" w:eastAsia="Times New Roman" w:hAnsi="LM Roman 10" w:cs="Times New Roman"/>
+                <w:kern w:val="0"/>
+                <w:sz w:val="16"/>
+                <w:szCs w:val="16"/>
+                <w:lang w:eastAsia="en-US"/>
+                <w14:ligatures w14:val="none"/>
+              </w:rPr>
+              <w:t>Pesaran</w:t>
+            </w:r>
+            <w:proofErr w:type="spellEnd"/>
+            <w:r>
+              <w:rPr>
+                <w:rFonts w:ascii="LM Roman 10" w:eastAsia="Times New Roman" w:hAnsi="LM Roman 10" w:cs="Times New Roman"/>
+                <w:kern w:val="0"/>
+                <w:sz w:val="16"/>
+                <w:szCs w:val="16"/>
+                <w:lang w:eastAsia="en-US"/>
+                <w14:ligatures w14:val="none"/>
+              </w:rPr>
+              <w:t>, and Smith (2007)</w:t>
             </w:r>
           </w:p>
         </w:tc>
@@ -21983,7 +22983,31 @@
                 <w:lang w:eastAsia="en-US"/>
                 <w14:ligatures w14:val="none"/>
               </w:rPr>
-              <w:t>Small open economy VARs often fail to capture complex, multilateral trade and financial spillovers that simultaneously drive global commodity prices and domestic inflation. Estimating individual country VARX models augmented with trade-weighted foreign variables, and then stacking them into a single global system, explicitly models these international transmission channels. Dees, di Mauro, Pesaran, and Smith (2007) formalized this framework, showing that mapping the global network resolves puzzles that single-country models cannot effectively explain.</w:t>
+              <w:t xml:space="preserve">Small open economy VARs often fail to capture complex, multilateral trade and financial spillovers that simultaneously drive global commodity prices and domestic inflation. Estimating individual country VARX models augmented with trade-weighted foreign variables, and then stacking them into a single global system, explicitly models these international transmission channels. Dees, di Mauro, </w:t>
+            </w:r>
+            <w:proofErr w:type="spellStart"/>
+            <w:r>
+              <w:rPr>
+                <w:rFonts w:ascii="LM Roman 10" w:eastAsia="Times New Roman" w:hAnsi="LM Roman 10" w:cs="Times New Roman"/>
+                <w:kern w:val="0"/>
+                <w:sz w:val="16"/>
+                <w:szCs w:val="16"/>
+                <w:lang w:eastAsia="en-US"/>
+                <w14:ligatures w14:val="none"/>
+              </w:rPr>
+              <w:t>Pesaran</w:t>
+            </w:r>
+            <w:proofErr w:type="spellEnd"/>
+            <w:r>
+              <w:rPr>
+                <w:rFonts w:ascii="LM Roman 10" w:eastAsia="Times New Roman" w:hAnsi="LM Roman 10" w:cs="Times New Roman"/>
+                <w:kern w:val="0"/>
+                <w:sz w:val="16"/>
+                <w:szCs w:val="16"/>
+                <w:lang w:eastAsia="en-US"/>
+                <w14:ligatures w14:val="none"/>
+              </w:rPr>
+              <w:t>, and Smith (2007) formalized this framework, showing that mapping the global network resolves puzzles that single-country models cannot effectively explain.</w:t>
             </w:r>
           </w:p>
         </w:tc>
@@ -22390,7 +23414,31 @@
                 <w:lang w:eastAsia="en-US"/>
                 <w14:ligatures w14:val="none"/>
               </w:rPr>
-              <w:t>Cholesky decompositions enforce a strict, triangular chain of causality that ignores the real-world contemporaneous feedback loops between monetary policy, money demand, and financial markets. Imposing theoretically grounded, non-recursive zero and short-run restrictions on the contemporaneous impact matrix allows variables to interact simultaneously without arbitrary ordering constraints. Sims and Zha (1998) utilized this structural methodology to untangle money supply from money demand, significantly reducing the anomalous price behavior.</w:t>
+              <w:t xml:space="preserve">Cholesky decompositions enforce a strict, triangular chain of causality that ignores the real-world contemporaneous feedback loops between monetary policy, money demand, and financial markets. Imposing theoretically grounded, non-recursive zero and short-run restrictions on the contemporaneous impact matrix allows variables to interact simultaneously without arbitrary ordering constraints. Sims and Zha (1998) utilized this structural methodology to untangle money supply from money demand, significantly reducing the anomalous price </w:t>
+            </w:r>
+            <w:proofErr w:type="spellStart"/>
+            <w:r>
+              <w:rPr>
+                <w:rFonts w:ascii="LM Roman 10" w:eastAsia="Times New Roman" w:hAnsi="LM Roman 10" w:cs="Times New Roman"/>
+                <w:kern w:val="0"/>
+                <w:sz w:val="16"/>
+                <w:szCs w:val="16"/>
+                <w:lang w:eastAsia="en-US"/>
+                <w14:ligatures w14:val="none"/>
+              </w:rPr>
+              <w:t>behavior</w:t>
+            </w:r>
+            <w:proofErr w:type="spellEnd"/>
+            <w:r>
+              <w:rPr>
+                <w:rFonts w:ascii="LM Roman 10" w:eastAsia="Times New Roman" w:hAnsi="LM Roman 10" w:cs="Times New Roman"/>
+                <w:kern w:val="0"/>
+                <w:sz w:val="16"/>
+                <w:szCs w:val="16"/>
+                <w:lang w:eastAsia="en-US"/>
+                <w14:ligatures w14:val="none"/>
+              </w:rPr>
+              <w:t>.</w:t>
             </w:r>
           </w:p>
         </w:tc>
@@ -22732,16 +23780,29 @@
                 <w14:ligatures w14:val="none"/>
               </w:rPr>
             </w:pPr>
-            <w:r>
-              <w:rPr>
-                <w:rFonts w:ascii="LM Roman 10" w:eastAsia="Times New Roman" w:hAnsi="LM Roman 10" w:cs="Times New Roman"/>
-                <w:kern w:val="0"/>
-                <w:sz w:val="16"/>
-                <w:szCs w:val="16"/>
-                <w:lang w:eastAsia="en-US"/>
-                <w14:ligatures w14:val="none"/>
-              </w:rPr>
-              <w:t>Galí (1992)</w:t>
+            <w:proofErr w:type="spellStart"/>
+            <w:r>
+              <w:rPr>
+                <w:rFonts w:ascii="LM Roman 10" w:eastAsia="Times New Roman" w:hAnsi="LM Roman 10" w:cs="Times New Roman"/>
+                <w:kern w:val="0"/>
+                <w:sz w:val="16"/>
+                <w:szCs w:val="16"/>
+                <w:lang w:eastAsia="en-US"/>
+                <w14:ligatures w14:val="none"/>
+              </w:rPr>
+              <w:t>Galí</w:t>
+            </w:r>
+            <w:proofErr w:type="spellEnd"/>
+            <w:r>
+              <w:rPr>
+                <w:rFonts w:ascii="LM Roman 10" w:eastAsia="Times New Roman" w:hAnsi="LM Roman 10" w:cs="Times New Roman"/>
+                <w:kern w:val="0"/>
+                <w:sz w:val="16"/>
+                <w:szCs w:val="16"/>
+                <w:lang w:eastAsia="en-US"/>
+                <w14:ligatures w14:val="none"/>
+              </w:rPr>
+              <w:t xml:space="preserve"> (1992)</w:t>
             </w:r>
           </w:p>
         </w:tc>
@@ -22775,7 +23836,31 @@
                 <w:lang w:eastAsia="en-US"/>
                 <w14:ligatures w14:val="none"/>
               </w:rPr>
-              <w:t>Restricting short-run contemporaneous relationships is highly controversial because financial and real variables often react to each other instantaneously in active markets. Instead, researchers impose zero restrictions on the long-run cumulative impulse response matrix, assuming that monetary policy shocks have no permanent effect on real output. Galí (1992) successfully adapted this Blanchard-Quah methodology for IS-</w:t>
+              <w:t xml:space="preserve">Restricting short-run contemporaneous relationships is highly controversial because financial and real variables often react to each other instantaneously in active markets. Instead, researchers impose zero restrictions on the long-run cumulative impulse response matrix, assuming that monetary policy shocks have no permanent effect on real output. </w:t>
+            </w:r>
+            <w:proofErr w:type="spellStart"/>
+            <w:r>
+              <w:rPr>
+                <w:rFonts w:ascii="LM Roman 10" w:eastAsia="Times New Roman" w:hAnsi="LM Roman 10" w:cs="Times New Roman"/>
+                <w:kern w:val="0"/>
+                <w:sz w:val="16"/>
+                <w:szCs w:val="16"/>
+                <w:lang w:eastAsia="en-US"/>
+                <w14:ligatures w14:val="none"/>
+              </w:rPr>
+              <w:t>Galí</w:t>
+            </w:r>
+            <w:proofErr w:type="spellEnd"/>
+            <w:r>
+              <w:rPr>
+                <w:rFonts w:ascii="LM Roman 10" w:eastAsia="Times New Roman" w:hAnsi="LM Roman 10" w:cs="Times New Roman"/>
+                <w:kern w:val="0"/>
+                <w:sz w:val="16"/>
+                <w:szCs w:val="16"/>
+                <w:lang w:eastAsia="en-US"/>
+                <w14:ligatures w14:val="none"/>
+              </w:rPr>
+              <w:t xml:space="preserve"> (1992) successfully adapted this Blanchard-Quah methodology for IS-</w:t>
             </w:r>
             <w:r>
               <w:rPr>
@@ -23173,7 +24258,31 @@
                 <w:lang w:eastAsia="en-US"/>
                 <w14:ligatures w14:val="none"/>
               </w:rPr>
-              <w:t>The central bank possesses leading indicators of inflation that are not captured in standard models, leading to a situation where policy tightening appears to cause inflation rather than preempt it. Adding a highly sensitive, forward-looking commodity price index to the VAR's endogenous variables serves as a simple proxy for the central bank's inflation expectations. Sims (1992) pioneered this straightforward adjustment, making it the original, though now frequently criticized, historical solution to the price puzzle.</w:t>
+              <w:t xml:space="preserve">The central bank possesses leading indicators of inflation that are not captured in standard models, leading to a situation where policy tightening appears to cause inflation rather than </w:t>
+            </w:r>
+            <w:proofErr w:type="spellStart"/>
+            <w:r>
+              <w:rPr>
+                <w:rFonts w:ascii="LM Roman 10" w:eastAsia="Times New Roman" w:hAnsi="LM Roman 10" w:cs="Times New Roman"/>
+                <w:kern w:val="0"/>
+                <w:sz w:val="16"/>
+                <w:szCs w:val="16"/>
+                <w:lang w:eastAsia="en-US"/>
+                <w14:ligatures w14:val="none"/>
+              </w:rPr>
+              <w:t>preempt</w:t>
+            </w:r>
+            <w:proofErr w:type="spellEnd"/>
+            <w:r>
+              <w:rPr>
+                <w:rFonts w:ascii="LM Roman 10" w:eastAsia="Times New Roman" w:hAnsi="LM Roman 10" w:cs="Times New Roman"/>
+                <w:kern w:val="0"/>
+                <w:sz w:val="16"/>
+                <w:szCs w:val="16"/>
+                <w:lang w:eastAsia="en-US"/>
+                <w14:ligatures w14:val="none"/>
+              </w:rPr>
+              <w:t xml:space="preserve"> it. Adding a highly sensitive, forward-looking commodity price index to the VAR's endogenous variables serves as a simple proxy for the central bank's inflation expectations. Sims (1992) pioneered this straightforward adjustment, making it the original, though now frequently criticized, historical solution to the price puzzle.</w:t>
             </w:r>
           </w:p>
         </w:tc>
@@ -23423,7 +24532,31 @@
           <w:lang w:eastAsia="en-US"/>
           <w14:ligatures w14:val="none"/>
         </w:rPr>
-        <w:t xml:space="preserve">The price puzzle arises primarily because standard VAR models suffer from omitted variable bias, capturing only a fraction of the information the central bank uses to set monetary policy. The first category of solutions, incorporating additional variables and more lags, relies on the theoretical mechanism of resolving this information asymmetry. By including expected inflation measures, commodity prices, financial frictions, or foreign variables in open economies, the model proxies the central bank's forward-looking knowledge. For example, if the central bank raises rates preemptively because it anticipates future inflation, a small VAR incorrectly concludes that the rate hike caused the inflation. Adding these forward-looking indicators, along with sufficient lag lengths to capture residual dynamics, allows the model to correctly identify the unexpected component of the policy shock rather than </w:t>
+        <w:t xml:space="preserve">The price puzzle arises primarily because standard VAR models suffer from omitted variable bias, capturing only a fraction of the information the central bank uses to set monetary policy. The first category of solutions, incorporating additional variables and more lags, relies on the theoretical mechanism of resolving this information asymmetry. By including expected inflation measures, commodity prices, financial frictions, or foreign variables in open economies, the model proxies the central bank's forward-looking knowledge. For example, if the central bank raises rates </w:t>
+      </w:r>
+      <w:proofErr w:type="spellStart"/>
+      <w:r>
+        <w:rPr>
+          <w:rFonts w:ascii="LM Roman 10" w:eastAsia="Times New Roman" w:hAnsi="LM Roman 10" w:cs="Times New Roman"/>
+          <w:kern w:val="0"/>
+          <w:sz w:val="24"/>
+          <w:szCs w:val="40"/>
+          <w:lang w:eastAsia="en-US"/>
+          <w14:ligatures w14:val="none"/>
+        </w:rPr>
+        <w:t>preemptively</w:t>
+      </w:r>
+      <w:proofErr w:type="spellEnd"/>
+      <w:r>
+        <w:rPr>
+          <w:rFonts w:ascii="LM Roman 10" w:eastAsia="Times New Roman" w:hAnsi="LM Roman 10" w:cs="Times New Roman"/>
+          <w:kern w:val="0"/>
+          <w:sz w:val="24"/>
+          <w:szCs w:val="40"/>
+          <w:lang w:eastAsia="en-US"/>
+          <w14:ligatures w14:val="none"/>
+        </w:rPr>
+        <w:t xml:space="preserve"> because it anticipates future inflation, a small VAR incorrectly concludes that the rate hike caused the inflation. Adding these forward-looking indicators, along with sufficient lag lengths to capture residual dynamics, allows the model to correctly identify the unexpected component of the policy shock rather than </w:t>
       </w:r>
       <w:r>
         <w:rPr>
@@ -23493,7 +24626,55 @@
           <w:lang w:eastAsia="en-US"/>
           <w14:ligatures w14:val="none"/>
         </w:rPr>
-        <w:t>Identification strategies solve the puzzle by isolating pure exogenous variations and eliminating simultaneity bias or central bank signaling effects. Traditional Cholesky orderings force rigid timing assumptions, while raw policy surprises often contain a Fed information effect, where the public interprets a rate hike as a signal of strong future fundamentals, causing inflation expectations to rise. High-frequency proxy VARs and central bank information controls resolve this by using external instruments or internal forecasts to strip away the signaling component, leaving only the pure monetary contraction. Sign restrictions and narrative sign restrictions bypass unrealistic short-run timing constraints altogether by forcing the model to select structural shocks that inherently obey macroeconomic theory, simply rejecting any parameter draws that result in an initial price increase. Non-recursive identification and long-run restrictions similarly abandon arbitrary contemporaneous ordering, using long-run neutrality assumptions or theoretical matrices to better map actual economic causality.</w:t>
+        <w:t xml:space="preserve">Identification strategies solve the puzzle by isolating pure exogenous variations and eliminating simultaneity bias or central bank </w:t>
+      </w:r>
+      <w:proofErr w:type="spellStart"/>
+      <w:r>
+        <w:rPr>
+          <w:rFonts w:ascii="LM Roman 10" w:eastAsia="Times New Roman" w:hAnsi="LM Roman 10" w:cs="Times New Roman"/>
+          <w:kern w:val="0"/>
+          <w:sz w:val="24"/>
+          <w:szCs w:val="40"/>
+          <w:lang w:eastAsia="en-US"/>
+          <w14:ligatures w14:val="none"/>
+        </w:rPr>
+        <w:t>signaling</w:t>
+      </w:r>
+      <w:proofErr w:type="spellEnd"/>
+      <w:r>
+        <w:rPr>
+          <w:rFonts w:ascii="LM Roman 10" w:eastAsia="Times New Roman" w:hAnsi="LM Roman 10" w:cs="Times New Roman"/>
+          <w:kern w:val="0"/>
+          <w:sz w:val="24"/>
+          <w:szCs w:val="40"/>
+          <w:lang w:eastAsia="en-US"/>
+          <w14:ligatures w14:val="none"/>
+        </w:rPr>
+        <w:t xml:space="preserve"> effects. Traditional Cholesky orderings force rigid timing assumptions, while raw policy surprises often contain a Fed information effect, where the public interprets a rate hike as a signal of strong future fundamentals, causing inflation expectations to rise. High-frequency proxy VARs and central bank information controls resolve this by using external instruments or internal forecasts to strip away the </w:t>
+      </w:r>
+      <w:proofErr w:type="spellStart"/>
+      <w:r>
+        <w:rPr>
+          <w:rFonts w:ascii="LM Roman 10" w:eastAsia="Times New Roman" w:hAnsi="LM Roman 10" w:cs="Times New Roman"/>
+          <w:kern w:val="0"/>
+          <w:sz w:val="24"/>
+          <w:szCs w:val="40"/>
+          <w:lang w:eastAsia="en-US"/>
+          <w14:ligatures w14:val="none"/>
+        </w:rPr>
+        <w:t>signaling</w:t>
+      </w:r>
+      <w:proofErr w:type="spellEnd"/>
+      <w:r>
+        <w:rPr>
+          <w:rFonts w:ascii="LM Roman 10" w:eastAsia="Times New Roman" w:hAnsi="LM Roman 10" w:cs="Times New Roman"/>
+          <w:kern w:val="0"/>
+          <w:sz w:val="24"/>
+          <w:szCs w:val="40"/>
+          <w:lang w:eastAsia="en-US"/>
+          <w14:ligatures w14:val="none"/>
+        </w:rPr>
+        <w:t xml:space="preserve"> component, leaving only the pure monetary contraction. Sign restrictions and narrative sign restrictions bypass unrealistic short-run timing constraints altogether by forcing the model to select structural shocks that inherently obey macroeconomic theory, simply rejecting any parameter draws that result in an initial price increase. Non-recursive identification and long-run restrictions similarly abandon arbitrary contemporaneous ordering, using long-run neutrality assumptions or theoretical matrices to better map actual economic causality.</w:t>
       </w:r>
     </w:p>
     <w:p>
@@ -23821,6 +25002,7 @@
         <w:rPr>
           <w:rFonts w:ascii="LM Roman 10" w:eastAsia="Times New Roman" w:hAnsi="LM Roman 10" w:cs="Times New Roman"/>
           <w:kern w:val="0"/>
+          <w:highlight w:val="yellow"/>
           <w:lang w:val="en-US" w:eastAsia="en-US"/>
           <w14:ligatures w14:val="none"/>
         </w:rPr>
@@ -23829,10 +25011,33 @@
         <w:rPr>
           <w:rFonts w:ascii="LM Roman 10" w:eastAsia="Times New Roman" w:hAnsi="LM Roman 10" w:cs="Times New Roman"/>
           <w:kern w:val="0"/>
-          <w:lang w:val="en-US" w:eastAsia="en-US"/>
-          <w14:ligatures w14:val="none"/>
-        </w:rPr>
-        <w:t>In this work we provide a replication study of Lofaro and Di Bucchianico (2025), which investigates the impact of monetary policy on functional income distribution using a pan</w:t>
+          <w:highlight w:val="yellow"/>
+          <w:lang w:val="en-US" w:eastAsia="en-US"/>
+          <w14:ligatures w14:val="none"/>
+        </w:rPr>
+        <w:t xml:space="preserve">In this work we provide a replication study of Lofaro and Di </w:t>
+      </w:r>
+      <w:proofErr w:type="spellStart"/>
+      <w:r>
+        <w:rPr>
+          <w:rFonts w:ascii="LM Roman 10" w:eastAsia="Times New Roman" w:hAnsi="LM Roman 10" w:cs="Times New Roman"/>
+          <w:kern w:val="0"/>
+          <w:highlight w:val="yellow"/>
+          <w:lang w:val="en-US" w:eastAsia="en-US"/>
+          <w14:ligatures w14:val="none"/>
+        </w:rPr>
+        <w:t>Bucchianico</w:t>
+      </w:r>
+      <w:proofErr w:type="spellEnd"/>
+      <w:r>
+        <w:rPr>
+          <w:rFonts w:ascii="LM Roman 10" w:eastAsia="Times New Roman" w:hAnsi="LM Roman 10" w:cs="Times New Roman"/>
+          <w:kern w:val="0"/>
+          <w:highlight w:val="yellow"/>
+          <w:lang w:val="en-US" w:eastAsia="en-US"/>
+          <w14:ligatures w14:val="none"/>
+        </w:rPr>
+        <w:t xml:space="preserve"> (2025), which investigates the impact of monetary policy on functional income distribution using a pan</w:t>
       </w:r>
     </w:p>
     <w:p>
@@ -23847,6 +25052,7 @@
           <w:kern w:val="0"/>
           <w:sz w:val="17"/>
           <w:szCs w:val="24"/>
+          <w:highlight w:val="yellow"/>
           <w:lang w:val="en-US" w:eastAsia="en-US"/>
           <w14:ligatures w14:val="none"/>
         </w:rPr>
@@ -23868,6 +25074,44 @@
           <w14:ligatures w14:val="none"/>
         </w:rPr>
       </w:pPr>
+      <w:r>
+        <w:rPr>
+          <w:rFonts w:ascii="Times New Roman" w:eastAsia="Times New Roman" w:hAnsi="Times New Roman" w:cs="Times New Roman"/>
+          <w:kern w:val="0"/>
+          <w:sz w:val="17"/>
+          <w:szCs w:val="24"/>
+          <w:highlight w:val="yellow"/>
+          <w:lang w:eastAsia="en-US"/>
+          <w14:ligatures w14:val="none"/>
+        </w:rPr>
+        <w:t>Hsu, C., Hung, H., &amp; Chang, Y. (2021). "Solving the price puzzle via a functional coefficient factor-augmented VAR model." </w:t>
+      </w:r>
+      <w:r>
+        <w:rPr>
+          <w:rFonts w:ascii="Times New Roman" w:eastAsia="Times New Roman" w:hAnsi="Times New Roman" w:cs="Times New Roman"/>
+          <w:i/>
+          <w:iCs/>
+          <w:kern w:val="0"/>
+          <w:sz w:val="17"/>
+          <w:szCs w:val="24"/>
+          <w:highlight w:val="yellow"/>
+          <w:lang w:eastAsia="en-US"/>
+          <w14:ligatures w14:val="none"/>
+        </w:rPr>
+        <w:t>University of Kansas Working Paper</w:t>
+      </w:r>
+      <w:r>
+        <w:rPr>
+          <w:rFonts w:ascii="Times New Roman" w:eastAsia="Times New Roman" w:hAnsi="Times New Roman" w:cs="Times New Roman"/>
+          <w:kern w:val="0"/>
+          <w:sz w:val="17"/>
+          <w:szCs w:val="24"/>
+          <w:highlight w:val="yellow"/>
+          <w:lang w:eastAsia="en-US"/>
+          <w14:ligatures w14:val="none"/>
+        </w:rPr>
+        <w:t>, 202106.</w:t>
+      </w:r>
     </w:p>
     <w:p>
       <w:pPr>
@@ -24054,6 +25298,41 @@
           <w14:ligatures w14:val="none"/>
         </w:rPr>
       </w:pPr>
+      <w:r>
+        <w:rPr>
+          <w:rFonts w:ascii="Times New Roman" w:eastAsia="Times New Roman" w:hAnsi="Times New Roman" w:cs="Times New Roman"/>
+          <w:kern w:val="0"/>
+          <w:sz w:val="17"/>
+          <w:szCs w:val="24"/>
+          <w:lang w:eastAsia="en-US"/>
+          <w14:ligatures w14:val="none"/>
+        </w:rPr>
+        <w:t>This is exactly where the FAVAR comes in: by including a large number of variables (compressed into factors), the model captures the Fed's information set much better, and the price puzzle largely disappears. In other words, the puzzle is mostly an artifact of using too </w:t>
+      </w:r>
+      <w:r>
+        <w:rPr>
+          <w:rFonts w:ascii="Times New Roman" w:eastAsia="Times New Roman" w:hAnsi="Times New Roman" w:cs="Times New Roman"/>
+          <w:i/>
+          <w:iCs/>
+          <w:kern w:val="0"/>
+          <w:sz w:val="17"/>
+          <w:szCs w:val="24"/>
+          <w:lang w:eastAsia="en-US"/>
+          <w14:ligatures w14:val="none"/>
+        </w:rPr>
+        <w:t>small</w:t>
+      </w:r>
+      <w:r>
+        <w:rPr>
+          <w:rFonts w:ascii="Times New Roman" w:eastAsia="Times New Roman" w:hAnsi="Times New Roman" w:cs="Times New Roman"/>
+          <w:kern w:val="0"/>
+          <w:sz w:val="17"/>
+          <w:szCs w:val="24"/>
+          <w:lang w:eastAsia="en-US"/>
+          <w14:ligatures w14:val="none"/>
+        </w:rPr>
+        <w:t> a model, not a real economic phenomenon.</w:t>
+      </w:r>
     </w:p>
     <w:p>
       <w:pPr>
@@ -24096,6 +25375,192 @@
         <w:autoSpaceDN w:val="0"/>
         <w:spacing w:after="0" w:line="240" w:lineRule="auto"/>
         <w:ind w:left="143"/>
+        <w:rPr>
+          <w:rFonts w:ascii="Times New Roman" w:eastAsia="Times New Roman" w:hAnsi="Times New Roman" w:cs="Times New Roman"/>
+          <w:kern w:val="0"/>
+          <w:sz w:val="17"/>
+          <w:szCs w:val="24"/>
+          <w:lang w:val="en-US" w:eastAsia="en-US"/>
+          <w14:ligatures w14:val="none"/>
+        </w:rPr>
+      </w:pPr>
+    </w:p>
+    <w:p>
+      <w:pPr>
+        <w:widowControl w:val="0"/>
+        <w:autoSpaceDE w:val="0"/>
+        <w:autoSpaceDN w:val="0"/>
+        <w:spacing w:after="0" w:line="240" w:lineRule="auto"/>
+        <w:ind w:left="143"/>
+        <w:rPr>
+          <w:rFonts w:ascii="Times New Roman" w:eastAsia="Times New Roman" w:hAnsi="Times New Roman" w:cs="Times New Roman"/>
+          <w:kern w:val="0"/>
+          <w:sz w:val="17"/>
+          <w:szCs w:val="24"/>
+          <w:lang w:val="en-US" w:eastAsia="en-US"/>
+          <w14:ligatures w14:val="none"/>
+        </w:rPr>
+      </w:pPr>
+    </w:p>
+    <w:p>
+      <w:pPr>
+        <w:widowControl w:val="0"/>
+        <w:autoSpaceDE w:val="0"/>
+        <w:autoSpaceDN w:val="0"/>
+        <w:spacing w:after="0" w:line="240" w:lineRule="auto"/>
+        <w:ind w:left="143"/>
+        <w:rPr>
+          <w:rFonts w:ascii="Times New Roman" w:eastAsia="Times New Roman" w:hAnsi="Times New Roman" w:cs="Times New Roman"/>
+          <w:kern w:val="0"/>
+          <w:sz w:val="17"/>
+          <w:szCs w:val="24"/>
+          <w:lang w:val="en-US" w:eastAsia="en-US"/>
+          <w14:ligatures w14:val="none"/>
+        </w:rPr>
+      </w:pPr>
+    </w:p>
+    <w:p>
+      <w:pPr>
+        <w:widowControl w:val="0"/>
+        <w:autoSpaceDE w:val="0"/>
+        <w:autoSpaceDN w:val="0"/>
+        <w:spacing w:after="0" w:line="240" w:lineRule="auto"/>
+        <w:ind w:left="143"/>
+        <w:rPr>
+          <w:rFonts w:ascii="Times New Roman" w:eastAsia="Times New Roman" w:hAnsi="Times New Roman" w:cs="Times New Roman"/>
+          <w:kern w:val="0"/>
+          <w:sz w:val="17"/>
+          <w:szCs w:val="24"/>
+          <w:lang w:val="en-US" w:eastAsia="en-US"/>
+          <w14:ligatures w14:val="none"/>
+        </w:rPr>
+      </w:pPr>
+    </w:p>
+    <w:p>
+      <w:pPr>
+        <w:widowControl w:val="0"/>
+        <w:autoSpaceDE w:val="0"/>
+        <w:autoSpaceDN w:val="0"/>
+        <w:spacing w:after="0" w:line="240" w:lineRule="auto"/>
+        <w:ind w:left="143"/>
+        <w:rPr>
+          <w:rFonts w:ascii="Times New Roman" w:eastAsia="Times New Roman" w:hAnsi="Times New Roman" w:cs="Times New Roman"/>
+          <w:kern w:val="0"/>
+          <w:sz w:val="17"/>
+          <w:szCs w:val="24"/>
+          <w:lang w:val="en-US" w:eastAsia="en-US"/>
+          <w14:ligatures w14:val="none"/>
+        </w:rPr>
+      </w:pPr>
+    </w:p>
+    <w:p>
+      <w:pPr>
+        <w:widowControl w:val="0"/>
+        <w:autoSpaceDE w:val="0"/>
+        <w:autoSpaceDN w:val="0"/>
+        <w:spacing w:after="0" w:line="240" w:lineRule="auto"/>
+        <w:ind w:left="143"/>
+        <w:rPr>
+          <w:rFonts w:ascii="Times New Roman" w:eastAsia="Times New Roman" w:hAnsi="Times New Roman" w:cs="Times New Roman"/>
+          <w:kern w:val="0"/>
+          <w:sz w:val="17"/>
+          <w:szCs w:val="24"/>
+          <w:lang w:val="en-US" w:eastAsia="en-US"/>
+          <w14:ligatures w14:val="none"/>
+        </w:rPr>
+      </w:pPr>
+    </w:p>
+    <w:p>
+      <w:pPr>
+        <w:widowControl w:val="0"/>
+        <w:autoSpaceDE w:val="0"/>
+        <w:autoSpaceDN w:val="0"/>
+        <w:spacing w:after="0" w:line="240" w:lineRule="auto"/>
+        <w:ind w:left="143"/>
+        <w:rPr>
+          <w:rFonts w:ascii="Times New Roman" w:eastAsia="Times New Roman" w:hAnsi="Times New Roman" w:cs="Times New Roman"/>
+          <w:kern w:val="0"/>
+          <w:sz w:val="17"/>
+          <w:szCs w:val="24"/>
+          <w:lang w:val="en-US" w:eastAsia="en-US"/>
+          <w14:ligatures w14:val="none"/>
+        </w:rPr>
+      </w:pPr>
+    </w:p>
+    <w:p>
+      <w:pPr>
+        <w:widowControl w:val="0"/>
+        <w:autoSpaceDE w:val="0"/>
+        <w:autoSpaceDN w:val="0"/>
+        <w:spacing w:after="0" w:line="240" w:lineRule="auto"/>
+        <w:ind w:left="143"/>
+        <w:rPr>
+          <w:rFonts w:ascii="Times New Roman" w:eastAsia="Times New Roman" w:hAnsi="Times New Roman" w:cs="Times New Roman"/>
+          <w:kern w:val="0"/>
+          <w:sz w:val="17"/>
+          <w:szCs w:val="24"/>
+          <w:lang w:val="en-US" w:eastAsia="en-US"/>
+          <w14:ligatures w14:val="none"/>
+        </w:rPr>
+      </w:pPr>
+    </w:p>
+    <w:p>
+      <w:pPr>
+        <w:widowControl w:val="0"/>
+        <w:autoSpaceDE w:val="0"/>
+        <w:autoSpaceDN w:val="0"/>
+        <w:spacing w:after="0" w:line="240" w:lineRule="auto"/>
+        <w:ind w:left="143"/>
+        <w:rPr>
+          <w:rFonts w:ascii="Times New Roman" w:eastAsia="Times New Roman" w:hAnsi="Times New Roman" w:cs="Times New Roman"/>
+          <w:kern w:val="0"/>
+          <w:sz w:val="17"/>
+          <w:szCs w:val="24"/>
+          <w:lang w:val="en-US" w:eastAsia="en-US"/>
+          <w14:ligatures w14:val="none"/>
+        </w:rPr>
+      </w:pPr>
+    </w:p>
+    <w:p>
+      <w:pPr>
+        <w:widowControl w:val="0"/>
+        <w:autoSpaceDE w:val="0"/>
+        <w:autoSpaceDN w:val="0"/>
+        <w:spacing w:after="0" w:line="240" w:lineRule="auto"/>
+        <w:ind w:left="143"/>
+        <w:rPr>
+          <w:rFonts w:ascii="Times New Roman" w:eastAsia="Times New Roman" w:hAnsi="Times New Roman" w:cs="Times New Roman"/>
+          <w:kern w:val="0"/>
+          <w:sz w:val="17"/>
+          <w:szCs w:val="24"/>
+          <w:lang w:val="en-US" w:eastAsia="en-US"/>
+          <w14:ligatures w14:val="none"/>
+        </w:rPr>
+      </w:pPr>
+    </w:p>
+    <w:p>
+      <w:pPr>
+        <w:widowControl w:val="0"/>
+        <w:autoSpaceDE w:val="0"/>
+        <w:autoSpaceDN w:val="0"/>
+        <w:spacing w:after="0" w:line="240" w:lineRule="auto"/>
+        <w:ind w:left="143"/>
+        <w:rPr>
+          <w:rFonts w:ascii="Times New Roman" w:eastAsia="Times New Roman" w:hAnsi="Times New Roman" w:cs="Times New Roman"/>
+          <w:kern w:val="0"/>
+          <w:sz w:val="17"/>
+          <w:szCs w:val="24"/>
+          <w:lang w:val="en-US" w:eastAsia="en-US"/>
+          <w14:ligatures w14:val="none"/>
+        </w:rPr>
+      </w:pPr>
+    </w:p>
+    <w:p>
+      <w:pPr>
+        <w:widowControl w:val="0"/>
+        <w:autoSpaceDE w:val="0"/>
+        <w:autoSpaceDN w:val="0"/>
+        <w:spacing w:after="0" w:line="240" w:lineRule="auto"/>
         <w:rPr>
           <w:rFonts w:ascii="Times New Roman" w:eastAsia="Times New Roman" w:hAnsi="Times New Roman" w:cs="Times New Roman"/>
           <w:kern w:val="0"/>
@@ -24136,7 +25601,34 @@
           <w:lang w:val="en-US" w:eastAsia="en-US"/>
           <w14:ligatures w14:val="none"/>
         </w:rPr>
-        <w:t>Table 1.1: Summary Target Variables (Japan)</w:t>
+        <w:lastRenderedPageBreak/>
+        <w:t>Table 1.</w:t>
+      </w:r>
+      <w:r>
+        <w:rPr>
+          <w:rFonts w:ascii="LM Roman 10" w:eastAsia="Times New Roman" w:hAnsi="LM Roman 10" w:cs="Times New Roman"/>
+          <w:b/>
+          <w:bCs/>
+          <w:kern w:val="0"/>
+          <w:sz w:val="24"/>
+          <w:szCs w:val="24"/>
+          <w:lang w:val="en-US" w:eastAsia="en-US"/>
+          <w14:ligatures w14:val="none"/>
+        </w:rPr>
+        <w:t>2.</w:t>
+      </w:r>
+      <w:r>
+        <w:rPr>
+          <w:rFonts w:ascii="LM Roman 10" w:eastAsia="Times New Roman" w:hAnsi="LM Roman 10" w:cs="Times New Roman"/>
+          <w:b/>
+          <w:bCs/>
+          <w:kern w:val="0"/>
+          <w:sz w:val="24"/>
+          <w:szCs w:val="24"/>
+          <w:lang w:val="en-US" w:eastAsia="en-US"/>
+          <w14:ligatures w14:val="none"/>
+        </w:rPr>
+        <w:t>1: Summary Target Variables (Japan)</w:t>
       </w:r>
     </w:p>
     <w:tbl>
@@ -24605,7 +26097,31 @@
                 <w:lang w:val="en-US" w:eastAsia="en-US"/>
                 <w14:ligatures w14:val="none"/>
               </w:rPr>
-              <w:t xml:space="preserve">JPYUSD rer </w:t>
+              <w:t xml:space="preserve">JPYUSD </w:t>
+            </w:r>
+            <w:proofErr w:type="spellStart"/>
+            <w:r>
+              <w:rPr>
+                <w:rFonts w:ascii="LM Roman 10" w:eastAsia="Times New Roman" w:hAnsi="LM Roman 10" w:cs="Times New Roman"/>
+                <w:kern w:val="0"/>
+                <w:sz w:val="20"/>
+                <w:szCs w:val="20"/>
+                <w:lang w:val="en-US" w:eastAsia="en-US"/>
+                <w14:ligatures w14:val="none"/>
+              </w:rPr>
+              <w:t>rer</w:t>
+            </w:r>
+            <w:proofErr w:type="spellEnd"/>
+            <w:r>
+              <w:rPr>
+                <w:rFonts w:ascii="LM Roman 10" w:eastAsia="Times New Roman" w:hAnsi="LM Roman 10" w:cs="Times New Roman"/>
+                <w:kern w:val="0"/>
+                <w:sz w:val="20"/>
+                <w:szCs w:val="20"/>
+                <w:lang w:val="en-US" w:eastAsia="en-US"/>
+                <w14:ligatures w14:val="none"/>
+              </w:rPr>
+              <w:t xml:space="preserve"> </w:t>
             </w:r>
             <w:r>
               <w:rPr>
@@ -24962,10 +26478,11 @@
                 <w:lang w:eastAsia="en-US"/>
                 <w14:ligatures w14:val="none"/>
               </w:rPr>
-              <w:t xml:space="preserve">HICP </w:t>
-            </w:r>
-            <w:r>
-              <w:rPr>
+              <w:t>HICP (NSA)</w:t>
+            </w:r>
+            <w:r>
+              <w:rPr>
+                <w:rStyle w:val="FootnoteReference"/>
                 <w:rFonts w:ascii="LM Roman 10" w:eastAsia="Times New Roman" w:hAnsi="LM Roman 10" w:cs="Times New Roman"/>
                 <w:kern w:val="0"/>
                 <w:sz w:val="20"/>
@@ -24973,22 +26490,32 @@
                 <w:lang w:eastAsia="en-US"/>
                 <w14:ligatures w14:val="none"/>
               </w:rPr>
-              <w:lastRenderedPageBreak/>
-              <w:t>(NSA)</w:t>
-            </w:r>
-            <w:r>
-              <w:rPr>
-                <w:rStyle w:val="FootnoteReference"/>
+              <w:footnoteReference w:id="5"/>
+            </w:r>
+          </w:p>
+          <w:p>
+            <w:pPr>
+              <w:widowControl w:val="0"/>
+              <w:autoSpaceDE w:val="0"/>
+              <w:autoSpaceDN w:val="0"/>
+              <w:spacing w:before="240"/>
+              <w:ind w:right="142"/>
+              <w:cnfStyle w:val="000000100000" w:firstRow="0" w:lastRow="0" w:firstColumn="0" w:lastColumn="0" w:oddVBand="0" w:evenVBand="0" w:oddHBand="1" w:evenHBand="0" w:firstRowFirstColumn="0" w:firstRowLastColumn="0" w:lastRowFirstColumn="0" w:lastRowLastColumn="0"/>
+              <w:rPr>
                 <w:rFonts w:ascii="LM Roman 10" w:eastAsia="Times New Roman" w:hAnsi="LM Roman 10" w:cs="Times New Roman"/>
                 <w:kern w:val="0"/>
                 <w:sz w:val="20"/>
                 <w:szCs w:val="20"/>
-                <w:lang w:eastAsia="en-US"/>
-                <w14:ligatures w14:val="none"/>
-              </w:rPr>
-              <w:footnoteReference w:id="5"/>
-            </w:r>
-          </w:p>
+                <w:lang w:val="en-US" w:eastAsia="en-US"/>
+                <w14:ligatures w14:val="none"/>
+              </w:rPr>
+            </w:pPr>
+          </w:p>
+        </w:tc>
+        <w:tc>
+          <w:tcPr>
+            <w:tcW w:w="1534" w:type="dxa"/>
+          </w:tcPr>
           <w:p>
             <w:pPr>
               <w:widowControl w:val="0"/>
@@ -25002,24 +26529,11 @@
                 <w:kern w:val="0"/>
                 <w:sz w:val="20"/>
                 <w:szCs w:val="20"/>
-                <w:lang w:val="en-US" w:eastAsia="en-US"/>
-                <w14:ligatures w14:val="none"/>
-              </w:rPr>
-            </w:pPr>
-          </w:p>
-        </w:tc>
-        <w:tc>
-          <w:tcPr>
-            <w:tcW w:w="1534" w:type="dxa"/>
-          </w:tcPr>
-          <w:p>
-            <w:pPr>
-              <w:widowControl w:val="0"/>
-              <w:autoSpaceDE w:val="0"/>
-              <w:autoSpaceDN w:val="0"/>
-              <w:spacing w:before="240"/>
-              <w:ind w:right="142"/>
-              <w:cnfStyle w:val="000000100000" w:firstRow="0" w:lastRow="0" w:firstColumn="0" w:lastColumn="0" w:oddVBand="0" w:evenVBand="0" w:oddHBand="1" w:evenHBand="0" w:firstRowFirstColumn="0" w:firstRowLastColumn="0" w:lastRowFirstColumn="0" w:lastRowLastColumn="0"/>
+                <w:lang w:eastAsia="en-US"/>
+                <w14:ligatures w14:val="none"/>
+              </w:rPr>
+            </w:pPr>
+            <w:r>
               <w:rPr>
                 <w:rFonts w:ascii="LM Roman 10" w:eastAsia="Times New Roman" w:hAnsi="LM Roman 10" w:cs="Times New Roman"/>
                 <w:kern w:val="0"/>
@@ -25028,49 +26542,60 @@
                 <w:lang w:eastAsia="en-US"/>
                 <w14:ligatures w14:val="none"/>
               </w:rPr>
-            </w:pPr>
-            <w:r>
+              <w:t>10-Year Gov Bond Yields (%)</w:t>
+            </w:r>
+          </w:p>
+          <w:p>
+            <w:pPr>
+              <w:widowControl w:val="0"/>
+              <w:autoSpaceDE w:val="0"/>
+              <w:autoSpaceDN w:val="0"/>
+              <w:spacing w:before="240"/>
+              <w:ind w:right="142"/>
+              <w:cnfStyle w:val="000000100000" w:firstRow="0" w:lastRow="0" w:firstColumn="0" w:lastColumn="0" w:oddVBand="0" w:evenVBand="0" w:oddHBand="1" w:evenHBand="0" w:firstRowFirstColumn="0" w:firstRowLastColumn="0" w:lastRowFirstColumn="0" w:lastRowLastColumn="0"/>
               <w:rPr>
                 <w:rFonts w:ascii="LM Roman 10" w:eastAsia="Times New Roman" w:hAnsi="LM Roman 10" w:cs="Times New Roman"/>
                 <w:kern w:val="0"/>
                 <w:sz w:val="20"/>
                 <w:szCs w:val="20"/>
-                <w:lang w:eastAsia="en-US"/>
-                <w14:ligatures w14:val="none"/>
-              </w:rPr>
-              <w:lastRenderedPageBreak/>
-              <w:t xml:space="preserve">10-Year Gov Bond </w:t>
-            </w:r>
-            <w:r>
+                <w:lang w:val="en-US" w:eastAsia="en-US"/>
+                <w14:ligatures w14:val="none"/>
+              </w:rPr>
+            </w:pPr>
+          </w:p>
+        </w:tc>
+        <w:tc>
+          <w:tcPr>
+            <w:tcW w:w="1534" w:type="dxa"/>
+          </w:tcPr>
+          <w:p>
+            <w:pPr>
+              <w:widowControl w:val="0"/>
+              <w:autoSpaceDE w:val="0"/>
+              <w:autoSpaceDN w:val="0"/>
+              <w:spacing w:before="240"/>
+              <w:ind w:right="142"/>
+              <w:cnfStyle w:val="000000100000" w:firstRow="0" w:lastRow="0" w:firstColumn="0" w:lastColumn="0" w:oddVBand="0" w:evenVBand="0" w:oddHBand="1" w:evenHBand="0" w:firstRowFirstColumn="0" w:firstRowLastColumn="0" w:lastRowFirstColumn="0" w:lastRowLastColumn="0"/>
               <w:rPr>
                 <w:rFonts w:ascii="LM Roman 10" w:eastAsia="Times New Roman" w:hAnsi="LM Roman 10" w:cs="Times New Roman"/>
                 <w:kern w:val="0"/>
                 <w:sz w:val="20"/>
                 <w:szCs w:val="20"/>
-                <w:lang w:eastAsia="en-US"/>
-                <w14:ligatures w14:val="none"/>
-              </w:rPr>
-              <w:lastRenderedPageBreak/>
-              <w:t>Yields (%)</w:t>
-            </w:r>
-          </w:p>
-          <w:p>
-            <w:pPr>
-              <w:widowControl w:val="0"/>
-              <w:autoSpaceDE w:val="0"/>
-              <w:autoSpaceDN w:val="0"/>
-              <w:spacing w:before="240"/>
-              <w:ind w:right="142"/>
-              <w:cnfStyle w:val="000000100000" w:firstRow="0" w:lastRow="0" w:firstColumn="0" w:lastColumn="0" w:oddVBand="0" w:evenVBand="0" w:oddHBand="1" w:evenHBand="0" w:firstRowFirstColumn="0" w:firstRowLastColumn="0" w:lastRowFirstColumn="0" w:lastRowLastColumn="0"/>
+                <w:lang w:val="en-US" w:eastAsia="en-US"/>
+                <w14:ligatures w14:val="none"/>
+              </w:rPr>
+            </w:pPr>
+            <w:r>
               <w:rPr>
                 <w:rFonts w:ascii="LM Roman 10" w:eastAsia="Times New Roman" w:hAnsi="LM Roman 10" w:cs="Times New Roman"/>
                 <w:kern w:val="0"/>
                 <w:sz w:val="20"/>
                 <w:szCs w:val="20"/>
-                <w:lang w:val="en-US" w:eastAsia="en-US"/>
-                <w14:ligatures w14:val="none"/>
-              </w:rPr>
-            </w:pPr>
+                <w:lang w:eastAsia="en-US"/>
+                <w14:ligatures w14:val="none"/>
+              </w:rPr>
+              <w:t>Real GDP (billions chained 2015 JPY)</w:t>
+            </w:r>
           </w:p>
         </w:tc>
         <w:tc>
@@ -25103,10 +26628,22 @@
                 <w:lang w:eastAsia="en-US"/>
                 <w14:ligatures w14:val="none"/>
               </w:rPr>
-              <w:lastRenderedPageBreak/>
-              <w:t xml:space="preserve">Real GDP (billions </w:t>
-            </w:r>
-            <w:r>
+              <w:t>JPY-USD Real Effective Exchange Rate</w:t>
+            </w:r>
+          </w:p>
+        </w:tc>
+        <w:tc>
+          <w:tcPr>
+            <w:tcW w:w="1534" w:type="dxa"/>
+          </w:tcPr>
+          <w:p>
+            <w:pPr>
+              <w:widowControl w:val="0"/>
+              <w:autoSpaceDE w:val="0"/>
+              <w:autoSpaceDN w:val="0"/>
+              <w:spacing w:before="240"/>
+              <w:ind w:right="142"/>
+              <w:cnfStyle w:val="000000100000" w:firstRow="0" w:lastRow="0" w:firstColumn="0" w:lastColumn="0" w:oddVBand="0" w:evenVBand="0" w:oddHBand="1" w:evenHBand="0" w:firstRowFirstColumn="0" w:firstRowLastColumn="0" w:lastRowFirstColumn="0" w:lastRowLastColumn="0"/>
               <w:rPr>
                 <w:rFonts w:ascii="LM Roman 10" w:eastAsia="Times New Roman" w:hAnsi="LM Roman 10" w:cs="Times New Roman"/>
                 <w:kern w:val="0"/>
@@ -25115,158 +26652,72 @@
                 <w:lang w:eastAsia="en-US"/>
                 <w14:ligatures w14:val="none"/>
               </w:rPr>
-              <w:lastRenderedPageBreak/>
-              <w:t>chained 2015 JPY)</w:t>
-            </w:r>
-          </w:p>
-        </w:tc>
-        <w:tc>
-          <w:tcPr>
-            <w:tcW w:w="1534" w:type="dxa"/>
-          </w:tcPr>
-          <w:p>
-            <w:pPr>
-              <w:widowControl w:val="0"/>
-              <w:autoSpaceDE w:val="0"/>
-              <w:autoSpaceDN w:val="0"/>
-              <w:spacing w:before="240"/>
-              <w:ind w:right="142"/>
-              <w:cnfStyle w:val="000000100000" w:firstRow="0" w:lastRow="0" w:firstColumn="0" w:lastColumn="0" w:oddVBand="0" w:evenVBand="0" w:oddHBand="1" w:evenHBand="0" w:firstRowFirstColumn="0" w:firstRowLastColumn="0" w:lastRowFirstColumn="0" w:lastRowLastColumn="0"/>
+            </w:pPr>
+            <w:r>
               <w:rPr>
                 <w:rFonts w:ascii="LM Roman 10" w:eastAsia="Times New Roman" w:hAnsi="LM Roman 10" w:cs="Times New Roman"/>
                 <w:kern w:val="0"/>
                 <w:sz w:val="20"/>
                 <w:szCs w:val="20"/>
-                <w:lang w:val="en-US" w:eastAsia="en-US"/>
-                <w14:ligatures w14:val="none"/>
-              </w:rPr>
-            </w:pPr>
-            <w:r>
-              <w:rPr>
-                <w:rFonts w:ascii="LM Roman 10" w:eastAsia="Times New Roman" w:hAnsi="LM Roman 10" w:cs="Times New Roman"/>
+                <w:lang w:eastAsia="en-US"/>
+                <w14:ligatures w14:val="none"/>
+              </w:rPr>
+              <w:t>CBOE Volatility Index</w:t>
+            </w:r>
+          </w:p>
+          <w:p>
+            <w:pPr>
+              <w:widowControl w:val="0"/>
+              <w:autoSpaceDE w:val="0"/>
+              <w:autoSpaceDN w:val="0"/>
+              <w:spacing w:before="240"/>
+              <w:ind w:right="142"/>
+              <w:cnfStyle w:val="000000100000" w:firstRow="0" w:lastRow="0" w:firstColumn="0" w:lastColumn="0" w:oddVBand="0" w:evenVBand="0" w:oddHBand="1" w:evenHBand="0" w:firstRowFirstColumn="0" w:firstRowLastColumn="0" w:lastRowFirstColumn="0" w:lastRowLastColumn="0"/>
+              <w:rPr>
+                <w:rFonts w:ascii="LM Roman 10" w:eastAsia="Times New Roman" w:hAnsi="LM Roman 10" w:cs="Times New Roman"/>
+                <w:b/>
+                <w:bCs/>
                 <w:kern w:val="0"/>
                 <w:sz w:val="20"/>
                 <w:szCs w:val="20"/>
-                <w:lang w:eastAsia="en-US"/>
-                <w14:ligatures w14:val="none"/>
-              </w:rPr>
-              <w:lastRenderedPageBreak/>
-              <w:t xml:space="preserve">JPY-USD Real </w:t>
-            </w:r>
-            <w:r>
+                <w:lang w:val="en-US" w:eastAsia="en-US"/>
+                <w14:ligatures w14:val="none"/>
+              </w:rPr>
+            </w:pPr>
+          </w:p>
+        </w:tc>
+      </w:tr>
+      <w:tr>
+        <w:tc>
+          <w:tcPr>
+            <w:cnfStyle w:val="001000000000" w:firstRow="0" w:lastRow="0" w:firstColumn="1" w:lastColumn="0" w:oddVBand="0" w:evenVBand="0" w:oddHBand="0" w:evenHBand="0" w:firstRowFirstColumn="0" w:firstRowLastColumn="0" w:lastRowFirstColumn="0" w:lastRowLastColumn="0"/>
+            <w:tcW w:w="1701" w:type="dxa"/>
+          </w:tcPr>
+          <w:p>
+            <w:pPr>
+              <w:widowControl w:val="0"/>
+              <w:autoSpaceDE w:val="0"/>
+              <w:autoSpaceDN w:val="0"/>
+              <w:spacing w:before="240"/>
+              <w:ind w:right="142"/>
               <w:rPr>
                 <w:rFonts w:ascii="LM Roman 10" w:eastAsia="Times New Roman" w:hAnsi="LM Roman 10" w:cs="Times New Roman"/>
                 <w:kern w:val="0"/>
                 <w:sz w:val="20"/>
                 <w:szCs w:val="20"/>
-                <w:lang w:eastAsia="en-US"/>
-                <w14:ligatures w14:val="none"/>
-              </w:rPr>
-              <w:lastRenderedPageBreak/>
-              <w:t>Effective Exchange Rate</w:t>
-            </w:r>
-          </w:p>
-        </w:tc>
-        <w:tc>
-          <w:tcPr>
-            <w:tcW w:w="1534" w:type="dxa"/>
-          </w:tcPr>
-          <w:p>
-            <w:pPr>
-              <w:widowControl w:val="0"/>
-              <w:autoSpaceDE w:val="0"/>
-              <w:autoSpaceDN w:val="0"/>
-              <w:spacing w:before="240"/>
-              <w:ind w:right="142"/>
-              <w:cnfStyle w:val="000000100000" w:firstRow="0" w:lastRow="0" w:firstColumn="0" w:lastColumn="0" w:oddVBand="0" w:evenVBand="0" w:oddHBand="1" w:evenHBand="0" w:firstRowFirstColumn="0" w:firstRowLastColumn="0" w:lastRowFirstColumn="0" w:lastRowLastColumn="0"/>
+                <w:lang w:val="en-US" w:eastAsia="en-US"/>
+                <w14:ligatures w14:val="none"/>
+              </w:rPr>
+            </w:pPr>
+            <w:r>
               <w:rPr>
                 <w:rFonts w:ascii="LM Roman 10" w:eastAsia="Times New Roman" w:hAnsi="LM Roman 10" w:cs="Times New Roman"/>
                 <w:kern w:val="0"/>
                 <w:sz w:val="20"/>
                 <w:szCs w:val="20"/>
-                <w:lang w:eastAsia="en-US"/>
-                <w14:ligatures w14:val="none"/>
-              </w:rPr>
-            </w:pPr>
-            <w:r>
-              <w:rPr>
-                <w:rFonts w:ascii="LM Roman 10" w:eastAsia="Times New Roman" w:hAnsi="LM Roman 10" w:cs="Times New Roman"/>
-                <w:kern w:val="0"/>
-                <w:sz w:val="20"/>
-                <w:szCs w:val="20"/>
-                <w:lang w:eastAsia="en-US"/>
-                <w14:ligatures w14:val="none"/>
-              </w:rPr>
-              <w:lastRenderedPageBreak/>
-              <w:t xml:space="preserve">CBOE Volatility </w:t>
-            </w:r>
-            <w:r>
-              <w:rPr>
-                <w:rFonts w:ascii="LM Roman 10" w:eastAsia="Times New Roman" w:hAnsi="LM Roman 10" w:cs="Times New Roman"/>
-                <w:kern w:val="0"/>
-                <w:sz w:val="20"/>
-                <w:szCs w:val="20"/>
-                <w:lang w:eastAsia="en-US"/>
-                <w14:ligatures w14:val="none"/>
-              </w:rPr>
-              <w:lastRenderedPageBreak/>
-              <w:t>Index</w:t>
-            </w:r>
-          </w:p>
-          <w:p>
-            <w:pPr>
-              <w:widowControl w:val="0"/>
-              <w:autoSpaceDE w:val="0"/>
-              <w:autoSpaceDN w:val="0"/>
-              <w:spacing w:before="240"/>
-              <w:ind w:right="142"/>
-              <w:cnfStyle w:val="000000100000" w:firstRow="0" w:lastRow="0" w:firstColumn="0" w:lastColumn="0" w:oddVBand="0" w:evenVBand="0" w:oddHBand="1" w:evenHBand="0" w:firstRowFirstColumn="0" w:firstRowLastColumn="0" w:lastRowFirstColumn="0" w:lastRowLastColumn="0"/>
-              <w:rPr>
-                <w:rFonts w:ascii="LM Roman 10" w:eastAsia="Times New Roman" w:hAnsi="LM Roman 10" w:cs="Times New Roman"/>
-                <w:b/>
-                <w:bCs/>
-                <w:kern w:val="0"/>
-                <w:sz w:val="20"/>
-                <w:szCs w:val="20"/>
-                <w:lang w:val="en-US" w:eastAsia="en-US"/>
-                <w14:ligatures w14:val="none"/>
-              </w:rPr>
-            </w:pPr>
-          </w:p>
-        </w:tc>
-      </w:tr>
-      <w:tr>
-        <w:tc>
-          <w:tcPr>
-            <w:cnfStyle w:val="001000000000" w:firstRow="0" w:lastRow="0" w:firstColumn="1" w:lastColumn="0" w:oddVBand="0" w:evenVBand="0" w:oddHBand="0" w:evenHBand="0" w:firstRowFirstColumn="0" w:firstRowLastColumn="0" w:lastRowFirstColumn="0" w:lastRowLastColumn="0"/>
-            <w:tcW w:w="1701" w:type="dxa"/>
-          </w:tcPr>
-          <w:p>
-            <w:pPr>
-              <w:widowControl w:val="0"/>
-              <w:autoSpaceDE w:val="0"/>
-              <w:autoSpaceDN w:val="0"/>
-              <w:spacing w:before="240"/>
-              <w:ind w:right="142"/>
-              <w:rPr>
-                <w:rFonts w:ascii="LM Roman 10" w:eastAsia="Times New Roman" w:hAnsi="LM Roman 10" w:cs="Times New Roman"/>
-                <w:kern w:val="0"/>
-                <w:sz w:val="20"/>
-                <w:szCs w:val="20"/>
-                <w:lang w:val="en-US" w:eastAsia="en-US"/>
-                <w14:ligatures w14:val="none"/>
-              </w:rPr>
-            </w:pPr>
-            <w:r>
-              <w:rPr>
-                <w:rFonts w:ascii="LM Roman 10" w:eastAsia="Times New Roman" w:hAnsi="LM Roman 10" w:cs="Times New Roman"/>
-                <w:kern w:val="0"/>
-                <w:sz w:val="20"/>
-                <w:szCs w:val="20"/>
-                <w:lang w:val="en-US" w:eastAsia="en-US"/>
-                <w14:ligatures w14:val="none"/>
-              </w:rPr>
-              <w:lastRenderedPageBreak/>
+                <w:lang w:val="en-US" w:eastAsia="en-US"/>
+                <w14:ligatures w14:val="none"/>
+              </w:rPr>
               <w:t>Country</w:t>
             </w:r>
           </w:p>
@@ -26134,7 +27585,31 @@
                 <w:lang w:eastAsia="en-US"/>
                 <w14:ligatures w14:val="none"/>
               </w:rPr>
-              <w:t>AR(1) coeff.</w:t>
+              <w:t xml:space="preserve">AR(1) </w:t>
+            </w:r>
+            <w:proofErr w:type="spellStart"/>
+            <w:r>
+              <w:rPr>
+                <w:rFonts w:ascii="LM Roman 10" w:eastAsia="Times New Roman" w:hAnsi="LM Roman 10" w:cs="Times New Roman"/>
+                <w:kern w:val="0"/>
+                <w:sz w:val="20"/>
+                <w:szCs w:val="20"/>
+                <w:lang w:eastAsia="en-US"/>
+                <w14:ligatures w14:val="none"/>
+              </w:rPr>
+              <w:t>coeff</w:t>
+            </w:r>
+            <w:proofErr w:type="spellEnd"/>
+            <w:r>
+              <w:rPr>
+                <w:rFonts w:ascii="LM Roman 10" w:eastAsia="Times New Roman" w:hAnsi="LM Roman 10" w:cs="Times New Roman"/>
+                <w:kern w:val="0"/>
+                <w:sz w:val="20"/>
+                <w:szCs w:val="20"/>
+                <w:lang w:eastAsia="en-US"/>
+                <w14:ligatures w14:val="none"/>
+              </w:rPr>
+              <w:t>.</w:t>
             </w:r>
           </w:p>
         </w:tc>
@@ -26559,7 +28034,31 @@
                 <w:lang w:eastAsia="en-US"/>
                 <w14:ligatures w14:val="none"/>
               </w:rPr>
-              <w:t>AR(2) lag1 coeff.</w:t>
+              <w:t xml:space="preserve">AR(2) lag1 </w:t>
+            </w:r>
+            <w:proofErr w:type="spellStart"/>
+            <w:r>
+              <w:rPr>
+                <w:rFonts w:ascii="LM Roman 10" w:eastAsia="Times New Roman" w:hAnsi="LM Roman 10" w:cs="Times New Roman"/>
+                <w:kern w:val="0"/>
+                <w:sz w:val="20"/>
+                <w:szCs w:val="20"/>
+                <w:lang w:eastAsia="en-US"/>
+                <w14:ligatures w14:val="none"/>
+              </w:rPr>
+              <w:t>coeff</w:t>
+            </w:r>
+            <w:proofErr w:type="spellEnd"/>
+            <w:r>
+              <w:rPr>
+                <w:rFonts w:ascii="LM Roman 10" w:eastAsia="Times New Roman" w:hAnsi="LM Roman 10" w:cs="Times New Roman"/>
+                <w:kern w:val="0"/>
+                <w:sz w:val="20"/>
+                <w:szCs w:val="20"/>
+                <w:lang w:eastAsia="en-US"/>
+                <w14:ligatures w14:val="none"/>
+              </w:rPr>
+              <w:t>.</w:t>
             </w:r>
           </w:p>
         </w:tc>
@@ -26773,7 +28272,31 @@
                 <w:lang w:eastAsia="en-US"/>
                 <w14:ligatures w14:val="none"/>
               </w:rPr>
-              <w:t>AR(2) lag2 coeff.</w:t>
+              <w:t xml:space="preserve">AR(2) lag2 </w:t>
+            </w:r>
+            <w:proofErr w:type="spellStart"/>
+            <w:r>
+              <w:rPr>
+                <w:rFonts w:ascii="LM Roman 10" w:eastAsia="Times New Roman" w:hAnsi="LM Roman 10" w:cs="Times New Roman"/>
+                <w:kern w:val="0"/>
+                <w:sz w:val="20"/>
+                <w:szCs w:val="20"/>
+                <w:lang w:eastAsia="en-US"/>
+                <w14:ligatures w14:val="none"/>
+              </w:rPr>
+              <w:t>coeff</w:t>
+            </w:r>
+            <w:proofErr w:type="spellEnd"/>
+            <w:r>
+              <w:rPr>
+                <w:rFonts w:ascii="LM Roman 10" w:eastAsia="Times New Roman" w:hAnsi="LM Roman 10" w:cs="Times New Roman"/>
+                <w:kern w:val="0"/>
+                <w:sz w:val="20"/>
+                <w:szCs w:val="20"/>
+                <w:lang w:eastAsia="en-US"/>
+                <w14:ligatures w14:val="none"/>
+              </w:rPr>
+              <w:t>.</w:t>
             </w:r>
           </w:p>
         </w:tc>
@@ -27630,602 +29153,6 @@
         <w:autoSpaceDE w:val="0"/>
         <w:autoSpaceDN w:val="0"/>
         <w:spacing w:after="0" w:line="240" w:lineRule="auto"/>
-        <w:ind w:left="143"/>
-        <w:rPr>
-          <w:rFonts w:ascii="Times New Roman" w:eastAsia="Times New Roman" w:hAnsi="Times New Roman" w:cs="Times New Roman"/>
-          <w:kern w:val="0"/>
-          <w:sz w:val="17"/>
-          <w:szCs w:val="24"/>
-          <w:lang w:val="en-US" w:eastAsia="en-US"/>
-          <w14:ligatures w14:val="none"/>
-        </w:rPr>
-      </w:pPr>
-    </w:p>
-    <w:p>
-      <w:pPr>
-        <w:widowControl w:val="0"/>
-        <w:autoSpaceDE w:val="0"/>
-        <w:autoSpaceDN w:val="0"/>
-        <w:spacing w:after="0" w:line="240" w:lineRule="auto"/>
-        <w:ind w:left="143"/>
-        <w:rPr>
-          <w:rFonts w:ascii="Times New Roman" w:eastAsia="Times New Roman" w:hAnsi="Times New Roman" w:cs="Times New Roman"/>
-          <w:kern w:val="0"/>
-          <w:sz w:val="17"/>
-          <w:szCs w:val="24"/>
-          <w:lang w:val="en-US" w:eastAsia="en-US"/>
-          <w14:ligatures w14:val="none"/>
-        </w:rPr>
-      </w:pPr>
-    </w:p>
-    <w:p>
-      <w:pPr>
-        <w:widowControl w:val="0"/>
-        <w:autoSpaceDE w:val="0"/>
-        <w:autoSpaceDN w:val="0"/>
-        <w:spacing w:after="0" w:line="240" w:lineRule="auto"/>
-        <w:ind w:left="143"/>
-        <w:rPr>
-          <w:rFonts w:ascii="Times New Roman" w:eastAsia="Times New Roman" w:hAnsi="Times New Roman" w:cs="Times New Roman"/>
-          <w:kern w:val="0"/>
-          <w:sz w:val="17"/>
-          <w:szCs w:val="24"/>
-          <w:lang w:val="en-US" w:eastAsia="en-US"/>
-          <w14:ligatures w14:val="none"/>
-        </w:rPr>
-      </w:pPr>
-    </w:p>
-    <w:p>
-      <w:pPr>
-        <w:widowControl w:val="0"/>
-        <w:autoSpaceDE w:val="0"/>
-        <w:autoSpaceDN w:val="0"/>
-        <w:spacing w:after="0" w:line="240" w:lineRule="auto"/>
-        <w:ind w:left="143"/>
-        <w:rPr>
-          <w:rFonts w:ascii="Times New Roman" w:eastAsia="Times New Roman" w:hAnsi="Times New Roman" w:cs="Times New Roman"/>
-          <w:kern w:val="0"/>
-          <w:sz w:val="17"/>
-          <w:szCs w:val="24"/>
-          <w:lang w:val="en-US" w:eastAsia="en-US"/>
-          <w14:ligatures w14:val="none"/>
-        </w:rPr>
-      </w:pPr>
-    </w:p>
-    <w:p>
-      <w:pPr>
-        <w:widowControl w:val="0"/>
-        <w:autoSpaceDE w:val="0"/>
-        <w:autoSpaceDN w:val="0"/>
-        <w:spacing w:after="0" w:line="240" w:lineRule="auto"/>
-        <w:ind w:left="143"/>
-        <w:rPr>
-          <w:rFonts w:ascii="Times New Roman" w:eastAsia="Times New Roman" w:hAnsi="Times New Roman" w:cs="Times New Roman"/>
-          <w:kern w:val="0"/>
-          <w:sz w:val="17"/>
-          <w:szCs w:val="24"/>
-          <w:lang w:val="en-US" w:eastAsia="en-US"/>
-          <w14:ligatures w14:val="none"/>
-        </w:rPr>
-      </w:pPr>
-    </w:p>
-    <w:p>
-      <w:pPr>
-        <w:widowControl w:val="0"/>
-        <w:autoSpaceDE w:val="0"/>
-        <w:autoSpaceDN w:val="0"/>
-        <w:spacing w:after="0" w:line="240" w:lineRule="auto"/>
-        <w:ind w:left="143"/>
-        <w:rPr>
-          <w:rFonts w:ascii="Times New Roman" w:eastAsia="Times New Roman" w:hAnsi="Times New Roman" w:cs="Times New Roman"/>
-          <w:kern w:val="0"/>
-          <w:sz w:val="17"/>
-          <w:szCs w:val="24"/>
-          <w:lang w:val="en-US" w:eastAsia="en-US"/>
-          <w14:ligatures w14:val="none"/>
-        </w:rPr>
-      </w:pPr>
-    </w:p>
-    <w:p>
-      <w:pPr>
-        <w:widowControl w:val="0"/>
-        <w:autoSpaceDE w:val="0"/>
-        <w:autoSpaceDN w:val="0"/>
-        <w:spacing w:after="0" w:line="240" w:lineRule="auto"/>
-        <w:ind w:left="143"/>
-        <w:rPr>
-          <w:rFonts w:ascii="Times New Roman" w:eastAsia="Times New Roman" w:hAnsi="Times New Roman" w:cs="Times New Roman"/>
-          <w:kern w:val="0"/>
-          <w:sz w:val="17"/>
-          <w:szCs w:val="24"/>
-          <w:lang w:val="en-US" w:eastAsia="en-US"/>
-          <w14:ligatures w14:val="none"/>
-        </w:rPr>
-      </w:pPr>
-    </w:p>
-    <w:p>
-      <w:pPr>
-        <w:widowControl w:val="0"/>
-        <w:autoSpaceDE w:val="0"/>
-        <w:autoSpaceDN w:val="0"/>
-        <w:spacing w:after="0" w:line="240" w:lineRule="auto"/>
-        <w:ind w:left="143"/>
-        <w:rPr>
-          <w:rFonts w:ascii="Times New Roman" w:eastAsia="Times New Roman" w:hAnsi="Times New Roman" w:cs="Times New Roman"/>
-          <w:kern w:val="0"/>
-          <w:sz w:val="17"/>
-          <w:szCs w:val="24"/>
-          <w:lang w:val="en-US" w:eastAsia="en-US"/>
-          <w14:ligatures w14:val="none"/>
-        </w:rPr>
-      </w:pPr>
-    </w:p>
-    <w:p>
-      <w:pPr>
-        <w:widowControl w:val="0"/>
-        <w:autoSpaceDE w:val="0"/>
-        <w:autoSpaceDN w:val="0"/>
-        <w:spacing w:after="0" w:line="240" w:lineRule="auto"/>
-        <w:ind w:left="143"/>
-        <w:rPr>
-          <w:rFonts w:ascii="Times New Roman" w:eastAsia="Times New Roman" w:hAnsi="Times New Roman" w:cs="Times New Roman"/>
-          <w:kern w:val="0"/>
-          <w:sz w:val="17"/>
-          <w:szCs w:val="24"/>
-          <w:lang w:val="en-US" w:eastAsia="en-US"/>
-          <w14:ligatures w14:val="none"/>
-        </w:rPr>
-      </w:pPr>
-    </w:p>
-    <w:p>
-      <w:pPr>
-        <w:widowControl w:val="0"/>
-        <w:autoSpaceDE w:val="0"/>
-        <w:autoSpaceDN w:val="0"/>
-        <w:spacing w:after="0" w:line="240" w:lineRule="auto"/>
-        <w:ind w:left="143"/>
-        <w:rPr>
-          <w:rFonts w:ascii="Times New Roman" w:eastAsia="Times New Roman" w:hAnsi="Times New Roman" w:cs="Times New Roman"/>
-          <w:kern w:val="0"/>
-          <w:sz w:val="17"/>
-          <w:szCs w:val="24"/>
-          <w:lang w:val="en-US" w:eastAsia="en-US"/>
-          <w14:ligatures w14:val="none"/>
-        </w:rPr>
-      </w:pPr>
-    </w:p>
-    <w:p>
-      <w:pPr>
-        <w:widowControl w:val="0"/>
-        <w:autoSpaceDE w:val="0"/>
-        <w:autoSpaceDN w:val="0"/>
-        <w:spacing w:after="0" w:line="240" w:lineRule="auto"/>
-        <w:ind w:left="143"/>
-        <w:rPr>
-          <w:rFonts w:ascii="Times New Roman" w:eastAsia="Times New Roman" w:hAnsi="Times New Roman" w:cs="Times New Roman"/>
-          <w:kern w:val="0"/>
-          <w:sz w:val="17"/>
-          <w:szCs w:val="24"/>
-          <w:lang w:val="en-US" w:eastAsia="en-US"/>
-          <w14:ligatures w14:val="none"/>
-        </w:rPr>
-      </w:pPr>
-    </w:p>
-    <w:p>
-      <w:pPr>
-        <w:widowControl w:val="0"/>
-        <w:autoSpaceDE w:val="0"/>
-        <w:autoSpaceDN w:val="0"/>
-        <w:spacing w:after="0" w:line="240" w:lineRule="auto"/>
-        <w:ind w:left="143"/>
-        <w:rPr>
-          <w:rFonts w:ascii="Times New Roman" w:eastAsia="Times New Roman" w:hAnsi="Times New Roman" w:cs="Times New Roman"/>
-          <w:kern w:val="0"/>
-          <w:sz w:val="17"/>
-          <w:szCs w:val="24"/>
-          <w:lang w:val="en-US" w:eastAsia="en-US"/>
-          <w14:ligatures w14:val="none"/>
-        </w:rPr>
-      </w:pPr>
-    </w:p>
-    <w:p>
-      <w:pPr>
-        <w:widowControl w:val="0"/>
-        <w:autoSpaceDE w:val="0"/>
-        <w:autoSpaceDN w:val="0"/>
-        <w:spacing w:after="0" w:line="240" w:lineRule="auto"/>
-        <w:ind w:left="143"/>
-        <w:rPr>
-          <w:rFonts w:ascii="Times New Roman" w:eastAsia="Times New Roman" w:hAnsi="Times New Roman" w:cs="Times New Roman"/>
-          <w:kern w:val="0"/>
-          <w:sz w:val="17"/>
-          <w:szCs w:val="24"/>
-          <w:lang w:val="en-US" w:eastAsia="en-US"/>
-          <w14:ligatures w14:val="none"/>
-        </w:rPr>
-      </w:pPr>
-    </w:p>
-    <w:p>
-      <w:pPr>
-        <w:widowControl w:val="0"/>
-        <w:autoSpaceDE w:val="0"/>
-        <w:autoSpaceDN w:val="0"/>
-        <w:spacing w:after="0" w:line="240" w:lineRule="auto"/>
-        <w:ind w:left="143"/>
-        <w:rPr>
-          <w:rFonts w:ascii="Times New Roman" w:eastAsia="Times New Roman" w:hAnsi="Times New Roman" w:cs="Times New Roman"/>
-          <w:kern w:val="0"/>
-          <w:sz w:val="17"/>
-          <w:szCs w:val="24"/>
-          <w:lang w:val="en-US" w:eastAsia="en-US"/>
-          <w14:ligatures w14:val="none"/>
-        </w:rPr>
-      </w:pPr>
-    </w:p>
-    <w:p>
-      <w:pPr>
-        <w:widowControl w:val="0"/>
-        <w:autoSpaceDE w:val="0"/>
-        <w:autoSpaceDN w:val="0"/>
-        <w:spacing w:after="0" w:line="240" w:lineRule="auto"/>
-        <w:ind w:left="143"/>
-        <w:rPr>
-          <w:rFonts w:ascii="Times New Roman" w:eastAsia="Times New Roman" w:hAnsi="Times New Roman" w:cs="Times New Roman"/>
-          <w:kern w:val="0"/>
-          <w:sz w:val="17"/>
-          <w:szCs w:val="24"/>
-          <w:lang w:val="en-US" w:eastAsia="en-US"/>
-          <w14:ligatures w14:val="none"/>
-        </w:rPr>
-      </w:pPr>
-    </w:p>
-    <w:p>
-      <w:pPr>
-        <w:widowControl w:val="0"/>
-        <w:autoSpaceDE w:val="0"/>
-        <w:autoSpaceDN w:val="0"/>
-        <w:spacing w:after="0" w:line="240" w:lineRule="auto"/>
-        <w:ind w:left="143"/>
-        <w:rPr>
-          <w:rFonts w:ascii="Times New Roman" w:eastAsia="Times New Roman" w:hAnsi="Times New Roman" w:cs="Times New Roman"/>
-          <w:kern w:val="0"/>
-          <w:sz w:val="17"/>
-          <w:szCs w:val="24"/>
-          <w:lang w:val="en-US" w:eastAsia="en-US"/>
-          <w14:ligatures w14:val="none"/>
-        </w:rPr>
-      </w:pPr>
-    </w:p>
-    <w:p>
-      <w:pPr>
-        <w:widowControl w:val="0"/>
-        <w:autoSpaceDE w:val="0"/>
-        <w:autoSpaceDN w:val="0"/>
-        <w:spacing w:after="0" w:line="240" w:lineRule="auto"/>
-        <w:ind w:left="143"/>
-        <w:rPr>
-          <w:rFonts w:ascii="Times New Roman" w:eastAsia="Times New Roman" w:hAnsi="Times New Roman" w:cs="Times New Roman"/>
-          <w:kern w:val="0"/>
-          <w:sz w:val="17"/>
-          <w:szCs w:val="24"/>
-          <w:lang w:val="en-US" w:eastAsia="en-US"/>
-          <w14:ligatures w14:val="none"/>
-        </w:rPr>
-      </w:pPr>
-    </w:p>
-    <w:p>
-      <w:pPr>
-        <w:widowControl w:val="0"/>
-        <w:autoSpaceDE w:val="0"/>
-        <w:autoSpaceDN w:val="0"/>
-        <w:spacing w:after="0" w:line="240" w:lineRule="auto"/>
-        <w:ind w:left="143"/>
-        <w:rPr>
-          <w:rFonts w:ascii="Times New Roman" w:eastAsia="Times New Roman" w:hAnsi="Times New Roman" w:cs="Times New Roman"/>
-          <w:kern w:val="0"/>
-          <w:sz w:val="17"/>
-          <w:szCs w:val="24"/>
-          <w:lang w:val="en-US" w:eastAsia="en-US"/>
-          <w14:ligatures w14:val="none"/>
-        </w:rPr>
-      </w:pPr>
-    </w:p>
-    <w:p>
-      <w:pPr>
-        <w:widowControl w:val="0"/>
-        <w:autoSpaceDE w:val="0"/>
-        <w:autoSpaceDN w:val="0"/>
-        <w:spacing w:after="0" w:line="240" w:lineRule="auto"/>
-        <w:ind w:left="143"/>
-        <w:rPr>
-          <w:rFonts w:ascii="Times New Roman" w:eastAsia="Times New Roman" w:hAnsi="Times New Roman" w:cs="Times New Roman"/>
-          <w:kern w:val="0"/>
-          <w:sz w:val="17"/>
-          <w:szCs w:val="24"/>
-          <w:lang w:val="en-US" w:eastAsia="en-US"/>
-          <w14:ligatures w14:val="none"/>
-        </w:rPr>
-      </w:pPr>
-    </w:p>
-    <w:p>
-      <w:pPr>
-        <w:widowControl w:val="0"/>
-        <w:autoSpaceDE w:val="0"/>
-        <w:autoSpaceDN w:val="0"/>
-        <w:spacing w:after="0" w:line="240" w:lineRule="auto"/>
-        <w:ind w:left="143"/>
-        <w:rPr>
-          <w:rFonts w:ascii="Times New Roman" w:eastAsia="Times New Roman" w:hAnsi="Times New Roman" w:cs="Times New Roman"/>
-          <w:kern w:val="0"/>
-          <w:sz w:val="17"/>
-          <w:szCs w:val="24"/>
-          <w:lang w:val="en-US" w:eastAsia="en-US"/>
-          <w14:ligatures w14:val="none"/>
-        </w:rPr>
-      </w:pPr>
-    </w:p>
-    <w:p>
-      <w:pPr>
-        <w:widowControl w:val="0"/>
-        <w:autoSpaceDE w:val="0"/>
-        <w:autoSpaceDN w:val="0"/>
-        <w:spacing w:after="0" w:line="240" w:lineRule="auto"/>
-        <w:ind w:left="143"/>
-        <w:rPr>
-          <w:rFonts w:ascii="Times New Roman" w:eastAsia="Times New Roman" w:hAnsi="Times New Roman" w:cs="Times New Roman"/>
-          <w:kern w:val="0"/>
-          <w:sz w:val="17"/>
-          <w:szCs w:val="24"/>
-          <w:lang w:val="en-US" w:eastAsia="en-US"/>
-          <w14:ligatures w14:val="none"/>
-        </w:rPr>
-      </w:pPr>
-    </w:p>
-    <w:p>
-      <w:pPr>
-        <w:widowControl w:val="0"/>
-        <w:autoSpaceDE w:val="0"/>
-        <w:autoSpaceDN w:val="0"/>
-        <w:spacing w:after="0" w:line="240" w:lineRule="auto"/>
-        <w:ind w:left="143"/>
-        <w:rPr>
-          <w:rFonts w:ascii="Times New Roman" w:eastAsia="Times New Roman" w:hAnsi="Times New Roman" w:cs="Times New Roman"/>
-          <w:kern w:val="0"/>
-          <w:sz w:val="17"/>
-          <w:szCs w:val="24"/>
-          <w:lang w:val="en-US" w:eastAsia="en-US"/>
-          <w14:ligatures w14:val="none"/>
-        </w:rPr>
-      </w:pPr>
-    </w:p>
-    <w:p>
-      <w:pPr>
-        <w:widowControl w:val="0"/>
-        <w:autoSpaceDE w:val="0"/>
-        <w:autoSpaceDN w:val="0"/>
-        <w:spacing w:after="0" w:line="240" w:lineRule="auto"/>
-        <w:ind w:left="143"/>
-        <w:rPr>
-          <w:rFonts w:ascii="Times New Roman" w:eastAsia="Times New Roman" w:hAnsi="Times New Roman" w:cs="Times New Roman"/>
-          <w:kern w:val="0"/>
-          <w:sz w:val="17"/>
-          <w:szCs w:val="24"/>
-          <w:lang w:val="en-US" w:eastAsia="en-US"/>
-          <w14:ligatures w14:val="none"/>
-        </w:rPr>
-      </w:pPr>
-    </w:p>
-    <w:p>
-      <w:pPr>
-        <w:widowControl w:val="0"/>
-        <w:autoSpaceDE w:val="0"/>
-        <w:autoSpaceDN w:val="0"/>
-        <w:spacing w:after="0" w:line="240" w:lineRule="auto"/>
-        <w:ind w:left="143"/>
-        <w:rPr>
-          <w:rFonts w:ascii="Times New Roman" w:eastAsia="Times New Roman" w:hAnsi="Times New Roman" w:cs="Times New Roman"/>
-          <w:kern w:val="0"/>
-          <w:sz w:val="17"/>
-          <w:szCs w:val="24"/>
-          <w:lang w:val="en-US" w:eastAsia="en-US"/>
-          <w14:ligatures w14:val="none"/>
-        </w:rPr>
-      </w:pPr>
-    </w:p>
-    <w:p>
-      <w:pPr>
-        <w:widowControl w:val="0"/>
-        <w:autoSpaceDE w:val="0"/>
-        <w:autoSpaceDN w:val="0"/>
-        <w:spacing w:after="0" w:line="240" w:lineRule="auto"/>
-        <w:ind w:left="143"/>
-        <w:rPr>
-          <w:rFonts w:ascii="Times New Roman" w:eastAsia="Times New Roman" w:hAnsi="Times New Roman" w:cs="Times New Roman"/>
-          <w:kern w:val="0"/>
-          <w:sz w:val="17"/>
-          <w:szCs w:val="24"/>
-          <w:lang w:val="en-US" w:eastAsia="en-US"/>
-          <w14:ligatures w14:val="none"/>
-        </w:rPr>
-      </w:pPr>
-    </w:p>
-    <w:p>
-      <w:pPr>
-        <w:widowControl w:val="0"/>
-        <w:autoSpaceDE w:val="0"/>
-        <w:autoSpaceDN w:val="0"/>
-        <w:spacing w:after="0" w:line="240" w:lineRule="auto"/>
-        <w:ind w:left="143"/>
-        <w:rPr>
-          <w:rFonts w:ascii="Times New Roman" w:eastAsia="Times New Roman" w:hAnsi="Times New Roman" w:cs="Times New Roman"/>
-          <w:kern w:val="0"/>
-          <w:sz w:val="17"/>
-          <w:szCs w:val="24"/>
-          <w:lang w:val="en-US" w:eastAsia="en-US"/>
-          <w14:ligatures w14:val="none"/>
-        </w:rPr>
-      </w:pPr>
-    </w:p>
-    <w:p>
-      <w:pPr>
-        <w:widowControl w:val="0"/>
-        <w:autoSpaceDE w:val="0"/>
-        <w:autoSpaceDN w:val="0"/>
-        <w:spacing w:after="0" w:line="240" w:lineRule="auto"/>
-        <w:ind w:left="143"/>
-        <w:rPr>
-          <w:rFonts w:ascii="Times New Roman" w:eastAsia="Times New Roman" w:hAnsi="Times New Roman" w:cs="Times New Roman"/>
-          <w:kern w:val="0"/>
-          <w:sz w:val="17"/>
-          <w:szCs w:val="24"/>
-          <w:lang w:val="en-US" w:eastAsia="en-US"/>
-          <w14:ligatures w14:val="none"/>
-        </w:rPr>
-      </w:pPr>
-    </w:p>
-    <w:p>
-      <w:pPr>
-        <w:widowControl w:val="0"/>
-        <w:autoSpaceDE w:val="0"/>
-        <w:autoSpaceDN w:val="0"/>
-        <w:spacing w:after="0" w:line="240" w:lineRule="auto"/>
-        <w:ind w:left="143"/>
-        <w:rPr>
-          <w:rFonts w:ascii="Times New Roman" w:eastAsia="Times New Roman" w:hAnsi="Times New Roman" w:cs="Times New Roman"/>
-          <w:kern w:val="0"/>
-          <w:sz w:val="17"/>
-          <w:szCs w:val="24"/>
-          <w:lang w:val="en-US" w:eastAsia="en-US"/>
-          <w14:ligatures w14:val="none"/>
-        </w:rPr>
-      </w:pPr>
-    </w:p>
-    <w:p>
-      <w:pPr>
-        <w:widowControl w:val="0"/>
-        <w:autoSpaceDE w:val="0"/>
-        <w:autoSpaceDN w:val="0"/>
-        <w:spacing w:after="0" w:line="240" w:lineRule="auto"/>
-        <w:ind w:left="143"/>
-        <w:rPr>
-          <w:rFonts w:ascii="Times New Roman" w:eastAsia="Times New Roman" w:hAnsi="Times New Roman" w:cs="Times New Roman"/>
-          <w:kern w:val="0"/>
-          <w:sz w:val="17"/>
-          <w:szCs w:val="24"/>
-          <w:lang w:val="en-US" w:eastAsia="en-US"/>
-          <w14:ligatures w14:val="none"/>
-        </w:rPr>
-      </w:pPr>
-    </w:p>
-    <w:p>
-      <w:pPr>
-        <w:widowControl w:val="0"/>
-        <w:autoSpaceDE w:val="0"/>
-        <w:autoSpaceDN w:val="0"/>
-        <w:spacing w:after="0" w:line="240" w:lineRule="auto"/>
-        <w:ind w:left="143"/>
-        <w:rPr>
-          <w:rFonts w:ascii="Times New Roman" w:eastAsia="Times New Roman" w:hAnsi="Times New Roman" w:cs="Times New Roman"/>
-          <w:kern w:val="0"/>
-          <w:sz w:val="17"/>
-          <w:szCs w:val="24"/>
-          <w:lang w:val="en-US" w:eastAsia="en-US"/>
-          <w14:ligatures w14:val="none"/>
-        </w:rPr>
-      </w:pPr>
-    </w:p>
-    <w:p>
-      <w:pPr>
-        <w:widowControl w:val="0"/>
-        <w:autoSpaceDE w:val="0"/>
-        <w:autoSpaceDN w:val="0"/>
-        <w:spacing w:after="0" w:line="240" w:lineRule="auto"/>
-        <w:ind w:left="143"/>
-        <w:rPr>
-          <w:rFonts w:ascii="Times New Roman" w:eastAsia="Times New Roman" w:hAnsi="Times New Roman" w:cs="Times New Roman"/>
-          <w:kern w:val="0"/>
-          <w:sz w:val="17"/>
-          <w:szCs w:val="24"/>
-          <w:lang w:val="en-US" w:eastAsia="en-US"/>
-          <w14:ligatures w14:val="none"/>
-        </w:rPr>
-      </w:pPr>
-    </w:p>
-    <w:p>
-      <w:pPr>
-        <w:widowControl w:val="0"/>
-        <w:autoSpaceDE w:val="0"/>
-        <w:autoSpaceDN w:val="0"/>
-        <w:spacing w:after="0" w:line="240" w:lineRule="auto"/>
-        <w:ind w:left="143"/>
-        <w:rPr>
-          <w:rFonts w:ascii="Times New Roman" w:eastAsia="Times New Roman" w:hAnsi="Times New Roman" w:cs="Times New Roman"/>
-          <w:kern w:val="0"/>
-          <w:sz w:val="17"/>
-          <w:szCs w:val="24"/>
-          <w:lang w:val="en-US" w:eastAsia="en-US"/>
-          <w14:ligatures w14:val="none"/>
-        </w:rPr>
-      </w:pPr>
-    </w:p>
-    <w:p>
-      <w:pPr>
-        <w:widowControl w:val="0"/>
-        <w:autoSpaceDE w:val="0"/>
-        <w:autoSpaceDN w:val="0"/>
-        <w:spacing w:after="0" w:line="240" w:lineRule="auto"/>
-        <w:ind w:left="143"/>
-        <w:rPr>
-          <w:rFonts w:ascii="Times New Roman" w:eastAsia="Times New Roman" w:hAnsi="Times New Roman" w:cs="Times New Roman"/>
-          <w:kern w:val="0"/>
-          <w:sz w:val="17"/>
-          <w:szCs w:val="24"/>
-          <w:lang w:val="en-US" w:eastAsia="en-US"/>
-          <w14:ligatures w14:val="none"/>
-        </w:rPr>
-      </w:pPr>
-    </w:p>
-    <w:p>
-      <w:pPr>
-        <w:widowControl w:val="0"/>
-        <w:autoSpaceDE w:val="0"/>
-        <w:autoSpaceDN w:val="0"/>
-        <w:spacing w:after="0" w:line="240" w:lineRule="auto"/>
-        <w:ind w:left="143"/>
-        <w:rPr>
-          <w:rFonts w:ascii="Times New Roman" w:eastAsia="Times New Roman" w:hAnsi="Times New Roman" w:cs="Times New Roman"/>
-          <w:kern w:val="0"/>
-          <w:sz w:val="17"/>
-          <w:szCs w:val="24"/>
-          <w:lang w:val="en-US" w:eastAsia="en-US"/>
-          <w14:ligatures w14:val="none"/>
-        </w:rPr>
-      </w:pPr>
-    </w:p>
-    <w:p>
-      <w:pPr>
-        <w:widowControl w:val="0"/>
-        <w:autoSpaceDE w:val="0"/>
-        <w:autoSpaceDN w:val="0"/>
-        <w:spacing w:after="0" w:line="240" w:lineRule="auto"/>
-        <w:ind w:left="143"/>
-        <w:rPr>
-          <w:rFonts w:ascii="Times New Roman" w:eastAsia="Times New Roman" w:hAnsi="Times New Roman" w:cs="Times New Roman"/>
-          <w:kern w:val="0"/>
-          <w:sz w:val="17"/>
-          <w:szCs w:val="24"/>
-          <w:lang w:val="en-US" w:eastAsia="en-US"/>
-          <w14:ligatures w14:val="none"/>
-        </w:rPr>
-      </w:pPr>
-    </w:p>
-    <w:p>
-      <w:pPr>
-        <w:widowControl w:val="0"/>
-        <w:autoSpaceDE w:val="0"/>
-        <w:autoSpaceDN w:val="0"/>
-        <w:spacing w:after="0" w:line="240" w:lineRule="auto"/>
-        <w:ind w:left="143"/>
         <w:rPr>
           <w:rFonts w:ascii="Times New Roman" w:eastAsia="Times New Roman" w:hAnsi="Times New Roman" w:cs="Times New Roman"/>
           <w:kern w:val="0"/>
@@ -28272,6 +29199,7 @@
           <w:lang w:val="en-US" w:eastAsia="en-US"/>
           <w14:ligatures w14:val="none"/>
         </w:rPr>
+        <w:lastRenderedPageBreak/>
         <w:t xml:space="preserve">Chapter </w:t>
       </w:r>
       <w:r>
@@ -28443,7 +29371,37 @@
           <w:lang w:eastAsia="en-US"/>
           <w14:ligatures w14:val="none"/>
         </w:rPr>
-        <w:t>the database (FRED, ECB, BdF, BoE, IMF, WB and so on) related to your time</w:t>
+        <w:t xml:space="preserve">the database (FRED, ECB, </w:t>
+      </w:r>
+      <w:proofErr w:type="spellStart"/>
+      <w:r>
+        <w:rPr>
+          <w:rFonts w:ascii="LM Roman 10" w:eastAsia="Times New Roman" w:hAnsi="LM Roman 10" w:cs="Times New Roman"/>
+          <w:b/>
+          <w:bCs/>
+          <w:spacing w:val="-2"/>
+          <w:kern w:val="0"/>
+          <w:sz w:val="24"/>
+          <w:szCs w:val="24"/>
+          <w:lang w:eastAsia="en-US"/>
+          <w14:ligatures w14:val="none"/>
+        </w:rPr>
+        <w:t>BdF</w:t>
+      </w:r>
+      <w:proofErr w:type="spellEnd"/>
+      <w:r>
+        <w:rPr>
+          <w:rFonts w:ascii="LM Roman 10" w:eastAsia="Times New Roman" w:hAnsi="LM Roman 10" w:cs="Times New Roman"/>
+          <w:b/>
+          <w:bCs/>
+          <w:spacing w:val="-2"/>
+          <w:kern w:val="0"/>
+          <w:sz w:val="24"/>
+          <w:szCs w:val="24"/>
+          <w:lang w:eastAsia="en-US"/>
+          <w14:ligatures w14:val="none"/>
+        </w:rPr>
+        <w:t>, BoE, IMF, WB and so on) related to your time</w:t>
       </w:r>
       <w:r>
         <w:rPr>
@@ -28637,10 +29595,118 @@
           <w:kern w:val="0"/>
           <w:sz w:val="24"/>
           <w:szCs w:val="24"/>
-          <w:lang w:val="en-US" w:eastAsia="en-US"/>
-          <w14:ligatures w14:val="none"/>
-        </w:rPr>
-        <w:t>In this work we provide a replication study of Lofaro and Di Bucchianico (2025), which investigates the impact of monetary policy on functional income distribution using a pan</w:t>
+          <w:highlight w:val="yellow"/>
+          <w:lang w:val="en-US" w:eastAsia="en-US"/>
+          <w14:ligatures w14:val="none"/>
+        </w:rPr>
+        <w:t>D</w:t>
+      </w:r>
+      <w:r>
+        <w:rPr>
+          <w:rFonts w:ascii="LM Roman 10" w:eastAsia="Times New Roman" w:hAnsi="LM Roman 10" w:cs="Times New Roman"/>
+          <w:kern w:val="0"/>
+          <w:sz w:val="24"/>
+          <w:szCs w:val="24"/>
+          <w:highlight w:val="yellow"/>
+          <w:lang w:val="en-US" w:eastAsia="en-US"/>
+          <w14:ligatures w14:val="none"/>
+        </w:rPr>
+        <w:t>one</w:t>
+      </w:r>
+      <w:r>
+        <w:rPr>
+          <w:rFonts w:ascii="LM Roman 10" w:eastAsia="Times New Roman" w:hAnsi="LM Roman 10" w:cs="Times New Roman"/>
+          <w:kern w:val="0"/>
+          <w:sz w:val="24"/>
+          <w:szCs w:val="24"/>
+          <w:highlight w:val="yellow"/>
+          <w:lang w:val="en-US" w:eastAsia="en-US"/>
+          <w14:ligatures w14:val="none"/>
+        </w:rPr>
+        <w:t>, comment</w:t>
+      </w:r>
+      <w:r>
+        <w:rPr>
+          <w:rFonts w:ascii="LM Roman 10" w:eastAsia="Times New Roman" w:hAnsi="LM Roman 10" w:cs="Times New Roman"/>
+          <w:kern w:val="0"/>
+          <w:sz w:val="24"/>
+          <w:szCs w:val="24"/>
+          <w:lang w:val="en-US" w:eastAsia="en-US"/>
+          <w14:ligatures w14:val="none"/>
+        </w:rPr>
+        <w:t xml:space="preserve">, all the variables and controls from the thesis </w:t>
+      </w:r>
+      <w:proofErr w:type="spellStart"/>
+      <w:r>
+        <w:rPr>
+          <w:rFonts w:ascii="LM Roman 10" w:eastAsia="Times New Roman" w:hAnsi="LM Roman 10" w:cs="Times New Roman"/>
+          <w:kern w:val="0"/>
+          <w:sz w:val="24"/>
+          <w:szCs w:val="24"/>
+          <w:lang w:val="en-US" w:eastAsia="en-US"/>
+          <w14:ligatures w14:val="none"/>
+        </w:rPr>
+        <w:t>df</w:t>
+      </w:r>
+      <w:proofErr w:type="spellEnd"/>
+      <w:r>
+        <w:rPr>
+          <w:rFonts w:ascii="LM Roman 10" w:eastAsia="Times New Roman" w:hAnsi="LM Roman 10" w:cs="Times New Roman"/>
+          <w:kern w:val="0"/>
+          <w:sz w:val="24"/>
+          <w:szCs w:val="24"/>
+          <w:lang w:val="en-US" w:eastAsia="en-US"/>
+          <w14:ligatures w14:val="none"/>
+        </w:rPr>
+        <w:t xml:space="preserve"> to build up the framework for factorization, we need a lot of </w:t>
+      </w:r>
+      <w:proofErr w:type="gramStart"/>
+      <w:r>
+        <w:rPr>
+          <w:rFonts w:ascii="LM Roman 10" w:eastAsia="Times New Roman" w:hAnsi="LM Roman 10" w:cs="Times New Roman"/>
+          <w:kern w:val="0"/>
+          <w:sz w:val="24"/>
+          <w:szCs w:val="24"/>
+          <w:lang w:val="en-US" w:eastAsia="en-US"/>
+          <w14:ligatures w14:val="none"/>
+        </w:rPr>
+        <w:t>variable</w:t>
+      </w:r>
+      <w:proofErr w:type="gramEnd"/>
+      <w:r>
+        <w:rPr>
+          <w:rFonts w:ascii="LM Roman 10" w:eastAsia="Times New Roman" w:hAnsi="LM Roman 10" w:cs="Times New Roman"/>
+          <w:kern w:val="0"/>
+          <w:sz w:val="24"/>
+          <w:szCs w:val="24"/>
+          <w:lang w:val="en-US" w:eastAsia="en-US"/>
+          <w14:ligatures w14:val="none"/>
+        </w:rPr>
+        <w:t xml:space="preserve"> for each metric (we use </w:t>
+      </w:r>
+      <w:proofErr w:type="spellStart"/>
+      <w:r>
+        <w:rPr>
+          <w:rFonts w:ascii="LM Roman 10" w:eastAsia="Times New Roman" w:hAnsi="LM Roman 10" w:cs="Times New Roman"/>
+          <w:kern w:val="0"/>
+          <w:sz w:val="24"/>
+          <w:szCs w:val="24"/>
+          <w:lang w:val="en-US" w:eastAsia="en-US"/>
+          <w14:ligatures w14:val="none"/>
+        </w:rPr>
+        <w:t>artificvial</w:t>
+      </w:r>
+      <w:proofErr w:type="spellEnd"/>
+      <w:r>
+        <w:rPr>
+          <w:rFonts w:ascii="LM Roman 10" w:eastAsia="Times New Roman" w:hAnsi="LM Roman 10" w:cs="Times New Roman"/>
+          <w:kern w:val="0"/>
+          <w:sz w:val="24"/>
+          <w:szCs w:val="24"/>
+          <w:lang w:val="en-US" w:eastAsia="en-US"/>
+          <w14:ligatures w14:val="none"/>
+        </w:rPr>
+        <w:t xml:space="preserve"> metrics to not affect the degrees of freedom)</w:t>
       </w:r>
     </w:p>
     <w:p>
@@ -29075,10 +30141,68 @@
           <w:kern w:val="0"/>
           <w:sz w:val="24"/>
           <w:szCs w:val="24"/>
-          <w:lang w:val="en-US" w:eastAsia="en-US"/>
-          <w14:ligatures w14:val="none"/>
-        </w:rPr>
-        <w:t>In this work we provide a replication study of Lofaro and Di Bucchianico (2025), which investigates the impact of monetary policy on functional income distribution using a pan</w:t>
+          <w:highlight w:val="yellow"/>
+          <w:lang w:val="en-US" w:eastAsia="en-US"/>
+          <w14:ligatures w14:val="none"/>
+        </w:rPr>
+        <w:t>D</w:t>
+      </w:r>
+      <w:r>
+        <w:rPr>
+          <w:rFonts w:ascii="LM Roman 10" w:eastAsia="Times New Roman" w:hAnsi="LM Roman 10" w:cs="Times New Roman"/>
+          <w:kern w:val="0"/>
+          <w:sz w:val="24"/>
+          <w:szCs w:val="24"/>
+          <w:highlight w:val="yellow"/>
+          <w:lang w:val="en-US" w:eastAsia="en-US"/>
+          <w14:ligatures w14:val="none"/>
+        </w:rPr>
+        <w:t>one</w:t>
+      </w:r>
+      <w:r>
+        <w:rPr>
+          <w:rFonts w:ascii="LM Roman 10" w:eastAsia="Times New Roman" w:hAnsi="LM Roman 10" w:cs="Times New Roman"/>
+          <w:kern w:val="0"/>
+          <w:sz w:val="24"/>
+          <w:szCs w:val="24"/>
+          <w:highlight w:val="yellow"/>
+          <w:lang w:val="en-US" w:eastAsia="en-US"/>
+          <w14:ligatures w14:val="none"/>
+        </w:rPr>
+        <w:t>, comment</w:t>
+      </w:r>
+      <w:r>
+        <w:rPr>
+          <w:rFonts w:ascii="LM Roman 10" w:eastAsia="Times New Roman" w:hAnsi="LM Roman 10" w:cs="Times New Roman"/>
+          <w:kern w:val="0"/>
+          <w:sz w:val="24"/>
+          <w:szCs w:val="24"/>
+          <w:lang w:val="en-US" w:eastAsia="en-US"/>
+          <w14:ligatures w14:val="none"/>
+        </w:rPr>
+        <w:t xml:space="preserve">, had to annualize inflation, the scales were not comparable </w:t>
+      </w:r>
+      <w:r>
+        <w:rPr>
+          <w:rFonts w:ascii="LM Roman 10" w:eastAsia="Times New Roman" w:hAnsi="LM Roman 10" w:cs="Times New Roman"/>
+          <w:kern w:val="0"/>
+          <w:sz w:val="24"/>
+          <w:szCs w:val="24"/>
+          <w:lang w:val="en-US" w:eastAsia="en-US"/>
+          <w14:ligatures w14:val="none"/>
+        </w:rPr>
+        <w:t>(CPI was on index basis, not seasonally adjusted)</w:t>
+      </w:r>
+      <w:r>
+        <w:rPr>
+          <w:rFonts w:ascii="LM Roman 10" w:eastAsia="Times New Roman" w:hAnsi="LM Roman 10" w:cs="Times New Roman"/>
+          <w:kern w:val="0"/>
+          <w:sz w:val="24"/>
+          <w:szCs w:val="24"/>
+          <w:lang w:val="en-US" w:eastAsia="en-US"/>
+          <w14:ligatures w14:val="none"/>
+        </w:rPr>
+        <w:t>, seasonal adjustment of CPI through STL</w:t>
       </w:r>
     </w:p>
     <w:p>
@@ -29130,7 +30254,6 @@
           <w:lang w:eastAsia="en-US"/>
           <w14:ligatures w14:val="none"/>
         </w:rPr>
-        <w:lastRenderedPageBreak/>
         <w:t xml:space="preserve">Copy a plot of the </w:t>
       </w:r>
       <w:r>
@@ -29269,10 +30392,37 @@
           <w:kern w:val="0"/>
           <w:sz w:val="24"/>
           <w:szCs w:val="24"/>
-          <w:lang w:val="en-US" w:eastAsia="en-US"/>
-          <w14:ligatures w14:val="none"/>
-        </w:rPr>
-        <w:t>In this work we provide a replication study of Lofaro and Di Bucchianico (2025), which investigates the impact of monetary policy on functional income distribution using a pan</w:t>
+          <w:highlight w:val="red"/>
+          <w:lang w:val="en-US" w:eastAsia="en-US"/>
+          <w14:ligatures w14:val="none"/>
+        </w:rPr>
+        <w:t xml:space="preserve">In this work we provide a replication study of Lofaro and Di </w:t>
+      </w:r>
+      <w:proofErr w:type="spellStart"/>
+      <w:r>
+        <w:rPr>
+          <w:rFonts w:ascii="LM Roman 10" w:eastAsia="Times New Roman" w:hAnsi="LM Roman 10" w:cs="Times New Roman"/>
+          <w:kern w:val="0"/>
+          <w:sz w:val="24"/>
+          <w:szCs w:val="24"/>
+          <w:highlight w:val="red"/>
+          <w:lang w:val="en-US" w:eastAsia="en-US"/>
+          <w14:ligatures w14:val="none"/>
+        </w:rPr>
+        <w:t>Bucchianico</w:t>
+      </w:r>
+      <w:proofErr w:type="spellEnd"/>
+      <w:r>
+        <w:rPr>
+          <w:rFonts w:ascii="LM Roman 10" w:eastAsia="Times New Roman" w:hAnsi="LM Roman 10" w:cs="Times New Roman"/>
+          <w:kern w:val="0"/>
+          <w:sz w:val="24"/>
+          <w:szCs w:val="24"/>
+          <w:highlight w:val="red"/>
+          <w:lang w:val="en-US" w:eastAsia="en-US"/>
+          <w14:ligatures w14:val="none"/>
+        </w:rPr>
+        <w:t xml:space="preserve"> (2025), which investigates the impact of monetary policy on functional income distribution using a pan</w:t>
       </w:r>
     </w:p>
     <w:p>
@@ -29422,11 +30572,540 @@
           <w:kern w:val="0"/>
           <w:sz w:val="24"/>
           <w:szCs w:val="24"/>
-          <w:lang w:val="en-US" w:eastAsia="en-US"/>
-          <w14:ligatures w14:val="none"/>
-        </w:rPr>
-        <w:t>In this work we provide a replication study of Lofaro and Di Bucchianico (2025), which investigates the impact of monetary policy on functional income distribution using a pan</w:t>
-      </w:r>
+          <w:highlight w:val="yellow"/>
+          <w:lang w:val="en-US" w:eastAsia="en-US"/>
+          <w14:ligatures w14:val="none"/>
+        </w:rPr>
+        <w:t>Done, comment</w:t>
+      </w:r>
+    </w:p>
+    <w:p>
+      <w:pPr>
+        <w:widowControl w:val="0"/>
+        <w:autoSpaceDE w:val="0"/>
+        <w:autoSpaceDN w:val="0"/>
+        <w:spacing w:before="240" w:after="0" w:line="264" w:lineRule="auto"/>
+        <w:ind w:firstLine="284"/>
+        <w:jc w:val="center"/>
+        <w:rPr>
+          <w:rFonts w:ascii="LM Roman 10" w:eastAsia="Times New Roman" w:hAnsi="LM Roman 10" w:cs="Times New Roman"/>
+          <w:kern w:val="0"/>
+          <w:sz w:val="24"/>
+          <w:szCs w:val="24"/>
+          <w:lang w:val="en-US" w:eastAsia="en-US"/>
+          <w14:ligatures w14:val="none"/>
+        </w:rPr>
+      </w:pPr>
+      <w:r>
+        <w:rPr>
+          <w:rFonts w:ascii="LM Roman 10" w:eastAsia="Times New Roman" w:hAnsi="LM Roman 10" w:cs="Times New Roman"/>
+          <w:b/>
+          <w:bCs/>
+          <w:kern w:val="0"/>
+          <w:sz w:val="24"/>
+          <w:szCs w:val="24"/>
+          <w:lang w:val="en-US" w:eastAsia="en-US"/>
+          <w14:ligatures w14:val="none"/>
+        </w:rPr>
+        <w:lastRenderedPageBreak/>
+        <w:t xml:space="preserve">Table </w:t>
+      </w:r>
+      <w:r>
+        <w:rPr>
+          <w:rFonts w:ascii="LM Roman 10" w:eastAsia="Times New Roman" w:hAnsi="LM Roman 10" w:cs="Times New Roman"/>
+          <w:b/>
+          <w:bCs/>
+          <w:kern w:val="0"/>
+          <w:sz w:val="24"/>
+          <w:szCs w:val="24"/>
+          <w:lang w:val="en-US" w:eastAsia="en-US"/>
+          <w14:ligatures w14:val="none"/>
+        </w:rPr>
+        <w:t>2</w:t>
+      </w:r>
+      <w:r>
+        <w:rPr>
+          <w:rFonts w:ascii="LM Roman 10" w:eastAsia="Times New Roman" w:hAnsi="LM Roman 10" w:cs="Times New Roman"/>
+          <w:b/>
+          <w:bCs/>
+          <w:kern w:val="0"/>
+          <w:sz w:val="24"/>
+          <w:szCs w:val="24"/>
+          <w:lang w:val="en-US" w:eastAsia="en-US"/>
+          <w14:ligatures w14:val="none"/>
+        </w:rPr>
+        <w:t>.</w:t>
+      </w:r>
+      <w:r>
+        <w:rPr>
+          <w:rFonts w:ascii="LM Roman 10" w:eastAsia="Times New Roman" w:hAnsi="LM Roman 10" w:cs="Times New Roman"/>
+          <w:b/>
+          <w:bCs/>
+          <w:kern w:val="0"/>
+          <w:sz w:val="24"/>
+          <w:szCs w:val="24"/>
+          <w:lang w:val="en-US" w:eastAsia="en-US"/>
+          <w14:ligatures w14:val="none"/>
+        </w:rPr>
+        <w:t>4</w:t>
+      </w:r>
+      <w:r>
+        <w:rPr>
+          <w:rFonts w:ascii="LM Roman 10" w:eastAsia="Times New Roman" w:hAnsi="LM Roman 10" w:cs="Times New Roman"/>
+          <w:b/>
+          <w:bCs/>
+          <w:kern w:val="0"/>
+          <w:sz w:val="24"/>
+          <w:szCs w:val="24"/>
+          <w:lang w:val="en-US" w:eastAsia="en-US"/>
+          <w14:ligatures w14:val="none"/>
+        </w:rPr>
+        <w:t>.</w:t>
+      </w:r>
+      <w:r>
+        <w:rPr>
+          <w:rFonts w:ascii="LM Roman 10" w:eastAsia="Times New Roman" w:hAnsi="LM Roman 10" w:cs="Times New Roman"/>
+          <w:b/>
+          <w:bCs/>
+          <w:kern w:val="0"/>
+          <w:sz w:val="24"/>
+          <w:szCs w:val="24"/>
+          <w:lang w:val="en-US" w:eastAsia="en-US"/>
+          <w14:ligatures w14:val="none"/>
+        </w:rPr>
+        <w:t xml:space="preserve">1: </w:t>
+      </w:r>
+      <w:r>
+        <w:rPr>
+          <w:rFonts w:ascii="LM Roman 10" w:eastAsia="Times New Roman" w:hAnsi="LM Roman 10" w:cs="Times New Roman"/>
+          <w:b/>
+          <w:bCs/>
+          <w:kern w:val="0"/>
+          <w:sz w:val="24"/>
+          <w:szCs w:val="24"/>
+          <w:lang w:val="en-US" w:eastAsia="en-US"/>
+          <w14:ligatures w14:val="none"/>
+        </w:rPr>
+        <w:t xml:space="preserve">Descriptive Statistics for Policy Target &amp; </w:t>
+      </w:r>
+      <w:proofErr w:type="gramStart"/>
+      <w:r>
+        <w:rPr>
+          <w:rFonts w:ascii="LM Roman 10" w:eastAsia="Times New Roman" w:hAnsi="LM Roman 10" w:cs="Times New Roman"/>
+          <w:b/>
+          <w:bCs/>
+          <w:kern w:val="0"/>
+          <w:sz w:val="24"/>
+          <w:szCs w:val="24"/>
+          <w:lang w:val="en-US" w:eastAsia="en-US"/>
+          <w14:ligatures w14:val="none"/>
+        </w:rPr>
+        <w:t>Instrument</w:t>
+      </w:r>
+      <w:r>
+        <w:rPr>
+          <w:rFonts w:ascii="LM Roman 10" w:eastAsia="Times New Roman" w:hAnsi="LM Roman 10" w:cs="Times New Roman"/>
+          <w:b/>
+          <w:bCs/>
+          <w:kern w:val="0"/>
+          <w:sz w:val="24"/>
+          <w:szCs w:val="24"/>
+          <w:lang w:val="en-US" w:eastAsia="en-US"/>
+          <w14:ligatures w14:val="none"/>
+        </w:rPr>
+        <w:t xml:space="preserve"> </w:t>
+      </w:r>
+      <w:r>
+        <w:rPr>
+          <w:rFonts w:ascii="LM Roman 10" w:eastAsia="Times New Roman" w:hAnsi="LM Roman 10" w:cs="Times New Roman"/>
+          <w:b/>
+          <w:bCs/>
+          <w:kern w:val="0"/>
+          <w:sz w:val="24"/>
+          <w:szCs w:val="24"/>
+          <w:lang w:val="en-US" w:eastAsia="en-US"/>
+          <w14:ligatures w14:val="none"/>
+        </w:rPr>
+        <w:t xml:space="preserve"> </w:t>
+      </w:r>
+      <w:r>
+        <w:rPr>
+          <w:rFonts w:ascii="LM Roman 10" w:eastAsia="Times New Roman" w:hAnsi="LM Roman 10" w:cs="Times New Roman"/>
+          <w:b/>
+          <w:bCs/>
+          <w:kern w:val="0"/>
+          <w:sz w:val="24"/>
+          <w:szCs w:val="24"/>
+          <w:lang w:val="en-US" w:eastAsia="en-US"/>
+          <w14:ligatures w14:val="none"/>
+        </w:rPr>
+        <w:t>(</w:t>
+      </w:r>
+      <w:proofErr w:type="gramEnd"/>
+      <w:r>
+        <w:rPr>
+          <w:rFonts w:ascii="LM Roman 10" w:eastAsia="Times New Roman" w:hAnsi="LM Roman 10" w:cs="Times New Roman"/>
+          <w:b/>
+          <w:bCs/>
+          <w:kern w:val="0"/>
+          <w:sz w:val="24"/>
+          <w:szCs w:val="24"/>
+          <w:lang w:val="en-US" w:eastAsia="en-US"/>
+          <w14:ligatures w14:val="none"/>
+        </w:rPr>
+        <w:t>Raw Data)</w:t>
+      </w:r>
+    </w:p>
+    <w:p>
+      <w:pPr>
+        <w:widowControl w:val="0"/>
+        <w:autoSpaceDE w:val="0"/>
+        <w:autoSpaceDN w:val="0"/>
+        <w:spacing w:before="240" w:after="0" w:line="264" w:lineRule="auto"/>
+        <w:ind w:firstLine="284"/>
+        <w:jc w:val="center"/>
+        <w:rPr>
+          <w:rFonts w:ascii="LM Roman 10" w:eastAsia="Times New Roman" w:hAnsi="LM Roman 10" w:cs="Times New Roman"/>
+          <w:kern w:val="0"/>
+          <w:sz w:val="24"/>
+          <w:szCs w:val="24"/>
+          <w:lang w:val="en-US" w:eastAsia="en-US"/>
+          <w14:ligatures w14:val="none"/>
+        </w:rPr>
+      </w:pPr>
+      <w:r>
+        <w:rPr>
+          <w:rFonts w:ascii="LM Roman 10" w:eastAsia="Times New Roman" w:hAnsi="LM Roman 10" w:cs="Times New Roman"/>
+          <w:kern w:val="0"/>
+          <w:sz w:val="24"/>
+          <w:szCs w:val="24"/>
+          <w:lang w:val="en-US" w:eastAsia="en-US"/>
+          <w14:ligatures w14:val="none"/>
+        </w:rPr>
+        <w:drawing>
+          <wp:inline distT="0" distB="0" distL="0" distR="0" wp14:anchorId="091906F8" wp14:editId="3719CEB9">
+            <wp:extent cx="4899660" cy="1980460"/>
+            <wp:effectExtent l="0" t="0" r="0" b="1270"/>
+            <wp:docPr id="1884659240" name="Picture 1"/>
+            <wp:cNvGraphicFramePr>
+              <a:graphicFrameLocks xmlns:a="http://schemas.openxmlformats.org/drawingml/2006/main" noChangeAspect="1"/>
+            </wp:cNvGraphicFramePr>
+            <a:graphic xmlns:a="http://schemas.openxmlformats.org/drawingml/2006/main">
+              <a:graphicData uri="http://schemas.openxmlformats.org/drawingml/2006/picture">
+                <pic:pic xmlns:pic="http://schemas.openxmlformats.org/drawingml/2006/picture">
+                  <pic:nvPicPr>
+                    <pic:cNvPr id="1884659240" name=""/>
+                    <pic:cNvPicPr/>
+                  </pic:nvPicPr>
+                  <pic:blipFill rotWithShape="1">
+                    <a:blip r:embed="rId9"/>
+                    <a:srcRect t="16917"/>
+                    <a:stretch>
+                      <a:fillRect/>
+                    </a:stretch>
+                  </pic:blipFill>
+                  <pic:spPr bwMode="auto">
+                    <a:xfrm>
+                      <a:off x="0" y="0"/>
+                      <a:ext cx="4924149" cy="1990359"/>
+                    </a:xfrm>
+                    <a:prstGeom prst="rect">
+                      <a:avLst/>
+                    </a:prstGeom>
+                    <a:ln>
+                      <a:noFill/>
+                    </a:ln>
+                    <a:extLst>
+                      <a:ext uri="{53640926-AAD7-44D8-BBD7-CCE9431645EC}">
+                        <a14:shadowObscured xmlns:a14="http://schemas.microsoft.com/office/drawing/2010/main"/>
+                      </a:ext>
+                    </a:extLst>
+                  </pic:spPr>
+                </pic:pic>
+              </a:graphicData>
+            </a:graphic>
+          </wp:inline>
+        </w:drawing>
+      </w:r>
+    </w:p>
+    <w:p>
+      <w:pPr>
+        <w:widowControl w:val="0"/>
+        <w:autoSpaceDE w:val="0"/>
+        <w:autoSpaceDN w:val="0"/>
+        <w:spacing w:before="240" w:after="0" w:line="264" w:lineRule="auto"/>
+        <w:ind w:firstLine="284"/>
+        <w:jc w:val="center"/>
+        <w:rPr>
+          <w:rFonts w:ascii="LM Roman 10" w:eastAsia="Times New Roman" w:hAnsi="LM Roman 10" w:cs="Times New Roman"/>
+          <w:kern w:val="0"/>
+          <w:sz w:val="24"/>
+          <w:szCs w:val="24"/>
+          <w:lang w:val="en-US" w:eastAsia="en-US"/>
+          <w14:ligatures w14:val="none"/>
+        </w:rPr>
+      </w:pPr>
+      <w:r>
+        <w:rPr>
+          <w:rFonts w:ascii="LM Roman 10" w:eastAsia="Times New Roman" w:hAnsi="LM Roman 10" w:cs="Times New Roman"/>
+          <w:b/>
+          <w:bCs/>
+          <w:kern w:val="0"/>
+          <w:sz w:val="24"/>
+          <w:szCs w:val="24"/>
+          <w:lang w:val="en-US" w:eastAsia="en-US"/>
+          <w14:ligatures w14:val="none"/>
+        </w:rPr>
+        <w:t xml:space="preserve">Table </w:t>
+      </w:r>
+      <w:r>
+        <w:rPr>
+          <w:rFonts w:ascii="LM Roman 10" w:eastAsia="Times New Roman" w:hAnsi="LM Roman 10" w:cs="Times New Roman"/>
+          <w:b/>
+          <w:bCs/>
+          <w:kern w:val="0"/>
+          <w:sz w:val="24"/>
+          <w:szCs w:val="24"/>
+          <w:lang w:val="en-US" w:eastAsia="en-US"/>
+          <w14:ligatures w14:val="none"/>
+        </w:rPr>
+        <w:t>2</w:t>
+      </w:r>
+      <w:r>
+        <w:rPr>
+          <w:rFonts w:ascii="LM Roman 10" w:eastAsia="Times New Roman" w:hAnsi="LM Roman 10" w:cs="Times New Roman"/>
+          <w:b/>
+          <w:bCs/>
+          <w:kern w:val="0"/>
+          <w:sz w:val="24"/>
+          <w:szCs w:val="24"/>
+          <w:lang w:val="en-US" w:eastAsia="en-US"/>
+          <w14:ligatures w14:val="none"/>
+        </w:rPr>
+        <w:t>.</w:t>
+      </w:r>
+      <w:r>
+        <w:rPr>
+          <w:rFonts w:ascii="LM Roman 10" w:eastAsia="Times New Roman" w:hAnsi="LM Roman 10" w:cs="Times New Roman"/>
+          <w:b/>
+          <w:bCs/>
+          <w:kern w:val="0"/>
+          <w:sz w:val="24"/>
+          <w:szCs w:val="24"/>
+          <w:lang w:val="en-US" w:eastAsia="en-US"/>
+          <w14:ligatures w14:val="none"/>
+        </w:rPr>
+        <w:t>4.</w:t>
+      </w:r>
+      <w:r>
+        <w:rPr>
+          <w:rFonts w:ascii="LM Roman 10" w:eastAsia="Times New Roman" w:hAnsi="LM Roman 10" w:cs="Times New Roman"/>
+          <w:b/>
+          <w:bCs/>
+          <w:kern w:val="0"/>
+          <w:sz w:val="24"/>
+          <w:szCs w:val="24"/>
+          <w:lang w:val="en-US" w:eastAsia="en-US"/>
+          <w14:ligatures w14:val="none"/>
+        </w:rPr>
+        <w:t>2</w:t>
+      </w:r>
+      <w:r>
+        <w:rPr>
+          <w:rFonts w:ascii="LM Roman 10" w:eastAsia="Times New Roman" w:hAnsi="LM Roman 10" w:cs="Times New Roman"/>
+          <w:b/>
+          <w:bCs/>
+          <w:kern w:val="0"/>
+          <w:sz w:val="24"/>
+          <w:szCs w:val="24"/>
+          <w:lang w:val="en-US" w:eastAsia="en-US"/>
+          <w14:ligatures w14:val="none"/>
+        </w:rPr>
+        <w:t xml:space="preserve">: </w:t>
+      </w:r>
+      <w:r>
+        <w:rPr>
+          <w:rFonts w:ascii="LM Roman 10" w:eastAsia="Times New Roman" w:hAnsi="LM Roman 10" w:cs="Times New Roman"/>
+          <w:b/>
+          <w:bCs/>
+          <w:kern w:val="0"/>
+          <w:sz w:val="24"/>
+          <w:szCs w:val="24"/>
+          <w:lang w:val="en-US" w:eastAsia="en-US"/>
+          <w14:ligatures w14:val="none"/>
+        </w:rPr>
+        <w:t xml:space="preserve">Descriptive Statistics for Policy Target &amp; </w:t>
+      </w:r>
+      <w:proofErr w:type="gramStart"/>
+      <w:r>
+        <w:rPr>
+          <w:rFonts w:ascii="LM Roman 10" w:eastAsia="Times New Roman" w:hAnsi="LM Roman 10" w:cs="Times New Roman"/>
+          <w:b/>
+          <w:bCs/>
+          <w:kern w:val="0"/>
+          <w:sz w:val="24"/>
+          <w:szCs w:val="24"/>
+          <w:lang w:val="en-US" w:eastAsia="en-US"/>
+          <w14:ligatures w14:val="none"/>
+        </w:rPr>
+        <w:t>Instrument</w:t>
+      </w:r>
+      <w:r>
+        <w:rPr>
+          <w:rFonts w:ascii="LM Roman 10" w:eastAsia="Times New Roman" w:hAnsi="LM Roman 10" w:cs="Times New Roman"/>
+          <w:b/>
+          <w:bCs/>
+          <w:kern w:val="0"/>
+          <w:sz w:val="24"/>
+          <w:szCs w:val="24"/>
+          <w:lang w:val="en-US" w:eastAsia="en-US"/>
+          <w14:ligatures w14:val="none"/>
+        </w:rPr>
+        <w:t xml:space="preserve"> </w:t>
+      </w:r>
+      <w:r>
+        <w:rPr>
+          <w:rFonts w:ascii="LM Roman 10" w:eastAsia="Times New Roman" w:hAnsi="LM Roman 10" w:cs="Times New Roman"/>
+          <w:b/>
+          <w:bCs/>
+          <w:kern w:val="0"/>
+          <w:sz w:val="24"/>
+          <w:szCs w:val="24"/>
+          <w:lang w:val="en-US" w:eastAsia="en-US"/>
+          <w14:ligatures w14:val="none"/>
+        </w:rPr>
+        <w:t xml:space="preserve"> </w:t>
+      </w:r>
+      <w:r>
+        <w:rPr>
+          <w:rFonts w:ascii="LM Roman 10" w:eastAsia="Times New Roman" w:hAnsi="LM Roman 10" w:cs="Times New Roman"/>
+          <w:b/>
+          <w:bCs/>
+          <w:kern w:val="0"/>
+          <w:sz w:val="24"/>
+          <w:szCs w:val="24"/>
+          <w:lang w:val="en-US" w:eastAsia="en-US"/>
+          <w14:ligatures w14:val="none"/>
+        </w:rPr>
+        <w:t>(</w:t>
+      </w:r>
+      <w:proofErr w:type="gramEnd"/>
+      <w:r>
+        <w:rPr>
+          <w:rFonts w:ascii="LM Roman 10" w:eastAsia="Times New Roman" w:hAnsi="LM Roman 10" w:cs="Times New Roman"/>
+          <w:b/>
+          <w:bCs/>
+          <w:kern w:val="0"/>
+          <w:sz w:val="24"/>
+          <w:szCs w:val="24"/>
+          <w:lang w:val="en-US" w:eastAsia="en-US"/>
+          <w14:ligatures w14:val="none"/>
+        </w:rPr>
+        <w:t>Transformed</w:t>
+      </w:r>
+      <w:r>
+        <w:rPr>
+          <w:rFonts w:ascii="LM Roman 10" w:eastAsia="Times New Roman" w:hAnsi="LM Roman 10" w:cs="Times New Roman"/>
+          <w:b/>
+          <w:bCs/>
+          <w:kern w:val="0"/>
+          <w:sz w:val="24"/>
+          <w:szCs w:val="24"/>
+          <w:lang w:val="en-US" w:eastAsia="en-US"/>
+          <w14:ligatures w14:val="none"/>
+        </w:rPr>
+        <w:t xml:space="preserve"> Data)</w:t>
+      </w:r>
+    </w:p>
+    <w:p>
+      <w:pPr>
+        <w:widowControl w:val="0"/>
+        <w:autoSpaceDE w:val="0"/>
+        <w:autoSpaceDN w:val="0"/>
+        <w:spacing w:before="240" w:after="0" w:line="264" w:lineRule="auto"/>
+        <w:ind w:firstLine="284"/>
+        <w:jc w:val="center"/>
+        <w:rPr>
+          <w:rFonts w:ascii="LM Roman 10" w:eastAsia="Times New Roman" w:hAnsi="LM Roman 10" w:cs="Times New Roman"/>
+          <w:kern w:val="0"/>
+          <w:sz w:val="24"/>
+          <w:szCs w:val="24"/>
+          <w:lang w:val="en-US" w:eastAsia="en-US"/>
+          <w14:ligatures w14:val="none"/>
+        </w:rPr>
+      </w:pPr>
+      <w:r>
+        <w:rPr>
+          <w:rFonts w:ascii="LM Roman 10" w:eastAsia="Times New Roman" w:hAnsi="LM Roman 10" w:cs="Times New Roman"/>
+          <w:kern w:val="0"/>
+          <w:sz w:val="24"/>
+          <w:szCs w:val="24"/>
+          <w:lang w:val="en-US" w:eastAsia="en-US"/>
+          <w14:ligatures w14:val="none"/>
+        </w:rPr>
+        <w:drawing>
+          <wp:inline distT="0" distB="0" distL="0" distR="0" wp14:anchorId="51A758D6" wp14:editId="3A8521DF">
+            <wp:extent cx="4198569" cy="2056091"/>
+            <wp:effectExtent l="0" t="0" r="0" b="1905"/>
+            <wp:docPr id="2071288461" name="Picture 1"/>
+            <wp:cNvGraphicFramePr>
+              <a:graphicFrameLocks xmlns:a="http://schemas.openxmlformats.org/drawingml/2006/main" noChangeAspect="1"/>
+            </wp:cNvGraphicFramePr>
+            <a:graphic xmlns:a="http://schemas.openxmlformats.org/drawingml/2006/main">
+              <a:graphicData uri="http://schemas.openxmlformats.org/drawingml/2006/picture">
+                <pic:pic xmlns:pic="http://schemas.openxmlformats.org/drawingml/2006/picture">
+                  <pic:nvPicPr>
+                    <pic:cNvPr id="2071288461" name=""/>
+                    <pic:cNvPicPr/>
+                  </pic:nvPicPr>
+                  <pic:blipFill rotWithShape="1">
+                    <a:blip r:embed="rId10"/>
+                    <a:srcRect t="4653"/>
+                    <a:stretch>
+                      <a:fillRect/>
+                    </a:stretch>
+                  </pic:blipFill>
+                  <pic:spPr bwMode="auto">
+                    <a:xfrm>
+                      <a:off x="0" y="0"/>
+                      <a:ext cx="4229870" cy="2071419"/>
+                    </a:xfrm>
+                    <a:prstGeom prst="rect">
+                      <a:avLst/>
+                    </a:prstGeom>
+                    <a:ln>
+                      <a:noFill/>
+                    </a:ln>
+                    <a:extLst>
+                      <a:ext uri="{53640926-AAD7-44D8-BBD7-CCE9431645EC}">
+                        <a14:shadowObscured xmlns:a14="http://schemas.microsoft.com/office/drawing/2010/main"/>
+                      </a:ext>
+                    </a:extLst>
+                  </pic:spPr>
+                </pic:pic>
+              </a:graphicData>
+            </a:graphic>
+          </wp:inline>
+        </w:drawing>
+      </w:r>
+    </w:p>
+    <w:p>
+      <w:pPr>
+        <w:widowControl w:val="0"/>
+        <w:autoSpaceDE w:val="0"/>
+        <w:autoSpaceDN w:val="0"/>
+        <w:spacing w:before="240" w:after="0" w:line="264" w:lineRule="auto"/>
+        <w:ind w:firstLine="284"/>
+        <w:jc w:val="center"/>
+        <w:rPr>
+          <w:rFonts w:ascii="LM Roman 10" w:eastAsia="Times New Roman" w:hAnsi="LM Roman 10" w:cs="Times New Roman"/>
+          <w:kern w:val="0"/>
+          <w:sz w:val="24"/>
+          <w:szCs w:val="24"/>
+          <w:lang w:val="en-US" w:eastAsia="en-US"/>
+          <w14:ligatures w14:val="none"/>
+        </w:rPr>
+      </w:pPr>
     </w:p>
     <w:p>
       <w:pPr>
@@ -29709,7 +31388,7 @@
                     <pic:cNvPicPr/>
                   </pic:nvPicPr>
                   <pic:blipFill>
-                    <a:blip r:embed="rId9">
+                    <a:blip r:embed="rId11">
                       <a:extLst>
                         <a:ext uri="{28A0092B-C50C-407E-A947-70E740481C1C}">
                           <a14:useLocalDpi xmlns:a14="http://schemas.microsoft.com/office/drawing/2010/main" val="0"/>
@@ -29822,6 +31501,7 @@
           <w:lang w:val="en-US" w:eastAsia="en-US"/>
           <w14:ligatures w14:val="none"/>
         </w:rPr>
+        <w:lastRenderedPageBreak/>
         <w:drawing>
           <wp:anchor distT="0" distB="0" distL="114300" distR="114300" simplePos="0" relativeHeight="251664384" behindDoc="1" locked="0" layoutInCell="1" allowOverlap="1" wp14:anchorId="5F30927A" wp14:editId="505E9C8F">
             <wp:simplePos x="0" y="0"/>
@@ -29854,7 +31534,7 @@
                     <pic:cNvPicPr/>
                   </pic:nvPicPr>
                   <pic:blipFill>
-                    <a:blip r:embed="rId10">
+                    <a:blip r:embed="rId12">
                       <a:extLst>
                         <a:ext uri="{28A0092B-C50C-407E-A947-70E740481C1C}">
                           <a14:useLocalDpi xmlns:a14="http://schemas.microsoft.com/office/drawing/2010/main" val="0"/>
@@ -29931,7 +31611,31 @@
           <w:lang w:val="en-US" w:eastAsia="en-US"/>
           <w14:ligatures w14:val="none"/>
         </w:rPr>
-        <w:t>In this work we provide a replication study of Lofaro and Di Bucchianico (2025), which investigates the impact of monetary policy on functional income distribution using a pan</w:t>
+        <w:t xml:space="preserve">In this work we provide a replication study of Lofaro and Di </w:t>
+      </w:r>
+      <w:proofErr w:type="spellStart"/>
+      <w:r>
+        <w:rPr>
+          <w:rFonts w:ascii="LM Roman 10" w:eastAsia="Times New Roman" w:hAnsi="LM Roman 10" w:cs="Times New Roman"/>
+          <w:kern w:val="0"/>
+          <w:sz w:val="24"/>
+          <w:szCs w:val="24"/>
+          <w:lang w:val="en-US" w:eastAsia="en-US"/>
+          <w14:ligatures w14:val="none"/>
+        </w:rPr>
+        <w:t>Bucchianico</w:t>
+      </w:r>
+      <w:proofErr w:type="spellEnd"/>
+      <w:r>
+        <w:rPr>
+          <w:rFonts w:ascii="LM Roman 10" w:eastAsia="Times New Roman" w:hAnsi="LM Roman 10" w:cs="Times New Roman"/>
+          <w:kern w:val="0"/>
+          <w:sz w:val="24"/>
+          <w:szCs w:val="24"/>
+          <w:lang w:val="en-US" w:eastAsia="en-US"/>
+          <w14:ligatures w14:val="none"/>
+        </w:rPr>
+        <w:t xml:space="preserve"> (2025), which investigates the impact of monetary policy on functional income distribution using a pan</w:t>
       </w:r>
     </w:p>
     <w:p>
@@ -30158,8 +31862,31 @@
           <w:lang w:val="en-US" w:eastAsia="en-US"/>
           <w14:ligatures w14:val="none"/>
         </w:rPr>
-        <w:lastRenderedPageBreak/>
-        <w:t>In this work we provide a replication study of Lofaro and Di Bucchianico (2025), which investigates the impact of monetary policy on functional income distribution using a pan</w:t>
+        <w:t xml:space="preserve">In this work we provide a replication study of Lofaro and Di </w:t>
+      </w:r>
+      <w:proofErr w:type="spellStart"/>
+      <w:r>
+        <w:rPr>
+          <w:rFonts w:ascii="LM Roman 10" w:eastAsia="Times New Roman" w:hAnsi="LM Roman 10" w:cs="Times New Roman"/>
+          <w:kern w:val="0"/>
+          <w:sz w:val="24"/>
+          <w:szCs w:val="24"/>
+          <w:lang w:val="en-US" w:eastAsia="en-US"/>
+          <w14:ligatures w14:val="none"/>
+        </w:rPr>
+        <w:t>Bucchianico</w:t>
+      </w:r>
+      <w:proofErr w:type="spellEnd"/>
+      <w:r>
+        <w:rPr>
+          <w:rFonts w:ascii="LM Roman 10" w:eastAsia="Times New Roman" w:hAnsi="LM Roman 10" w:cs="Times New Roman"/>
+          <w:kern w:val="0"/>
+          <w:sz w:val="24"/>
+          <w:szCs w:val="24"/>
+          <w:lang w:val="en-US" w:eastAsia="en-US"/>
+          <w14:ligatures w14:val="none"/>
+        </w:rPr>
+        <w:t xml:space="preserve"> (2025), which investigates the impact of monetary policy on functional income distribution using a pan</w:t>
       </w:r>
     </w:p>
     <w:p>
@@ -30269,7 +31996,7 @@
                     <pic:cNvPicPr/>
                   </pic:nvPicPr>
                   <pic:blipFill>
-                    <a:blip r:embed="rId11">
+                    <a:blip r:embed="rId13">
                       <a:extLst>
                         <a:ext uri="{28A0092B-C50C-407E-A947-70E740481C1C}">
                           <a14:useLocalDpi xmlns:a14="http://schemas.microsoft.com/office/drawing/2010/main" val="0"/>
@@ -30346,7 +32073,31 @@
           <w:lang w:val="en-US" w:eastAsia="en-US"/>
           <w14:ligatures w14:val="none"/>
         </w:rPr>
-        <w:t>In this work we provide a replication study of Lofaro and Di Bucchianico (2025), which investigates the impact of monetary policy on functional income distribution using a pan</w:t>
+        <w:t xml:space="preserve">In this work we provide a replication study of Lofaro and Di </w:t>
+      </w:r>
+      <w:proofErr w:type="spellStart"/>
+      <w:r>
+        <w:rPr>
+          <w:rFonts w:ascii="LM Roman 10" w:eastAsia="Times New Roman" w:hAnsi="LM Roman 10" w:cs="Times New Roman"/>
+          <w:kern w:val="0"/>
+          <w:sz w:val="24"/>
+          <w:szCs w:val="24"/>
+          <w:lang w:val="en-US" w:eastAsia="en-US"/>
+          <w14:ligatures w14:val="none"/>
+        </w:rPr>
+        <w:t>Bucchianico</w:t>
+      </w:r>
+      <w:proofErr w:type="spellEnd"/>
+      <w:r>
+        <w:rPr>
+          <w:rFonts w:ascii="LM Roman 10" w:eastAsia="Times New Roman" w:hAnsi="LM Roman 10" w:cs="Times New Roman"/>
+          <w:kern w:val="0"/>
+          <w:sz w:val="24"/>
+          <w:szCs w:val="24"/>
+          <w:lang w:val="en-US" w:eastAsia="en-US"/>
+          <w14:ligatures w14:val="none"/>
+        </w:rPr>
+        <w:t xml:space="preserve"> (2025), which investigates the impact of monetary policy on functional income distribution using a pan</w:t>
       </w:r>
     </w:p>
     <w:p>
@@ -30736,6 +32487,7 @@
           <w:noProof/>
           <w:lang w:eastAsia="en-US"/>
         </w:rPr>
+        <w:lastRenderedPageBreak/>
         <w:drawing>
           <wp:anchor distT="0" distB="0" distL="114300" distR="114300" simplePos="0" relativeHeight="251668480" behindDoc="1" locked="0" layoutInCell="1" allowOverlap="1" wp14:anchorId="5A303D2D" wp14:editId="6DF1708E">
             <wp:simplePos x="0" y="0"/>
@@ -30768,7 +32520,7 @@
                     <pic:cNvPicPr/>
                   </pic:nvPicPr>
                   <pic:blipFill>
-                    <a:blip r:embed="rId12">
+                    <a:blip r:embed="rId14">
                       <a:extLst>
                         <a:ext uri="{28A0092B-C50C-407E-A947-70E740481C1C}">
                           <a14:useLocalDpi xmlns:a14="http://schemas.microsoft.com/office/drawing/2010/main" val="0"/>
@@ -30845,7 +32597,31 @@
           <w:lang w:val="en-US" w:eastAsia="en-US"/>
           <w14:ligatures w14:val="none"/>
         </w:rPr>
-        <w:t>In this work we provide a replication study of Lofaro and Di Bucchianico (2025), which investigates the impact of monetary policy on functional income distribution using a pan</w:t>
+        <w:t xml:space="preserve">In this work we provide a replication study of Lofaro and Di </w:t>
+      </w:r>
+      <w:proofErr w:type="spellStart"/>
+      <w:r>
+        <w:rPr>
+          <w:rFonts w:ascii="LM Roman 10" w:eastAsia="Times New Roman" w:hAnsi="LM Roman 10" w:cs="Times New Roman"/>
+          <w:kern w:val="0"/>
+          <w:sz w:val="24"/>
+          <w:szCs w:val="24"/>
+          <w:lang w:val="en-US" w:eastAsia="en-US"/>
+          <w14:ligatures w14:val="none"/>
+        </w:rPr>
+        <w:t>Bucchianico</w:t>
+      </w:r>
+      <w:proofErr w:type="spellEnd"/>
+      <w:r>
+        <w:rPr>
+          <w:rFonts w:ascii="LM Roman 10" w:eastAsia="Times New Roman" w:hAnsi="LM Roman 10" w:cs="Times New Roman"/>
+          <w:kern w:val="0"/>
+          <w:sz w:val="24"/>
+          <w:szCs w:val="24"/>
+          <w:lang w:val="en-US" w:eastAsia="en-US"/>
+          <w14:ligatures w14:val="none"/>
+        </w:rPr>
+        <w:t xml:space="preserve"> (2025), which investigates the impact of monetary policy on functional income distribution using a pan</w:t>
       </w:r>
     </w:p>
     <w:p>
@@ -31212,7 +32988,6 @@
           <w:lang w:eastAsia="en-US"/>
           <w14:ligatures w14:val="none"/>
         </w:rPr>
-        <w:lastRenderedPageBreak/>
         <w:t>product with respect to the quadratic curve corresponding to the discriminant of</w:t>
       </w:r>
       <w:r>
@@ -31270,7 +33045,31 @@
           <w:lang w:val="en-US" w:eastAsia="en-US"/>
           <w14:ligatures w14:val="none"/>
         </w:rPr>
-        <w:t>In this work we provide a replication study of Lofaro and Di Bucchianico (2025), which investigates the impact of monetary policy on functional income distribution using a pan</w:t>
+        <w:t xml:space="preserve">In this work we provide a replication study of Lofaro and Di </w:t>
+      </w:r>
+      <w:proofErr w:type="spellStart"/>
+      <w:r>
+        <w:rPr>
+          <w:rFonts w:ascii="LM Roman 10" w:eastAsia="Times New Roman" w:hAnsi="LM Roman 10" w:cs="Times New Roman"/>
+          <w:kern w:val="0"/>
+          <w:sz w:val="24"/>
+          <w:szCs w:val="24"/>
+          <w:lang w:val="en-US" w:eastAsia="en-US"/>
+          <w14:ligatures w14:val="none"/>
+        </w:rPr>
+        <w:t>Bucchianico</w:t>
+      </w:r>
+      <w:proofErr w:type="spellEnd"/>
+      <w:r>
+        <w:rPr>
+          <w:rFonts w:ascii="LM Roman 10" w:eastAsia="Times New Roman" w:hAnsi="LM Roman 10" w:cs="Times New Roman"/>
+          <w:kern w:val="0"/>
+          <w:sz w:val="24"/>
+          <w:szCs w:val="24"/>
+          <w:lang w:val="en-US" w:eastAsia="en-US"/>
+          <w14:ligatures w14:val="none"/>
+        </w:rPr>
+        <w:t xml:space="preserve"> (2025), which investigates the impact of monetary policy on functional income distribution using a pan</w:t>
       </w:r>
     </w:p>
     <w:p>
@@ -31504,7 +33303,31 @@
           <w:lang w:val="en-US" w:eastAsia="en-US"/>
           <w14:ligatures w14:val="none"/>
         </w:rPr>
-        <w:t>In this work we provide a replication study of Lofaro and Di Bucchianico (2025), which investigates the impact of monetary policy on functional income distribution using a pan</w:t>
+        <w:t xml:space="preserve">In this work we provide a replication study of Lofaro and Di </w:t>
+      </w:r>
+      <w:proofErr w:type="spellStart"/>
+      <w:r>
+        <w:rPr>
+          <w:rFonts w:ascii="LM Roman 10" w:eastAsia="Times New Roman" w:hAnsi="LM Roman 10" w:cs="Times New Roman"/>
+          <w:kern w:val="0"/>
+          <w:sz w:val="24"/>
+          <w:szCs w:val="24"/>
+          <w:lang w:val="en-US" w:eastAsia="en-US"/>
+          <w14:ligatures w14:val="none"/>
+        </w:rPr>
+        <w:t>Bucchianico</w:t>
+      </w:r>
+      <w:proofErr w:type="spellEnd"/>
+      <w:r>
+        <w:rPr>
+          <w:rFonts w:ascii="LM Roman 10" w:eastAsia="Times New Roman" w:hAnsi="LM Roman 10" w:cs="Times New Roman"/>
+          <w:kern w:val="0"/>
+          <w:sz w:val="24"/>
+          <w:szCs w:val="24"/>
+          <w:lang w:val="en-US" w:eastAsia="en-US"/>
+          <w14:ligatures w14:val="none"/>
+        </w:rPr>
+        <w:t xml:space="preserve"> (2025), which investigates the impact of monetary policy on functional income distribution using a pan</w:t>
       </w:r>
     </w:p>
     <w:p>
@@ -31933,7 +33756,43 @@
           <w:lang w:val="en-US" w:eastAsia="en-US"/>
           <w14:ligatures w14:val="none"/>
         </w:rPr>
-        <w:t>In this work we provide a replication study of Lofaro and Di Bucchianico (2025), which investigates the impact of monetary policy on functional income distribution using a pan</w:t>
+        <w:t xml:space="preserve">In this work we provide a replication study of Lofaro and Di </w:t>
+      </w:r>
+      <w:proofErr w:type="spellStart"/>
+      <w:r>
+        <w:rPr>
+          <w:rFonts w:ascii="LM Roman 10" w:eastAsia="Times New Roman" w:hAnsi="LM Roman 10" w:cs="Times New Roman"/>
+          <w:kern w:val="0"/>
+          <w:sz w:val="24"/>
+          <w:szCs w:val="24"/>
+          <w:lang w:val="en-US" w:eastAsia="en-US"/>
+          <w14:ligatures w14:val="none"/>
+        </w:rPr>
+        <w:t>Bucchianico</w:t>
+      </w:r>
+      <w:proofErr w:type="spellEnd"/>
+      <w:r>
+        <w:rPr>
+          <w:rFonts w:ascii="LM Roman 10" w:eastAsia="Times New Roman" w:hAnsi="LM Roman 10" w:cs="Times New Roman"/>
+          <w:kern w:val="0"/>
+          <w:sz w:val="24"/>
+          <w:szCs w:val="24"/>
+          <w:lang w:val="en-US" w:eastAsia="en-US"/>
+          <w14:ligatures w14:val="none"/>
+        </w:rPr>
+        <w:t xml:space="preserve"> (2025), </w:t>
+      </w:r>
+      <w:r>
+        <w:rPr>
+          <w:rFonts w:ascii="LM Roman 10" w:eastAsia="Times New Roman" w:hAnsi="LM Roman 10" w:cs="Times New Roman"/>
+          <w:kern w:val="0"/>
+          <w:sz w:val="24"/>
+          <w:szCs w:val="24"/>
+          <w:lang w:val="en-US" w:eastAsia="en-US"/>
+          <w14:ligatures w14:val="none"/>
+        </w:rPr>
+        <w:lastRenderedPageBreak/>
+        <w:t>which investigates the impact of monetary policy on functional income distribution using a pan</w:t>
       </w:r>
     </w:p>
     <w:p>
@@ -32105,7 +33964,31 @@
           <w:lang w:val="en-US" w:eastAsia="en-US"/>
           <w14:ligatures w14:val="none"/>
         </w:rPr>
-        <w:t>In this work we provide a replication study of Lofaro and Di Bucchianico (2025), which investigates the impact of monetary policy on functional income distribution using a pan</w:t>
+        <w:t xml:space="preserve">In this work we provide a replication study of Lofaro and Di </w:t>
+      </w:r>
+      <w:proofErr w:type="spellStart"/>
+      <w:r>
+        <w:rPr>
+          <w:rFonts w:ascii="LM Roman 10" w:eastAsia="Times New Roman" w:hAnsi="LM Roman 10" w:cs="Times New Roman"/>
+          <w:kern w:val="0"/>
+          <w:sz w:val="24"/>
+          <w:szCs w:val="24"/>
+          <w:lang w:val="en-US" w:eastAsia="en-US"/>
+          <w14:ligatures w14:val="none"/>
+        </w:rPr>
+        <w:t>Bucchianico</w:t>
+      </w:r>
+      <w:proofErr w:type="spellEnd"/>
+      <w:r>
+        <w:rPr>
+          <w:rFonts w:ascii="LM Roman 10" w:eastAsia="Times New Roman" w:hAnsi="LM Roman 10" w:cs="Times New Roman"/>
+          <w:kern w:val="0"/>
+          <w:sz w:val="24"/>
+          <w:szCs w:val="24"/>
+          <w:lang w:val="en-US" w:eastAsia="en-US"/>
+          <w14:ligatures w14:val="none"/>
+        </w:rPr>
+        <w:t xml:space="preserve"> (2025), which investigates the impact of monetary policy on functional income distribution using a pan</w:t>
       </w:r>
     </w:p>
     <w:p>
@@ -32192,7 +34075,6 @@
           <w:lang w:eastAsia="en-US"/>
           <w14:ligatures w14:val="none"/>
         </w:rPr>
-        <w:lastRenderedPageBreak/>
         <w:t>shocks (see Paul</w:t>
       </w:r>
       <w:r>
@@ -32474,7 +34356,31 @@
           <w:lang w:val="en-US" w:eastAsia="en-US"/>
           <w14:ligatures w14:val="none"/>
         </w:rPr>
-        <w:t>In this work we provide a replication study of Lofaro and Di Bucchianico (2025), which investigates the impact of monetary policy on functional income distribution using a pan</w:t>
+        <w:t xml:space="preserve">In this work we provide a replication study of Lofaro and Di </w:t>
+      </w:r>
+      <w:proofErr w:type="spellStart"/>
+      <w:r>
+        <w:rPr>
+          <w:rFonts w:ascii="LM Roman 10" w:eastAsia="Times New Roman" w:hAnsi="LM Roman 10" w:cs="Times New Roman"/>
+          <w:kern w:val="0"/>
+          <w:sz w:val="24"/>
+          <w:szCs w:val="24"/>
+          <w:lang w:val="en-US" w:eastAsia="en-US"/>
+          <w14:ligatures w14:val="none"/>
+        </w:rPr>
+        <w:t>Bucchianico</w:t>
+      </w:r>
+      <w:proofErr w:type="spellEnd"/>
+      <w:r>
+        <w:rPr>
+          <w:rFonts w:ascii="LM Roman 10" w:eastAsia="Times New Roman" w:hAnsi="LM Roman 10" w:cs="Times New Roman"/>
+          <w:kern w:val="0"/>
+          <w:sz w:val="24"/>
+          <w:szCs w:val="24"/>
+          <w:lang w:val="en-US" w:eastAsia="en-US"/>
+          <w14:ligatures w14:val="none"/>
+        </w:rPr>
+        <w:t xml:space="preserve"> (2025), which investigates the impact of monetary policy on functional income distribution using a pan</w:t>
       </w:r>
     </w:p>
     <w:p>
@@ -32702,7 +34608,31 @@
           <w:lang w:val="en-US" w:eastAsia="en-US"/>
           <w14:ligatures w14:val="none"/>
         </w:rPr>
-        <w:t>In this work we provide a replication study of Lofaro and Di Bucchianico (2025), which investigates the impact of monetary policy on functional income distribution using a pan</w:t>
+        <w:t xml:space="preserve">In this work we provide a replication study of Lofaro and Di </w:t>
+      </w:r>
+      <w:proofErr w:type="spellStart"/>
+      <w:r>
+        <w:rPr>
+          <w:rFonts w:ascii="LM Roman 10" w:eastAsia="Times New Roman" w:hAnsi="LM Roman 10" w:cs="Times New Roman"/>
+          <w:kern w:val="0"/>
+          <w:sz w:val="24"/>
+          <w:szCs w:val="24"/>
+          <w:lang w:val="en-US" w:eastAsia="en-US"/>
+          <w14:ligatures w14:val="none"/>
+        </w:rPr>
+        <w:t>Bucchianico</w:t>
+      </w:r>
+      <w:proofErr w:type="spellEnd"/>
+      <w:r>
+        <w:rPr>
+          <w:rFonts w:ascii="LM Roman 10" w:eastAsia="Times New Roman" w:hAnsi="LM Roman 10" w:cs="Times New Roman"/>
+          <w:kern w:val="0"/>
+          <w:sz w:val="24"/>
+          <w:szCs w:val="24"/>
+          <w:lang w:val="en-US" w:eastAsia="en-US"/>
+          <w14:ligatures w14:val="none"/>
+        </w:rPr>
+        <w:t xml:space="preserve"> (2025), which investigates the impact of monetary policy on functional income distribution using a pan</w:t>
       </w:r>
     </w:p>
     <w:p>
@@ -32958,7 +34888,43 @@
           <w:lang w:val="en-US" w:eastAsia="en-US"/>
           <w14:ligatures w14:val="none"/>
         </w:rPr>
-        <w:t>In this work we provide a replication study of Lofaro and Di Bucchianico (2025), which investigates the impact of monetary policy on functional income distribution using a pan</w:t>
+        <w:t xml:space="preserve">In this work we provide a replication study of Lofaro and Di </w:t>
+      </w:r>
+      <w:proofErr w:type="spellStart"/>
+      <w:r>
+        <w:rPr>
+          <w:rFonts w:ascii="LM Roman 10" w:eastAsia="Times New Roman" w:hAnsi="LM Roman 10" w:cs="Times New Roman"/>
+          <w:kern w:val="0"/>
+          <w:sz w:val="24"/>
+          <w:szCs w:val="24"/>
+          <w:lang w:val="en-US" w:eastAsia="en-US"/>
+          <w14:ligatures w14:val="none"/>
+        </w:rPr>
+        <w:t>Bucchianico</w:t>
+      </w:r>
+      <w:proofErr w:type="spellEnd"/>
+      <w:r>
+        <w:rPr>
+          <w:rFonts w:ascii="LM Roman 10" w:eastAsia="Times New Roman" w:hAnsi="LM Roman 10" w:cs="Times New Roman"/>
+          <w:kern w:val="0"/>
+          <w:sz w:val="24"/>
+          <w:szCs w:val="24"/>
+          <w:lang w:val="en-US" w:eastAsia="en-US"/>
+          <w14:ligatures w14:val="none"/>
+        </w:rPr>
+        <w:t xml:space="preserve"> (2025), </w:t>
+      </w:r>
+      <w:r>
+        <w:rPr>
+          <w:rFonts w:ascii="LM Roman 10" w:eastAsia="Times New Roman" w:hAnsi="LM Roman 10" w:cs="Times New Roman"/>
+          <w:kern w:val="0"/>
+          <w:sz w:val="24"/>
+          <w:szCs w:val="24"/>
+          <w:lang w:val="en-US" w:eastAsia="en-US"/>
+          <w14:ligatures w14:val="none"/>
+        </w:rPr>
+        <w:lastRenderedPageBreak/>
+        <w:t>which investigates the impact of monetary policy on functional income distribution using a pan</w:t>
       </w:r>
     </w:p>
     <w:p>
@@ -33161,7 +35127,7 @@
                     <pic:cNvPicPr/>
                   </pic:nvPicPr>
                   <pic:blipFill>
-                    <a:blip r:embed="rId13">
+                    <a:blip r:embed="rId15">
                       <a:extLst>
                         <a:ext uri="{28A0092B-C50C-407E-A947-70E740481C1C}">
                           <a14:useLocalDpi xmlns:a14="http://schemas.microsoft.com/office/drawing/2010/main" val="0"/>
@@ -33238,7 +35204,31 @@
           <w:lang w:val="en-US" w:eastAsia="en-US"/>
           <w14:ligatures w14:val="none"/>
         </w:rPr>
-        <w:t>In this work we provide a replication study of Lofaro and Di Bucchianico (2025), which investigates the impact of monetary policy on functional income distribution using a pan</w:t>
+        <w:t xml:space="preserve">In this work we provide a replication study of Lofaro and Di </w:t>
+      </w:r>
+      <w:proofErr w:type="spellStart"/>
+      <w:r>
+        <w:rPr>
+          <w:rFonts w:ascii="LM Roman 10" w:eastAsia="Times New Roman" w:hAnsi="LM Roman 10" w:cs="Times New Roman"/>
+          <w:kern w:val="0"/>
+          <w:sz w:val="24"/>
+          <w:szCs w:val="24"/>
+          <w:lang w:val="en-US" w:eastAsia="en-US"/>
+          <w14:ligatures w14:val="none"/>
+        </w:rPr>
+        <w:t>Bucchianico</w:t>
+      </w:r>
+      <w:proofErr w:type="spellEnd"/>
+      <w:r>
+        <w:rPr>
+          <w:rFonts w:ascii="LM Roman 10" w:eastAsia="Times New Roman" w:hAnsi="LM Roman 10" w:cs="Times New Roman"/>
+          <w:kern w:val="0"/>
+          <w:sz w:val="24"/>
+          <w:szCs w:val="24"/>
+          <w:lang w:val="en-US" w:eastAsia="en-US"/>
+          <w14:ligatures w14:val="none"/>
+        </w:rPr>
+        <w:t xml:space="preserve"> (2025), which investigates the impact of monetary policy on functional income distribution using a pan</w:t>
       </w:r>
     </w:p>
     <w:p>
@@ -33283,7 +35273,6 @@
           <w:lang w:eastAsia="en-US"/>
           <w14:ligatures w14:val="none"/>
         </w:rPr>
-        <w:lastRenderedPageBreak/>
         <w:t>For unit root periods (auto-correlation close to one) of the policy target, if you notice on the graph of the time series a rising trend subperiod and estimate a deterministic trend on this subperiod:</w:t>
       </w:r>
       <w:r>
@@ -34242,7 +36231,31 @@
           <w:lang w:val="en-US" w:eastAsia="en-US"/>
           <w14:ligatures w14:val="none"/>
         </w:rPr>
-        <w:t>In this work we provide a replication study of Lofaro and Di Bucchianico (2025), which investigates the impact of monetary policy on functional income distribution using a pan</w:t>
+        <w:t xml:space="preserve">In this work we provide a replication study of Lofaro and Di </w:t>
+      </w:r>
+      <w:proofErr w:type="spellStart"/>
+      <w:r>
+        <w:rPr>
+          <w:rFonts w:ascii="LM Roman 10" w:eastAsia="Times New Roman" w:hAnsi="LM Roman 10" w:cs="Times New Roman"/>
+          <w:kern w:val="0"/>
+          <w:sz w:val="24"/>
+          <w:szCs w:val="24"/>
+          <w:lang w:val="en-US" w:eastAsia="en-US"/>
+          <w14:ligatures w14:val="none"/>
+        </w:rPr>
+        <w:t>Bucchianico</w:t>
+      </w:r>
+      <w:proofErr w:type="spellEnd"/>
+      <w:r>
+        <w:rPr>
+          <w:rFonts w:ascii="LM Roman 10" w:eastAsia="Times New Roman" w:hAnsi="LM Roman 10" w:cs="Times New Roman"/>
+          <w:kern w:val="0"/>
+          <w:sz w:val="24"/>
+          <w:szCs w:val="24"/>
+          <w:lang w:val="en-US" w:eastAsia="en-US"/>
+          <w14:ligatures w14:val="none"/>
+        </w:rPr>
+        <w:t xml:space="preserve"> (2025), which investigates the impact of monetary policy on functional income distribution using a pan</w:t>
       </w:r>
     </w:p>
     <w:p>
@@ -34358,7 +36371,31 @@
           <w:lang w:val="en-US" w:eastAsia="en-US"/>
           <w14:ligatures w14:val="none"/>
         </w:rPr>
-        <w:t>In this work we provide a replication study of Lofaro and Di Bucchianico (2025), which investigates the impact of monetary policy on functional income distribution using a pan</w:t>
+        <w:t xml:space="preserve">In this work we provide a replication study of Lofaro and Di </w:t>
+      </w:r>
+      <w:proofErr w:type="spellStart"/>
+      <w:r>
+        <w:rPr>
+          <w:rFonts w:ascii="LM Roman 10" w:eastAsia="Times New Roman" w:hAnsi="LM Roman 10" w:cs="Times New Roman"/>
+          <w:kern w:val="0"/>
+          <w:sz w:val="24"/>
+          <w:szCs w:val="24"/>
+          <w:lang w:val="en-US" w:eastAsia="en-US"/>
+          <w14:ligatures w14:val="none"/>
+        </w:rPr>
+        <w:t>Bucchianico</w:t>
+      </w:r>
+      <w:proofErr w:type="spellEnd"/>
+      <w:r>
+        <w:rPr>
+          <w:rFonts w:ascii="LM Roman 10" w:eastAsia="Times New Roman" w:hAnsi="LM Roman 10" w:cs="Times New Roman"/>
+          <w:kern w:val="0"/>
+          <w:sz w:val="24"/>
+          <w:szCs w:val="24"/>
+          <w:lang w:val="en-US" w:eastAsia="en-US"/>
+          <w14:ligatures w14:val="none"/>
+        </w:rPr>
+        <w:t xml:space="preserve"> (2025), which investigates the impact of monetary policy on functional income distribution using a pan</w:t>
       </w:r>
     </w:p>
     <w:p>
@@ -34788,7 +36825,43 @@
           <w:lang w:val="en-US" w:eastAsia="en-US"/>
           <w14:ligatures w14:val="none"/>
         </w:rPr>
-        <w:t>In this work we provide a replication study of Lofaro and Di Bucchianico (2025), which investigates the impact of monetary policy on functional income distribution using a pan</w:t>
+        <w:t xml:space="preserve">In this work we provide a replication study of Lofaro and Di </w:t>
+      </w:r>
+      <w:proofErr w:type="spellStart"/>
+      <w:r>
+        <w:rPr>
+          <w:rFonts w:ascii="LM Roman 10" w:eastAsia="Times New Roman" w:hAnsi="LM Roman 10" w:cs="Times New Roman"/>
+          <w:kern w:val="0"/>
+          <w:sz w:val="24"/>
+          <w:szCs w:val="24"/>
+          <w:lang w:val="en-US" w:eastAsia="en-US"/>
+          <w14:ligatures w14:val="none"/>
+        </w:rPr>
+        <w:t>Bucchianico</w:t>
+      </w:r>
+      <w:proofErr w:type="spellEnd"/>
+      <w:r>
+        <w:rPr>
+          <w:rFonts w:ascii="LM Roman 10" w:eastAsia="Times New Roman" w:hAnsi="LM Roman 10" w:cs="Times New Roman"/>
+          <w:kern w:val="0"/>
+          <w:sz w:val="24"/>
+          <w:szCs w:val="24"/>
+          <w:lang w:val="en-US" w:eastAsia="en-US"/>
+          <w14:ligatures w14:val="none"/>
+        </w:rPr>
+        <w:t xml:space="preserve"> (2025), which investigates the impact of monetary policy on functional income distribution </w:t>
+      </w:r>
+      <w:r>
+        <w:rPr>
+          <w:rFonts w:ascii="LM Roman 10" w:eastAsia="Times New Roman" w:hAnsi="LM Roman 10" w:cs="Times New Roman"/>
+          <w:kern w:val="0"/>
+          <w:sz w:val="24"/>
+          <w:szCs w:val="24"/>
+          <w:lang w:val="en-US" w:eastAsia="en-US"/>
+          <w14:ligatures w14:val="none"/>
+        </w:rPr>
+        <w:lastRenderedPageBreak/>
+        <w:t>using a pan</w:t>
       </w:r>
     </w:p>
     <w:p>
@@ -35057,7 +37130,7 @@
                     <pic:cNvPicPr/>
                   </pic:nvPicPr>
                   <pic:blipFill>
-                    <a:blip r:embed="rId14">
+                    <a:blip r:embed="rId16">
                       <a:extLst>
                         <a:ext uri="{28A0092B-C50C-407E-A947-70E740481C1C}">
                           <a14:useLocalDpi xmlns:a14="http://schemas.microsoft.com/office/drawing/2010/main" val="0"/>
@@ -35134,7 +37207,31 @@
           <w:lang w:val="en-US" w:eastAsia="en-US"/>
           <w14:ligatures w14:val="none"/>
         </w:rPr>
-        <w:t>In this work we provide a replication study of Lofaro and Di Bucchianico (2025), which investigates the impact of monetary policy on functional income distribution using a pan</w:t>
+        <w:t xml:space="preserve">In this work we provide a replication study of Lofaro and Di </w:t>
+      </w:r>
+      <w:proofErr w:type="spellStart"/>
+      <w:r>
+        <w:rPr>
+          <w:rFonts w:ascii="LM Roman 10" w:eastAsia="Times New Roman" w:hAnsi="LM Roman 10" w:cs="Times New Roman"/>
+          <w:kern w:val="0"/>
+          <w:sz w:val="24"/>
+          <w:szCs w:val="24"/>
+          <w:lang w:val="en-US" w:eastAsia="en-US"/>
+          <w14:ligatures w14:val="none"/>
+        </w:rPr>
+        <w:t>Bucchianico</w:t>
+      </w:r>
+      <w:proofErr w:type="spellEnd"/>
+      <w:r>
+        <w:rPr>
+          <w:rFonts w:ascii="LM Roman 10" w:eastAsia="Times New Roman" w:hAnsi="LM Roman 10" w:cs="Times New Roman"/>
+          <w:kern w:val="0"/>
+          <w:sz w:val="24"/>
+          <w:szCs w:val="24"/>
+          <w:lang w:val="en-US" w:eastAsia="en-US"/>
+          <w14:ligatures w14:val="none"/>
+        </w:rPr>
+        <w:t xml:space="preserve"> (2025), which investigates the impact of monetary policy on functional income distribution using a pan</w:t>
       </w:r>
     </w:p>
     <w:p>
@@ -35383,7 +37480,6 @@
           <w:lang w:val="en-US" w:eastAsia="en-US"/>
           <w14:ligatures w14:val="none"/>
         </w:rPr>
-        <w:lastRenderedPageBreak/>
         <w:drawing>
           <wp:anchor distT="0" distB="0" distL="114300" distR="114300" simplePos="0" relativeHeight="251672576" behindDoc="1" locked="0" layoutInCell="1" allowOverlap="1" wp14:anchorId="6B205B2A" wp14:editId="022562DC">
             <wp:simplePos x="0" y="0"/>
@@ -35416,7 +37512,7 @@
                     <pic:cNvPicPr/>
                   </pic:nvPicPr>
                   <pic:blipFill>
-                    <a:blip r:embed="rId15">
+                    <a:blip r:embed="rId17">
                       <a:extLst>
                         <a:ext uri="{28A0092B-C50C-407E-A947-70E740481C1C}">
                           <a14:useLocalDpi xmlns:a14="http://schemas.microsoft.com/office/drawing/2010/main" val="0"/>
@@ -35493,7 +37589,31 @@
           <w:lang w:val="en-US" w:eastAsia="en-US"/>
           <w14:ligatures w14:val="none"/>
         </w:rPr>
-        <w:t>In this work we provide a replication study of Lofaro and Di Bucchianico (2025), which investigates the impact of monetary policy on functional income distribution using a pan</w:t>
+        <w:t xml:space="preserve">In this work we provide a replication study of Lofaro and Di </w:t>
+      </w:r>
+      <w:proofErr w:type="spellStart"/>
+      <w:r>
+        <w:rPr>
+          <w:rFonts w:ascii="LM Roman 10" w:eastAsia="Times New Roman" w:hAnsi="LM Roman 10" w:cs="Times New Roman"/>
+          <w:kern w:val="0"/>
+          <w:sz w:val="24"/>
+          <w:szCs w:val="24"/>
+          <w:lang w:val="en-US" w:eastAsia="en-US"/>
+          <w14:ligatures w14:val="none"/>
+        </w:rPr>
+        <w:t>Bucchianico</w:t>
+      </w:r>
+      <w:proofErr w:type="spellEnd"/>
+      <w:r>
+        <w:rPr>
+          <w:rFonts w:ascii="LM Roman 10" w:eastAsia="Times New Roman" w:hAnsi="LM Roman 10" w:cs="Times New Roman"/>
+          <w:kern w:val="0"/>
+          <w:sz w:val="24"/>
+          <w:szCs w:val="24"/>
+          <w:lang w:val="en-US" w:eastAsia="en-US"/>
+          <w14:ligatures w14:val="none"/>
+        </w:rPr>
+        <w:t xml:space="preserve"> (2025), which investigates the impact of monetary policy on functional income distribution using a pan</w:t>
       </w:r>
     </w:p>
     <w:p>
@@ -35706,7 +37826,31 @@
           <w:lang w:val="en-US" w:eastAsia="en-US"/>
           <w14:ligatures w14:val="none"/>
         </w:rPr>
-        <w:t>In this work we provide a replication study of Lofaro and Di Bucchianico (2025), which investigates the impact of monetary policy on functional income distribution using a pan</w:t>
+        <w:t xml:space="preserve">In this work we provide a replication study of Lofaro and Di </w:t>
+      </w:r>
+      <w:proofErr w:type="spellStart"/>
+      <w:r>
+        <w:rPr>
+          <w:rFonts w:ascii="LM Roman 10" w:eastAsia="Times New Roman" w:hAnsi="LM Roman 10" w:cs="Times New Roman"/>
+          <w:kern w:val="0"/>
+          <w:sz w:val="24"/>
+          <w:szCs w:val="24"/>
+          <w:lang w:val="en-US" w:eastAsia="en-US"/>
+          <w14:ligatures w14:val="none"/>
+        </w:rPr>
+        <w:t>Bucchianico</w:t>
+      </w:r>
+      <w:proofErr w:type="spellEnd"/>
+      <w:r>
+        <w:rPr>
+          <w:rFonts w:ascii="LM Roman 10" w:eastAsia="Times New Roman" w:hAnsi="LM Roman 10" w:cs="Times New Roman"/>
+          <w:kern w:val="0"/>
+          <w:sz w:val="24"/>
+          <w:szCs w:val="24"/>
+          <w:lang w:val="en-US" w:eastAsia="en-US"/>
+          <w14:ligatures w14:val="none"/>
+        </w:rPr>
+        <w:t xml:space="preserve"> (2025), which investigates the impact of monetary policy on functional income distribution using a pan</w:t>
       </w:r>
     </w:p>
     <w:p>
@@ -35847,7 +37991,31 @@
           <w:lang w:val="en-US" w:eastAsia="en-US"/>
           <w14:ligatures w14:val="none"/>
         </w:rPr>
-        <w:t>In this work we provide a replication study of Lofaro and Di Bucchianico (2025), which investigates the impact of monetary policy on functional income distribution using a pan</w:t>
+        <w:t xml:space="preserve">In this work we provide a replication study of Lofaro and Di </w:t>
+      </w:r>
+      <w:proofErr w:type="spellStart"/>
+      <w:r>
+        <w:rPr>
+          <w:rFonts w:ascii="LM Roman 10" w:eastAsia="Times New Roman" w:hAnsi="LM Roman 10" w:cs="Times New Roman"/>
+          <w:kern w:val="0"/>
+          <w:sz w:val="24"/>
+          <w:szCs w:val="24"/>
+          <w:lang w:val="en-US" w:eastAsia="en-US"/>
+          <w14:ligatures w14:val="none"/>
+        </w:rPr>
+        <w:t>Bucchianico</w:t>
+      </w:r>
+      <w:proofErr w:type="spellEnd"/>
+      <w:r>
+        <w:rPr>
+          <w:rFonts w:ascii="LM Roman 10" w:eastAsia="Times New Roman" w:hAnsi="LM Roman 10" w:cs="Times New Roman"/>
+          <w:kern w:val="0"/>
+          <w:sz w:val="24"/>
+          <w:szCs w:val="24"/>
+          <w:lang w:val="en-US" w:eastAsia="en-US"/>
+          <w14:ligatures w14:val="none"/>
+        </w:rPr>
+        <w:t xml:space="preserve"> (2025), which investigates the impact of monetary policy on functional income distribution using a pan</w:t>
       </w:r>
     </w:p>
     <w:p>
@@ -35890,6 +38058,7 @@
           <w:lang w:val="en-US" w:eastAsia="en-US"/>
           <w14:ligatures w14:val="none"/>
         </w:rPr>
+        <w:lastRenderedPageBreak/>
         <w:drawing>
           <wp:anchor distT="0" distB="0" distL="114300" distR="114300" simplePos="0" relativeHeight="251673600" behindDoc="1" locked="0" layoutInCell="1" allowOverlap="1" wp14:anchorId="22D6100B" wp14:editId="402AC3C0">
             <wp:simplePos x="0" y="0"/>
@@ -35922,7 +38091,7 @@
                     <pic:cNvPicPr/>
                   </pic:nvPicPr>
                   <pic:blipFill>
-                    <a:blip r:embed="rId16">
+                    <a:blip r:embed="rId18">
                       <a:extLst>
                         <a:ext uri="{28A0092B-C50C-407E-A947-70E740481C1C}">
                           <a14:useLocalDpi xmlns:a14="http://schemas.microsoft.com/office/drawing/2010/main" val="0"/>
@@ -35988,7 +38157,37 @@
           <w:lang w:val="en-US" w:eastAsia="en-US"/>
           <w14:ligatures w14:val="none"/>
         </w:rPr>
-        <w:t>statistics to estimated parameters in the trivariate regression case:</w:t>
+        <w:t xml:space="preserve">statistics to estimated parameters in the </w:t>
+      </w:r>
+      <w:proofErr w:type="spellStart"/>
+      <w:r>
+        <w:rPr>
+          <w:rFonts w:ascii="LM Roman 10" w:eastAsia="Times New Roman" w:hAnsi="LM Roman 10" w:cs="Times New Roman"/>
+          <w:b/>
+          <w:bCs/>
+          <w:spacing w:val="-2"/>
+          <w:kern w:val="0"/>
+          <w:sz w:val="24"/>
+          <w:szCs w:val="24"/>
+          <w:lang w:val="en-US" w:eastAsia="en-US"/>
+          <w14:ligatures w14:val="none"/>
+        </w:rPr>
+        <w:t>trivariate</w:t>
+      </w:r>
+      <w:proofErr w:type="spellEnd"/>
+      <w:r>
+        <w:rPr>
+          <w:rFonts w:ascii="LM Roman 10" w:eastAsia="Times New Roman" w:hAnsi="LM Roman 10" w:cs="Times New Roman"/>
+          <w:b/>
+          <w:bCs/>
+          <w:spacing w:val="-2"/>
+          <w:kern w:val="0"/>
+          <w:sz w:val="24"/>
+          <w:szCs w:val="24"/>
+          <w:lang w:val="en-US" w:eastAsia="en-US"/>
+          <w14:ligatures w14:val="none"/>
+        </w:rPr>
+        <w:t xml:space="preserve"> regression case:</w:t>
       </w:r>
     </w:p>
     <w:p>
@@ -36245,8 +38444,31 @@
           <w:lang w:val="en-US" w:eastAsia="en-US"/>
           <w14:ligatures w14:val="none"/>
         </w:rPr>
-        <w:lastRenderedPageBreak/>
-        <w:t>In this work we provide a replication study of Lofaro and Di Bucchianico (2025), which investigates the impact of monetary policy on functional income distribution using a pan</w:t>
+        <w:t xml:space="preserve">In this work we provide a replication study of Lofaro and Di </w:t>
+      </w:r>
+      <w:proofErr w:type="spellStart"/>
+      <w:r>
+        <w:rPr>
+          <w:rFonts w:ascii="LM Roman 10" w:eastAsia="Times New Roman" w:hAnsi="LM Roman 10" w:cs="Times New Roman"/>
+          <w:kern w:val="0"/>
+          <w:sz w:val="24"/>
+          <w:szCs w:val="24"/>
+          <w:lang w:val="en-US" w:eastAsia="en-US"/>
+          <w14:ligatures w14:val="none"/>
+        </w:rPr>
+        <w:t>Bucchianico</w:t>
+      </w:r>
+      <w:proofErr w:type="spellEnd"/>
+      <w:r>
+        <w:rPr>
+          <w:rFonts w:ascii="LM Roman 10" w:eastAsia="Times New Roman" w:hAnsi="LM Roman 10" w:cs="Times New Roman"/>
+          <w:kern w:val="0"/>
+          <w:sz w:val="24"/>
+          <w:szCs w:val="24"/>
+          <w:lang w:val="en-US" w:eastAsia="en-US"/>
+          <w14:ligatures w14:val="none"/>
+        </w:rPr>
+        <w:t xml:space="preserve"> (2025), which investigates the impact of monetary policy on functional income distribution using a pan</w:t>
       </w:r>
     </w:p>
     <w:p>
@@ -37105,7 +39327,7 @@
                     <pic:cNvPicPr/>
                   </pic:nvPicPr>
                   <pic:blipFill>
-                    <a:blip r:embed="rId17">
+                    <a:blip r:embed="rId19">
                       <a:extLst>
                         <a:ext uri="{28A0092B-C50C-407E-A947-70E740481C1C}">
                           <a14:useLocalDpi xmlns:a14="http://schemas.microsoft.com/office/drawing/2010/main" val="0"/>
@@ -37176,7 +39398,31 @@
           <w:lang w:val="en-US" w:eastAsia="en-US"/>
           <w14:ligatures w14:val="none"/>
         </w:rPr>
-        <w:t>In this work we provide a replication study of Lofaro and Di Bucchianico (2025), which investigates the impact of monetary policy on functional income distribution using a pan</w:t>
+        <w:t xml:space="preserve">In this work we provide a replication study of Lofaro and Di </w:t>
+      </w:r>
+      <w:proofErr w:type="spellStart"/>
+      <w:r>
+        <w:rPr>
+          <w:rFonts w:ascii="LM Roman 10" w:eastAsia="Times New Roman" w:hAnsi="LM Roman 10" w:cs="Times New Roman"/>
+          <w:kern w:val="0"/>
+          <w:sz w:val="24"/>
+          <w:szCs w:val="24"/>
+          <w:lang w:val="en-US" w:eastAsia="en-US"/>
+          <w14:ligatures w14:val="none"/>
+        </w:rPr>
+        <w:t>Bucchianico</w:t>
+      </w:r>
+      <w:proofErr w:type="spellEnd"/>
+      <w:r>
+        <w:rPr>
+          <w:rFonts w:ascii="LM Roman 10" w:eastAsia="Times New Roman" w:hAnsi="LM Roman 10" w:cs="Times New Roman"/>
+          <w:kern w:val="0"/>
+          <w:sz w:val="24"/>
+          <w:szCs w:val="24"/>
+          <w:lang w:val="en-US" w:eastAsia="en-US"/>
+          <w14:ligatures w14:val="none"/>
+        </w:rPr>
+        <w:t xml:space="preserve"> (2025), which investigates the impact of monetary policy on functional income distribution using a pan</w:t>
       </w:r>
     </w:p>
     <w:p>
@@ -37219,6 +39465,7 @@
           <w:lang w:val="en-US" w:eastAsia="en-US"/>
           <w14:ligatures w14:val="none"/>
         </w:rPr>
+        <w:lastRenderedPageBreak/>
         <w:drawing>
           <wp:anchor distT="0" distB="0" distL="114300" distR="114300" simplePos="0" relativeHeight="251675648" behindDoc="1" locked="0" layoutInCell="1" allowOverlap="1" wp14:anchorId="1628F79A" wp14:editId="42E7454C">
             <wp:simplePos x="0" y="0"/>
@@ -37251,7 +39498,7 @@
                     <pic:cNvPicPr/>
                   </pic:nvPicPr>
                   <pic:blipFill>
-                    <a:blip r:embed="rId18">
+                    <a:blip r:embed="rId20">
                       <a:extLst>
                         <a:ext uri="{28A0092B-C50C-407E-A947-70E740481C1C}">
                           <a14:useLocalDpi xmlns:a14="http://schemas.microsoft.com/office/drawing/2010/main" val="0"/>
@@ -37938,7 +40185,7 @@
                     <pic:cNvPicPr/>
                   </pic:nvPicPr>
                   <pic:blipFill>
-                    <a:blip r:embed="rId19"/>
+                    <a:blip r:embed="rId21"/>
                     <a:stretch>
                       <a:fillRect/>
                     </a:stretch>
@@ -38508,22 +40755,7 @@
           <w:lang w:val="en-US" w:eastAsia="en-US"/>
           <w14:ligatures w14:val="none"/>
         </w:rPr>
-        <w:t xml:space="preserve">Your results have 98% chances of not </w:t>
-      </w:r>
-      <w:r>
-        <w:rPr>
-          <w:rFonts w:ascii="LM Roman 10" w:eastAsia="Times New Roman" w:hAnsi="LM Roman 10" w:cs="Times New Roman"/>
-          <w:b/>
-          <w:bCs/>
-          <w:spacing w:val="-2"/>
-          <w:kern w:val="0"/>
-          <w:sz w:val="24"/>
-          <w:szCs w:val="24"/>
-          <w:lang w:val="en-US" w:eastAsia="en-US"/>
-          <w14:ligatures w14:val="none"/>
-        </w:rPr>
-        <w:lastRenderedPageBreak/>
-        <w:t xml:space="preserve">being </w:t>
+        <w:t xml:space="preserve">Your results have 98% chances of not being </w:t>
       </w:r>
       <w:r>
         <w:rPr>
@@ -39060,7 +41292,31 @@
           <w:lang w:val="en-US" w:eastAsia="en-US"/>
           <w14:ligatures w14:val="none"/>
         </w:rPr>
-        <w:t>In this work we provide a replication study of Lofaro and Di Bucchianico (2025), which investigates the impact of monetary policy on functional income distribution using a pan</w:t>
+        <w:t xml:space="preserve">In this work we provide a replication study of Lofaro and Di </w:t>
+      </w:r>
+      <w:proofErr w:type="spellStart"/>
+      <w:r>
+        <w:rPr>
+          <w:rFonts w:ascii="LM Roman 10" w:eastAsia="Times New Roman" w:hAnsi="LM Roman 10" w:cs="Times New Roman"/>
+          <w:kern w:val="0"/>
+          <w:sz w:val="24"/>
+          <w:szCs w:val="24"/>
+          <w:lang w:val="en-US" w:eastAsia="en-US"/>
+          <w14:ligatures w14:val="none"/>
+        </w:rPr>
+        <w:t>Bucchianico</w:t>
+      </w:r>
+      <w:proofErr w:type="spellEnd"/>
+      <w:r>
+        <w:rPr>
+          <w:rFonts w:ascii="LM Roman 10" w:eastAsia="Times New Roman" w:hAnsi="LM Roman 10" w:cs="Times New Roman"/>
+          <w:kern w:val="0"/>
+          <w:sz w:val="24"/>
+          <w:szCs w:val="24"/>
+          <w:lang w:val="en-US" w:eastAsia="en-US"/>
+          <w14:ligatures w14:val="none"/>
+        </w:rPr>
+        <w:t xml:space="preserve"> (2025), which investigates the impact of monetary policy on functional income distribution using a pan</w:t>
       </w:r>
     </w:p>
     <w:p>
@@ -39337,7 +41593,32 @@
           <w:lang w:val="en-US" w:eastAsia="en-US"/>
           <w14:ligatures w14:val="none"/>
         </w:rPr>
-        <w:t>In this work we provide a replication study of Lofaro and Di Bucchianico (2025), which investigates the impact of monetary policy on functional income distribution using a pan</w:t>
+        <w:lastRenderedPageBreak/>
+        <w:t xml:space="preserve">In this work we provide a replication study of Lofaro and Di </w:t>
+      </w:r>
+      <w:proofErr w:type="spellStart"/>
+      <w:r>
+        <w:rPr>
+          <w:rFonts w:ascii="LM Roman 10" w:eastAsia="Times New Roman" w:hAnsi="LM Roman 10" w:cs="Times New Roman"/>
+          <w:kern w:val="0"/>
+          <w:sz w:val="24"/>
+          <w:szCs w:val="24"/>
+          <w:lang w:val="en-US" w:eastAsia="en-US"/>
+          <w14:ligatures w14:val="none"/>
+        </w:rPr>
+        <w:t>Bucchianico</w:t>
+      </w:r>
+      <w:proofErr w:type="spellEnd"/>
+      <w:r>
+        <w:rPr>
+          <w:rFonts w:ascii="LM Roman 10" w:eastAsia="Times New Roman" w:hAnsi="LM Roman 10" w:cs="Times New Roman"/>
+          <w:kern w:val="0"/>
+          <w:sz w:val="24"/>
+          <w:szCs w:val="24"/>
+          <w:lang w:val="en-US" w:eastAsia="en-US"/>
+          <w14:ligatures w14:val="none"/>
+        </w:rPr>
+        <w:t xml:space="preserve"> (2025), which investigates the impact of monetary policy on functional income distribution using a pan</w:t>
       </w:r>
     </w:p>
     <w:p>
@@ -39381,19 +41662,35 @@
         </w:rPr>
         <w:t>T</w:t>
       </w:r>
-      <w:r>
-        <w:rPr>
-          <w:rFonts w:ascii="LM Roman 10" w:eastAsia="Times New Roman" w:hAnsi="LM Roman 10" w:cs="Times New Roman"/>
-          <w:b/>
-          <w:bCs/>
-          <w:spacing w:val="-2"/>
-          <w:kern w:val="0"/>
-          <w:sz w:val="24"/>
-          <w:szCs w:val="24"/>
-          <w:lang w:eastAsia="en-US"/>
-          <w14:ligatures w14:val="none"/>
-        </w:rPr>
-        <w:t>ry a rolling regression with 6 quarter lags between interest rate and in</w:t>
+      <w:proofErr w:type="spellStart"/>
+      <w:r>
+        <w:rPr>
+          <w:rFonts w:ascii="LM Roman 10" w:eastAsia="Times New Roman" w:hAnsi="LM Roman 10" w:cs="Times New Roman"/>
+          <w:b/>
+          <w:bCs/>
+          <w:spacing w:val="-2"/>
+          <w:kern w:val="0"/>
+          <w:sz w:val="24"/>
+          <w:szCs w:val="24"/>
+          <w:lang w:eastAsia="en-US"/>
+          <w14:ligatures w14:val="none"/>
+        </w:rPr>
+        <w:t>ry</w:t>
+      </w:r>
+      <w:proofErr w:type="spellEnd"/>
+      <w:r>
+        <w:rPr>
+          <w:rFonts w:ascii="LM Roman 10" w:eastAsia="Times New Roman" w:hAnsi="LM Roman 10" w:cs="Times New Roman"/>
+          <w:b/>
+          <w:bCs/>
+          <w:spacing w:val="-2"/>
+          <w:kern w:val="0"/>
+          <w:sz w:val="24"/>
+          <w:szCs w:val="24"/>
+          <w:lang w:eastAsia="en-US"/>
+          <w14:ligatures w14:val="none"/>
+        </w:rPr>
+        <w:t xml:space="preserve"> a rolling regression with 6 quarter lags between interest rate and in</w:t>
       </w:r>
       <w:r>
         <w:rPr>
@@ -39506,7 +41803,7 @@
                     <pic:cNvPicPr/>
                   </pic:nvPicPr>
                   <pic:blipFill>
-                    <a:blip r:embed="rId20">
+                    <a:blip r:embed="rId22">
                       <a:extLst>
                         <a:ext uri="{28A0092B-C50C-407E-A947-70E740481C1C}">
                           <a14:useLocalDpi xmlns:a14="http://schemas.microsoft.com/office/drawing/2010/main" val="0"/>
@@ -39583,7 +41880,31 @@
           <w:lang w:val="en-US" w:eastAsia="en-US"/>
           <w14:ligatures w14:val="none"/>
         </w:rPr>
-        <w:t>In this work we provide a replication study of Lofaro and Di Bucchianico (2025), which investigates the impact of monetary policy on functional income distribution using a pan</w:t>
+        <w:t xml:space="preserve">In this work we provide a replication study of Lofaro and Di </w:t>
+      </w:r>
+      <w:proofErr w:type="spellStart"/>
+      <w:r>
+        <w:rPr>
+          <w:rFonts w:ascii="LM Roman 10" w:eastAsia="Times New Roman" w:hAnsi="LM Roman 10" w:cs="Times New Roman"/>
+          <w:kern w:val="0"/>
+          <w:sz w:val="24"/>
+          <w:szCs w:val="24"/>
+          <w:lang w:val="en-US" w:eastAsia="en-US"/>
+          <w14:ligatures w14:val="none"/>
+        </w:rPr>
+        <w:t>Bucchianico</w:t>
+      </w:r>
+      <w:proofErr w:type="spellEnd"/>
+      <w:r>
+        <w:rPr>
+          <w:rFonts w:ascii="LM Roman 10" w:eastAsia="Times New Roman" w:hAnsi="LM Roman 10" w:cs="Times New Roman"/>
+          <w:kern w:val="0"/>
+          <w:sz w:val="24"/>
+          <w:szCs w:val="24"/>
+          <w:lang w:val="en-US" w:eastAsia="en-US"/>
+          <w14:ligatures w14:val="none"/>
+        </w:rPr>
+        <w:t xml:space="preserve"> (2025), which investigates the impact of monetary policy on functional income distribution using a pan</w:t>
       </w:r>
     </w:p>
     <w:p>
@@ -39955,7 +42276,22 @@
           <w:lang w:eastAsia="en-US"/>
           <w14:ligatures w14:val="none"/>
         </w:rPr>
-        <w:t xml:space="preserve"> solve the price puzzle obtaining a sign flip B &lt; 0. It is NOT a problem if you fail. If you run a VAR: (1) show the unit disk with the roots of the VAR and comment if there are still roots close to unit roots (2) Mention if the parameters of the lagged dependent variable remain close to one (main diagonal), in this case, there remains very little variance to be explained by other variables, even though those variables are statistically significant with T &gt; 200.</w:t>
+        <w:t xml:space="preserve"> solve the price puzzle obtaining a sign flip B &lt; 0. It is NOT a problem if you fail. If you run a VAR: (1) show the unit disk with the roots of the VAR and comment if there are still roots close to unit roots (2) Mention if the parameters of the lagged dependent variable remain close to one (main diagonal), in this </w:t>
+      </w:r>
+      <w:r>
+        <w:rPr>
+          <w:rFonts w:ascii="LM Roman 10" w:eastAsia="Times New Roman" w:hAnsi="LM Roman 10" w:cs="Times New Roman"/>
+          <w:b/>
+          <w:bCs/>
+          <w:spacing w:val="-2"/>
+          <w:kern w:val="0"/>
+          <w:sz w:val="24"/>
+          <w:szCs w:val="24"/>
+          <w:lang w:eastAsia="en-US"/>
+          <w14:ligatures w14:val="none"/>
+        </w:rPr>
+        <w:lastRenderedPageBreak/>
+        <w:t>case, there remains very little variance to be explained by other variables, even though those variables are statistically significant with T &gt; 200.</w:t>
       </w:r>
     </w:p>
     <w:p>
@@ -39984,7 +42320,31 @@
           <w:lang w:val="en-US" w:eastAsia="en-US"/>
           <w14:ligatures w14:val="none"/>
         </w:rPr>
-        <w:t>In this work we provide a replication study of Lofaro and Di Bucchianico (2025), which investigates the impact of monetary policy on functional income distribution using a pan</w:t>
+        <w:t xml:space="preserve">In this work we provide a replication study of Lofaro and Di </w:t>
+      </w:r>
+      <w:proofErr w:type="spellStart"/>
+      <w:r>
+        <w:rPr>
+          <w:rFonts w:ascii="LM Roman 10" w:eastAsia="Times New Roman" w:hAnsi="LM Roman 10" w:cs="Times New Roman"/>
+          <w:kern w:val="0"/>
+          <w:sz w:val="24"/>
+          <w:szCs w:val="24"/>
+          <w:lang w:val="en-US" w:eastAsia="en-US"/>
+          <w14:ligatures w14:val="none"/>
+        </w:rPr>
+        <w:t>Bucchianico</w:t>
+      </w:r>
+      <w:proofErr w:type="spellEnd"/>
+      <w:r>
+        <w:rPr>
+          <w:rFonts w:ascii="LM Roman 10" w:eastAsia="Times New Roman" w:hAnsi="LM Roman 10" w:cs="Times New Roman"/>
+          <w:kern w:val="0"/>
+          <w:sz w:val="24"/>
+          <w:szCs w:val="24"/>
+          <w:lang w:val="en-US" w:eastAsia="en-US"/>
+          <w14:ligatures w14:val="none"/>
+        </w:rPr>
+        <w:t xml:space="preserve"> (2025), which investigates the impact of monetary policy on functional income distribution using a pan</w:t>
       </w:r>
     </w:p>
     <w:p>
@@ -40373,7 +42733,7 @@
           <w14:ligatures w14:val="none"/>
         </w:rPr>
         <w:sectPr>
-          <w:footerReference w:type="default" r:id="rId21"/>
+          <w:footerReference w:type="default" r:id="rId23"/>
           <w:type w:val="continuous"/>
           <w:pgSz w:w="11920" w:h="16850"/>
           <w:pgMar w:top="1440" w:right="1440" w:bottom="1440" w:left="1440" w:header="0" w:footer="981" w:gutter="0"/>
@@ -40431,6 +42791,8 @@
         <w:autoSpaceDE w:val="0"/>
         <w:autoSpaceDN w:val="0"/>
         <w:spacing w:before="240" w:after="0" w:line="240" w:lineRule="auto"/>
+        <w:ind w:firstLine="284"/>
+        <w:jc w:val="both"/>
         <w:rPr>
           <w:rFonts w:ascii="LM Roman 10" w:eastAsia="Times New Roman" w:hAnsi="LM Roman 10" w:cs="Times New Roman"/>
           <w:spacing w:val="-2"/>
@@ -40449,7 +42811,18 @@
           <w:lang w:eastAsia="en-US"/>
           <w14:ligatures w14:val="none"/>
         </w:rPr>
-        <w:t>Primiceri, G.E. (2005). "Time varying structural vector autoregressions and monetary policy." </w:t>
+        <w:t xml:space="preserve">Hsu, C., Hung, H., &amp; Chang, Y. (2021). </w:t>
+      </w:r>
+      <w:r>
+        <w:rPr>
+          <w:rFonts w:ascii="LM Roman 10" w:eastAsia="Times New Roman" w:hAnsi="LM Roman 10" w:cs="Times New Roman"/>
+          <w:spacing w:val="-2"/>
+          <w:kern w:val="0"/>
+          <w:sz w:val="24"/>
+          <w:lang w:eastAsia="en-US"/>
+          <w14:ligatures w14:val="none"/>
+        </w:rPr>
+        <w:t>“</w:t>
       </w:r>
       <w:r>
         <w:rPr>
@@ -40462,44 +42835,29 @@
           <w:lang w:eastAsia="en-US"/>
           <w14:ligatures w14:val="none"/>
         </w:rPr>
-        <w:t>Review of Economic Studies</w:t>
-      </w:r>
-      <w:r>
-        <w:rPr>
-          <w:rFonts w:ascii="LM Roman 10" w:eastAsia="Times New Roman" w:hAnsi="LM Roman 10" w:cs="Times New Roman"/>
-          <w:spacing w:val="-2"/>
-          <w:kern w:val="0"/>
-          <w:sz w:val="24"/>
-          <w:lang w:eastAsia="en-US"/>
-          <w14:ligatures w14:val="none"/>
-        </w:rPr>
-        <w:t>, 72(3), 821–852.</w:t>
-      </w:r>
-    </w:p>
-    <w:p>
-      <w:pPr>
-        <w:widowControl w:val="0"/>
-        <w:autoSpaceDE w:val="0"/>
-        <w:autoSpaceDN w:val="0"/>
-        <w:spacing w:before="240" w:after="0" w:line="240" w:lineRule="auto"/>
-        <w:rPr>
-          <w:rFonts w:ascii="LM Roman 10" w:eastAsia="Times New Roman" w:hAnsi="LM Roman 10" w:cs="Times New Roman"/>
-          <w:spacing w:val="-2"/>
-          <w:kern w:val="0"/>
-          <w:sz w:val="24"/>
-          <w:lang w:eastAsia="en-US"/>
-          <w14:ligatures w14:val="none"/>
-        </w:rPr>
-      </w:pPr>
-      <w:r>
-        <w:rPr>
-          <w:rFonts w:ascii="Times New Roman" w:eastAsia="Times New Roman" w:hAnsi="Times New Roman" w:cs="Times New Roman"/>
-          <w:kern w:val="0"/>
-          <w:sz w:val="24"/>
-          <w:lang w:eastAsia="en-US"/>
-          <w14:ligatures w14:val="none"/>
-        </w:rPr>
-        <w:t>Banbura, M., Giannone, D., &amp; Reichlin, L. (2010). "Large Bayesian vector auto regressions." Journal of Applied Econometrics, 25(1), 71–92.</w:t>
+        <w:t>Solving the price puzzle via a functional coefficient factor-augmented VAR model.</w:t>
+      </w:r>
+      <w:r>
+        <w:rPr>
+          <w:rFonts w:ascii="LM Roman 10" w:eastAsia="Times New Roman" w:hAnsi="LM Roman 10" w:cs="Times New Roman"/>
+          <w:spacing w:val="-2"/>
+          <w:kern w:val="0"/>
+          <w:sz w:val="24"/>
+          <w:lang w:eastAsia="en-US"/>
+          <w14:ligatures w14:val="none"/>
+        </w:rPr>
+        <w:t>”</w:t>
+      </w:r>
+      <w:r>
+        <w:rPr>
+          <w:rFonts w:ascii="LM Roman 10" w:eastAsia="Times New Roman" w:hAnsi="LM Roman 10" w:cs="Times New Roman"/>
+          <w:spacing w:val="-2"/>
+          <w:kern w:val="0"/>
+          <w:sz w:val="24"/>
+          <w:lang w:eastAsia="en-US"/>
+          <w14:ligatures w14:val="none"/>
+        </w:rPr>
+        <w:t xml:space="preserve"> University of Kansas Working Paper, 202106.</w:t>
       </w:r>
     </w:p>
     <w:sectPr>
@@ -43302,7 +45660,7 @@
   <w:style w:type="paragraph" w:default="1" w:styleId="Normal">
     <w:name w:val="Normal"/>
     <w:qFormat/>
-    <w:rsid w:val="008F08B7"/>
+    <w:rsid w:val="00C9171B"/>
     <w:rPr>
       <w:lang w:val="en-GB"/>
     </w:rPr>

--- a/Documentation/MFE-Commented Analysis.docx
+++ b/Documentation/MFE-Commented Analysis.docx
@@ -30371,12 +30371,73 @@
     </w:p>
     <w:p>
       <w:pPr>
+        <w:pStyle w:val="ListParagraph"/>
+        <w:widowControl w:val="0"/>
+        <w:autoSpaceDE w:val="0"/>
+        <w:autoSpaceDN w:val="0"/>
+        <w:spacing w:before="240" w:after="0" w:line="264" w:lineRule="auto"/>
+        <w:ind w:left="360"/>
+        <w:jc w:val="both"/>
+        <w:rPr>
+          <w:rFonts w:ascii="LM Roman 10" w:eastAsia="Times New Roman" w:hAnsi="LM Roman 10" w:cs="Times New Roman"/>
+          <w:kern w:val="0"/>
+          <w:sz w:val="24"/>
+          <w:szCs w:val="24"/>
+          <w:highlight w:val="yellow"/>
+          <w:lang w:val="en-US" w:eastAsia="en-US"/>
+          <w14:ligatures w14:val="none"/>
+        </w:rPr>
+      </w:pPr>
+    </w:p>
+    <w:p>
+      <w:pPr>
+        <w:pStyle w:val="ListParagraph"/>
+        <w:widowControl w:val="0"/>
+        <w:autoSpaceDE w:val="0"/>
+        <w:autoSpaceDN w:val="0"/>
+        <w:spacing w:before="240" w:after="0" w:line="264" w:lineRule="auto"/>
+        <w:ind w:left="0" w:firstLine="284"/>
+        <w:jc w:val="both"/>
+        <w:rPr>
+          <w:rFonts w:ascii="LM Roman 10" w:eastAsia="Times New Roman" w:hAnsi="LM Roman 10" w:cs="Times New Roman"/>
+          <w:kern w:val="0"/>
+          <w:sz w:val="24"/>
+          <w:szCs w:val="24"/>
+          <w:lang w:val="en-US" w:eastAsia="en-US"/>
+          <w14:ligatures w14:val="none"/>
+        </w:rPr>
+      </w:pPr>
+      <w:r>
+        <w:rPr>
+          <w:rFonts w:ascii="LM Roman 10" w:eastAsia="Times New Roman" w:hAnsi="LM Roman 10" w:cs="Times New Roman"/>
+          <w:kern w:val="0"/>
+          <w:sz w:val="24"/>
+          <w:szCs w:val="24"/>
+          <w:highlight w:val="yellow"/>
+          <w:lang w:val="en-US" w:eastAsia="en-US"/>
+          <w14:ligatures w14:val="none"/>
+        </w:rPr>
+        <w:t>Done, comment</w:t>
+      </w:r>
+      <w:r>
+        <w:rPr>
+          <w:rFonts w:ascii="LM Roman 10" w:eastAsia="Times New Roman" w:hAnsi="LM Roman 10" w:cs="Times New Roman"/>
+          <w:kern w:val="0"/>
+          <w:sz w:val="24"/>
+          <w:szCs w:val="24"/>
+          <w:lang w:val="en-US" w:eastAsia="en-US"/>
+          <w14:ligatures w14:val="none"/>
+        </w:rPr>
+        <w:t xml:space="preserve">, mention the reasons why we are plotting both the interbank interest rate (overnight interest rate) and the 10-year gov bond yields as results of the YCC implementation </w:t>
+      </w:r>
+    </w:p>
+    <w:p>
+      <w:pPr>
         <w:widowControl w:val="0"/>
         <w:autoSpaceDE w:val="0"/>
         <w:autoSpaceDN w:val="0"/>
         <w:spacing w:before="240" w:after="0" w:line="264" w:lineRule="auto"/>
         <w:ind w:firstLine="284"/>
-        <w:jc w:val="both"/>
         <w:rPr>
           <w:rFonts w:ascii="LM Roman 10" w:eastAsia="Times New Roman" w:hAnsi="LM Roman 10" w:cs="Times New Roman"/>
           <w:kern w:val="0"/>
@@ -30386,49 +30447,843 @@
           <w14:ligatures w14:val="none"/>
         </w:rPr>
       </w:pPr>
-      <w:r>
-        <w:rPr>
-          <w:rFonts w:ascii="LM Roman 10" w:eastAsia="Times New Roman" w:hAnsi="LM Roman 10" w:cs="Times New Roman"/>
-          <w:kern w:val="0"/>
-          <w:sz w:val="24"/>
-          <w:szCs w:val="24"/>
-          <w:highlight w:val="red"/>
-          <w:lang w:val="en-US" w:eastAsia="en-US"/>
-          <w14:ligatures w14:val="none"/>
-        </w:rPr>
-        <w:t xml:space="preserve">In this work we provide a replication study of Lofaro and Di </w:t>
-      </w:r>
-      <w:proofErr w:type="spellStart"/>
-      <w:r>
-        <w:rPr>
-          <w:rFonts w:ascii="LM Roman 10" w:eastAsia="Times New Roman" w:hAnsi="LM Roman 10" w:cs="Times New Roman"/>
-          <w:kern w:val="0"/>
-          <w:sz w:val="24"/>
-          <w:szCs w:val="24"/>
-          <w:highlight w:val="red"/>
-          <w:lang w:val="en-US" w:eastAsia="en-US"/>
-          <w14:ligatures w14:val="none"/>
-        </w:rPr>
-        <w:t>Bucchianico</w:t>
-      </w:r>
-      <w:proofErr w:type="spellEnd"/>
-      <w:r>
-        <w:rPr>
-          <w:rFonts w:ascii="LM Roman 10" w:eastAsia="Times New Roman" w:hAnsi="LM Roman 10" w:cs="Times New Roman"/>
-          <w:kern w:val="0"/>
-          <w:sz w:val="24"/>
-          <w:szCs w:val="24"/>
-          <w:highlight w:val="red"/>
-          <w:lang w:val="en-US" w:eastAsia="en-US"/>
-          <w14:ligatures w14:val="none"/>
-        </w:rPr>
-        <w:t xml:space="preserve"> (2025), which investigates the impact of monetary policy on functional income distribution using a pan</w:t>
-      </w:r>
     </w:p>
     <w:p>
       <w:pPr>
-        <w:rPr>
-          <w:lang w:val="en-US"/>
+        <w:widowControl w:val="0"/>
+        <w:autoSpaceDE w:val="0"/>
+        <w:autoSpaceDN w:val="0"/>
+        <w:spacing w:before="240" w:after="0" w:line="264" w:lineRule="auto"/>
+        <w:ind w:firstLine="284"/>
+        <w:jc w:val="center"/>
+        <w:rPr>
+          <w:rFonts w:ascii="LM Roman 10" w:eastAsia="Times New Roman" w:hAnsi="LM Roman 10" w:cs="Times New Roman"/>
+          <w:kern w:val="0"/>
+          <w:sz w:val="24"/>
+          <w:szCs w:val="24"/>
+          <w:lang w:val="en-US" w:eastAsia="en-US"/>
+          <w14:ligatures w14:val="none"/>
+        </w:rPr>
+      </w:pPr>
+    </w:p>
+    <w:p>
+      <w:pPr>
+        <w:widowControl w:val="0"/>
+        <w:autoSpaceDE w:val="0"/>
+        <w:autoSpaceDN w:val="0"/>
+        <w:spacing w:before="240" w:after="0" w:line="264" w:lineRule="auto"/>
+        <w:rPr>
+          <w:rFonts w:ascii="LM Roman 10" w:eastAsia="Times New Roman" w:hAnsi="LM Roman 10" w:cs="Times New Roman"/>
+          <w:b/>
+          <w:bCs/>
+          <w:kern w:val="0"/>
+          <w:sz w:val="24"/>
+          <w:szCs w:val="24"/>
+          <w:lang w:val="en-US" w:eastAsia="en-US"/>
+          <w14:ligatures w14:val="none"/>
+        </w:rPr>
+      </w:pPr>
+    </w:p>
+    <w:p>
+      <w:pPr>
+        <w:widowControl w:val="0"/>
+        <w:autoSpaceDE w:val="0"/>
+        <w:autoSpaceDN w:val="0"/>
+        <w:spacing w:before="240" w:after="0" w:line="264" w:lineRule="auto"/>
+        <w:ind w:firstLine="284"/>
+        <w:jc w:val="center"/>
+        <w:rPr>
+          <w:rFonts w:ascii="LM Roman 10" w:eastAsia="Times New Roman" w:hAnsi="LM Roman 10" w:cs="Times New Roman"/>
+          <w:kern w:val="0"/>
+          <w:sz w:val="24"/>
+          <w:szCs w:val="24"/>
+          <w:lang w:val="en-US" w:eastAsia="en-US"/>
+          <w14:ligatures w14:val="none"/>
+        </w:rPr>
+      </w:pPr>
+      <w:r>
+        <w:rPr>
+          <w:rFonts w:ascii="LM Roman 10" w:eastAsia="Times New Roman" w:hAnsi="LM Roman 10" w:cs="Times New Roman"/>
+          <w:b/>
+          <w:bCs/>
+          <w:kern w:val="0"/>
+          <w:sz w:val="24"/>
+          <w:szCs w:val="24"/>
+          <w:lang w:val="en-US" w:eastAsia="en-US"/>
+          <w14:ligatures w14:val="none"/>
+        </w:rPr>
+        <w:lastRenderedPageBreak/>
+        <w:t>Figure</w:t>
+      </w:r>
+      <w:r>
+        <w:rPr>
+          <w:rFonts w:ascii="LM Roman 10" w:eastAsia="Times New Roman" w:hAnsi="LM Roman 10" w:cs="Times New Roman"/>
+          <w:b/>
+          <w:bCs/>
+          <w:kern w:val="0"/>
+          <w:sz w:val="24"/>
+          <w:szCs w:val="24"/>
+          <w:lang w:val="en-US" w:eastAsia="en-US"/>
+          <w14:ligatures w14:val="none"/>
+        </w:rPr>
+        <w:t xml:space="preserve"> </w:t>
+      </w:r>
+      <w:r>
+        <w:rPr>
+          <w:rFonts w:ascii="LM Roman 10" w:eastAsia="Times New Roman" w:hAnsi="LM Roman 10" w:cs="Times New Roman"/>
+          <w:b/>
+          <w:bCs/>
+          <w:kern w:val="0"/>
+          <w:sz w:val="24"/>
+          <w:szCs w:val="24"/>
+          <w:lang w:val="en-US" w:eastAsia="en-US"/>
+          <w14:ligatures w14:val="none"/>
+        </w:rPr>
+        <w:t>2</w:t>
+      </w:r>
+      <w:r>
+        <w:rPr>
+          <w:rFonts w:ascii="LM Roman 10" w:eastAsia="Times New Roman" w:hAnsi="LM Roman 10" w:cs="Times New Roman"/>
+          <w:b/>
+          <w:bCs/>
+          <w:kern w:val="0"/>
+          <w:sz w:val="24"/>
+          <w:szCs w:val="24"/>
+          <w:lang w:val="en-US" w:eastAsia="en-US"/>
+          <w14:ligatures w14:val="none"/>
+        </w:rPr>
+        <w:t>.</w:t>
+      </w:r>
+      <w:r>
+        <w:rPr>
+          <w:rFonts w:ascii="LM Roman 10" w:eastAsia="Times New Roman" w:hAnsi="LM Roman 10" w:cs="Times New Roman"/>
+          <w:b/>
+          <w:bCs/>
+          <w:kern w:val="0"/>
+          <w:sz w:val="24"/>
+          <w:szCs w:val="24"/>
+          <w:lang w:val="en-US" w:eastAsia="en-US"/>
+          <w14:ligatures w14:val="none"/>
+        </w:rPr>
+        <w:t>3</w:t>
+      </w:r>
+      <w:r>
+        <w:rPr>
+          <w:rFonts w:ascii="LM Roman 10" w:eastAsia="Times New Roman" w:hAnsi="LM Roman 10" w:cs="Times New Roman"/>
+          <w:b/>
+          <w:bCs/>
+          <w:kern w:val="0"/>
+          <w:sz w:val="24"/>
+          <w:szCs w:val="24"/>
+          <w:lang w:val="en-US" w:eastAsia="en-US"/>
+          <w14:ligatures w14:val="none"/>
+        </w:rPr>
+        <w:t>.</w:t>
+      </w:r>
+      <w:r>
+        <w:rPr>
+          <w:rFonts w:ascii="LM Roman 10" w:eastAsia="Times New Roman" w:hAnsi="LM Roman 10" w:cs="Times New Roman"/>
+          <w:b/>
+          <w:bCs/>
+          <w:kern w:val="0"/>
+          <w:sz w:val="24"/>
+          <w:szCs w:val="24"/>
+          <w:lang w:val="en-US" w:eastAsia="en-US"/>
+          <w14:ligatures w14:val="none"/>
+        </w:rPr>
+        <w:t xml:space="preserve">1: </w:t>
+      </w:r>
+      <w:r>
+        <w:rPr>
+          <w:rFonts w:ascii="LM Roman 10" w:eastAsia="Times New Roman" w:hAnsi="LM Roman 10" w:cs="Times New Roman"/>
+          <w:b/>
+          <w:bCs/>
+          <w:kern w:val="0"/>
+          <w:sz w:val="24"/>
+          <w:szCs w:val="24"/>
+          <w:lang w:val="en-US" w:eastAsia="en-US"/>
+          <w14:ligatures w14:val="none"/>
+        </w:rPr>
+        <w:t xml:space="preserve">Policy Target &amp; Policy Instrument Evolution </w:t>
+      </w:r>
+      <w:proofErr w:type="gramStart"/>
+      <w:r>
+        <w:rPr>
+          <w:rFonts w:ascii="LM Roman 10" w:eastAsia="Times New Roman" w:hAnsi="LM Roman 10" w:cs="Times New Roman"/>
+          <w:b/>
+          <w:bCs/>
+          <w:kern w:val="0"/>
+          <w:sz w:val="24"/>
+          <w:szCs w:val="24"/>
+          <w:lang w:val="en-US" w:eastAsia="en-US"/>
+          <w14:ligatures w14:val="none"/>
+        </w:rPr>
+        <w:t>Overtime</w:t>
+      </w:r>
+      <w:r>
+        <w:rPr>
+          <w:rFonts w:ascii="LM Roman 10" w:eastAsia="Times New Roman" w:hAnsi="LM Roman 10" w:cs="Times New Roman"/>
+          <w:b/>
+          <w:bCs/>
+          <w:kern w:val="0"/>
+          <w:sz w:val="24"/>
+          <w:szCs w:val="24"/>
+          <w:lang w:val="en-US" w:eastAsia="en-US"/>
+          <w14:ligatures w14:val="none"/>
+        </w:rPr>
+        <w:t xml:space="preserve"> </w:t>
+      </w:r>
+      <w:r>
+        <w:rPr>
+          <w:rFonts w:ascii="LM Roman 10" w:eastAsia="Times New Roman" w:hAnsi="LM Roman 10" w:cs="Times New Roman"/>
+          <w:b/>
+          <w:bCs/>
+          <w:kern w:val="0"/>
+          <w:sz w:val="24"/>
+          <w:szCs w:val="24"/>
+          <w:lang w:val="en-US" w:eastAsia="en-US"/>
+          <w14:ligatures w14:val="none"/>
+        </w:rPr>
+        <w:t xml:space="preserve"> </w:t>
+      </w:r>
+      <w:r>
+        <w:rPr>
+          <w:rFonts w:ascii="LM Roman 10" w:eastAsia="Times New Roman" w:hAnsi="LM Roman 10" w:cs="Times New Roman"/>
+          <w:b/>
+          <w:bCs/>
+          <w:kern w:val="0"/>
+          <w:sz w:val="24"/>
+          <w:szCs w:val="24"/>
+          <w:lang w:val="en-US" w:eastAsia="en-US"/>
+          <w14:ligatures w14:val="none"/>
+        </w:rPr>
+        <w:t>(</w:t>
+      </w:r>
+      <w:proofErr w:type="gramEnd"/>
+      <w:r>
+        <w:rPr>
+          <w:rFonts w:ascii="LM Roman 10" w:eastAsia="Times New Roman" w:hAnsi="LM Roman 10" w:cs="Times New Roman"/>
+          <w:b/>
+          <w:bCs/>
+          <w:kern w:val="0"/>
+          <w:sz w:val="24"/>
+          <w:szCs w:val="24"/>
+          <w:lang w:val="en-US" w:eastAsia="en-US"/>
+          <w14:ligatures w14:val="none"/>
+        </w:rPr>
+        <w:t>Raw Data)</w:t>
+      </w:r>
+    </w:p>
+    <w:p>
+      <w:pPr>
+        <w:widowControl w:val="0"/>
+        <w:autoSpaceDE w:val="0"/>
+        <w:autoSpaceDN w:val="0"/>
+        <w:spacing w:before="240" w:after="0" w:line="264" w:lineRule="auto"/>
+        <w:rPr>
+          <w:rFonts w:ascii="LM Roman 10" w:eastAsia="Times New Roman" w:hAnsi="LM Roman 10" w:cs="Times New Roman"/>
+          <w:kern w:val="0"/>
+          <w:sz w:val="24"/>
+          <w:szCs w:val="24"/>
+          <w:lang w:val="en-US" w:eastAsia="en-US"/>
+          <w14:ligatures w14:val="none"/>
+        </w:rPr>
+      </w:pPr>
+      <w:r>
+        <w:rPr>
+          <w:rFonts w:ascii="LM Roman 10" w:eastAsia="Times New Roman" w:hAnsi="LM Roman 10" w:cs="Times New Roman"/>
+          <w:kern w:val="0"/>
+          <w:sz w:val="24"/>
+          <w:szCs w:val="24"/>
+          <w:lang w:val="en-US" w:eastAsia="en-US"/>
+          <w14:ligatures w14:val="none"/>
+        </w:rPr>
+        <w:drawing>
+          <wp:inline distT="0" distB="0" distL="0" distR="0" wp14:anchorId="298CD77D" wp14:editId="145D7E0A">
+            <wp:extent cx="5740400" cy="2823530"/>
+            <wp:effectExtent l="0" t="0" r="0" b="0"/>
+            <wp:docPr id="698875537" name="Picture 1"/>
+            <wp:cNvGraphicFramePr>
+              <a:graphicFrameLocks xmlns:a="http://schemas.openxmlformats.org/drawingml/2006/main" noChangeAspect="1"/>
+            </wp:cNvGraphicFramePr>
+            <a:graphic xmlns:a="http://schemas.openxmlformats.org/drawingml/2006/main">
+              <a:graphicData uri="http://schemas.openxmlformats.org/drawingml/2006/picture">
+                <pic:pic xmlns:pic="http://schemas.openxmlformats.org/drawingml/2006/picture">
+                  <pic:nvPicPr>
+                    <pic:cNvPr id="698875537" name="Picture 1"/>
+                    <pic:cNvPicPr/>
+                  </pic:nvPicPr>
+                  <pic:blipFill>
+                    <a:blip r:embed="rId9">
+                      <a:extLst>
+                        <a:ext uri="{28A0092B-C50C-407E-A947-70E740481C1C}">
+                          <a14:useLocalDpi xmlns:a14="http://schemas.microsoft.com/office/drawing/2010/main" val="0"/>
+                        </a:ext>
+                      </a:extLst>
+                    </a:blip>
+                    <a:stretch>
+                      <a:fillRect/>
+                    </a:stretch>
+                  </pic:blipFill>
+                  <pic:spPr>
+                    <a:xfrm>
+                      <a:off x="0" y="0"/>
+                      <a:ext cx="5740400" cy="2823530"/>
+                    </a:xfrm>
+                    <a:prstGeom prst="rect">
+                      <a:avLst/>
+                    </a:prstGeom>
+                  </pic:spPr>
+                </pic:pic>
+              </a:graphicData>
+            </a:graphic>
+          </wp:inline>
+        </w:drawing>
+      </w:r>
+    </w:p>
+    <w:p>
+      <w:pPr>
+        <w:widowControl w:val="0"/>
+        <w:autoSpaceDE w:val="0"/>
+        <w:autoSpaceDN w:val="0"/>
+        <w:spacing w:before="240" w:after="0" w:line="264" w:lineRule="auto"/>
+        <w:ind w:firstLine="284"/>
+        <w:jc w:val="center"/>
+        <w:rPr>
+          <w:rFonts w:ascii="LM Roman 10" w:eastAsia="Times New Roman" w:hAnsi="LM Roman 10" w:cs="Times New Roman"/>
+          <w:kern w:val="0"/>
+          <w:sz w:val="24"/>
+          <w:szCs w:val="24"/>
+          <w:lang w:val="en-US" w:eastAsia="en-US"/>
+          <w14:ligatures w14:val="none"/>
+        </w:rPr>
+      </w:pPr>
+      <w:r>
+        <w:rPr>
+          <w:rFonts w:ascii="LM Roman 10" w:eastAsia="Times New Roman" w:hAnsi="LM Roman 10" w:cs="Times New Roman"/>
+          <w:b/>
+          <w:bCs/>
+          <w:kern w:val="0"/>
+          <w:sz w:val="24"/>
+          <w:szCs w:val="24"/>
+          <w:lang w:val="en-US" w:eastAsia="en-US"/>
+          <w14:ligatures w14:val="none"/>
+        </w:rPr>
+        <w:t>Figure</w:t>
+      </w:r>
+      <w:r>
+        <w:rPr>
+          <w:rFonts w:ascii="LM Roman 10" w:eastAsia="Times New Roman" w:hAnsi="LM Roman 10" w:cs="Times New Roman"/>
+          <w:b/>
+          <w:bCs/>
+          <w:kern w:val="0"/>
+          <w:sz w:val="24"/>
+          <w:szCs w:val="24"/>
+          <w:lang w:val="en-US" w:eastAsia="en-US"/>
+          <w14:ligatures w14:val="none"/>
+        </w:rPr>
+        <w:t xml:space="preserve"> </w:t>
+      </w:r>
+      <w:r>
+        <w:rPr>
+          <w:rFonts w:ascii="LM Roman 10" w:eastAsia="Times New Roman" w:hAnsi="LM Roman 10" w:cs="Times New Roman"/>
+          <w:b/>
+          <w:bCs/>
+          <w:kern w:val="0"/>
+          <w:sz w:val="24"/>
+          <w:szCs w:val="24"/>
+          <w:lang w:val="en-US" w:eastAsia="en-US"/>
+          <w14:ligatures w14:val="none"/>
+        </w:rPr>
+        <w:t>2</w:t>
+      </w:r>
+      <w:r>
+        <w:rPr>
+          <w:rFonts w:ascii="LM Roman 10" w:eastAsia="Times New Roman" w:hAnsi="LM Roman 10" w:cs="Times New Roman"/>
+          <w:b/>
+          <w:bCs/>
+          <w:kern w:val="0"/>
+          <w:sz w:val="24"/>
+          <w:szCs w:val="24"/>
+          <w:lang w:val="en-US" w:eastAsia="en-US"/>
+          <w14:ligatures w14:val="none"/>
+        </w:rPr>
+        <w:t>.</w:t>
+      </w:r>
+      <w:r>
+        <w:rPr>
+          <w:rFonts w:ascii="LM Roman 10" w:eastAsia="Times New Roman" w:hAnsi="LM Roman 10" w:cs="Times New Roman"/>
+          <w:b/>
+          <w:bCs/>
+          <w:kern w:val="0"/>
+          <w:sz w:val="24"/>
+          <w:szCs w:val="24"/>
+          <w:lang w:val="en-US" w:eastAsia="en-US"/>
+          <w14:ligatures w14:val="none"/>
+        </w:rPr>
+        <w:t>3.</w:t>
+      </w:r>
+      <w:r>
+        <w:rPr>
+          <w:rFonts w:ascii="LM Roman 10" w:eastAsia="Times New Roman" w:hAnsi="LM Roman 10" w:cs="Times New Roman"/>
+          <w:b/>
+          <w:bCs/>
+          <w:kern w:val="0"/>
+          <w:sz w:val="24"/>
+          <w:szCs w:val="24"/>
+          <w:lang w:val="en-US" w:eastAsia="en-US"/>
+          <w14:ligatures w14:val="none"/>
+        </w:rPr>
+        <w:t>2</w:t>
+      </w:r>
+      <w:r>
+        <w:rPr>
+          <w:rFonts w:ascii="LM Roman 10" w:eastAsia="Times New Roman" w:hAnsi="LM Roman 10" w:cs="Times New Roman"/>
+          <w:b/>
+          <w:bCs/>
+          <w:kern w:val="0"/>
+          <w:sz w:val="24"/>
+          <w:szCs w:val="24"/>
+          <w:lang w:val="en-US" w:eastAsia="en-US"/>
+          <w14:ligatures w14:val="none"/>
+        </w:rPr>
+        <w:t xml:space="preserve">: </w:t>
+      </w:r>
+      <w:r>
+        <w:rPr>
+          <w:rFonts w:ascii="LM Roman 10" w:eastAsia="Times New Roman" w:hAnsi="LM Roman 10" w:cs="Times New Roman"/>
+          <w:b/>
+          <w:bCs/>
+          <w:kern w:val="0"/>
+          <w:sz w:val="24"/>
+          <w:szCs w:val="24"/>
+          <w:lang w:val="en-US" w:eastAsia="en-US"/>
+          <w14:ligatures w14:val="none"/>
+        </w:rPr>
+        <w:t xml:space="preserve">Policy Target &amp; Policy Instrument Evolution </w:t>
+      </w:r>
+      <w:proofErr w:type="gramStart"/>
+      <w:r>
+        <w:rPr>
+          <w:rFonts w:ascii="LM Roman 10" w:eastAsia="Times New Roman" w:hAnsi="LM Roman 10" w:cs="Times New Roman"/>
+          <w:b/>
+          <w:bCs/>
+          <w:kern w:val="0"/>
+          <w:sz w:val="24"/>
+          <w:szCs w:val="24"/>
+          <w:lang w:val="en-US" w:eastAsia="en-US"/>
+          <w14:ligatures w14:val="none"/>
+        </w:rPr>
+        <w:t>Overtime</w:t>
+      </w:r>
+      <w:r>
+        <w:rPr>
+          <w:rFonts w:ascii="LM Roman 10" w:eastAsia="Times New Roman" w:hAnsi="LM Roman 10" w:cs="Times New Roman"/>
+          <w:b/>
+          <w:bCs/>
+          <w:kern w:val="0"/>
+          <w:sz w:val="24"/>
+          <w:szCs w:val="24"/>
+          <w:lang w:val="en-US" w:eastAsia="en-US"/>
+          <w14:ligatures w14:val="none"/>
+        </w:rPr>
+        <w:t xml:space="preserve"> </w:t>
+      </w:r>
+      <w:r>
+        <w:rPr>
+          <w:rFonts w:ascii="LM Roman 10" w:eastAsia="Times New Roman" w:hAnsi="LM Roman 10" w:cs="Times New Roman"/>
+          <w:b/>
+          <w:bCs/>
+          <w:kern w:val="0"/>
+          <w:sz w:val="24"/>
+          <w:szCs w:val="24"/>
+          <w:lang w:val="en-US" w:eastAsia="en-US"/>
+          <w14:ligatures w14:val="none"/>
+        </w:rPr>
+        <w:t xml:space="preserve"> </w:t>
+      </w:r>
+      <w:r>
+        <w:rPr>
+          <w:rFonts w:ascii="LM Roman 10" w:eastAsia="Times New Roman" w:hAnsi="LM Roman 10" w:cs="Times New Roman"/>
+          <w:b/>
+          <w:bCs/>
+          <w:kern w:val="0"/>
+          <w:sz w:val="24"/>
+          <w:szCs w:val="24"/>
+          <w:lang w:val="en-US" w:eastAsia="en-US"/>
+          <w14:ligatures w14:val="none"/>
+        </w:rPr>
+        <w:t>(</w:t>
+      </w:r>
+      <w:proofErr w:type="gramEnd"/>
+      <w:r>
+        <w:rPr>
+          <w:rFonts w:ascii="LM Roman 10" w:eastAsia="Times New Roman" w:hAnsi="LM Roman 10" w:cs="Times New Roman"/>
+          <w:b/>
+          <w:bCs/>
+          <w:kern w:val="0"/>
+          <w:sz w:val="24"/>
+          <w:szCs w:val="24"/>
+          <w:lang w:val="en-US" w:eastAsia="en-US"/>
+          <w14:ligatures w14:val="none"/>
+        </w:rPr>
+        <w:t>Smoothed</w:t>
+      </w:r>
+      <w:r>
+        <w:rPr>
+          <w:rFonts w:ascii="LM Roman 10" w:eastAsia="Times New Roman" w:hAnsi="LM Roman 10" w:cs="Times New Roman"/>
+          <w:b/>
+          <w:bCs/>
+          <w:kern w:val="0"/>
+          <w:sz w:val="24"/>
+          <w:szCs w:val="24"/>
+          <w:lang w:val="en-US" w:eastAsia="en-US"/>
+          <w14:ligatures w14:val="none"/>
+        </w:rPr>
+        <w:t>)</w:t>
+      </w:r>
+    </w:p>
+    <w:p>
+      <w:pPr>
+        <w:widowControl w:val="0"/>
+        <w:autoSpaceDE w:val="0"/>
+        <w:autoSpaceDN w:val="0"/>
+        <w:spacing w:before="240" w:after="0" w:line="264" w:lineRule="auto"/>
+        <w:rPr>
+          <w:rFonts w:ascii="LM Roman 10" w:eastAsia="Times New Roman" w:hAnsi="LM Roman 10" w:cs="Times New Roman"/>
+          <w:kern w:val="0"/>
+          <w:sz w:val="24"/>
+          <w:szCs w:val="24"/>
+          <w:lang w:val="en-US" w:eastAsia="en-US"/>
+          <w14:ligatures w14:val="none"/>
+        </w:rPr>
+      </w:pPr>
+      <w:r>
+        <w:rPr>
+          <w:rFonts w:ascii="LM Roman 10" w:eastAsia="Times New Roman" w:hAnsi="LM Roman 10" w:cs="Times New Roman"/>
+          <w:kern w:val="0"/>
+          <w:sz w:val="24"/>
+          <w:szCs w:val="24"/>
+          <w:lang w:val="en-US" w:eastAsia="en-US"/>
+          <w14:ligatures w14:val="none"/>
+        </w:rPr>
+        <w:drawing>
+          <wp:inline distT="0" distB="0" distL="0" distR="0" wp14:anchorId="655ED755" wp14:editId="444DB077">
+            <wp:extent cx="5740400" cy="2823530"/>
+            <wp:effectExtent l="0" t="0" r="0" b="0"/>
+            <wp:docPr id="1110403554" name="Picture 1"/>
+            <wp:cNvGraphicFramePr>
+              <a:graphicFrameLocks xmlns:a="http://schemas.openxmlformats.org/drawingml/2006/main" noChangeAspect="1"/>
+            </wp:cNvGraphicFramePr>
+            <a:graphic xmlns:a="http://schemas.openxmlformats.org/drawingml/2006/main">
+              <a:graphicData uri="http://schemas.openxmlformats.org/drawingml/2006/picture">
+                <pic:pic xmlns:pic="http://schemas.openxmlformats.org/drawingml/2006/picture">
+                  <pic:nvPicPr>
+                    <pic:cNvPr id="1110403554" name="Picture 1"/>
+                    <pic:cNvPicPr/>
+                  </pic:nvPicPr>
+                  <pic:blipFill>
+                    <a:blip r:embed="rId10">
+                      <a:extLst>
+                        <a:ext uri="{28A0092B-C50C-407E-A947-70E740481C1C}">
+                          <a14:useLocalDpi xmlns:a14="http://schemas.microsoft.com/office/drawing/2010/main" val="0"/>
+                        </a:ext>
+                      </a:extLst>
+                    </a:blip>
+                    <a:stretch>
+                      <a:fillRect/>
+                    </a:stretch>
+                  </pic:blipFill>
+                  <pic:spPr>
+                    <a:xfrm>
+                      <a:off x="0" y="0"/>
+                      <a:ext cx="5740400" cy="2823530"/>
+                    </a:xfrm>
+                    <a:prstGeom prst="rect">
+                      <a:avLst/>
+                    </a:prstGeom>
+                  </pic:spPr>
+                </pic:pic>
+              </a:graphicData>
+            </a:graphic>
+          </wp:inline>
+        </w:drawing>
+      </w:r>
+    </w:p>
+    <w:p>
+      <w:pPr>
+        <w:widowControl w:val="0"/>
+        <w:autoSpaceDE w:val="0"/>
+        <w:autoSpaceDN w:val="0"/>
+        <w:spacing w:before="240" w:after="0" w:line="264" w:lineRule="auto"/>
+        <w:ind w:firstLine="284"/>
+        <w:jc w:val="center"/>
+        <w:rPr>
+          <w:rFonts w:ascii="LM Roman 10" w:eastAsia="Times New Roman" w:hAnsi="LM Roman 10" w:cs="Times New Roman"/>
+          <w:kern w:val="0"/>
+          <w:sz w:val="24"/>
+          <w:szCs w:val="24"/>
+          <w:lang w:val="en-US" w:eastAsia="en-US"/>
+          <w14:ligatures w14:val="none"/>
+        </w:rPr>
+      </w:pPr>
+      <w:r>
+        <w:rPr>
+          <w:rFonts w:ascii="LM Roman 10" w:eastAsia="Times New Roman" w:hAnsi="LM Roman 10" w:cs="Times New Roman"/>
+          <w:b/>
+          <w:bCs/>
+          <w:kern w:val="0"/>
+          <w:sz w:val="24"/>
+          <w:szCs w:val="24"/>
+          <w:lang w:val="en-US" w:eastAsia="en-US"/>
+          <w14:ligatures w14:val="none"/>
+        </w:rPr>
+        <w:t>Figure</w:t>
+      </w:r>
+      <w:r>
+        <w:rPr>
+          <w:rFonts w:ascii="LM Roman 10" w:eastAsia="Times New Roman" w:hAnsi="LM Roman 10" w:cs="Times New Roman"/>
+          <w:b/>
+          <w:bCs/>
+          <w:kern w:val="0"/>
+          <w:sz w:val="24"/>
+          <w:szCs w:val="24"/>
+          <w:lang w:val="en-US" w:eastAsia="en-US"/>
+          <w14:ligatures w14:val="none"/>
+        </w:rPr>
+        <w:t xml:space="preserve"> </w:t>
+      </w:r>
+      <w:r>
+        <w:rPr>
+          <w:rFonts w:ascii="LM Roman 10" w:eastAsia="Times New Roman" w:hAnsi="LM Roman 10" w:cs="Times New Roman"/>
+          <w:b/>
+          <w:bCs/>
+          <w:kern w:val="0"/>
+          <w:sz w:val="24"/>
+          <w:szCs w:val="24"/>
+          <w:lang w:val="en-US" w:eastAsia="en-US"/>
+          <w14:ligatures w14:val="none"/>
+        </w:rPr>
+        <w:t>2</w:t>
+      </w:r>
+      <w:r>
+        <w:rPr>
+          <w:rFonts w:ascii="LM Roman 10" w:eastAsia="Times New Roman" w:hAnsi="LM Roman 10" w:cs="Times New Roman"/>
+          <w:b/>
+          <w:bCs/>
+          <w:kern w:val="0"/>
+          <w:sz w:val="24"/>
+          <w:szCs w:val="24"/>
+          <w:lang w:val="en-US" w:eastAsia="en-US"/>
+          <w14:ligatures w14:val="none"/>
+        </w:rPr>
+        <w:t>.</w:t>
+      </w:r>
+      <w:r>
+        <w:rPr>
+          <w:rFonts w:ascii="LM Roman 10" w:eastAsia="Times New Roman" w:hAnsi="LM Roman 10" w:cs="Times New Roman"/>
+          <w:b/>
+          <w:bCs/>
+          <w:kern w:val="0"/>
+          <w:sz w:val="24"/>
+          <w:szCs w:val="24"/>
+          <w:lang w:val="en-US" w:eastAsia="en-US"/>
+          <w14:ligatures w14:val="none"/>
+        </w:rPr>
+        <w:t>3.</w:t>
+      </w:r>
+      <w:r>
+        <w:rPr>
+          <w:rFonts w:ascii="LM Roman 10" w:eastAsia="Times New Roman" w:hAnsi="LM Roman 10" w:cs="Times New Roman"/>
+          <w:b/>
+          <w:bCs/>
+          <w:kern w:val="0"/>
+          <w:sz w:val="24"/>
+          <w:szCs w:val="24"/>
+          <w:lang w:val="en-US" w:eastAsia="en-US"/>
+          <w14:ligatures w14:val="none"/>
+        </w:rPr>
+        <w:t>3</w:t>
+      </w:r>
+      <w:r>
+        <w:rPr>
+          <w:rFonts w:ascii="LM Roman 10" w:eastAsia="Times New Roman" w:hAnsi="LM Roman 10" w:cs="Times New Roman"/>
+          <w:b/>
+          <w:bCs/>
+          <w:kern w:val="0"/>
+          <w:sz w:val="24"/>
+          <w:szCs w:val="24"/>
+          <w:lang w:val="en-US" w:eastAsia="en-US"/>
+          <w14:ligatures w14:val="none"/>
+        </w:rPr>
+        <w:t xml:space="preserve">: </w:t>
+      </w:r>
+      <w:r>
+        <w:rPr>
+          <w:rFonts w:ascii="LM Roman 10" w:eastAsia="Times New Roman" w:hAnsi="LM Roman 10" w:cs="Times New Roman"/>
+          <w:b/>
+          <w:bCs/>
+          <w:kern w:val="0"/>
+          <w:sz w:val="24"/>
+          <w:szCs w:val="24"/>
+          <w:lang w:val="en-US" w:eastAsia="en-US"/>
+          <w14:ligatures w14:val="none"/>
+        </w:rPr>
+        <w:t xml:space="preserve">Policy Target &amp; Policy Instrument Evolution </w:t>
+      </w:r>
+      <w:proofErr w:type="gramStart"/>
+      <w:r>
+        <w:rPr>
+          <w:rFonts w:ascii="LM Roman 10" w:eastAsia="Times New Roman" w:hAnsi="LM Roman 10" w:cs="Times New Roman"/>
+          <w:b/>
+          <w:bCs/>
+          <w:kern w:val="0"/>
+          <w:sz w:val="24"/>
+          <w:szCs w:val="24"/>
+          <w:lang w:val="en-US" w:eastAsia="en-US"/>
+          <w14:ligatures w14:val="none"/>
+        </w:rPr>
+        <w:t>Overtime</w:t>
+      </w:r>
+      <w:r>
+        <w:rPr>
+          <w:rFonts w:ascii="LM Roman 10" w:eastAsia="Times New Roman" w:hAnsi="LM Roman 10" w:cs="Times New Roman"/>
+          <w:b/>
+          <w:bCs/>
+          <w:kern w:val="0"/>
+          <w:sz w:val="24"/>
+          <w:szCs w:val="24"/>
+          <w:lang w:val="en-US" w:eastAsia="en-US"/>
+          <w14:ligatures w14:val="none"/>
+        </w:rPr>
+        <w:t xml:space="preserve"> </w:t>
+      </w:r>
+      <w:r>
+        <w:rPr>
+          <w:rFonts w:ascii="LM Roman 10" w:eastAsia="Times New Roman" w:hAnsi="LM Roman 10" w:cs="Times New Roman"/>
+          <w:b/>
+          <w:bCs/>
+          <w:kern w:val="0"/>
+          <w:sz w:val="24"/>
+          <w:szCs w:val="24"/>
+          <w:lang w:val="en-US" w:eastAsia="en-US"/>
+          <w14:ligatures w14:val="none"/>
+        </w:rPr>
+        <w:t xml:space="preserve"> </w:t>
+      </w:r>
+      <w:r>
+        <w:rPr>
+          <w:rFonts w:ascii="LM Roman 10" w:eastAsia="Times New Roman" w:hAnsi="LM Roman 10" w:cs="Times New Roman"/>
+          <w:b/>
+          <w:bCs/>
+          <w:kern w:val="0"/>
+          <w:sz w:val="24"/>
+          <w:szCs w:val="24"/>
+          <w:lang w:val="en-US" w:eastAsia="en-US"/>
+          <w14:ligatures w14:val="none"/>
+        </w:rPr>
+        <w:t>(</w:t>
+      </w:r>
+      <w:proofErr w:type="gramEnd"/>
+      <w:r>
+        <w:rPr>
+          <w:rFonts w:ascii="LM Roman 10" w:eastAsia="Times New Roman" w:hAnsi="LM Roman 10" w:cs="Times New Roman"/>
+          <w:b/>
+          <w:bCs/>
+          <w:kern w:val="0"/>
+          <w:sz w:val="24"/>
+          <w:szCs w:val="24"/>
+          <w:lang w:val="en-US" w:eastAsia="en-US"/>
+          <w14:ligatures w14:val="none"/>
+        </w:rPr>
+        <w:t>Transformed</w:t>
+      </w:r>
+      <w:r>
+        <w:rPr>
+          <w:rFonts w:ascii="LM Roman 10" w:eastAsia="Times New Roman" w:hAnsi="LM Roman 10" w:cs="Times New Roman"/>
+          <w:b/>
+          <w:bCs/>
+          <w:kern w:val="0"/>
+          <w:sz w:val="24"/>
+          <w:szCs w:val="24"/>
+          <w:lang w:val="en-US" w:eastAsia="en-US"/>
+          <w14:ligatures w14:val="none"/>
+        </w:rPr>
+        <w:t xml:space="preserve"> Data)</w:t>
+      </w:r>
+    </w:p>
+    <w:p>
+      <w:pPr>
+        <w:widowControl w:val="0"/>
+        <w:autoSpaceDE w:val="0"/>
+        <w:autoSpaceDN w:val="0"/>
+        <w:spacing w:before="240" w:after="0" w:line="264" w:lineRule="auto"/>
+        <w:rPr>
+          <w:rFonts w:ascii="LM Roman 10" w:eastAsia="Times New Roman" w:hAnsi="LM Roman 10" w:cs="Times New Roman"/>
+          <w:kern w:val="0"/>
+          <w:sz w:val="24"/>
+          <w:szCs w:val="24"/>
+          <w:lang w:val="en-US" w:eastAsia="en-US"/>
+          <w14:ligatures w14:val="none"/>
+        </w:rPr>
+      </w:pPr>
+      <w:r>
+        <w:rPr>
+          <w:rFonts w:ascii="LM Roman 10" w:eastAsia="Times New Roman" w:hAnsi="LM Roman 10" w:cs="Times New Roman"/>
+          <w:kern w:val="0"/>
+          <w:sz w:val="24"/>
+          <w:szCs w:val="24"/>
+          <w:lang w:val="en-US" w:eastAsia="en-US"/>
+          <w14:ligatures w14:val="none"/>
+        </w:rPr>
+        <w:lastRenderedPageBreak/>
+        <w:drawing>
+          <wp:inline distT="0" distB="0" distL="0" distR="0" wp14:anchorId="7BBB41E6" wp14:editId="32C3158E">
+            <wp:extent cx="5740400" cy="2823530"/>
+            <wp:effectExtent l="0" t="0" r="0" b="0"/>
+            <wp:docPr id="5199130" name="Picture 1"/>
+            <wp:cNvGraphicFramePr>
+              <a:graphicFrameLocks xmlns:a="http://schemas.openxmlformats.org/drawingml/2006/main" noChangeAspect="1"/>
+            </wp:cNvGraphicFramePr>
+            <a:graphic xmlns:a="http://schemas.openxmlformats.org/drawingml/2006/main">
+              <a:graphicData uri="http://schemas.openxmlformats.org/drawingml/2006/picture">
+                <pic:pic xmlns:pic="http://schemas.openxmlformats.org/drawingml/2006/picture">
+                  <pic:nvPicPr>
+                    <pic:cNvPr id="5199130" name="Picture 1"/>
+                    <pic:cNvPicPr/>
+                  </pic:nvPicPr>
+                  <pic:blipFill>
+                    <a:blip r:embed="rId11">
+                      <a:extLst>
+                        <a:ext uri="{28A0092B-C50C-407E-A947-70E740481C1C}">
+                          <a14:useLocalDpi xmlns:a14="http://schemas.microsoft.com/office/drawing/2010/main" val="0"/>
+                        </a:ext>
+                      </a:extLst>
+                    </a:blip>
+                    <a:stretch>
+                      <a:fillRect/>
+                    </a:stretch>
+                  </pic:blipFill>
+                  <pic:spPr>
+                    <a:xfrm>
+                      <a:off x="0" y="0"/>
+                      <a:ext cx="5740400" cy="2823530"/>
+                    </a:xfrm>
+                    <a:prstGeom prst="rect">
+                      <a:avLst/>
+                    </a:prstGeom>
+                  </pic:spPr>
+                </pic:pic>
+              </a:graphicData>
+            </a:graphic>
+          </wp:inline>
+        </w:drawing>
+      </w:r>
+    </w:p>
+    <w:p>
+      <w:pPr>
+        <w:rPr>
+          <w:lang w:val="it-IT"/>
         </w:rPr>
       </w:pPr>
     </w:p>
@@ -30607,7 +31462,6 @@
           <w:lang w:val="en-US" w:eastAsia="en-US"/>
           <w14:ligatures w14:val="none"/>
         </w:rPr>
-        <w:lastRenderedPageBreak/>
         <w:t xml:space="preserve">Table </w:t>
       </w:r>
       <w:r>
@@ -30798,7 +31652,7 @@
                     <pic:cNvPicPr/>
                   </pic:nvPicPr>
                   <pic:blipFill rotWithShape="1">
-                    <a:blip r:embed="rId9"/>
+                    <a:blip r:embed="rId12"/>
                     <a:srcRect t="16917"/>
                     <a:stretch>
                       <a:fillRect/>
@@ -31043,6 +31897,7 @@
           <w:lang w:val="en-US" w:eastAsia="en-US"/>
           <w14:ligatures w14:val="none"/>
         </w:rPr>
+        <w:lastRenderedPageBreak/>
         <w:drawing>
           <wp:inline distT="0" distB="0" distL="0" distR="0" wp14:anchorId="51A758D6" wp14:editId="3A8521DF">
             <wp:extent cx="4198569" cy="2056091"/>
@@ -31059,7 +31914,7 @@
                     <pic:cNvPicPr/>
                   </pic:nvPicPr>
                   <pic:blipFill rotWithShape="1">
-                    <a:blip r:embed="rId10"/>
+                    <a:blip r:embed="rId13"/>
                     <a:srcRect t="4653"/>
                     <a:stretch>
                       <a:fillRect/>
@@ -31388,7 +32243,7 @@
                     <pic:cNvPicPr/>
                   </pic:nvPicPr>
                   <pic:blipFill>
-                    <a:blip r:embed="rId11">
+                    <a:blip r:embed="rId14">
                       <a:extLst>
                         <a:ext uri="{28A0092B-C50C-407E-A947-70E740481C1C}">
                           <a14:useLocalDpi xmlns:a14="http://schemas.microsoft.com/office/drawing/2010/main" val="0"/>
@@ -31501,7 +32356,6 @@
           <w:lang w:val="en-US" w:eastAsia="en-US"/>
           <w14:ligatures w14:val="none"/>
         </w:rPr>
-        <w:lastRenderedPageBreak/>
         <w:drawing>
           <wp:anchor distT="0" distB="0" distL="114300" distR="114300" simplePos="0" relativeHeight="251664384" behindDoc="1" locked="0" layoutInCell="1" allowOverlap="1" wp14:anchorId="5F30927A" wp14:editId="505E9C8F">
             <wp:simplePos x="0" y="0"/>
@@ -31534,7 +32388,7 @@
                     <pic:cNvPicPr/>
                   </pic:nvPicPr>
                   <pic:blipFill>
-                    <a:blip r:embed="rId12">
+                    <a:blip r:embed="rId15">
                       <a:extLst>
                         <a:ext uri="{28A0092B-C50C-407E-A947-70E740481C1C}">
                           <a14:useLocalDpi xmlns:a14="http://schemas.microsoft.com/office/drawing/2010/main" val="0"/>
@@ -31931,6 +32785,7 @@
           <w:lang w:eastAsia="en-US"/>
           <w14:ligatures w14:val="none"/>
         </w:rPr>
+        <w:lastRenderedPageBreak/>
         <w:t>Estimate the AR(2) model. Check your estimates are close to the following combination of parameters of the AR(1)-AR(1):</w:t>
       </w:r>
     </w:p>
@@ -31996,7 +32851,7 @@
                     <pic:cNvPicPr/>
                   </pic:nvPicPr>
                   <pic:blipFill>
-                    <a:blip r:embed="rId13">
+                    <a:blip r:embed="rId16">
                       <a:extLst>
                         <a:ext uri="{28A0092B-C50C-407E-A947-70E740481C1C}">
                           <a14:useLocalDpi xmlns:a14="http://schemas.microsoft.com/office/drawing/2010/main" val="0"/>
@@ -32487,7 +33342,6 @@
           <w:noProof/>
           <w:lang w:eastAsia="en-US"/>
         </w:rPr>
-        <w:lastRenderedPageBreak/>
         <w:drawing>
           <wp:anchor distT="0" distB="0" distL="114300" distR="114300" simplePos="0" relativeHeight="251668480" behindDoc="1" locked="0" layoutInCell="1" allowOverlap="1" wp14:anchorId="5A303D2D" wp14:editId="6DF1708E">
             <wp:simplePos x="0" y="0"/>
@@ -32520,7 +33374,7 @@
                     <pic:cNvPicPr/>
                   </pic:nvPicPr>
                   <pic:blipFill>
-                    <a:blip r:embed="rId14">
+                    <a:blip r:embed="rId17">
                       <a:extLst>
                         <a:ext uri="{28A0092B-C50C-407E-A947-70E740481C1C}">
                           <a14:useLocalDpi xmlns:a14="http://schemas.microsoft.com/office/drawing/2010/main" val="0"/>
@@ -33069,7 +33923,19 @@
           <w:lang w:val="en-US" w:eastAsia="en-US"/>
           <w14:ligatures w14:val="none"/>
         </w:rPr>
-        <w:t xml:space="preserve"> (2025), which investigates the impact of monetary policy on functional income distribution using a pan</w:t>
+        <w:t xml:space="preserve"> (2025), </w:t>
+      </w:r>
+      <w:r>
+        <w:rPr>
+          <w:rFonts w:ascii="LM Roman 10" w:eastAsia="Times New Roman" w:hAnsi="LM Roman 10" w:cs="Times New Roman"/>
+          <w:kern w:val="0"/>
+          <w:sz w:val="24"/>
+          <w:szCs w:val="24"/>
+          <w:lang w:val="en-US" w:eastAsia="en-US"/>
+          <w14:ligatures w14:val="none"/>
+        </w:rPr>
+        <w:lastRenderedPageBreak/>
+        <w:t>which investigates the impact of monetary policy on functional income distribution using a pan</w:t>
       </w:r>
     </w:p>
     <w:p>
@@ -33780,19 +34646,7 @@
           <w:lang w:val="en-US" w:eastAsia="en-US"/>
           <w14:ligatures w14:val="none"/>
         </w:rPr>
-        <w:t xml:space="preserve"> (2025), </w:t>
-      </w:r>
-      <w:r>
-        <w:rPr>
-          <w:rFonts w:ascii="LM Roman 10" w:eastAsia="Times New Roman" w:hAnsi="LM Roman 10" w:cs="Times New Roman"/>
-          <w:kern w:val="0"/>
-          <w:sz w:val="24"/>
-          <w:szCs w:val="24"/>
-          <w:lang w:val="en-US" w:eastAsia="en-US"/>
-          <w14:ligatures w14:val="none"/>
-        </w:rPr>
-        <w:lastRenderedPageBreak/>
-        <w:t>which investigates the impact of monetary policy on functional income distribution using a pan</w:t>
+        <w:t xml:space="preserve"> (2025), which investigates the impact of monetary policy on functional income distribution using a pan</w:t>
       </w:r>
     </w:p>
     <w:p>
@@ -34215,6 +35069,7 @@
           <w:lang w:eastAsia="en-US"/>
           <w14:ligatures w14:val="none"/>
         </w:rPr>
+        <w:lastRenderedPageBreak/>
         <w:t>Having not only persistent residuals but also some residuals</w:t>
       </w:r>
       <w:r>
@@ -34912,19 +35767,7 @@
           <w:lang w:val="en-US" w:eastAsia="en-US"/>
           <w14:ligatures w14:val="none"/>
         </w:rPr>
-        <w:t xml:space="preserve"> (2025), </w:t>
-      </w:r>
-      <w:r>
-        <w:rPr>
-          <w:rFonts w:ascii="LM Roman 10" w:eastAsia="Times New Roman" w:hAnsi="LM Roman 10" w:cs="Times New Roman"/>
-          <w:kern w:val="0"/>
-          <w:sz w:val="24"/>
-          <w:szCs w:val="24"/>
-          <w:lang w:val="en-US" w:eastAsia="en-US"/>
-          <w14:ligatures w14:val="none"/>
-        </w:rPr>
-        <w:lastRenderedPageBreak/>
-        <w:t>which investigates the impact of monetary policy on functional income distribution using a pan</w:t>
+        <w:t xml:space="preserve"> (2025), which investigates the impact of monetary policy on functional income distribution using a pan</w:t>
       </w:r>
     </w:p>
     <w:p>
@@ -35127,7 +35970,7 @@
                     <pic:cNvPicPr/>
                   </pic:nvPicPr>
                   <pic:blipFill>
-                    <a:blip r:embed="rId15">
+                    <a:blip r:embed="rId18">
                       <a:extLst>
                         <a:ext uri="{28A0092B-C50C-407E-A947-70E740481C1C}">
                           <a14:useLocalDpi xmlns:a14="http://schemas.microsoft.com/office/drawing/2010/main" val="0"/>
@@ -35273,7 +36116,22 @@
           <w:lang w:eastAsia="en-US"/>
           <w14:ligatures w14:val="none"/>
         </w:rPr>
-        <w:t>For unit root periods (auto-correlation close to one) of the policy target, if you notice on the graph of the time series a rising trend subperiod and estimate a deterministic trend on this subperiod:</w:t>
+        <w:t xml:space="preserve">For unit root periods (auto-correlation close to one) of the policy target, if you notice on the graph of the time series a rising trend </w:t>
+      </w:r>
+      <w:r>
+        <w:rPr>
+          <w:rFonts w:ascii="LM Roman 10" w:eastAsia="Times New Roman" w:hAnsi="LM Roman 10"/>
+          <w:b/>
+          <w:bCs/>
+          <w:spacing w:val="-2"/>
+          <w:kern w:val="0"/>
+          <w:sz w:val="24"/>
+          <w:szCs w:val="24"/>
+          <w:lang w:eastAsia="en-US"/>
+          <w14:ligatures w14:val="none"/>
+        </w:rPr>
+        <w:lastRenderedPageBreak/>
+        <w:t>subperiod and estimate a deterministic trend on this subperiod:</w:t>
       </w:r>
       <w:r>
         <w:rPr>
@@ -36849,19 +37707,7 @@
           <w:lang w:val="en-US" w:eastAsia="en-US"/>
           <w14:ligatures w14:val="none"/>
         </w:rPr>
-        <w:t xml:space="preserve"> (2025), which investigates the impact of monetary policy on functional income distribution </w:t>
-      </w:r>
-      <w:r>
-        <w:rPr>
-          <w:rFonts w:ascii="LM Roman 10" w:eastAsia="Times New Roman" w:hAnsi="LM Roman 10" w:cs="Times New Roman"/>
-          <w:kern w:val="0"/>
-          <w:sz w:val="24"/>
-          <w:szCs w:val="24"/>
-          <w:lang w:val="en-US" w:eastAsia="en-US"/>
-          <w14:ligatures w14:val="none"/>
-        </w:rPr>
-        <w:lastRenderedPageBreak/>
-        <w:t>using a pan</w:t>
+        <w:t xml:space="preserve"> (2025), which investigates the impact of monetary policy on functional income distribution using a pan</w:t>
       </w:r>
     </w:p>
     <w:p>
@@ -37130,7 +37976,7 @@
                     <pic:cNvPicPr/>
                   </pic:nvPicPr>
                   <pic:blipFill>
-                    <a:blip r:embed="rId16">
+                    <a:blip r:embed="rId19">
                       <a:extLst>
                         <a:ext uri="{28A0092B-C50C-407E-A947-70E740481C1C}">
                           <a14:useLocalDpi xmlns:a14="http://schemas.microsoft.com/office/drawing/2010/main" val="0"/>
@@ -37480,6 +38326,7 @@
           <w:lang w:val="en-US" w:eastAsia="en-US"/>
           <w14:ligatures w14:val="none"/>
         </w:rPr>
+        <w:lastRenderedPageBreak/>
         <w:drawing>
           <wp:anchor distT="0" distB="0" distL="114300" distR="114300" simplePos="0" relativeHeight="251672576" behindDoc="1" locked="0" layoutInCell="1" allowOverlap="1" wp14:anchorId="6B205B2A" wp14:editId="022562DC">
             <wp:simplePos x="0" y="0"/>
@@ -37512,7 +38359,7 @@
                     <pic:cNvPicPr/>
                   </pic:nvPicPr>
                   <pic:blipFill>
-                    <a:blip r:embed="rId17">
+                    <a:blip r:embed="rId20">
                       <a:extLst>
                         <a:ext uri="{28A0092B-C50C-407E-A947-70E740481C1C}">
                           <a14:useLocalDpi xmlns:a14="http://schemas.microsoft.com/office/drawing/2010/main" val="0"/>
@@ -38058,7 +38905,6 @@
           <w:lang w:val="en-US" w:eastAsia="en-US"/>
           <w14:ligatures w14:val="none"/>
         </w:rPr>
-        <w:lastRenderedPageBreak/>
         <w:drawing>
           <wp:anchor distT="0" distB="0" distL="114300" distR="114300" simplePos="0" relativeHeight="251673600" behindDoc="1" locked="0" layoutInCell="1" allowOverlap="1" wp14:anchorId="22D6100B" wp14:editId="402AC3C0">
             <wp:simplePos x="0" y="0"/>
@@ -38091,7 +38937,7 @@
                     <pic:cNvPicPr/>
                   </pic:nvPicPr>
                   <pic:blipFill>
-                    <a:blip r:embed="rId18">
+                    <a:blip r:embed="rId21">
                       <a:extLst>
                         <a:ext uri="{28A0092B-C50C-407E-A947-70E740481C1C}">
                           <a14:useLocalDpi xmlns:a14="http://schemas.microsoft.com/office/drawing/2010/main" val="0"/>
@@ -38444,6 +39290,7 @@
           <w:lang w:val="en-US" w:eastAsia="en-US"/>
           <w14:ligatures w14:val="none"/>
         </w:rPr>
+        <w:lastRenderedPageBreak/>
         <w:t xml:space="preserve">In this work we provide a replication study of Lofaro and Di </w:t>
       </w:r>
       <w:proofErr w:type="spellStart"/>
@@ -39327,7 +40174,7 @@
                     <pic:cNvPicPr/>
                   </pic:nvPicPr>
                   <pic:blipFill>
-                    <a:blip r:embed="rId19">
+                    <a:blip r:embed="rId22">
                       <a:extLst>
                         <a:ext uri="{28A0092B-C50C-407E-A947-70E740481C1C}">
                           <a14:useLocalDpi xmlns:a14="http://schemas.microsoft.com/office/drawing/2010/main" val="0"/>
@@ -39465,7 +40312,6 @@
           <w:lang w:val="en-US" w:eastAsia="en-US"/>
           <w14:ligatures w14:val="none"/>
         </w:rPr>
-        <w:lastRenderedPageBreak/>
         <w:drawing>
           <wp:anchor distT="0" distB="0" distL="114300" distR="114300" simplePos="0" relativeHeight="251675648" behindDoc="1" locked="0" layoutInCell="1" allowOverlap="1" wp14:anchorId="1628F79A" wp14:editId="42E7454C">
             <wp:simplePos x="0" y="0"/>
@@ -39498,7 +40344,7 @@
                     <pic:cNvPicPr/>
                   </pic:nvPicPr>
                   <pic:blipFill>
-                    <a:blip r:embed="rId20">
+                    <a:blip r:embed="rId23">
                       <a:extLst>
                         <a:ext uri="{28A0092B-C50C-407E-A947-70E740481C1C}">
                           <a14:useLocalDpi xmlns:a14="http://schemas.microsoft.com/office/drawing/2010/main" val="0"/>
@@ -40185,7 +41031,7 @@
                     <pic:cNvPicPr/>
                   </pic:nvPicPr>
                   <pic:blipFill>
-                    <a:blip r:embed="rId21"/>
+                    <a:blip r:embed="rId24"/>
                     <a:stretch>
                       <a:fillRect/>
                     </a:stretch>
@@ -40755,7 +41601,22 @@
           <w:lang w:val="en-US" w:eastAsia="en-US"/>
           <w14:ligatures w14:val="none"/>
         </w:rPr>
-        <w:t xml:space="preserve">Your results have 98% chances of not being </w:t>
+        <w:t xml:space="preserve">Your results have 98% chances of not </w:t>
+      </w:r>
+      <w:r>
+        <w:rPr>
+          <w:rFonts w:ascii="LM Roman 10" w:eastAsia="Times New Roman" w:hAnsi="LM Roman 10" w:cs="Times New Roman"/>
+          <w:b/>
+          <w:bCs/>
+          <w:spacing w:val="-2"/>
+          <w:kern w:val="0"/>
+          <w:sz w:val="24"/>
+          <w:szCs w:val="24"/>
+          <w:lang w:val="en-US" w:eastAsia="en-US"/>
+          <w14:ligatures w14:val="none"/>
+        </w:rPr>
+        <w:lastRenderedPageBreak/>
+        <w:t xml:space="preserve">being </w:t>
       </w:r>
       <w:r>
         <w:rPr>
@@ -41593,7 +42454,6 @@
           <w:lang w:val="en-US" w:eastAsia="en-US"/>
           <w14:ligatures w14:val="none"/>
         </w:rPr>
-        <w:lastRenderedPageBreak/>
         <w:t xml:space="preserve">In this work we provide a replication study of Lofaro and Di </w:t>
       </w:r>
       <w:proofErr w:type="spellStart"/>
@@ -41803,7 +42663,7 @@
                     <pic:cNvPicPr/>
                   </pic:nvPicPr>
                   <pic:blipFill>
-                    <a:blip r:embed="rId22">
+                    <a:blip r:embed="rId25">
                       <a:extLst>
                         <a:ext uri="{28A0092B-C50C-407E-A947-70E740481C1C}">
                           <a14:useLocalDpi xmlns:a14="http://schemas.microsoft.com/office/drawing/2010/main" val="0"/>
@@ -42276,22 +43136,7 @@
           <w:lang w:eastAsia="en-US"/>
           <w14:ligatures w14:val="none"/>
         </w:rPr>
-        <w:t xml:space="preserve"> solve the price puzzle obtaining a sign flip B &lt; 0. It is NOT a problem if you fail. If you run a VAR: (1) show the unit disk with the roots of the VAR and comment if there are still roots close to unit roots (2) Mention if the parameters of the lagged dependent variable remain close to one (main diagonal), in this </w:t>
-      </w:r>
-      <w:r>
-        <w:rPr>
-          <w:rFonts w:ascii="LM Roman 10" w:eastAsia="Times New Roman" w:hAnsi="LM Roman 10" w:cs="Times New Roman"/>
-          <w:b/>
-          <w:bCs/>
-          <w:spacing w:val="-2"/>
-          <w:kern w:val="0"/>
-          <w:sz w:val="24"/>
-          <w:szCs w:val="24"/>
-          <w:lang w:eastAsia="en-US"/>
-          <w14:ligatures w14:val="none"/>
-        </w:rPr>
-        <w:lastRenderedPageBreak/>
-        <w:t>case, there remains very little variance to be explained by other variables, even though those variables are statistically significant with T &gt; 200.</w:t>
+        <w:t xml:space="preserve"> solve the price puzzle obtaining a sign flip B &lt; 0. It is NOT a problem if you fail. If you run a VAR: (1) show the unit disk with the roots of the VAR and comment if there are still roots close to unit roots (2) Mention if the parameters of the lagged dependent variable remain close to one (main diagonal), in this case, there remains very little variance to be explained by other variables, even though those variables are statistically significant with T &gt; 200.</w:t>
       </w:r>
     </w:p>
     <w:p>
@@ -42733,7 +43578,7 @@
           <w14:ligatures w14:val="none"/>
         </w:rPr>
         <w:sectPr>
-          <w:footerReference w:type="default" r:id="rId23"/>
+          <w:footerReference w:type="default" r:id="rId26"/>
           <w:type w:val="continuous"/>
           <w:pgSz w:w="11920" w:h="16850"/>
           <w:pgMar w:top="1440" w:right="1440" w:bottom="1440" w:left="1440" w:header="0" w:footer="981" w:gutter="0"/>
@@ -45660,7 +46505,7 @@
   <w:style w:type="paragraph" w:default="1" w:styleId="Normal">
     <w:name w:val="Normal"/>
     <w:qFormat/>
-    <w:rsid w:val="00C9171B"/>
+    <w:rsid w:val="006B6A25"/>
     <w:rPr>
       <w:lang w:val="en-GB"/>
     </w:rPr>

--- a/Documentation/MFE-Commented Analysis.docx
+++ b/Documentation/MFE-Commented Analysis.docx
@@ -32434,7 +32434,7 @@
           <w:kern w:val="0"/>
           <w:sz w:val="24"/>
           <w:szCs w:val="24"/>
-          <w:lang w:val="en-US" w:eastAsia="en-US"/>
+          <w:lang w:val="it-IT" w:eastAsia="en-US"/>
           <w14:ligatures w14:val="none"/>
         </w:rPr>
       </w:pPr>
@@ -32452,7 +32452,7 @@
           <w:kern w:val="0"/>
           <w:sz w:val="24"/>
           <w:szCs w:val="24"/>
-          <w:lang w:val="en-US" w:eastAsia="en-US"/>
+          <w:lang w:eastAsia="en-US"/>
           <w14:ligatures w14:val="none"/>
         </w:rPr>
       </w:pPr>
@@ -32462,34 +32462,112 @@
           <w:kern w:val="0"/>
           <w:sz w:val="24"/>
           <w:szCs w:val="24"/>
-          <w:lang w:val="en-US" w:eastAsia="en-US"/>
-          <w14:ligatures w14:val="none"/>
-        </w:rPr>
-        <w:t xml:space="preserve">In this work we provide a replication study of Lofaro and Di </w:t>
-      </w:r>
-      <w:proofErr w:type="spellStart"/>
-      <w:r>
-        <w:rPr>
-          <w:rFonts w:ascii="LM Roman 10" w:eastAsia="Times New Roman" w:hAnsi="LM Roman 10" w:cs="Times New Roman"/>
-          <w:kern w:val="0"/>
-          <w:sz w:val="24"/>
-          <w:szCs w:val="24"/>
-          <w:lang w:val="en-US" w:eastAsia="en-US"/>
-          <w14:ligatures w14:val="none"/>
-        </w:rPr>
-        <w:t>Bucchianico</w:t>
-      </w:r>
-      <w:proofErr w:type="spellEnd"/>
-      <w:r>
-        <w:rPr>
-          <w:rFonts w:ascii="LM Roman 10" w:eastAsia="Times New Roman" w:hAnsi="LM Roman 10" w:cs="Times New Roman"/>
-          <w:kern w:val="0"/>
-          <w:sz w:val="24"/>
-          <w:szCs w:val="24"/>
-          <w:lang w:val="en-US" w:eastAsia="en-US"/>
-          <w14:ligatures w14:val="none"/>
-        </w:rPr>
-        <w:t xml:space="preserve"> (2025), which investigates the impact of monetary policy on functional income distribution using a pan</w:t>
+          <w:highlight w:val="yellow"/>
+          <w:lang w:val="en-US" w:eastAsia="en-US"/>
+          <w14:ligatures w14:val="none"/>
+        </w:rPr>
+        <w:t>Done, comment</w:t>
+      </w:r>
+      <w:r>
+        <w:rPr>
+          <w:rFonts w:ascii="LM Roman 10" w:eastAsia="Times New Roman" w:hAnsi="LM Roman 10" w:cs="Times New Roman"/>
+          <w:kern w:val="0"/>
+          <w:sz w:val="24"/>
+          <w:szCs w:val="24"/>
+          <w:lang w:val="en-US" w:eastAsia="en-US"/>
+          <w14:ligatures w14:val="none"/>
+        </w:rPr>
+        <w:t xml:space="preserve"> Mention that </w:t>
+      </w:r>
+      <w:r>
+        <w:rPr>
+          <w:rFonts w:ascii="LM Roman 10" w:eastAsia="Times New Roman" w:hAnsi="LM Roman 10" w:cs="Times New Roman"/>
+          <w:kern w:val="0"/>
+          <w:sz w:val="24"/>
+          <w:szCs w:val="24"/>
+          <w:lang w:eastAsia="en-US"/>
+          <w14:ligatures w14:val="none"/>
+        </w:rPr>
+        <w:t>t</w:t>
+      </w:r>
+      <w:r>
+        <w:rPr>
+          <w:rFonts w:ascii="LM Roman 10" w:eastAsia="Times New Roman" w:hAnsi="LM Roman 10" w:cs="Times New Roman"/>
+          <w:kern w:val="0"/>
+          <w:sz w:val="24"/>
+          <w:szCs w:val="24"/>
+          <w:lang w:eastAsia="en-US"/>
+          <w14:ligatures w14:val="none"/>
+        </w:rPr>
+        <w:t>he HP filter</w:t>
+      </w:r>
+      <w:r>
+        <w:rPr>
+          <w:rFonts w:ascii="LM Roman 10" w:eastAsia="Times New Roman" w:hAnsi="LM Roman 10" w:cs="Times New Roman"/>
+          <w:kern w:val="0"/>
+          <w:sz w:val="24"/>
+          <w:szCs w:val="24"/>
+          <w:lang w:eastAsia="en-US"/>
+          <w14:ligatures w14:val="none"/>
+        </w:rPr>
+        <w:t xml:space="preserve"> for GDP, giving the</w:t>
+      </w:r>
+      <w:r>
+        <w:rPr>
+          <w:rFonts w:ascii="LM Roman 10" w:eastAsia="Times New Roman" w:hAnsi="LM Roman 10" w:cs="Times New Roman"/>
+          <w:kern w:val="0"/>
+          <w:sz w:val="24"/>
+          <w:szCs w:val="24"/>
+          <w:lang w:eastAsia="en-US"/>
+          <w14:ligatures w14:val="none"/>
+        </w:rPr>
+        <w:t xml:space="preserve"> output gap</w:t>
+      </w:r>
+      <w:r>
+        <w:rPr>
+          <w:rFonts w:ascii="LM Roman 10" w:eastAsia="Times New Roman" w:hAnsi="LM Roman 10" w:cs="Times New Roman"/>
+          <w:kern w:val="0"/>
+          <w:sz w:val="24"/>
+          <w:szCs w:val="24"/>
+          <w:lang w:eastAsia="en-US"/>
+          <w14:ligatures w14:val="none"/>
+        </w:rPr>
+        <w:t>,</w:t>
+      </w:r>
+      <w:r>
+        <w:rPr>
+          <w:rFonts w:ascii="LM Roman 10" w:eastAsia="Times New Roman" w:hAnsi="LM Roman 10" w:cs="Times New Roman"/>
+          <w:kern w:val="0"/>
+          <w:sz w:val="24"/>
+          <w:szCs w:val="24"/>
+          <w:lang w:eastAsia="en-US"/>
+          <w14:ligatures w14:val="none"/>
+        </w:rPr>
+        <w:t xml:space="preserve"> is </w:t>
+      </w:r>
+      <w:proofErr w:type="gramStart"/>
+      <w:r>
+        <w:rPr>
+          <w:rFonts w:ascii="LM Roman 10" w:eastAsia="Times New Roman" w:hAnsi="LM Roman 10" w:cs="Times New Roman"/>
+          <w:kern w:val="0"/>
+          <w:sz w:val="24"/>
+          <w:szCs w:val="24"/>
+          <w:lang w:eastAsia="en-US"/>
+          <w14:ligatures w14:val="none"/>
+        </w:rPr>
+        <w:t>actually the</w:t>
+      </w:r>
+      <w:proofErr w:type="gramEnd"/>
+      <w:r>
+        <w:rPr>
+          <w:rFonts w:ascii="LM Roman 10" w:eastAsia="Times New Roman" w:hAnsi="LM Roman 10" w:cs="Times New Roman"/>
+          <w:kern w:val="0"/>
+          <w:sz w:val="24"/>
+          <w:szCs w:val="24"/>
+          <w:lang w:eastAsia="en-US"/>
+          <w14:ligatures w14:val="none"/>
+        </w:rPr>
+        <w:t xml:space="preserve"> more standard choice in DSGE and monetary policy models since it directly maps to the output gap term in the Taylor rule. </w:t>
       </w:r>
     </w:p>
     <w:p>
@@ -32498,13 +32576,792 @@
         <w:autoSpaceDE w:val="0"/>
         <w:autoSpaceDN w:val="0"/>
         <w:spacing w:before="240" w:after="0" w:line="264" w:lineRule="auto"/>
-        <w:jc w:val="both"/>
-        <w:rPr>
-          <w:rFonts w:ascii="LM Roman 10" w:eastAsia="Times New Roman" w:hAnsi="LM Roman 10" w:cs="Times New Roman"/>
-          <w:kern w:val="0"/>
-          <w:sz w:val="24"/>
-          <w:szCs w:val="24"/>
-          <w:lang w:val="en-US" w:eastAsia="en-US"/>
+        <w:ind w:firstLine="284"/>
+        <w:jc w:val="center"/>
+        <w:rPr>
+          <w:rFonts w:ascii="LM Roman 10" w:eastAsia="Times New Roman" w:hAnsi="LM Roman 10" w:cs="Times New Roman"/>
+          <w:kern w:val="0"/>
+          <w:sz w:val="24"/>
+          <w:szCs w:val="24"/>
+          <w:lang w:val="en-US" w:eastAsia="en-US"/>
+          <w14:ligatures w14:val="none"/>
+        </w:rPr>
+      </w:pPr>
+      <w:r>
+        <w:rPr>
+          <w:rFonts w:ascii="LM Roman 10" w:eastAsia="Times New Roman" w:hAnsi="LM Roman 10" w:cs="Times New Roman"/>
+          <w:b/>
+          <w:bCs/>
+          <w:kern w:val="0"/>
+          <w:sz w:val="24"/>
+          <w:szCs w:val="24"/>
+          <w:lang w:val="en-US" w:eastAsia="en-US"/>
+          <w14:ligatures w14:val="none"/>
+        </w:rPr>
+        <w:t xml:space="preserve">Table </w:t>
+      </w:r>
+      <w:r>
+        <w:rPr>
+          <w:rFonts w:ascii="LM Roman 10" w:eastAsia="Times New Roman" w:hAnsi="LM Roman 10" w:cs="Times New Roman"/>
+          <w:b/>
+          <w:bCs/>
+          <w:kern w:val="0"/>
+          <w:sz w:val="24"/>
+          <w:szCs w:val="24"/>
+          <w:lang w:val="en-US" w:eastAsia="en-US"/>
+          <w14:ligatures w14:val="none"/>
+        </w:rPr>
+        <w:t>2</w:t>
+      </w:r>
+      <w:r>
+        <w:rPr>
+          <w:rFonts w:ascii="LM Roman 10" w:eastAsia="Times New Roman" w:hAnsi="LM Roman 10" w:cs="Times New Roman"/>
+          <w:b/>
+          <w:bCs/>
+          <w:kern w:val="0"/>
+          <w:sz w:val="24"/>
+          <w:szCs w:val="24"/>
+          <w:lang w:val="en-US" w:eastAsia="en-US"/>
+          <w14:ligatures w14:val="none"/>
+        </w:rPr>
+        <w:t>.</w:t>
+      </w:r>
+      <w:r>
+        <w:rPr>
+          <w:rFonts w:ascii="LM Roman 10" w:eastAsia="Times New Roman" w:hAnsi="LM Roman 10" w:cs="Times New Roman"/>
+          <w:b/>
+          <w:bCs/>
+          <w:kern w:val="0"/>
+          <w:sz w:val="24"/>
+          <w:szCs w:val="24"/>
+          <w:lang w:val="en-US" w:eastAsia="en-US"/>
+          <w14:ligatures w14:val="none"/>
+        </w:rPr>
+        <w:t>5.1</w:t>
+      </w:r>
+      <w:r>
+        <w:rPr>
+          <w:rFonts w:ascii="LM Roman 10" w:eastAsia="Times New Roman" w:hAnsi="LM Roman 10" w:cs="Times New Roman"/>
+          <w:b/>
+          <w:bCs/>
+          <w:kern w:val="0"/>
+          <w:sz w:val="24"/>
+          <w:szCs w:val="24"/>
+          <w:lang w:val="en-US" w:eastAsia="en-US"/>
+          <w14:ligatures w14:val="none"/>
+        </w:rPr>
+        <w:t xml:space="preserve"> </w:t>
+      </w:r>
+      <w:proofErr w:type="gramStart"/>
+      <w:r>
+        <w:rPr>
+          <w:rFonts w:ascii="LM Roman 10" w:eastAsia="Times New Roman" w:hAnsi="LM Roman 10" w:cs="Times New Roman"/>
+          <w:b/>
+          <w:bCs/>
+          <w:kern w:val="0"/>
+          <w:sz w:val="24"/>
+          <w:szCs w:val="24"/>
+          <w:lang w:val="en-US" w:eastAsia="en-US"/>
+          <w14:ligatures w14:val="none"/>
+        </w:rPr>
+        <w:t>AR(</w:t>
+      </w:r>
+      <w:proofErr w:type="gramEnd"/>
+      <w:r>
+        <w:rPr>
+          <w:rFonts w:ascii="LM Roman 10" w:eastAsia="Times New Roman" w:hAnsi="LM Roman 10" w:cs="Times New Roman"/>
+          <w:b/>
+          <w:bCs/>
+          <w:kern w:val="0"/>
+          <w:sz w:val="24"/>
+          <w:szCs w:val="24"/>
+          <w:lang w:val="en-US" w:eastAsia="en-US"/>
+          <w14:ligatures w14:val="none"/>
+        </w:rPr>
+        <w:t xml:space="preserve">1) Process Estimation </w:t>
+      </w:r>
+      <w:r>
+        <w:rPr>
+          <w:rFonts w:ascii="LM Roman 10" w:eastAsia="Times New Roman" w:hAnsi="LM Roman 10" w:cs="Times New Roman"/>
+          <w:b/>
+          <w:bCs/>
+          <w:kern w:val="0"/>
+          <w:sz w:val="24"/>
+          <w:szCs w:val="24"/>
+          <w:lang w:val="en-US" w:eastAsia="en-US"/>
+          <w14:ligatures w14:val="none"/>
+        </w:rPr>
+        <w:t xml:space="preserve">of </w:t>
+      </w:r>
+      <w:r>
+        <w:rPr>
+          <w:rFonts w:ascii="LM Roman 10" w:eastAsia="Times New Roman" w:hAnsi="LM Roman 10" w:cs="Times New Roman"/>
+          <w:b/>
+          <w:bCs/>
+          <w:kern w:val="0"/>
+          <w:sz w:val="24"/>
+          <w:szCs w:val="24"/>
+          <w:lang w:val="en-US" w:eastAsia="en-US"/>
+          <w14:ligatures w14:val="none"/>
+        </w:rPr>
+        <w:t xml:space="preserve">Policy </w:t>
+      </w:r>
+      <w:r>
+        <w:rPr>
+          <w:rFonts w:ascii="LM Roman 10" w:eastAsia="Times New Roman" w:hAnsi="LM Roman 10" w:cs="Times New Roman"/>
+          <w:b/>
+          <w:bCs/>
+          <w:kern w:val="0"/>
+          <w:sz w:val="24"/>
+          <w:szCs w:val="24"/>
+          <w:lang w:val="en-US" w:eastAsia="en-US"/>
+          <w14:ligatures w14:val="none"/>
+        </w:rPr>
+        <w:t>Target</w:t>
+      </w:r>
+      <w:r>
+        <w:rPr>
+          <w:rFonts w:ascii="LM Roman 10" w:eastAsia="Times New Roman" w:hAnsi="LM Roman 10" w:cs="Times New Roman"/>
+          <w:b/>
+          <w:bCs/>
+          <w:kern w:val="0"/>
+          <w:sz w:val="24"/>
+          <w:szCs w:val="24"/>
+          <w:lang w:val="en-US" w:eastAsia="en-US"/>
+          <w14:ligatures w14:val="none"/>
+        </w:rPr>
+        <w:t xml:space="preserve"> (</w:t>
+      </w:r>
+      <w:proofErr w:type="spellStart"/>
+      <w:r>
+        <w:rPr>
+          <w:rFonts w:ascii="LM Roman 10" w:eastAsia="Times New Roman" w:hAnsi="LM Roman 10" w:cs="Times New Roman"/>
+          <w:b/>
+          <w:bCs/>
+          <w:kern w:val="0"/>
+          <w:sz w:val="24"/>
+          <w:szCs w:val="24"/>
+          <w:lang w:val="en-US" w:eastAsia="en-US"/>
+          <w14:ligatures w14:val="none"/>
+        </w:rPr>
+        <w:t>LogDiff</w:t>
+      </w:r>
+      <w:proofErr w:type="spellEnd"/>
+      <w:r>
+        <w:rPr>
+          <w:rFonts w:ascii="LM Roman 10" w:eastAsia="Times New Roman" w:hAnsi="LM Roman 10" w:cs="Times New Roman"/>
+          <w:b/>
+          <w:bCs/>
+          <w:kern w:val="0"/>
+          <w:sz w:val="24"/>
+          <w:szCs w:val="24"/>
+          <w:lang w:val="en-US" w:eastAsia="en-US"/>
+          <w14:ligatures w14:val="none"/>
+        </w:rPr>
+        <w:t>-HICP (SA))</w:t>
+      </w:r>
+      <w:r>
+        <w:rPr>
+          <w:rFonts w:ascii="LM Roman 10" w:eastAsia="Times New Roman" w:hAnsi="LM Roman 10" w:cs="Times New Roman"/>
+          <w:b/>
+          <w:bCs/>
+          <w:kern w:val="0"/>
+          <w:sz w:val="24"/>
+          <w:szCs w:val="24"/>
+          <w:lang w:val="en-US" w:eastAsia="en-US"/>
+          <w14:ligatures w14:val="none"/>
+        </w:rPr>
+        <w:t xml:space="preserve"> and Its Residuals</w:t>
+      </w:r>
+    </w:p>
+    <w:p>
+      <w:pPr>
+        <w:widowControl w:val="0"/>
+        <w:autoSpaceDE w:val="0"/>
+        <w:autoSpaceDN w:val="0"/>
+        <w:spacing w:before="240" w:after="0" w:line="264" w:lineRule="auto"/>
+        <w:ind w:firstLine="284"/>
+        <w:jc w:val="center"/>
+        <w:rPr>
+          <w:rFonts w:ascii="LM Roman 10" w:eastAsia="Times New Roman" w:hAnsi="LM Roman 10" w:cs="Times New Roman"/>
+          <w:kern w:val="0"/>
+          <w:sz w:val="24"/>
+          <w:szCs w:val="24"/>
+          <w:lang w:val="en-US" w:eastAsia="en-US"/>
+          <w14:ligatures w14:val="none"/>
+        </w:rPr>
+      </w:pPr>
+      <w:r>
+        <w:rPr>
+          <w:rFonts w:ascii="LM Roman 10" w:eastAsia="Times New Roman" w:hAnsi="LM Roman 10" w:cs="Times New Roman"/>
+          <w:kern w:val="0"/>
+          <w:sz w:val="24"/>
+          <w:szCs w:val="24"/>
+          <w:lang w:val="en-US" w:eastAsia="en-US"/>
+          <w14:ligatures w14:val="none"/>
+        </w:rPr>
+        <w:drawing>
+          <wp:inline distT="0" distB="0" distL="0" distR="0" wp14:anchorId="009DF94B" wp14:editId="10A8270B">
+            <wp:extent cx="4991100" cy="844733"/>
+            <wp:effectExtent l="0" t="0" r="0" b="0"/>
+            <wp:docPr id="27582516" name="Picture 1"/>
+            <wp:cNvGraphicFramePr>
+              <a:graphicFrameLocks xmlns:a="http://schemas.openxmlformats.org/drawingml/2006/main" noChangeAspect="1"/>
+            </wp:cNvGraphicFramePr>
+            <a:graphic xmlns:a="http://schemas.openxmlformats.org/drawingml/2006/main">
+              <a:graphicData uri="http://schemas.openxmlformats.org/drawingml/2006/picture">
+                <pic:pic xmlns:pic="http://schemas.openxmlformats.org/drawingml/2006/picture">
+                  <pic:nvPicPr>
+                    <pic:cNvPr id="27582516" name=""/>
+                    <pic:cNvPicPr/>
+                  </pic:nvPicPr>
+                  <pic:blipFill>
+                    <a:blip r:embed="rId16"/>
+                    <a:stretch>
+                      <a:fillRect/>
+                    </a:stretch>
+                  </pic:blipFill>
+                  <pic:spPr>
+                    <a:xfrm>
+                      <a:off x="0" y="0"/>
+                      <a:ext cx="5005354" cy="847146"/>
+                    </a:xfrm>
+                    <a:prstGeom prst="rect">
+                      <a:avLst/>
+                    </a:prstGeom>
+                  </pic:spPr>
+                </pic:pic>
+              </a:graphicData>
+            </a:graphic>
+          </wp:inline>
+        </w:drawing>
+      </w:r>
+    </w:p>
+    <w:p>
+      <w:pPr>
+        <w:widowControl w:val="0"/>
+        <w:autoSpaceDE w:val="0"/>
+        <w:autoSpaceDN w:val="0"/>
+        <w:spacing w:before="240" w:after="0" w:line="264" w:lineRule="auto"/>
+        <w:ind w:firstLine="284"/>
+        <w:jc w:val="center"/>
+        <w:rPr>
+          <w:rFonts w:ascii="LM Roman 10" w:eastAsia="Times New Roman" w:hAnsi="LM Roman 10" w:cs="Times New Roman"/>
+          <w:b/>
+          <w:bCs/>
+          <w:kern w:val="0"/>
+          <w:sz w:val="24"/>
+          <w:szCs w:val="24"/>
+          <w:lang w:val="en-US" w:eastAsia="en-US"/>
+          <w14:ligatures w14:val="none"/>
+        </w:rPr>
+      </w:pPr>
+      <w:r>
+        <w:rPr>
+          <w:rFonts w:ascii="LM Roman 10" w:eastAsia="Times New Roman" w:hAnsi="LM Roman 10" w:cs="Times New Roman"/>
+          <w:b/>
+          <w:bCs/>
+          <w:kern w:val="0"/>
+          <w:sz w:val="24"/>
+          <w:szCs w:val="24"/>
+          <w:lang w:val="en-US" w:eastAsia="en-US"/>
+          <w14:ligatures w14:val="none"/>
+        </w:rPr>
+        <w:lastRenderedPageBreak/>
+        <w:t xml:space="preserve">Table </w:t>
+      </w:r>
+      <w:r>
+        <w:rPr>
+          <w:rFonts w:ascii="LM Roman 10" w:eastAsia="Times New Roman" w:hAnsi="LM Roman 10" w:cs="Times New Roman"/>
+          <w:b/>
+          <w:bCs/>
+          <w:kern w:val="0"/>
+          <w:sz w:val="24"/>
+          <w:szCs w:val="24"/>
+          <w:lang w:val="en-US" w:eastAsia="en-US"/>
+          <w14:ligatures w14:val="none"/>
+        </w:rPr>
+        <w:t>2</w:t>
+      </w:r>
+      <w:r>
+        <w:rPr>
+          <w:rFonts w:ascii="LM Roman 10" w:eastAsia="Times New Roman" w:hAnsi="LM Roman 10" w:cs="Times New Roman"/>
+          <w:b/>
+          <w:bCs/>
+          <w:kern w:val="0"/>
+          <w:sz w:val="24"/>
+          <w:szCs w:val="24"/>
+          <w:lang w:val="en-US" w:eastAsia="en-US"/>
+          <w14:ligatures w14:val="none"/>
+        </w:rPr>
+        <w:t>.</w:t>
+      </w:r>
+      <w:r>
+        <w:rPr>
+          <w:rFonts w:ascii="LM Roman 10" w:eastAsia="Times New Roman" w:hAnsi="LM Roman 10" w:cs="Times New Roman"/>
+          <w:b/>
+          <w:bCs/>
+          <w:kern w:val="0"/>
+          <w:sz w:val="24"/>
+          <w:szCs w:val="24"/>
+          <w:lang w:val="en-US" w:eastAsia="en-US"/>
+          <w14:ligatures w14:val="none"/>
+        </w:rPr>
+        <w:t>5</w:t>
+      </w:r>
+      <w:r>
+        <w:rPr>
+          <w:rFonts w:ascii="LM Roman 10" w:eastAsia="Times New Roman" w:hAnsi="LM Roman 10" w:cs="Times New Roman"/>
+          <w:b/>
+          <w:bCs/>
+          <w:kern w:val="0"/>
+          <w:sz w:val="24"/>
+          <w:szCs w:val="24"/>
+          <w:lang w:val="en-US" w:eastAsia="en-US"/>
+          <w14:ligatures w14:val="none"/>
+        </w:rPr>
+        <w:t>.</w:t>
+      </w:r>
+      <w:r>
+        <w:rPr>
+          <w:rFonts w:ascii="LM Roman 10" w:eastAsia="Times New Roman" w:hAnsi="LM Roman 10" w:cs="Times New Roman"/>
+          <w:b/>
+          <w:bCs/>
+          <w:kern w:val="0"/>
+          <w:sz w:val="24"/>
+          <w:szCs w:val="24"/>
+          <w:lang w:val="en-US" w:eastAsia="en-US"/>
+          <w14:ligatures w14:val="none"/>
+        </w:rPr>
+        <w:t>2</w:t>
+      </w:r>
+      <w:r>
+        <w:rPr>
+          <w:rFonts w:ascii="LM Roman 10" w:eastAsia="Times New Roman" w:hAnsi="LM Roman 10" w:cs="Times New Roman"/>
+          <w:b/>
+          <w:bCs/>
+          <w:kern w:val="0"/>
+          <w:sz w:val="24"/>
+          <w:szCs w:val="24"/>
+          <w:lang w:val="en-US" w:eastAsia="en-US"/>
+          <w14:ligatures w14:val="none"/>
+        </w:rPr>
+        <w:t xml:space="preserve"> </w:t>
+      </w:r>
+      <w:proofErr w:type="gramStart"/>
+      <w:r>
+        <w:rPr>
+          <w:rFonts w:ascii="LM Roman 10" w:eastAsia="Times New Roman" w:hAnsi="LM Roman 10" w:cs="Times New Roman"/>
+          <w:b/>
+          <w:bCs/>
+          <w:kern w:val="0"/>
+          <w:sz w:val="24"/>
+          <w:szCs w:val="24"/>
+          <w:lang w:val="en-US" w:eastAsia="en-US"/>
+          <w14:ligatures w14:val="none"/>
+        </w:rPr>
+        <w:t>AR(</w:t>
+      </w:r>
+      <w:proofErr w:type="gramEnd"/>
+      <w:r>
+        <w:rPr>
+          <w:rFonts w:ascii="LM Roman 10" w:eastAsia="Times New Roman" w:hAnsi="LM Roman 10" w:cs="Times New Roman"/>
+          <w:b/>
+          <w:bCs/>
+          <w:kern w:val="0"/>
+          <w:sz w:val="24"/>
+          <w:szCs w:val="24"/>
+          <w:lang w:val="en-US" w:eastAsia="en-US"/>
+          <w14:ligatures w14:val="none"/>
+        </w:rPr>
+        <w:t xml:space="preserve">1) Process Estimation </w:t>
+      </w:r>
+      <w:r>
+        <w:rPr>
+          <w:rFonts w:ascii="LM Roman 10" w:eastAsia="Times New Roman" w:hAnsi="LM Roman 10" w:cs="Times New Roman"/>
+          <w:b/>
+          <w:bCs/>
+          <w:kern w:val="0"/>
+          <w:sz w:val="24"/>
+          <w:szCs w:val="24"/>
+          <w:lang w:val="en-US" w:eastAsia="en-US"/>
+          <w14:ligatures w14:val="none"/>
+        </w:rPr>
+        <w:t xml:space="preserve">of </w:t>
+      </w:r>
+      <w:r>
+        <w:rPr>
+          <w:rFonts w:ascii="LM Roman 10" w:eastAsia="Times New Roman" w:hAnsi="LM Roman 10" w:cs="Times New Roman"/>
+          <w:b/>
+          <w:bCs/>
+          <w:kern w:val="0"/>
+          <w:sz w:val="24"/>
+          <w:szCs w:val="24"/>
+          <w:lang w:val="en-US" w:eastAsia="en-US"/>
+          <w14:ligatures w14:val="none"/>
+        </w:rPr>
+        <w:t>Policy Instrument (Call Money/Interbank Immediate (%), not transformed)</w:t>
+      </w:r>
+      <w:r>
+        <w:rPr>
+          <w:rFonts w:ascii="LM Roman 10" w:eastAsia="Times New Roman" w:hAnsi="LM Roman 10" w:cs="Times New Roman"/>
+          <w:b/>
+          <w:bCs/>
+          <w:kern w:val="0"/>
+          <w:sz w:val="24"/>
+          <w:szCs w:val="24"/>
+          <w:lang w:val="en-US" w:eastAsia="en-US"/>
+          <w14:ligatures w14:val="none"/>
+        </w:rPr>
+        <w:t xml:space="preserve"> and Its Residuals</w:t>
+      </w:r>
+    </w:p>
+    <w:p>
+      <w:pPr>
+        <w:widowControl w:val="0"/>
+        <w:autoSpaceDE w:val="0"/>
+        <w:autoSpaceDN w:val="0"/>
+        <w:spacing w:before="240" w:after="0" w:line="264" w:lineRule="auto"/>
+        <w:ind w:firstLine="284"/>
+        <w:jc w:val="center"/>
+        <w:rPr>
+          <w:rFonts w:ascii="LM Roman 10" w:eastAsia="Times New Roman" w:hAnsi="LM Roman 10" w:cs="Times New Roman"/>
+          <w:kern w:val="0"/>
+          <w:sz w:val="24"/>
+          <w:szCs w:val="24"/>
+          <w:lang w:val="en-US" w:eastAsia="en-US"/>
+          <w14:ligatures w14:val="none"/>
+        </w:rPr>
+      </w:pPr>
+      <w:r>
+        <w:rPr>
+          <w:rFonts w:ascii="LM Roman 10" w:eastAsia="Times New Roman" w:hAnsi="LM Roman 10" w:cs="Times New Roman"/>
+          <w:kern w:val="0"/>
+          <w:sz w:val="24"/>
+          <w:szCs w:val="24"/>
+          <w:lang w:val="en-US" w:eastAsia="en-US"/>
+          <w14:ligatures w14:val="none"/>
+        </w:rPr>
+        <w:drawing>
+          <wp:inline distT="0" distB="0" distL="0" distR="0" wp14:anchorId="20DF59FA" wp14:editId="0FAF7C6D">
+            <wp:extent cx="5118230" cy="830580"/>
+            <wp:effectExtent l="0" t="0" r="6350" b="7620"/>
+            <wp:docPr id="833178244" name="Picture 1"/>
+            <wp:cNvGraphicFramePr>
+              <a:graphicFrameLocks xmlns:a="http://schemas.openxmlformats.org/drawingml/2006/main" noChangeAspect="1"/>
+            </wp:cNvGraphicFramePr>
+            <a:graphic xmlns:a="http://schemas.openxmlformats.org/drawingml/2006/main">
+              <a:graphicData uri="http://schemas.openxmlformats.org/drawingml/2006/picture">
+                <pic:pic xmlns:pic="http://schemas.openxmlformats.org/drawingml/2006/picture">
+                  <pic:nvPicPr>
+                    <pic:cNvPr id="833178244" name=""/>
+                    <pic:cNvPicPr/>
+                  </pic:nvPicPr>
+                  <pic:blipFill>
+                    <a:blip r:embed="rId17"/>
+                    <a:stretch>
+                      <a:fillRect/>
+                    </a:stretch>
+                  </pic:blipFill>
+                  <pic:spPr>
+                    <a:xfrm>
+                      <a:off x="0" y="0"/>
+                      <a:ext cx="5152293" cy="836108"/>
+                    </a:xfrm>
+                    <a:prstGeom prst="rect">
+                      <a:avLst/>
+                    </a:prstGeom>
+                  </pic:spPr>
+                </pic:pic>
+              </a:graphicData>
+            </a:graphic>
+          </wp:inline>
+        </w:drawing>
+      </w:r>
+    </w:p>
+    <w:p>
+      <w:pPr>
+        <w:widowControl w:val="0"/>
+        <w:autoSpaceDE w:val="0"/>
+        <w:autoSpaceDN w:val="0"/>
+        <w:spacing w:before="240" w:after="0" w:line="264" w:lineRule="auto"/>
+        <w:ind w:firstLine="284"/>
+        <w:jc w:val="center"/>
+        <w:rPr>
+          <w:rFonts w:ascii="LM Roman 10" w:eastAsia="Times New Roman" w:hAnsi="LM Roman 10" w:cs="Times New Roman"/>
+          <w:b/>
+          <w:bCs/>
+          <w:kern w:val="0"/>
+          <w:sz w:val="24"/>
+          <w:szCs w:val="24"/>
+          <w:lang w:eastAsia="en-US"/>
+          <w14:ligatures w14:val="none"/>
+        </w:rPr>
+      </w:pPr>
+      <w:r>
+        <w:rPr>
+          <w:rFonts w:ascii="LM Roman 10" w:eastAsia="Times New Roman" w:hAnsi="LM Roman 10" w:cs="Times New Roman"/>
+          <w:b/>
+          <w:bCs/>
+          <w:kern w:val="0"/>
+          <w:sz w:val="24"/>
+          <w:szCs w:val="24"/>
+          <w:lang w:val="en-US" w:eastAsia="en-US"/>
+          <w14:ligatures w14:val="none"/>
+        </w:rPr>
+        <w:t xml:space="preserve">Table </w:t>
+      </w:r>
+      <w:r>
+        <w:rPr>
+          <w:rFonts w:ascii="LM Roman 10" w:eastAsia="Times New Roman" w:hAnsi="LM Roman 10" w:cs="Times New Roman"/>
+          <w:b/>
+          <w:bCs/>
+          <w:kern w:val="0"/>
+          <w:sz w:val="24"/>
+          <w:szCs w:val="24"/>
+          <w:lang w:val="en-US" w:eastAsia="en-US"/>
+          <w14:ligatures w14:val="none"/>
+        </w:rPr>
+        <w:t>2</w:t>
+      </w:r>
+      <w:r>
+        <w:rPr>
+          <w:rFonts w:ascii="LM Roman 10" w:eastAsia="Times New Roman" w:hAnsi="LM Roman 10" w:cs="Times New Roman"/>
+          <w:b/>
+          <w:bCs/>
+          <w:kern w:val="0"/>
+          <w:sz w:val="24"/>
+          <w:szCs w:val="24"/>
+          <w:lang w:val="en-US" w:eastAsia="en-US"/>
+          <w14:ligatures w14:val="none"/>
+        </w:rPr>
+        <w:t>.</w:t>
+      </w:r>
+      <w:r>
+        <w:rPr>
+          <w:rFonts w:ascii="LM Roman 10" w:eastAsia="Times New Roman" w:hAnsi="LM Roman 10" w:cs="Times New Roman"/>
+          <w:b/>
+          <w:bCs/>
+          <w:kern w:val="0"/>
+          <w:sz w:val="24"/>
+          <w:szCs w:val="24"/>
+          <w:lang w:val="en-US" w:eastAsia="en-US"/>
+          <w14:ligatures w14:val="none"/>
+        </w:rPr>
+        <w:t>5.</w:t>
+      </w:r>
+      <w:r>
+        <w:rPr>
+          <w:rFonts w:ascii="LM Roman 10" w:eastAsia="Times New Roman" w:hAnsi="LM Roman 10" w:cs="Times New Roman"/>
+          <w:b/>
+          <w:bCs/>
+          <w:kern w:val="0"/>
+          <w:sz w:val="24"/>
+          <w:szCs w:val="24"/>
+          <w:lang w:val="en-US" w:eastAsia="en-US"/>
+          <w14:ligatures w14:val="none"/>
+        </w:rPr>
+        <w:t>3</w:t>
+      </w:r>
+      <w:r>
+        <w:rPr>
+          <w:rFonts w:ascii="LM Roman 10" w:eastAsia="Times New Roman" w:hAnsi="LM Roman 10" w:cs="Times New Roman"/>
+          <w:b/>
+          <w:bCs/>
+          <w:kern w:val="0"/>
+          <w:sz w:val="24"/>
+          <w:szCs w:val="24"/>
+          <w:lang w:val="en-US" w:eastAsia="en-US"/>
+          <w14:ligatures w14:val="none"/>
+        </w:rPr>
+        <w:t xml:space="preserve"> </w:t>
+      </w:r>
+      <w:proofErr w:type="gramStart"/>
+      <w:r>
+        <w:rPr>
+          <w:rFonts w:ascii="LM Roman 10" w:eastAsia="Times New Roman" w:hAnsi="LM Roman 10" w:cs="Times New Roman"/>
+          <w:b/>
+          <w:bCs/>
+          <w:kern w:val="0"/>
+          <w:sz w:val="24"/>
+          <w:szCs w:val="24"/>
+          <w:lang w:val="en-US" w:eastAsia="en-US"/>
+          <w14:ligatures w14:val="none"/>
+        </w:rPr>
+        <w:t>AR(</w:t>
+      </w:r>
+      <w:proofErr w:type="gramEnd"/>
+      <w:r>
+        <w:rPr>
+          <w:rFonts w:ascii="LM Roman 10" w:eastAsia="Times New Roman" w:hAnsi="LM Roman 10" w:cs="Times New Roman"/>
+          <w:b/>
+          <w:bCs/>
+          <w:kern w:val="0"/>
+          <w:sz w:val="24"/>
+          <w:szCs w:val="24"/>
+          <w:lang w:val="en-US" w:eastAsia="en-US"/>
+          <w14:ligatures w14:val="none"/>
+        </w:rPr>
+        <w:t xml:space="preserve">1) Process Estimation </w:t>
+      </w:r>
+      <w:r>
+        <w:rPr>
+          <w:rFonts w:ascii="LM Roman 10" w:eastAsia="Times New Roman" w:hAnsi="LM Roman 10" w:cs="Times New Roman"/>
+          <w:b/>
+          <w:bCs/>
+          <w:kern w:val="0"/>
+          <w:sz w:val="24"/>
+          <w:szCs w:val="24"/>
+          <w:lang w:val="en-US" w:eastAsia="en-US"/>
+          <w14:ligatures w14:val="none"/>
+        </w:rPr>
+        <w:t xml:space="preserve">of </w:t>
+      </w:r>
+      <w:r>
+        <w:rPr>
+          <w:rFonts w:ascii="LM Roman 10" w:eastAsia="Times New Roman" w:hAnsi="LM Roman 10" w:cs="Times New Roman"/>
+          <w:b/>
+          <w:bCs/>
+          <w:kern w:val="0"/>
+          <w:sz w:val="24"/>
+          <w:szCs w:val="24"/>
+          <w:lang w:eastAsia="en-US"/>
+          <w14:ligatures w14:val="none"/>
+        </w:rPr>
+        <w:t>Output Gap (</w:t>
+      </w:r>
+      <w:proofErr w:type="spellStart"/>
+      <w:r>
+        <w:rPr>
+          <w:rFonts w:ascii="LM Roman 10" w:eastAsia="Times New Roman" w:hAnsi="LM Roman 10" w:cs="Times New Roman"/>
+          <w:b/>
+          <w:bCs/>
+          <w:kern w:val="0"/>
+          <w:sz w:val="24"/>
+          <w:szCs w:val="24"/>
+          <w:lang w:eastAsia="en-US"/>
+          <w14:ligatures w14:val="none"/>
+        </w:rPr>
+        <w:t>HPfilter</w:t>
+      </w:r>
+      <w:proofErr w:type="spellEnd"/>
+      <w:r>
+        <w:rPr>
+          <w:rFonts w:ascii="LM Roman 10" w:eastAsia="Times New Roman" w:hAnsi="LM Roman 10" w:cs="Times New Roman"/>
+          <w:b/>
+          <w:bCs/>
+          <w:kern w:val="0"/>
+          <w:sz w:val="24"/>
+          <w:szCs w:val="24"/>
+          <w:lang w:eastAsia="en-US"/>
+          <w14:ligatures w14:val="none"/>
+        </w:rPr>
+        <w:t>-Real GDP (billions chained 2015 JPY))</w:t>
+      </w:r>
+      <w:r>
+        <w:rPr>
+          <w:rFonts w:ascii="LM Roman 10" w:eastAsia="Times New Roman" w:hAnsi="LM Roman 10" w:cs="Times New Roman"/>
+          <w:b/>
+          <w:bCs/>
+          <w:kern w:val="0"/>
+          <w:sz w:val="24"/>
+          <w:szCs w:val="24"/>
+          <w:lang w:eastAsia="en-US"/>
+          <w14:ligatures w14:val="none"/>
+        </w:rPr>
+        <w:t xml:space="preserve"> </w:t>
+      </w:r>
+      <w:r>
+        <w:rPr>
+          <w:rFonts w:ascii="LM Roman 10" w:eastAsia="Times New Roman" w:hAnsi="LM Roman 10" w:cs="Times New Roman"/>
+          <w:b/>
+          <w:bCs/>
+          <w:kern w:val="0"/>
+          <w:sz w:val="24"/>
+          <w:szCs w:val="24"/>
+          <w:lang w:val="en-US" w:eastAsia="en-US"/>
+          <w14:ligatures w14:val="none"/>
+        </w:rPr>
+        <w:t>and Its Residuals</w:t>
+      </w:r>
+    </w:p>
+    <w:p>
+      <w:pPr>
+        <w:widowControl w:val="0"/>
+        <w:autoSpaceDE w:val="0"/>
+        <w:autoSpaceDN w:val="0"/>
+        <w:spacing w:before="240" w:after="0" w:line="264" w:lineRule="auto"/>
+        <w:ind w:firstLine="284"/>
+        <w:jc w:val="center"/>
+        <w:rPr>
+          <w:rFonts w:ascii="LM Roman 10" w:eastAsia="Times New Roman" w:hAnsi="LM Roman 10" w:cs="Times New Roman"/>
+          <w:kern w:val="0"/>
+          <w:sz w:val="24"/>
+          <w:szCs w:val="24"/>
+          <w:lang w:val="it-IT" w:eastAsia="en-US"/>
+          <w14:ligatures w14:val="none"/>
+        </w:rPr>
+      </w:pPr>
+      <w:r>
+        <w:rPr>
+          <w:rFonts w:ascii="LM Roman 10" w:eastAsia="Times New Roman" w:hAnsi="LM Roman 10" w:cs="Times New Roman"/>
+          <w:kern w:val="0"/>
+          <w:sz w:val="24"/>
+          <w:szCs w:val="24"/>
+          <w:lang w:val="it-IT" w:eastAsia="en-US"/>
+          <w14:ligatures w14:val="none"/>
+        </w:rPr>
+        <w:drawing>
+          <wp:inline distT="0" distB="0" distL="0" distR="0" wp14:anchorId="443DB142" wp14:editId="782A0A0C">
+            <wp:extent cx="5059680" cy="863056"/>
+            <wp:effectExtent l="0" t="0" r="7620" b="0"/>
+            <wp:docPr id="1281912790" name="Picture 1"/>
+            <wp:cNvGraphicFramePr>
+              <a:graphicFrameLocks xmlns:a="http://schemas.openxmlformats.org/drawingml/2006/main" noChangeAspect="1"/>
+            </wp:cNvGraphicFramePr>
+            <a:graphic xmlns:a="http://schemas.openxmlformats.org/drawingml/2006/main">
+              <a:graphicData uri="http://schemas.openxmlformats.org/drawingml/2006/picture">
+                <pic:pic xmlns:pic="http://schemas.openxmlformats.org/drawingml/2006/picture">
+                  <pic:nvPicPr>
+                    <pic:cNvPr id="1281912790" name=""/>
+                    <pic:cNvPicPr/>
+                  </pic:nvPicPr>
+                  <pic:blipFill>
+                    <a:blip r:embed="rId18"/>
+                    <a:stretch>
+                      <a:fillRect/>
+                    </a:stretch>
+                  </pic:blipFill>
+                  <pic:spPr>
+                    <a:xfrm>
+                      <a:off x="0" y="0"/>
+                      <a:ext cx="5078940" cy="866341"/>
+                    </a:xfrm>
+                    <a:prstGeom prst="rect">
+                      <a:avLst/>
+                    </a:prstGeom>
+                  </pic:spPr>
+                </pic:pic>
+              </a:graphicData>
+            </a:graphic>
+          </wp:inline>
+        </w:drawing>
+      </w:r>
+    </w:p>
+    <w:p>
+      <w:pPr>
+        <w:widowControl w:val="0"/>
+        <w:autoSpaceDE w:val="0"/>
+        <w:autoSpaceDN w:val="0"/>
+        <w:spacing w:before="240" w:after="0" w:line="264" w:lineRule="auto"/>
+        <w:ind w:firstLine="284"/>
+        <w:jc w:val="center"/>
+        <w:rPr>
+          <w:rFonts w:ascii="LM Roman 10" w:eastAsia="Times New Roman" w:hAnsi="LM Roman 10" w:cs="Times New Roman"/>
+          <w:kern w:val="0"/>
+          <w:sz w:val="24"/>
+          <w:szCs w:val="24"/>
+          <w:lang w:val="it-IT" w:eastAsia="en-US"/>
           <w14:ligatures w14:val="none"/>
         </w:rPr>
       </w:pPr>
@@ -32785,7 +33642,6 @@
           <w:lang w:eastAsia="en-US"/>
           <w14:ligatures w14:val="none"/>
         </w:rPr>
-        <w:lastRenderedPageBreak/>
         <w:t>Estimate the AR(2) model. Check your estimates are close to the following combination of parameters of the AR(1)-AR(1):</w:t>
       </w:r>
     </w:p>
@@ -32851,7 +33707,7 @@
                     <pic:cNvPicPr/>
                   </pic:nvPicPr>
                   <pic:blipFill>
-                    <a:blip r:embed="rId16">
+                    <a:blip r:embed="rId19">
                       <a:extLst>
                         <a:ext uri="{28A0092B-C50C-407E-A947-70E740481C1C}">
                           <a14:useLocalDpi xmlns:a14="http://schemas.microsoft.com/office/drawing/2010/main" val="0"/>
@@ -33137,7 +33993,22 @@
           <w:lang w:eastAsia="en-US"/>
           <w14:ligatures w14:val="none"/>
         </w:rPr>
-        <w:t xml:space="preserve">the roots, so that for example </w:t>
+        <w:t xml:space="preserve">the roots, so </w:t>
+      </w:r>
+      <w:r>
+        <w:rPr>
+          <w:rFonts w:ascii="LM Roman 10" w:eastAsia="Times New Roman" w:hAnsi="LM Roman 10" w:cs="Times New Roman"/>
+          <w:b/>
+          <w:bCs/>
+          <w:spacing w:val="-2"/>
+          <w:kern w:val="0"/>
+          <w:sz w:val="24"/>
+          <w:szCs w:val="24"/>
+          <w:lang w:eastAsia="en-US"/>
+          <w14:ligatures w14:val="none"/>
+        </w:rPr>
+        <w:lastRenderedPageBreak/>
+        <w:t xml:space="preserve">that for example </w:t>
       </w:r>
       <m:oMath>
         <m:sSup>
@@ -33374,7 +34245,7 @@
                     <pic:cNvPicPr/>
                   </pic:nvPicPr>
                   <pic:blipFill>
-                    <a:blip r:embed="rId17">
+                    <a:blip r:embed="rId20">
                       <a:extLst>
                         <a:ext uri="{28A0092B-C50C-407E-A947-70E740481C1C}">
                           <a14:useLocalDpi xmlns:a14="http://schemas.microsoft.com/office/drawing/2010/main" val="0"/>
@@ -33923,19 +34794,7 @@
           <w:lang w:val="en-US" w:eastAsia="en-US"/>
           <w14:ligatures w14:val="none"/>
         </w:rPr>
-        <w:t xml:space="preserve"> (2025), </w:t>
-      </w:r>
-      <w:r>
-        <w:rPr>
-          <w:rFonts w:ascii="LM Roman 10" w:eastAsia="Times New Roman" w:hAnsi="LM Roman 10" w:cs="Times New Roman"/>
-          <w:kern w:val="0"/>
-          <w:sz w:val="24"/>
-          <w:szCs w:val="24"/>
-          <w:lang w:val="en-US" w:eastAsia="en-US"/>
-          <w14:ligatures w14:val="none"/>
-        </w:rPr>
-        <w:lastRenderedPageBreak/>
-        <w:t>which investigates the impact of monetary policy on functional income distribution using a pan</w:t>
+        <w:t xml:space="preserve"> (2025), which investigates the impact of monetary policy on functional income distribution using a pan</w:t>
       </w:r>
     </w:p>
     <w:p>
@@ -34409,7 +35268,22 @@
           <w:lang w:eastAsia="en-US"/>
           <w14:ligatures w14:val="none"/>
         </w:rPr>
-        <w:t>with a monthly or quarterly deterministic trend with 40% growth rate (but</w:t>
+        <w:t xml:space="preserve">with a </w:t>
+      </w:r>
+      <w:r>
+        <w:rPr>
+          <w:rFonts w:ascii="LM Roman 10" w:eastAsia="Times New Roman" w:hAnsi="LM Roman 10" w:cs="Times New Roman"/>
+          <w:b/>
+          <w:bCs/>
+          <w:spacing w:val="-2"/>
+          <w:kern w:val="0"/>
+          <w:sz w:val="24"/>
+          <w:szCs w:val="24"/>
+          <w:lang w:eastAsia="en-US"/>
+          <w14:ligatures w14:val="none"/>
+        </w:rPr>
+        <w:lastRenderedPageBreak/>
+        <w:t>monthly or quarterly deterministic trend with 40% growth rate (but</w:t>
       </w:r>
       <w:r>
         <w:rPr>
@@ -35069,7 +35943,6 @@
           <w:lang w:eastAsia="en-US"/>
           <w14:ligatures w14:val="none"/>
         </w:rPr>
-        <w:lastRenderedPageBreak/>
         <w:t>Having not only persistent residuals but also some residuals</w:t>
       </w:r>
       <w:r>
@@ -35532,6 +36405,7 @@
           <w:lang w:eastAsia="en-US"/>
           <w14:ligatures w14:val="none"/>
         </w:rPr>
+        <w:lastRenderedPageBreak/>
         <w:t>E</w:t>
       </w:r>
       <w:r>
@@ -35970,7 +36844,7 @@
                     <pic:cNvPicPr/>
                   </pic:nvPicPr>
                   <pic:blipFill>
-                    <a:blip r:embed="rId18">
+                    <a:blip r:embed="rId21">
                       <a:extLst>
                         <a:ext uri="{28A0092B-C50C-407E-A947-70E740481C1C}">
                           <a14:useLocalDpi xmlns:a14="http://schemas.microsoft.com/office/drawing/2010/main" val="0"/>
@@ -36116,22 +36990,7 @@
           <w:lang w:eastAsia="en-US"/>
           <w14:ligatures w14:val="none"/>
         </w:rPr>
-        <w:t xml:space="preserve">For unit root periods (auto-correlation close to one) of the policy target, if you notice on the graph of the time series a rising trend </w:t>
-      </w:r>
-      <w:r>
-        <w:rPr>
-          <w:rFonts w:ascii="LM Roman 10" w:eastAsia="Times New Roman" w:hAnsi="LM Roman 10"/>
-          <w:b/>
-          <w:bCs/>
-          <w:spacing w:val="-2"/>
-          <w:kern w:val="0"/>
-          <w:sz w:val="24"/>
-          <w:szCs w:val="24"/>
-          <w:lang w:eastAsia="en-US"/>
-          <w14:ligatures w14:val="none"/>
-        </w:rPr>
-        <w:lastRenderedPageBreak/>
-        <w:t>subperiod and estimate a deterministic trend on this subperiod:</w:t>
+        <w:t>For unit root periods (auto-correlation close to one) of the policy target, if you notice on the graph of the time series a rising trend subperiod and estimate a deterministic trend on this subperiod:</w:t>
       </w:r>
       <w:r>
         <w:rPr>
@@ -37295,6 +38154,7 @@
           <w:lang w:val="en-US" w:eastAsia="en-US"/>
           <w14:ligatures w14:val="none"/>
         </w:rPr>
+        <w:lastRenderedPageBreak/>
         <w:t>T</w:t>
       </w:r>
       <w:r>
@@ -37976,7 +38836,7 @@
                     <pic:cNvPicPr/>
                   </pic:nvPicPr>
                   <pic:blipFill>
-                    <a:blip r:embed="rId19">
+                    <a:blip r:embed="rId22">
                       <a:extLst>
                         <a:ext uri="{28A0092B-C50C-407E-A947-70E740481C1C}">
                           <a14:useLocalDpi xmlns:a14="http://schemas.microsoft.com/office/drawing/2010/main" val="0"/>
@@ -38326,7 +39186,6 @@
           <w:lang w:val="en-US" w:eastAsia="en-US"/>
           <w14:ligatures w14:val="none"/>
         </w:rPr>
-        <w:lastRenderedPageBreak/>
         <w:drawing>
           <wp:anchor distT="0" distB="0" distL="114300" distR="114300" simplePos="0" relativeHeight="251672576" behindDoc="1" locked="0" layoutInCell="1" allowOverlap="1" wp14:anchorId="6B205B2A" wp14:editId="022562DC">
             <wp:simplePos x="0" y="0"/>
@@ -38359,7 +39218,7 @@
                     <pic:cNvPicPr/>
                   </pic:nvPicPr>
                   <pic:blipFill>
-                    <a:blip r:embed="rId20">
+                    <a:blip r:embed="rId23">
                       <a:extLst>
                         <a:ext uri="{28A0092B-C50C-407E-A947-70E740481C1C}">
                           <a14:useLocalDpi xmlns:a14="http://schemas.microsoft.com/office/drawing/2010/main" val="0"/>
@@ -38739,6 +39598,7 @@
           <w:lang w:val="en-US" w:eastAsia="en-US"/>
           <w14:ligatures w14:val="none"/>
         </w:rPr>
+        <w:lastRenderedPageBreak/>
         <w:t xml:space="preserve">Redo the last 3 questions with all variables in </w:t>
       </w:r>
       <w:r>
@@ -38937,7 +39797,7 @@
                     <pic:cNvPicPr/>
                   </pic:nvPicPr>
                   <pic:blipFill>
-                    <a:blip r:embed="rId21">
+                    <a:blip r:embed="rId24">
                       <a:extLst>
                         <a:ext uri="{28A0092B-C50C-407E-A947-70E740481C1C}">
                           <a14:useLocalDpi xmlns:a14="http://schemas.microsoft.com/office/drawing/2010/main" val="0"/>
@@ -39290,7 +40150,6 @@
           <w:lang w:val="en-US" w:eastAsia="en-US"/>
           <w14:ligatures w14:val="none"/>
         </w:rPr>
-        <w:lastRenderedPageBreak/>
         <w:t xml:space="preserve">In this work we provide a replication study of Lofaro and Di </w:t>
       </w:r>
       <w:proofErr w:type="spellStart"/>
@@ -40174,7 +41033,7 @@
                     <pic:cNvPicPr/>
                   </pic:nvPicPr>
                   <pic:blipFill>
-                    <a:blip r:embed="rId22">
+                    <a:blip r:embed="rId25">
                       <a:extLst>
                         <a:ext uri="{28A0092B-C50C-407E-A947-70E740481C1C}">
                           <a14:useLocalDpi xmlns:a14="http://schemas.microsoft.com/office/drawing/2010/main" val="0"/>
@@ -40245,6 +41104,7 @@
           <w:lang w:val="en-US" w:eastAsia="en-US"/>
           <w14:ligatures w14:val="none"/>
         </w:rPr>
+        <w:lastRenderedPageBreak/>
         <w:t xml:space="preserve">In this work we provide a replication study of Lofaro and Di </w:t>
       </w:r>
       <w:proofErr w:type="spellStart"/>
@@ -40344,7 +41204,7 @@
                     <pic:cNvPicPr/>
                   </pic:nvPicPr>
                   <pic:blipFill>
-                    <a:blip r:embed="rId23">
+                    <a:blip r:embed="rId26">
                       <a:extLst>
                         <a:ext uri="{28A0092B-C50C-407E-A947-70E740481C1C}">
                           <a14:useLocalDpi xmlns:a14="http://schemas.microsoft.com/office/drawing/2010/main" val="0"/>
@@ -41031,7 +41891,7 @@
                     <pic:cNvPicPr/>
                   </pic:nvPicPr>
                   <pic:blipFill>
-                    <a:blip r:embed="rId24"/>
+                    <a:blip r:embed="rId27"/>
                     <a:stretch>
                       <a:fillRect/>
                     </a:stretch>
@@ -41601,22 +42461,7 @@
           <w:lang w:val="en-US" w:eastAsia="en-US"/>
           <w14:ligatures w14:val="none"/>
         </w:rPr>
-        <w:t xml:space="preserve">Your results have 98% chances of not </w:t>
-      </w:r>
-      <w:r>
-        <w:rPr>
-          <w:rFonts w:ascii="LM Roman 10" w:eastAsia="Times New Roman" w:hAnsi="LM Roman 10" w:cs="Times New Roman"/>
-          <w:b/>
-          <w:bCs/>
-          <w:spacing w:val="-2"/>
-          <w:kern w:val="0"/>
-          <w:sz w:val="24"/>
-          <w:szCs w:val="24"/>
-          <w:lang w:val="en-US" w:eastAsia="en-US"/>
-          <w14:ligatures w14:val="none"/>
-        </w:rPr>
-        <w:lastRenderedPageBreak/>
-        <w:t xml:space="preserve">being </w:t>
+        <w:t xml:space="preserve">Your results have 98% chances of not being </w:t>
       </w:r>
       <w:r>
         <w:rPr>
@@ -42219,6 +43064,7 @@
           <w:lang w:eastAsia="en-US"/>
           <w14:ligatures w14:val="none"/>
         </w:rPr>
+        <w:lastRenderedPageBreak/>
         <w:t>Check that you do not have weak instruments in each equation of (</w:t>
       </w:r>
       <m:oMath>
@@ -42663,7 +43509,7 @@
                     <pic:cNvPicPr/>
                   </pic:nvPicPr>
                   <pic:blipFill>
-                    <a:blip r:embed="rId25">
+                    <a:blip r:embed="rId28">
                       <a:extLst>
                         <a:ext uri="{28A0092B-C50C-407E-A947-70E740481C1C}">
                           <a14:useLocalDpi xmlns:a14="http://schemas.microsoft.com/office/drawing/2010/main" val="0"/>
@@ -43136,7 +43982,22 @@
           <w:lang w:eastAsia="en-US"/>
           <w14:ligatures w14:val="none"/>
         </w:rPr>
-        <w:t xml:space="preserve"> solve the price puzzle obtaining a sign flip B &lt; 0. It is NOT a problem if you fail. If you run a VAR: (1) show the unit disk with the roots of the VAR and comment if there are still roots close to unit roots (2) Mention if the parameters of the lagged dependent variable remain close to one (main diagonal), in this case, there remains very little variance to be explained by other variables, even though those variables are statistically significant with T &gt; 200.</w:t>
+        <w:t xml:space="preserve"> solve the price puzzle obtaining a sign flip B &lt; 0. It is NOT a problem if you fail. If you run a VAR: (1) </w:t>
+      </w:r>
+      <w:r>
+        <w:rPr>
+          <w:rFonts w:ascii="LM Roman 10" w:eastAsia="Times New Roman" w:hAnsi="LM Roman 10" w:cs="Times New Roman"/>
+          <w:b/>
+          <w:bCs/>
+          <w:spacing w:val="-2"/>
+          <w:kern w:val="0"/>
+          <w:sz w:val="24"/>
+          <w:szCs w:val="24"/>
+          <w:lang w:eastAsia="en-US"/>
+          <w14:ligatures w14:val="none"/>
+        </w:rPr>
+        <w:lastRenderedPageBreak/>
+        <w:t>show the unit disk with the roots of the VAR and comment if there are still roots close to unit roots (2) Mention if the parameters of the lagged dependent variable remain close to one (main diagonal), in this case, there remains very little variance to be explained by other variables, even though those variables are statistically significant with T &gt; 200.</w:t>
       </w:r>
     </w:p>
     <w:p>
@@ -43578,7 +44439,7 @@
           <w14:ligatures w14:val="none"/>
         </w:rPr>
         <w:sectPr>
-          <w:footerReference w:type="default" r:id="rId26"/>
+          <w:footerReference w:type="default" r:id="rId29"/>
           <w:type w:val="continuous"/>
           <w:pgSz w:w="11920" w:h="16850"/>
           <w:pgMar w:top="1440" w:right="1440" w:bottom="1440" w:left="1440" w:header="0" w:footer="981" w:gutter="0"/>
@@ -46505,7 +47366,7 @@
   <w:style w:type="paragraph" w:default="1" w:styleId="Normal">
     <w:name w:val="Normal"/>
     <w:qFormat/>
-    <w:rsid w:val="006B6A25"/>
+    <w:rsid w:val="002064AE"/>
     <w:rPr>
       <w:lang w:val="en-GB"/>
     </w:rPr>

--- a/Documentation/MFE-Commented Analysis.docx
+++ b/Documentation/MFE-Commented Analysis.docx
@@ -33570,35 +33570,675 @@
           <w:kern w:val="0"/>
           <w:sz w:val="24"/>
           <w:szCs w:val="24"/>
-          <w:lang w:val="en-US" w:eastAsia="en-US"/>
-          <w14:ligatures w14:val="none"/>
-        </w:rPr>
-        <w:t xml:space="preserve">In this work we provide a replication study of Lofaro and Di </w:t>
-      </w:r>
-      <w:proofErr w:type="spellStart"/>
-      <w:r>
-        <w:rPr>
-          <w:rFonts w:ascii="LM Roman 10" w:eastAsia="Times New Roman" w:hAnsi="LM Roman 10" w:cs="Times New Roman"/>
-          <w:kern w:val="0"/>
-          <w:sz w:val="24"/>
-          <w:szCs w:val="24"/>
-          <w:lang w:val="en-US" w:eastAsia="en-US"/>
-          <w14:ligatures w14:val="none"/>
-        </w:rPr>
-        <w:t>Bucchianico</w:t>
-      </w:r>
-      <w:proofErr w:type="spellEnd"/>
-      <w:r>
-        <w:rPr>
-          <w:rFonts w:ascii="LM Roman 10" w:eastAsia="Times New Roman" w:hAnsi="LM Roman 10" w:cs="Times New Roman"/>
-          <w:kern w:val="0"/>
-          <w:sz w:val="24"/>
-          <w:szCs w:val="24"/>
-          <w:lang w:val="en-US" w:eastAsia="en-US"/>
-          <w14:ligatures w14:val="none"/>
-        </w:rPr>
-        <w:t xml:space="preserve"> (2025), which investigates the impact of monetary policy on functional income distribution using a pan</w:t>
-      </w:r>
+          <w:highlight w:val="yellow"/>
+          <w:lang w:val="en-US" w:eastAsia="en-US"/>
+          <w14:ligatures w14:val="none"/>
+        </w:rPr>
+        <w:t>Done, comment</w:t>
+      </w:r>
+    </w:p>
+    <w:p>
+      <w:pPr>
+        <w:widowControl w:val="0"/>
+        <w:autoSpaceDE w:val="0"/>
+        <w:autoSpaceDN w:val="0"/>
+        <w:spacing w:before="240" w:after="0" w:line="264" w:lineRule="auto"/>
+        <w:ind w:firstLine="284"/>
+        <w:jc w:val="center"/>
+        <w:rPr>
+          <w:rFonts w:ascii="LM Roman 10" w:eastAsia="Times New Roman" w:hAnsi="LM Roman 10" w:cs="Times New Roman"/>
+          <w:b/>
+          <w:bCs/>
+          <w:kern w:val="0"/>
+          <w:sz w:val="24"/>
+          <w:szCs w:val="24"/>
+          <w:lang w:eastAsia="en-US"/>
+          <w14:ligatures w14:val="none"/>
+        </w:rPr>
+      </w:pPr>
+      <w:r>
+        <w:rPr>
+          <w:rFonts w:ascii="LM Roman 10" w:eastAsia="Times New Roman" w:hAnsi="LM Roman 10" w:cs="Times New Roman"/>
+          <w:b/>
+          <w:bCs/>
+          <w:kern w:val="0"/>
+          <w:sz w:val="24"/>
+          <w:szCs w:val="24"/>
+          <w:lang w:val="en-US" w:eastAsia="en-US"/>
+          <w14:ligatures w14:val="none"/>
+        </w:rPr>
+        <w:t xml:space="preserve">Table </w:t>
+      </w:r>
+      <w:r>
+        <w:rPr>
+          <w:rFonts w:ascii="LM Roman 10" w:eastAsia="Times New Roman" w:hAnsi="LM Roman 10" w:cs="Times New Roman"/>
+          <w:b/>
+          <w:bCs/>
+          <w:kern w:val="0"/>
+          <w:sz w:val="24"/>
+          <w:szCs w:val="24"/>
+          <w:lang w:val="en-US" w:eastAsia="en-US"/>
+          <w14:ligatures w14:val="none"/>
+        </w:rPr>
+        <w:t>2</w:t>
+      </w:r>
+      <w:r>
+        <w:rPr>
+          <w:rFonts w:ascii="LM Roman 10" w:eastAsia="Times New Roman" w:hAnsi="LM Roman 10" w:cs="Times New Roman"/>
+          <w:b/>
+          <w:bCs/>
+          <w:kern w:val="0"/>
+          <w:sz w:val="24"/>
+          <w:szCs w:val="24"/>
+          <w:lang w:val="en-US" w:eastAsia="en-US"/>
+          <w14:ligatures w14:val="none"/>
+        </w:rPr>
+        <w:t>.</w:t>
+      </w:r>
+      <w:r>
+        <w:rPr>
+          <w:rFonts w:ascii="LM Roman 10" w:eastAsia="Times New Roman" w:hAnsi="LM Roman 10" w:cs="Times New Roman"/>
+          <w:b/>
+          <w:bCs/>
+          <w:kern w:val="0"/>
+          <w:sz w:val="24"/>
+          <w:szCs w:val="24"/>
+          <w:lang w:val="en-US" w:eastAsia="en-US"/>
+          <w14:ligatures w14:val="none"/>
+        </w:rPr>
+        <w:t>6</w:t>
+      </w:r>
+      <w:r>
+        <w:rPr>
+          <w:rFonts w:ascii="LM Roman 10" w:eastAsia="Times New Roman" w:hAnsi="LM Roman 10" w:cs="Times New Roman"/>
+          <w:b/>
+          <w:bCs/>
+          <w:kern w:val="0"/>
+          <w:sz w:val="24"/>
+          <w:szCs w:val="24"/>
+          <w:lang w:val="en-US" w:eastAsia="en-US"/>
+          <w14:ligatures w14:val="none"/>
+        </w:rPr>
+        <w:t>.</w:t>
+      </w:r>
+      <w:r>
+        <w:rPr>
+          <w:rFonts w:ascii="LM Roman 10" w:eastAsia="Times New Roman" w:hAnsi="LM Roman 10" w:cs="Times New Roman"/>
+          <w:b/>
+          <w:bCs/>
+          <w:kern w:val="0"/>
+          <w:sz w:val="24"/>
+          <w:szCs w:val="24"/>
+          <w:lang w:val="en-US" w:eastAsia="en-US"/>
+          <w14:ligatures w14:val="none"/>
+        </w:rPr>
+        <w:t>1</w:t>
+      </w:r>
+      <w:r>
+        <w:rPr>
+          <w:rFonts w:ascii="LM Roman 10" w:eastAsia="Times New Roman" w:hAnsi="LM Roman 10" w:cs="Times New Roman"/>
+          <w:b/>
+          <w:bCs/>
+          <w:kern w:val="0"/>
+          <w:sz w:val="24"/>
+          <w:szCs w:val="24"/>
+          <w:lang w:val="en-US" w:eastAsia="en-US"/>
+          <w14:ligatures w14:val="none"/>
+        </w:rPr>
+        <w:t xml:space="preserve"> </w:t>
+      </w:r>
+      <w:r>
+        <w:rPr>
+          <w:rFonts w:ascii="LM Roman 10" w:eastAsia="Times New Roman" w:hAnsi="LM Roman 10" w:cs="Times New Roman"/>
+          <w:b/>
+          <w:bCs/>
+          <w:kern w:val="0"/>
+          <w:sz w:val="24"/>
+          <w:szCs w:val="24"/>
+          <w:lang w:val="en-US" w:eastAsia="en-US"/>
+          <w14:ligatures w14:val="none"/>
+        </w:rPr>
+        <w:t>Augmented Dickey-Fuller Unit Root Tests</w:t>
+      </w:r>
+      <w:r>
+        <w:rPr>
+          <w:rFonts w:ascii="LM Roman 10" w:eastAsia="Times New Roman" w:hAnsi="LM Roman 10" w:cs="Times New Roman"/>
+          <w:b/>
+          <w:bCs/>
+          <w:kern w:val="0"/>
+          <w:sz w:val="24"/>
+          <w:szCs w:val="24"/>
+          <w:lang w:val="en-US" w:eastAsia="en-US"/>
+          <w14:ligatures w14:val="none"/>
+        </w:rPr>
+        <w:t xml:space="preserve"> on </w:t>
+      </w:r>
+      <m:oMath>
+        <m:sSub>
+          <m:sSubPr>
+            <m:ctrlPr>
+              <w:rPr>
+                <w:rFonts w:ascii="Cambria Math" w:eastAsia="Times New Roman" w:hAnsi="Cambria Math" w:cs="Times New Roman"/>
+                <w:b/>
+                <w:bCs/>
+                <w:i/>
+                <w:spacing w:val="-2"/>
+                <w:kern w:val="0"/>
+                <w:sz w:val="24"/>
+                <w:szCs w:val="24"/>
+                <w:lang w:eastAsia="en-US"/>
+                <w14:ligatures w14:val="none"/>
+              </w:rPr>
+            </m:ctrlPr>
+          </m:sSubPr>
+          <m:e>
+            <m:r>
+              <m:rPr>
+                <m:sty m:val="bi"/>
+              </m:rPr>
+              <w:rPr>
+                <w:rFonts w:ascii="Cambria Math" w:eastAsia="Times New Roman" w:hAnsi="Cambria Math" w:cs="Times New Roman"/>
+                <w:spacing w:val="-2"/>
+                <w:kern w:val="0"/>
+                <w:sz w:val="24"/>
+                <w:szCs w:val="24"/>
+                <w:lang w:eastAsia="en-US"/>
+                <w14:ligatures w14:val="none"/>
+              </w:rPr>
+              <m:t>π</m:t>
+            </m:r>
+          </m:e>
+          <m:sub>
+            <m:r>
+              <m:rPr>
+                <m:sty m:val="bi"/>
+              </m:rPr>
+              <w:rPr>
+                <w:rFonts w:ascii="Cambria Math" w:eastAsia="Times New Roman" w:hAnsi="Cambria Math" w:cs="Times New Roman"/>
+                <w:spacing w:val="-2"/>
+                <w:kern w:val="0"/>
+                <w:sz w:val="24"/>
+                <w:szCs w:val="24"/>
+                <w:lang w:eastAsia="en-US"/>
+                <w14:ligatures w14:val="none"/>
+              </w:rPr>
+              <m:t>t</m:t>
+            </m:r>
+          </m:sub>
+        </m:sSub>
+      </m:oMath>
+      <w:r>
+        <w:rPr>
+          <w:rFonts w:ascii="LM Roman 10" w:eastAsia="Times New Roman" w:hAnsi="LM Roman 10" w:cs="Times New Roman"/>
+          <w:b/>
+          <w:bCs/>
+          <w:spacing w:val="-2"/>
+          <w:kern w:val="0"/>
+          <w:sz w:val="24"/>
+          <w:szCs w:val="24"/>
+          <w:lang w:eastAsia="en-US"/>
+          <w14:ligatures w14:val="none"/>
+        </w:rPr>
+        <w:t xml:space="preserve"> and </w:t>
+      </w:r>
+      <m:oMath>
+        <m:sSub>
+          <m:sSubPr>
+            <m:ctrlPr>
+              <w:rPr>
+                <w:rFonts w:ascii="Cambria Math" w:eastAsia="Times New Roman" w:hAnsi="Cambria Math" w:cs="Times New Roman"/>
+                <w:b/>
+                <w:bCs/>
+                <w:i/>
+                <w:spacing w:val="-2"/>
+                <w:kern w:val="0"/>
+                <w:sz w:val="24"/>
+                <w:szCs w:val="24"/>
+                <w:lang w:eastAsia="en-US"/>
+                <w14:ligatures w14:val="none"/>
+              </w:rPr>
+            </m:ctrlPr>
+          </m:sSubPr>
+          <m:e>
+            <m:r>
+              <m:rPr>
+                <m:sty m:val="bi"/>
+              </m:rPr>
+              <w:rPr>
+                <w:rFonts w:ascii="Cambria Math" w:eastAsia="Times New Roman" w:hAnsi="Cambria Math" w:cs="Times New Roman"/>
+                <w:spacing w:val="-2"/>
+                <w:kern w:val="0"/>
+                <w:sz w:val="24"/>
+                <w:szCs w:val="24"/>
+                <w:lang w:eastAsia="en-US"/>
+                <w14:ligatures w14:val="none"/>
+              </w:rPr>
+              <m:t>i</m:t>
+            </m:r>
+          </m:e>
+          <m:sub>
+            <m:r>
+              <m:rPr>
+                <m:sty m:val="bi"/>
+              </m:rPr>
+              <w:rPr>
+                <w:rFonts w:ascii="Cambria Math" w:eastAsia="Times New Roman" w:hAnsi="Cambria Math" w:cs="Times New Roman"/>
+                <w:spacing w:val="-2"/>
+                <w:kern w:val="0"/>
+                <w:sz w:val="24"/>
+                <w:szCs w:val="24"/>
+                <w:lang w:eastAsia="en-US"/>
+                <w14:ligatures w14:val="none"/>
+              </w:rPr>
+              <m:t>t</m:t>
+            </m:r>
+          </m:sub>
+        </m:sSub>
+      </m:oMath>
+      <w:r>
+        <w:rPr>
+          <w:rFonts w:ascii="LM Roman 10" w:eastAsia="Times New Roman" w:hAnsi="LM Roman 10" w:cs="Times New Roman"/>
+          <w:b/>
+          <w:bCs/>
+          <w:kern w:val="0"/>
+          <w:sz w:val="24"/>
+          <w:szCs w:val="24"/>
+          <w:lang w:val="en-US" w:eastAsia="en-US"/>
+          <w14:ligatures w14:val="none"/>
+        </w:rPr>
+        <w:t xml:space="preserve"> </w:t>
+      </w:r>
+    </w:p>
+    <w:p>
+      <w:pPr>
+        <w:widowControl w:val="0"/>
+        <w:autoSpaceDE w:val="0"/>
+        <w:autoSpaceDN w:val="0"/>
+        <w:spacing w:before="240" w:after="0" w:line="264" w:lineRule="auto"/>
+        <w:jc w:val="center"/>
+        <w:rPr>
+          <w:rFonts w:ascii="LM Roman 10" w:eastAsia="Times New Roman" w:hAnsi="LM Roman 10" w:cs="Times New Roman"/>
+          <w:kern w:val="0"/>
+          <w:sz w:val="24"/>
+          <w:szCs w:val="24"/>
+          <w:lang w:val="en-US" w:eastAsia="en-US"/>
+          <w14:ligatures w14:val="none"/>
+        </w:rPr>
+      </w:pPr>
+      <w:r>
+        <w:rPr>
+          <w:rFonts w:ascii="LM Roman 10" w:eastAsia="Times New Roman" w:hAnsi="LM Roman 10" w:cs="Times New Roman"/>
+          <w:kern w:val="0"/>
+          <w:sz w:val="24"/>
+          <w:szCs w:val="24"/>
+          <w:lang w:val="en-US" w:eastAsia="en-US"/>
+          <w14:ligatures w14:val="none"/>
+        </w:rPr>
+        <w:drawing>
+          <wp:inline distT="0" distB="0" distL="0" distR="0" wp14:anchorId="32D805D7" wp14:editId="281B0151">
+            <wp:extent cx="4312920" cy="946075"/>
+            <wp:effectExtent l="0" t="0" r="0" b="6985"/>
+            <wp:docPr id="1523332313" name="Picture 1"/>
+            <wp:cNvGraphicFramePr>
+              <a:graphicFrameLocks xmlns:a="http://schemas.openxmlformats.org/drawingml/2006/main" noChangeAspect="1"/>
+            </wp:cNvGraphicFramePr>
+            <a:graphic xmlns:a="http://schemas.openxmlformats.org/drawingml/2006/main">
+              <a:graphicData uri="http://schemas.openxmlformats.org/drawingml/2006/picture">
+                <pic:pic xmlns:pic="http://schemas.openxmlformats.org/drawingml/2006/picture">
+                  <pic:nvPicPr>
+                    <pic:cNvPr id="1523332313" name=""/>
+                    <pic:cNvPicPr/>
+                  </pic:nvPicPr>
+                  <pic:blipFill>
+                    <a:blip r:embed="rId19"/>
+                    <a:stretch>
+                      <a:fillRect/>
+                    </a:stretch>
+                  </pic:blipFill>
+                  <pic:spPr>
+                    <a:xfrm>
+                      <a:off x="0" y="0"/>
+                      <a:ext cx="4337474" cy="951461"/>
+                    </a:xfrm>
+                    <a:prstGeom prst="rect">
+                      <a:avLst/>
+                    </a:prstGeom>
+                  </pic:spPr>
+                </pic:pic>
+              </a:graphicData>
+            </a:graphic>
+          </wp:inline>
+        </w:drawing>
+      </w:r>
+    </w:p>
+    <w:p>
+      <w:pPr>
+        <w:widowControl w:val="0"/>
+        <w:autoSpaceDE w:val="0"/>
+        <w:autoSpaceDN w:val="0"/>
+        <w:spacing w:before="240" w:after="0" w:line="264" w:lineRule="auto"/>
+        <w:ind w:firstLine="284"/>
+        <w:jc w:val="center"/>
+        <w:rPr>
+          <w:rFonts w:ascii="LM Roman 10" w:eastAsia="Times New Roman" w:hAnsi="LM Roman 10" w:cs="Times New Roman"/>
+          <w:b/>
+          <w:bCs/>
+          <w:kern w:val="0"/>
+          <w:sz w:val="24"/>
+          <w:szCs w:val="24"/>
+          <w:lang w:eastAsia="en-US"/>
+          <w14:ligatures w14:val="none"/>
+        </w:rPr>
+      </w:pPr>
+      <w:r>
+        <w:rPr>
+          <w:rFonts w:ascii="LM Roman 10" w:eastAsia="Times New Roman" w:hAnsi="LM Roman 10" w:cs="Times New Roman"/>
+          <w:b/>
+          <w:bCs/>
+          <w:kern w:val="0"/>
+          <w:sz w:val="24"/>
+          <w:szCs w:val="24"/>
+          <w:lang w:val="en-US" w:eastAsia="en-US"/>
+          <w14:ligatures w14:val="none"/>
+        </w:rPr>
+        <w:t xml:space="preserve">Table </w:t>
+      </w:r>
+      <w:r>
+        <w:rPr>
+          <w:rFonts w:ascii="LM Roman 10" w:eastAsia="Times New Roman" w:hAnsi="LM Roman 10" w:cs="Times New Roman"/>
+          <w:b/>
+          <w:bCs/>
+          <w:kern w:val="0"/>
+          <w:sz w:val="24"/>
+          <w:szCs w:val="24"/>
+          <w:lang w:val="en-US" w:eastAsia="en-US"/>
+          <w14:ligatures w14:val="none"/>
+        </w:rPr>
+        <w:t>2</w:t>
+      </w:r>
+      <w:r>
+        <w:rPr>
+          <w:rFonts w:ascii="LM Roman 10" w:eastAsia="Times New Roman" w:hAnsi="LM Roman 10" w:cs="Times New Roman"/>
+          <w:b/>
+          <w:bCs/>
+          <w:kern w:val="0"/>
+          <w:sz w:val="24"/>
+          <w:szCs w:val="24"/>
+          <w:lang w:val="en-US" w:eastAsia="en-US"/>
+          <w14:ligatures w14:val="none"/>
+        </w:rPr>
+        <w:t>.</w:t>
+      </w:r>
+      <w:r>
+        <w:rPr>
+          <w:rFonts w:ascii="LM Roman 10" w:eastAsia="Times New Roman" w:hAnsi="LM Roman 10" w:cs="Times New Roman"/>
+          <w:b/>
+          <w:bCs/>
+          <w:kern w:val="0"/>
+          <w:sz w:val="24"/>
+          <w:szCs w:val="24"/>
+          <w:lang w:val="en-US" w:eastAsia="en-US"/>
+          <w14:ligatures w14:val="none"/>
+        </w:rPr>
+        <w:t>6</w:t>
+      </w:r>
+      <w:r>
+        <w:rPr>
+          <w:rFonts w:ascii="LM Roman 10" w:eastAsia="Times New Roman" w:hAnsi="LM Roman 10" w:cs="Times New Roman"/>
+          <w:b/>
+          <w:bCs/>
+          <w:kern w:val="0"/>
+          <w:sz w:val="24"/>
+          <w:szCs w:val="24"/>
+          <w:lang w:val="en-US" w:eastAsia="en-US"/>
+          <w14:ligatures w14:val="none"/>
+        </w:rPr>
+        <w:t>.</w:t>
+      </w:r>
+      <w:r>
+        <w:rPr>
+          <w:rFonts w:ascii="LM Roman 10" w:eastAsia="Times New Roman" w:hAnsi="LM Roman 10" w:cs="Times New Roman"/>
+          <w:b/>
+          <w:bCs/>
+          <w:kern w:val="0"/>
+          <w:sz w:val="24"/>
+          <w:szCs w:val="24"/>
+          <w:lang w:val="en-US" w:eastAsia="en-US"/>
+          <w14:ligatures w14:val="none"/>
+        </w:rPr>
+        <w:t>2 Phillips Perron</w:t>
+      </w:r>
+      <w:r>
+        <w:rPr>
+          <w:rFonts w:ascii="LM Roman 10" w:eastAsia="Times New Roman" w:hAnsi="LM Roman 10" w:cs="Times New Roman"/>
+          <w:b/>
+          <w:bCs/>
+          <w:kern w:val="0"/>
+          <w:sz w:val="24"/>
+          <w:szCs w:val="24"/>
+          <w:lang w:val="en-US" w:eastAsia="en-US"/>
+          <w14:ligatures w14:val="none"/>
+        </w:rPr>
+        <w:t xml:space="preserve"> Unit Root Tests on </w:t>
+      </w:r>
+      <m:oMath>
+        <m:sSub>
+          <m:sSubPr>
+            <m:ctrlPr>
+              <w:rPr>
+                <w:rFonts w:ascii="Cambria Math" w:eastAsia="Times New Roman" w:hAnsi="Cambria Math" w:cs="Times New Roman"/>
+                <w:b/>
+                <w:bCs/>
+                <w:i/>
+                <w:spacing w:val="-2"/>
+                <w:kern w:val="0"/>
+                <w:sz w:val="24"/>
+                <w:szCs w:val="24"/>
+                <w:lang w:eastAsia="en-US"/>
+                <w14:ligatures w14:val="none"/>
+              </w:rPr>
+            </m:ctrlPr>
+          </m:sSubPr>
+          <m:e>
+            <m:r>
+              <m:rPr>
+                <m:sty m:val="bi"/>
+              </m:rPr>
+              <w:rPr>
+                <w:rFonts w:ascii="Cambria Math" w:eastAsia="Times New Roman" w:hAnsi="Cambria Math" w:cs="Times New Roman"/>
+                <w:spacing w:val="-2"/>
+                <w:kern w:val="0"/>
+                <w:sz w:val="24"/>
+                <w:szCs w:val="24"/>
+                <w:lang w:eastAsia="en-US"/>
+                <w14:ligatures w14:val="none"/>
+              </w:rPr>
+              <m:t>π</m:t>
+            </m:r>
+          </m:e>
+          <m:sub>
+            <m:r>
+              <m:rPr>
+                <m:sty m:val="bi"/>
+              </m:rPr>
+              <w:rPr>
+                <w:rFonts w:ascii="Cambria Math" w:eastAsia="Times New Roman" w:hAnsi="Cambria Math" w:cs="Times New Roman"/>
+                <w:spacing w:val="-2"/>
+                <w:kern w:val="0"/>
+                <w:sz w:val="24"/>
+                <w:szCs w:val="24"/>
+                <w:lang w:eastAsia="en-US"/>
+                <w14:ligatures w14:val="none"/>
+              </w:rPr>
+              <m:t>t</m:t>
+            </m:r>
+          </m:sub>
+        </m:sSub>
+      </m:oMath>
+      <w:r>
+        <w:rPr>
+          <w:rFonts w:ascii="LM Roman 10" w:eastAsia="Times New Roman" w:hAnsi="LM Roman 10" w:cs="Times New Roman"/>
+          <w:b/>
+          <w:bCs/>
+          <w:spacing w:val="-2"/>
+          <w:kern w:val="0"/>
+          <w:sz w:val="24"/>
+          <w:szCs w:val="24"/>
+          <w:lang w:eastAsia="en-US"/>
+          <w14:ligatures w14:val="none"/>
+        </w:rPr>
+        <w:t xml:space="preserve"> and </w:t>
+      </w:r>
+      <m:oMath>
+        <m:sSub>
+          <m:sSubPr>
+            <m:ctrlPr>
+              <w:rPr>
+                <w:rFonts w:ascii="Cambria Math" w:eastAsia="Times New Roman" w:hAnsi="Cambria Math" w:cs="Times New Roman"/>
+                <w:b/>
+                <w:bCs/>
+                <w:i/>
+                <w:spacing w:val="-2"/>
+                <w:kern w:val="0"/>
+                <w:sz w:val="24"/>
+                <w:szCs w:val="24"/>
+                <w:lang w:eastAsia="en-US"/>
+                <w14:ligatures w14:val="none"/>
+              </w:rPr>
+            </m:ctrlPr>
+          </m:sSubPr>
+          <m:e>
+            <m:r>
+              <m:rPr>
+                <m:sty m:val="bi"/>
+              </m:rPr>
+              <w:rPr>
+                <w:rFonts w:ascii="Cambria Math" w:eastAsia="Times New Roman" w:hAnsi="Cambria Math" w:cs="Times New Roman"/>
+                <w:spacing w:val="-2"/>
+                <w:kern w:val="0"/>
+                <w:sz w:val="24"/>
+                <w:szCs w:val="24"/>
+                <w:lang w:eastAsia="en-US"/>
+                <w14:ligatures w14:val="none"/>
+              </w:rPr>
+              <m:t>i</m:t>
+            </m:r>
+          </m:e>
+          <m:sub>
+            <m:r>
+              <m:rPr>
+                <m:sty m:val="bi"/>
+              </m:rPr>
+              <w:rPr>
+                <w:rFonts w:ascii="Cambria Math" w:eastAsia="Times New Roman" w:hAnsi="Cambria Math" w:cs="Times New Roman"/>
+                <w:spacing w:val="-2"/>
+                <w:kern w:val="0"/>
+                <w:sz w:val="24"/>
+                <w:szCs w:val="24"/>
+                <w:lang w:eastAsia="en-US"/>
+                <w14:ligatures w14:val="none"/>
+              </w:rPr>
+              <m:t>t</m:t>
+            </m:r>
+          </m:sub>
+        </m:sSub>
+      </m:oMath>
+    </w:p>
+    <w:p>
+      <w:pPr>
+        <w:widowControl w:val="0"/>
+        <w:autoSpaceDE w:val="0"/>
+        <w:autoSpaceDN w:val="0"/>
+        <w:spacing w:before="240" w:after="0" w:line="264" w:lineRule="auto"/>
+        <w:jc w:val="center"/>
+        <w:rPr>
+          <w:rFonts w:ascii="LM Roman 10" w:eastAsia="Times New Roman" w:hAnsi="LM Roman 10" w:cs="Times New Roman"/>
+          <w:kern w:val="0"/>
+          <w:sz w:val="24"/>
+          <w:szCs w:val="24"/>
+          <w:lang w:val="en-US" w:eastAsia="en-US"/>
+          <w14:ligatures w14:val="none"/>
+        </w:rPr>
+      </w:pPr>
+      <w:r>
+        <w:rPr>
+          <w:rFonts w:ascii="LM Roman 10" w:eastAsia="Times New Roman" w:hAnsi="LM Roman 10" w:cs="Times New Roman"/>
+          <w:kern w:val="0"/>
+          <w:sz w:val="24"/>
+          <w:szCs w:val="24"/>
+          <w:lang w:val="en-US" w:eastAsia="en-US"/>
+          <w14:ligatures w14:val="none"/>
+        </w:rPr>
+        <w:drawing>
+          <wp:inline distT="0" distB="0" distL="0" distR="0" wp14:anchorId="36A165AC" wp14:editId="34A950EF">
+            <wp:extent cx="3726180" cy="1143883"/>
+            <wp:effectExtent l="0" t="0" r="7620" b="0"/>
+            <wp:docPr id="1339462721" name="Picture 1"/>
+            <wp:cNvGraphicFramePr>
+              <a:graphicFrameLocks xmlns:a="http://schemas.openxmlformats.org/drawingml/2006/main" noChangeAspect="1"/>
+            </wp:cNvGraphicFramePr>
+            <a:graphic xmlns:a="http://schemas.openxmlformats.org/drawingml/2006/main">
+              <a:graphicData uri="http://schemas.openxmlformats.org/drawingml/2006/picture">
+                <pic:pic xmlns:pic="http://schemas.openxmlformats.org/drawingml/2006/picture">
+                  <pic:nvPicPr>
+                    <pic:cNvPr id="1339462721" name=""/>
+                    <pic:cNvPicPr/>
+                  </pic:nvPicPr>
+                  <pic:blipFill>
+                    <a:blip r:embed="rId20"/>
+                    <a:stretch>
+                      <a:fillRect/>
+                    </a:stretch>
+                  </pic:blipFill>
+                  <pic:spPr>
+                    <a:xfrm>
+                      <a:off x="0" y="0"/>
+                      <a:ext cx="3747775" cy="1150512"/>
+                    </a:xfrm>
+                    <a:prstGeom prst="rect">
+                      <a:avLst/>
+                    </a:prstGeom>
+                  </pic:spPr>
+                </pic:pic>
+              </a:graphicData>
+            </a:graphic>
+          </wp:inline>
+        </w:drawing>
+      </w:r>
+    </w:p>
+    <w:p>
+      <w:pPr>
+        <w:widowControl w:val="0"/>
+        <w:autoSpaceDE w:val="0"/>
+        <w:autoSpaceDN w:val="0"/>
+        <w:spacing w:before="240" w:after="0" w:line="264" w:lineRule="auto"/>
+        <w:jc w:val="center"/>
+        <w:rPr>
+          <w:rFonts w:ascii="LM Roman 10" w:eastAsia="Times New Roman" w:hAnsi="LM Roman 10" w:cs="Times New Roman"/>
+          <w:kern w:val="0"/>
+          <w:sz w:val="24"/>
+          <w:szCs w:val="24"/>
+          <w:lang w:val="en-US" w:eastAsia="en-US"/>
+          <w14:ligatures w14:val="none"/>
+        </w:rPr>
+      </w:pPr>
+    </w:p>
+    <w:p>
+      <w:pPr>
+        <w:widowControl w:val="0"/>
+        <w:autoSpaceDE w:val="0"/>
+        <w:autoSpaceDN w:val="0"/>
+        <w:spacing w:before="240" w:after="0" w:line="264" w:lineRule="auto"/>
+        <w:jc w:val="center"/>
+        <w:rPr>
+          <w:rFonts w:ascii="LM Roman 10" w:eastAsia="Times New Roman" w:hAnsi="LM Roman 10" w:cs="Times New Roman"/>
+          <w:kern w:val="0"/>
+          <w:sz w:val="24"/>
+          <w:szCs w:val="24"/>
+          <w:lang w:val="en-US" w:eastAsia="en-US"/>
+          <w14:ligatures w14:val="none"/>
+        </w:rPr>
+      </w:pPr>
     </w:p>
     <w:p>
       <w:pPr>
@@ -33642,6 +34282,7 @@
           <w:lang w:eastAsia="en-US"/>
           <w14:ligatures w14:val="none"/>
         </w:rPr>
+        <w:lastRenderedPageBreak/>
         <w:t>Estimate the AR(2) model. Check your estimates are close to the following combination of parameters of the AR(1)-AR(1):</w:t>
       </w:r>
     </w:p>
@@ -33707,7 +34348,7 @@
                     <pic:cNvPicPr/>
                   </pic:nvPicPr>
                   <pic:blipFill>
-                    <a:blip r:embed="rId19">
+                    <a:blip r:embed="rId21">
                       <a:extLst>
                         <a:ext uri="{28A0092B-C50C-407E-A947-70E740481C1C}">
                           <a14:useLocalDpi xmlns:a14="http://schemas.microsoft.com/office/drawing/2010/main" val="0"/>
@@ -33993,22 +34634,7 @@
           <w:lang w:eastAsia="en-US"/>
           <w14:ligatures w14:val="none"/>
         </w:rPr>
-        <w:t xml:space="preserve">the roots, so </w:t>
-      </w:r>
-      <w:r>
-        <w:rPr>
-          <w:rFonts w:ascii="LM Roman 10" w:eastAsia="Times New Roman" w:hAnsi="LM Roman 10" w:cs="Times New Roman"/>
-          <w:b/>
-          <w:bCs/>
-          <w:spacing w:val="-2"/>
-          <w:kern w:val="0"/>
-          <w:sz w:val="24"/>
-          <w:szCs w:val="24"/>
-          <w:lang w:eastAsia="en-US"/>
-          <w14:ligatures w14:val="none"/>
-        </w:rPr>
-        <w:lastRenderedPageBreak/>
-        <w:t xml:space="preserve">that for example </w:t>
+        <w:t xml:space="preserve">the roots, so that for example </w:t>
       </w:r>
       <m:oMath>
         <m:sSup>
@@ -34245,7 +34871,7 @@
                     <pic:cNvPicPr/>
                   </pic:nvPicPr>
                   <pic:blipFill>
-                    <a:blip r:embed="rId20">
+                    <a:blip r:embed="rId22">
                       <a:extLst>
                         <a:ext uri="{28A0092B-C50C-407E-A947-70E740481C1C}">
                           <a14:useLocalDpi xmlns:a14="http://schemas.microsoft.com/office/drawing/2010/main" val="0"/>
@@ -34794,7 +35420,19 @@
           <w:lang w:val="en-US" w:eastAsia="en-US"/>
           <w14:ligatures w14:val="none"/>
         </w:rPr>
-        <w:t xml:space="preserve"> (2025), which investigates the impact of monetary policy on functional income distribution using a pan</w:t>
+        <w:t xml:space="preserve"> (2025), </w:t>
+      </w:r>
+      <w:r>
+        <w:rPr>
+          <w:rFonts w:ascii="LM Roman 10" w:eastAsia="Times New Roman" w:hAnsi="LM Roman 10" w:cs="Times New Roman"/>
+          <w:kern w:val="0"/>
+          <w:sz w:val="24"/>
+          <w:szCs w:val="24"/>
+          <w:lang w:val="en-US" w:eastAsia="en-US"/>
+          <w14:ligatures w14:val="none"/>
+        </w:rPr>
+        <w:lastRenderedPageBreak/>
+        <w:t>which investigates the impact of monetary policy on functional income distribution using a pan</w:t>
       </w:r>
     </w:p>
     <w:p>
@@ -35268,22 +35906,7 @@
           <w:lang w:eastAsia="en-US"/>
           <w14:ligatures w14:val="none"/>
         </w:rPr>
-        <w:t xml:space="preserve">with a </w:t>
-      </w:r>
-      <w:r>
-        <w:rPr>
-          <w:rFonts w:ascii="LM Roman 10" w:eastAsia="Times New Roman" w:hAnsi="LM Roman 10" w:cs="Times New Roman"/>
-          <w:b/>
-          <w:bCs/>
-          <w:spacing w:val="-2"/>
-          <w:kern w:val="0"/>
-          <w:sz w:val="24"/>
-          <w:szCs w:val="24"/>
-          <w:lang w:eastAsia="en-US"/>
-          <w14:ligatures w14:val="none"/>
-        </w:rPr>
-        <w:lastRenderedPageBreak/>
-        <w:t>monthly or quarterly deterministic trend with 40% growth rate (but</w:t>
+        <w:t>with a monthly or quarterly deterministic trend with 40% growth rate (but</w:t>
       </w:r>
       <w:r>
         <w:rPr>
@@ -35943,6 +36566,7 @@
           <w:lang w:eastAsia="en-US"/>
           <w14:ligatures w14:val="none"/>
         </w:rPr>
+        <w:lastRenderedPageBreak/>
         <w:t>Having not only persistent residuals but also some residuals</w:t>
       </w:r>
       <w:r>
@@ -36405,7 +37029,6 @@
           <w:lang w:eastAsia="en-US"/>
           <w14:ligatures w14:val="none"/>
         </w:rPr>
-        <w:lastRenderedPageBreak/>
         <w:t>E</w:t>
       </w:r>
       <w:r>
@@ -36844,7 +37467,7 @@
                     <pic:cNvPicPr/>
                   </pic:nvPicPr>
                   <pic:blipFill>
-                    <a:blip r:embed="rId21">
+                    <a:blip r:embed="rId23">
                       <a:extLst>
                         <a:ext uri="{28A0092B-C50C-407E-A947-70E740481C1C}">
                           <a14:useLocalDpi xmlns:a14="http://schemas.microsoft.com/office/drawing/2010/main" val="0"/>
@@ -36990,7 +37613,22 @@
           <w:lang w:eastAsia="en-US"/>
           <w14:ligatures w14:val="none"/>
         </w:rPr>
-        <w:t>For unit root periods (auto-correlation close to one) of the policy target, if you notice on the graph of the time series a rising trend subperiod and estimate a deterministic trend on this subperiod:</w:t>
+        <w:t xml:space="preserve">For unit root periods (auto-correlation close to one) of the policy target, if you notice on the graph of the time series a rising trend </w:t>
+      </w:r>
+      <w:r>
+        <w:rPr>
+          <w:rFonts w:ascii="LM Roman 10" w:eastAsia="Times New Roman" w:hAnsi="LM Roman 10"/>
+          <w:b/>
+          <w:bCs/>
+          <w:spacing w:val="-2"/>
+          <w:kern w:val="0"/>
+          <w:sz w:val="24"/>
+          <w:szCs w:val="24"/>
+          <w:lang w:eastAsia="en-US"/>
+          <w14:ligatures w14:val="none"/>
+        </w:rPr>
+        <w:lastRenderedPageBreak/>
+        <w:t>subperiod and estimate a deterministic trend on this subperiod:</w:t>
       </w:r>
       <w:r>
         <w:rPr>
@@ -38154,7 +38792,6 @@
           <w:lang w:val="en-US" w:eastAsia="en-US"/>
           <w14:ligatures w14:val="none"/>
         </w:rPr>
-        <w:lastRenderedPageBreak/>
         <w:t>T</w:t>
       </w:r>
       <w:r>
@@ -38836,7 +39473,7 @@
                     <pic:cNvPicPr/>
                   </pic:nvPicPr>
                   <pic:blipFill>
-                    <a:blip r:embed="rId22">
+                    <a:blip r:embed="rId24">
                       <a:extLst>
                         <a:ext uri="{28A0092B-C50C-407E-A947-70E740481C1C}">
                           <a14:useLocalDpi xmlns:a14="http://schemas.microsoft.com/office/drawing/2010/main" val="0"/>
@@ -39186,6 +39823,7 @@
           <w:lang w:val="en-US" w:eastAsia="en-US"/>
           <w14:ligatures w14:val="none"/>
         </w:rPr>
+        <w:lastRenderedPageBreak/>
         <w:drawing>
           <wp:anchor distT="0" distB="0" distL="114300" distR="114300" simplePos="0" relativeHeight="251672576" behindDoc="1" locked="0" layoutInCell="1" allowOverlap="1" wp14:anchorId="6B205B2A" wp14:editId="022562DC">
             <wp:simplePos x="0" y="0"/>
@@ -39218,7 +39856,7 @@
                     <pic:cNvPicPr/>
                   </pic:nvPicPr>
                   <pic:blipFill>
-                    <a:blip r:embed="rId23">
+                    <a:blip r:embed="rId25">
                       <a:extLst>
                         <a:ext uri="{28A0092B-C50C-407E-A947-70E740481C1C}">
                           <a14:useLocalDpi xmlns:a14="http://schemas.microsoft.com/office/drawing/2010/main" val="0"/>
@@ -39598,7 +40236,6 @@
           <w:lang w:val="en-US" w:eastAsia="en-US"/>
           <w14:ligatures w14:val="none"/>
         </w:rPr>
-        <w:lastRenderedPageBreak/>
         <w:t xml:space="preserve">Redo the last 3 questions with all variables in </w:t>
       </w:r>
       <w:r>
@@ -39797,7 +40434,7 @@
                     <pic:cNvPicPr/>
                   </pic:nvPicPr>
                   <pic:blipFill>
-                    <a:blip r:embed="rId24">
+                    <a:blip r:embed="rId26">
                       <a:extLst>
                         <a:ext uri="{28A0092B-C50C-407E-A947-70E740481C1C}">
                           <a14:useLocalDpi xmlns:a14="http://schemas.microsoft.com/office/drawing/2010/main" val="0"/>
@@ -40150,6 +40787,7 @@
           <w:lang w:val="en-US" w:eastAsia="en-US"/>
           <w14:ligatures w14:val="none"/>
         </w:rPr>
+        <w:lastRenderedPageBreak/>
         <w:t xml:space="preserve">In this work we provide a replication study of Lofaro and Di </w:t>
       </w:r>
       <w:proofErr w:type="spellStart"/>
@@ -41033,7 +41671,7 @@
                     <pic:cNvPicPr/>
                   </pic:nvPicPr>
                   <pic:blipFill>
-                    <a:blip r:embed="rId25">
+                    <a:blip r:embed="rId27">
                       <a:extLst>
                         <a:ext uri="{28A0092B-C50C-407E-A947-70E740481C1C}">
                           <a14:useLocalDpi xmlns:a14="http://schemas.microsoft.com/office/drawing/2010/main" val="0"/>
@@ -41104,7 +41742,6 @@
           <w:lang w:val="en-US" w:eastAsia="en-US"/>
           <w14:ligatures w14:val="none"/>
         </w:rPr>
-        <w:lastRenderedPageBreak/>
         <w:t xml:space="preserve">In this work we provide a replication study of Lofaro and Di </w:t>
       </w:r>
       <w:proofErr w:type="spellStart"/>
@@ -41204,7 +41841,7 @@
                     <pic:cNvPicPr/>
                   </pic:nvPicPr>
                   <pic:blipFill>
-                    <a:blip r:embed="rId26">
+                    <a:blip r:embed="rId28">
                       <a:extLst>
                         <a:ext uri="{28A0092B-C50C-407E-A947-70E740481C1C}">
                           <a14:useLocalDpi xmlns:a14="http://schemas.microsoft.com/office/drawing/2010/main" val="0"/>
@@ -41891,7 +42528,7 @@
                     <pic:cNvPicPr/>
                   </pic:nvPicPr>
                   <pic:blipFill>
-                    <a:blip r:embed="rId27"/>
+                    <a:blip r:embed="rId29"/>
                     <a:stretch>
                       <a:fillRect/>
                     </a:stretch>
@@ -42461,7 +43098,22 @@
           <w:lang w:val="en-US" w:eastAsia="en-US"/>
           <w14:ligatures w14:val="none"/>
         </w:rPr>
-        <w:t xml:space="preserve">Your results have 98% chances of not being </w:t>
+        <w:t xml:space="preserve">Your results have 98% chances of not </w:t>
+      </w:r>
+      <w:r>
+        <w:rPr>
+          <w:rFonts w:ascii="LM Roman 10" w:eastAsia="Times New Roman" w:hAnsi="LM Roman 10" w:cs="Times New Roman"/>
+          <w:b/>
+          <w:bCs/>
+          <w:spacing w:val="-2"/>
+          <w:kern w:val="0"/>
+          <w:sz w:val="24"/>
+          <w:szCs w:val="24"/>
+          <w:lang w:val="en-US" w:eastAsia="en-US"/>
+          <w14:ligatures w14:val="none"/>
+        </w:rPr>
+        <w:lastRenderedPageBreak/>
+        <w:t xml:space="preserve">being </w:t>
       </w:r>
       <w:r>
         <w:rPr>
@@ -43064,7 +43716,6 @@
           <w:lang w:eastAsia="en-US"/>
           <w14:ligatures w14:val="none"/>
         </w:rPr>
-        <w:lastRenderedPageBreak/>
         <w:t>Check that you do not have weak instruments in each equation of (</w:t>
       </w:r>
       <m:oMath>
@@ -43509,7 +44160,7 @@
                     <pic:cNvPicPr/>
                   </pic:nvPicPr>
                   <pic:blipFill>
-                    <a:blip r:embed="rId28">
+                    <a:blip r:embed="rId30">
                       <a:extLst>
                         <a:ext uri="{28A0092B-C50C-407E-A947-70E740481C1C}">
                           <a14:useLocalDpi xmlns:a14="http://schemas.microsoft.com/office/drawing/2010/main" val="0"/>
@@ -43982,22 +44633,7 @@
           <w:lang w:eastAsia="en-US"/>
           <w14:ligatures w14:val="none"/>
         </w:rPr>
-        <w:t xml:space="preserve"> solve the price puzzle obtaining a sign flip B &lt; 0. It is NOT a problem if you fail. If you run a VAR: (1) </w:t>
-      </w:r>
-      <w:r>
-        <w:rPr>
-          <w:rFonts w:ascii="LM Roman 10" w:eastAsia="Times New Roman" w:hAnsi="LM Roman 10" w:cs="Times New Roman"/>
-          <w:b/>
-          <w:bCs/>
-          <w:spacing w:val="-2"/>
-          <w:kern w:val="0"/>
-          <w:sz w:val="24"/>
-          <w:szCs w:val="24"/>
-          <w:lang w:eastAsia="en-US"/>
-          <w14:ligatures w14:val="none"/>
-        </w:rPr>
-        <w:lastRenderedPageBreak/>
-        <w:t>show the unit disk with the roots of the VAR and comment if there are still roots close to unit roots (2) Mention if the parameters of the lagged dependent variable remain close to one (main diagonal), in this case, there remains very little variance to be explained by other variables, even though those variables are statistically significant with T &gt; 200.</w:t>
+        <w:t xml:space="preserve"> solve the price puzzle obtaining a sign flip B &lt; 0. It is NOT a problem if you fail. If you run a VAR: (1) show the unit disk with the roots of the VAR and comment if there are still roots close to unit roots (2) Mention if the parameters of the lagged dependent variable remain close to one (main diagonal), in this case, there remains very little variance to be explained by other variables, even though those variables are statistically significant with T &gt; 200.</w:t>
       </w:r>
     </w:p>
     <w:p>
@@ -44439,7 +45075,7 @@
           <w14:ligatures w14:val="none"/>
         </w:rPr>
         <w:sectPr>
-          <w:footerReference w:type="default" r:id="rId29"/>
+          <w:footerReference w:type="default" r:id="rId31"/>
           <w:type w:val="continuous"/>
           <w:pgSz w:w="11920" w:h="16850"/>
           <w:pgMar w:top="1440" w:right="1440" w:bottom="1440" w:left="1440" w:header="0" w:footer="981" w:gutter="0"/>
@@ -47366,7 +48002,7 @@
   <w:style w:type="paragraph" w:default="1" w:styleId="Normal">
     <w:name w:val="Normal"/>
     <w:qFormat/>
-    <w:rsid w:val="002064AE"/>
+    <w:rsid w:val="00B2764D"/>
     <w:rPr>
       <w:lang w:val="en-GB"/>
     </w:rPr>

--- a/Documentation/MFE-Commented Analysis.docx
+++ b/Documentation/MFE-Commented Analysis.docx
@@ -33576,6 +33576,65 @@
         </w:rPr>
         <w:t>Done, comment</w:t>
       </w:r>
+      <w:r>
+        <w:rPr>
+          <w:rFonts w:ascii="LM Roman 10" w:eastAsia="Times New Roman" w:hAnsi="LM Roman 10" w:cs="Times New Roman"/>
+          <w:kern w:val="0"/>
+          <w:sz w:val="24"/>
+          <w:szCs w:val="24"/>
+          <w:lang w:val="en-US" w:eastAsia="en-US"/>
+          <w14:ligatures w14:val="none"/>
+        </w:rPr>
+        <w:t xml:space="preserve">, mention that despite the </w:t>
+      </w:r>
+      <w:proofErr w:type="spellStart"/>
+      <w:r>
+        <w:rPr>
+          <w:rFonts w:ascii="LM Roman 10" w:eastAsia="Times New Roman" w:hAnsi="LM Roman 10" w:cs="Times New Roman"/>
+          <w:kern w:val="0"/>
+          <w:sz w:val="24"/>
+          <w:szCs w:val="24"/>
+          <w:lang w:val="en-US" w:eastAsia="en-US"/>
+          <w14:ligatures w14:val="none"/>
+        </w:rPr>
+        <w:t>ar</w:t>
+      </w:r>
+      <w:proofErr w:type="spellEnd"/>
+      <w:r>
+        <w:rPr>
+          <w:rFonts w:ascii="LM Roman 10" w:eastAsia="Times New Roman" w:hAnsi="LM Roman 10" w:cs="Times New Roman"/>
+          <w:kern w:val="0"/>
+          <w:sz w:val="24"/>
+          <w:szCs w:val="24"/>
+          <w:lang w:val="en-US" w:eastAsia="en-US"/>
+          <w14:ligatures w14:val="none"/>
+        </w:rPr>
+        <w:t xml:space="preserve"> test </w:t>
+      </w:r>
+      <w:proofErr w:type="gramStart"/>
+      <w:r>
+        <w:rPr>
+          <w:rFonts w:ascii="LM Roman 10" w:eastAsia="Times New Roman" w:hAnsi="LM Roman 10" w:cs="Times New Roman"/>
+          <w:kern w:val="0"/>
+          <w:sz w:val="24"/>
+          <w:szCs w:val="24"/>
+          <w:lang w:val="en-US" w:eastAsia="en-US"/>
+          <w14:ligatures w14:val="none"/>
+        </w:rPr>
+        <w:t>gives</w:t>
+      </w:r>
+      <w:proofErr w:type="gramEnd"/>
+      <w:r>
+        <w:rPr>
+          <w:rFonts w:ascii="LM Roman 10" w:eastAsia="Times New Roman" w:hAnsi="LM Roman 10" w:cs="Times New Roman"/>
+          <w:kern w:val="0"/>
+          <w:sz w:val="24"/>
+          <w:szCs w:val="24"/>
+          <w:lang w:val="en-US" w:eastAsia="en-US"/>
+          <w14:ligatures w14:val="none"/>
+        </w:rPr>
+        <w:t xml:space="preserve"> all values below one, the ADF/PP tests refuse stationarity for policy instruments as it has to do with the probability of having lambda within 0 and 1, and not the actual average overtime.</w:t>
+      </w:r>
     </w:p>
     <w:p>
       <w:pPr>
@@ -34239,6 +34298,196 @@
           <w14:ligatures w14:val="none"/>
         </w:rPr>
       </w:pPr>
+      <w:r>
+        <w:rPr>
+          <w:rFonts w:ascii="LM Roman 10" w:eastAsia="Times New Roman" w:hAnsi="LM Roman 10" w:cs="Times New Roman"/>
+          <w:b/>
+          <w:bCs/>
+          <w:kern w:val="0"/>
+          <w:sz w:val="24"/>
+          <w:szCs w:val="24"/>
+          <w:lang w:val="en-US" w:eastAsia="en-US"/>
+          <w14:ligatures w14:val="none"/>
+        </w:rPr>
+        <w:lastRenderedPageBreak/>
+        <w:t>Figure</w:t>
+      </w:r>
+      <w:r>
+        <w:rPr>
+          <w:rFonts w:ascii="LM Roman 10" w:eastAsia="Times New Roman" w:hAnsi="LM Roman 10" w:cs="Times New Roman"/>
+          <w:b/>
+          <w:bCs/>
+          <w:kern w:val="0"/>
+          <w:sz w:val="24"/>
+          <w:szCs w:val="24"/>
+          <w:lang w:val="en-US" w:eastAsia="en-US"/>
+          <w14:ligatures w14:val="none"/>
+        </w:rPr>
+        <w:t xml:space="preserve"> </w:t>
+      </w:r>
+      <w:r>
+        <w:rPr>
+          <w:rFonts w:ascii="LM Roman 10" w:eastAsia="Times New Roman" w:hAnsi="LM Roman 10" w:cs="Times New Roman"/>
+          <w:b/>
+          <w:bCs/>
+          <w:kern w:val="0"/>
+          <w:sz w:val="24"/>
+          <w:szCs w:val="24"/>
+          <w:lang w:val="en-US" w:eastAsia="en-US"/>
+          <w14:ligatures w14:val="none"/>
+        </w:rPr>
+        <w:t>2</w:t>
+      </w:r>
+      <w:r>
+        <w:rPr>
+          <w:rFonts w:ascii="LM Roman 10" w:eastAsia="Times New Roman" w:hAnsi="LM Roman 10" w:cs="Times New Roman"/>
+          <w:b/>
+          <w:bCs/>
+          <w:kern w:val="0"/>
+          <w:sz w:val="24"/>
+          <w:szCs w:val="24"/>
+          <w:lang w:val="en-US" w:eastAsia="en-US"/>
+          <w14:ligatures w14:val="none"/>
+        </w:rPr>
+        <w:t>.</w:t>
+      </w:r>
+      <w:r>
+        <w:rPr>
+          <w:rFonts w:ascii="LM Roman 10" w:eastAsia="Times New Roman" w:hAnsi="LM Roman 10" w:cs="Times New Roman"/>
+          <w:b/>
+          <w:bCs/>
+          <w:kern w:val="0"/>
+          <w:sz w:val="24"/>
+          <w:szCs w:val="24"/>
+          <w:lang w:val="en-US" w:eastAsia="en-US"/>
+          <w14:ligatures w14:val="none"/>
+        </w:rPr>
+        <w:t>6.</w:t>
+      </w:r>
+      <w:r>
+        <w:rPr>
+          <w:rFonts w:ascii="LM Roman 10" w:eastAsia="Times New Roman" w:hAnsi="LM Roman 10" w:cs="Times New Roman"/>
+          <w:b/>
+          <w:bCs/>
+          <w:kern w:val="0"/>
+          <w:sz w:val="24"/>
+          <w:szCs w:val="24"/>
+          <w:lang w:val="en-US" w:eastAsia="en-US"/>
+          <w14:ligatures w14:val="none"/>
+        </w:rPr>
+        <w:t>1</w:t>
+      </w:r>
+      <w:r>
+        <w:rPr>
+          <w:rFonts w:ascii="LM Roman 10" w:eastAsia="Times New Roman" w:hAnsi="LM Roman 10" w:cs="Times New Roman"/>
+          <w:b/>
+          <w:bCs/>
+          <w:kern w:val="0"/>
+          <w:sz w:val="24"/>
+          <w:szCs w:val="24"/>
+          <w:lang w:val="en-US" w:eastAsia="en-US"/>
+          <w14:ligatures w14:val="none"/>
+        </w:rPr>
+        <w:t xml:space="preserve"> </w:t>
+      </w:r>
+      <w:r>
+        <w:rPr>
+          <w:rFonts w:ascii="LM Roman 10" w:eastAsia="Times New Roman" w:hAnsi="LM Roman 10" w:cs="Times New Roman"/>
+          <w:b/>
+          <w:bCs/>
+          <w:kern w:val="0"/>
+          <w:sz w:val="24"/>
+          <w:szCs w:val="24"/>
+          <w:lang w:val="en-US" w:eastAsia="en-US"/>
+          <w14:ligatures w14:val="none"/>
+        </w:rPr>
+        <w:t>Unit Root Diagnostics – Policy Target &amp; Policy Instrument</w:t>
+      </w:r>
+    </w:p>
+    <w:p>
+      <w:pPr>
+        <w:widowControl w:val="0"/>
+        <w:autoSpaceDE w:val="0"/>
+        <w:autoSpaceDN w:val="0"/>
+        <w:spacing w:before="240" w:after="0" w:line="264" w:lineRule="auto"/>
+        <w:jc w:val="center"/>
+        <w:rPr>
+          <w:rFonts w:ascii="LM Roman 10" w:eastAsia="Times New Roman" w:hAnsi="LM Roman 10" w:cs="Times New Roman"/>
+          <w:kern w:val="0"/>
+          <w:sz w:val="24"/>
+          <w:szCs w:val="24"/>
+          <w:lang w:val="en-US" w:eastAsia="en-US"/>
+          <w14:ligatures w14:val="none"/>
+        </w:rPr>
+      </w:pPr>
+      <w:r>
+        <w:rPr>
+          <w:rFonts w:ascii="LM Roman 10" w:eastAsia="Times New Roman" w:hAnsi="LM Roman 10" w:cs="Times New Roman"/>
+          <w:kern w:val="0"/>
+          <w:sz w:val="24"/>
+          <w:szCs w:val="24"/>
+          <w:lang w:val="en-US" w:eastAsia="en-US"/>
+          <w14:ligatures w14:val="none"/>
+        </w:rPr>
+        <w:drawing>
+          <wp:inline distT="0" distB="0" distL="0" distR="0" wp14:anchorId="011252E4" wp14:editId="3F16196D">
+            <wp:extent cx="5740400" cy="2989460"/>
+            <wp:effectExtent l="0" t="0" r="0" b="1905"/>
+            <wp:docPr id="299244068" name="Picture 1"/>
+            <wp:cNvGraphicFramePr>
+              <a:graphicFrameLocks xmlns:a="http://schemas.openxmlformats.org/drawingml/2006/main" noChangeAspect="1"/>
+            </wp:cNvGraphicFramePr>
+            <a:graphic xmlns:a="http://schemas.openxmlformats.org/drawingml/2006/main">
+              <a:graphicData uri="http://schemas.openxmlformats.org/drawingml/2006/picture">
+                <pic:pic xmlns:pic="http://schemas.openxmlformats.org/drawingml/2006/picture">
+                  <pic:nvPicPr>
+                    <pic:cNvPr id="299244068" name="Picture 1"/>
+                    <pic:cNvPicPr/>
+                  </pic:nvPicPr>
+                  <pic:blipFill>
+                    <a:blip r:embed="rId21">
+                      <a:extLst>
+                        <a:ext uri="{28A0092B-C50C-407E-A947-70E740481C1C}">
+                          <a14:useLocalDpi xmlns:a14="http://schemas.microsoft.com/office/drawing/2010/main" val="0"/>
+                        </a:ext>
+                      </a:extLst>
+                    </a:blip>
+                    <a:stretch>
+                      <a:fillRect/>
+                    </a:stretch>
+                  </pic:blipFill>
+                  <pic:spPr>
+                    <a:xfrm>
+                      <a:off x="0" y="0"/>
+                      <a:ext cx="5740400" cy="2989460"/>
+                    </a:xfrm>
+                    <a:prstGeom prst="rect">
+                      <a:avLst/>
+                    </a:prstGeom>
+                  </pic:spPr>
+                </pic:pic>
+              </a:graphicData>
+            </a:graphic>
+          </wp:inline>
+        </w:drawing>
+      </w:r>
+    </w:p>
+    <w:p>
+      <w:pPr>
+        <w:widowControl w:val="0"/>
+        <w:autoSpaceDE w:val="0"/>
+        <w:autoSpaceDN w:val="0"/>
+        <w:spacing w:before="240" w:after="0" w:line="264" w:lineRule="auto"/>
+        <w:jc w:val="center"/>
+        <w:rPr>
+          <w:rFonts w:ascii="LM Roman 10" w:eastAsia="Times New Roman" w:hAnsi="LM Roman 10" w:cs="Times New Roman"/>
+          <w:kern w:val="0"/>
+          <w:sz w:val="24"/>
+          <w:szCs w:val="24"/>
+          <w:lang w:val="it-IT" w:eastAsia="en-US"/>
+          <w14:ligatures w14:val="none"/>
+        </w:rPr>
+      </w:pPr>
     </w:p>
     <w:p>
       <w:pPr>
@@ -34282,7 +34531,6 @@
           <w:lang w:eastAsia="en-US"/>
           <w14:ligatures w14:val="none"/>
         </w:rPr>
-        <w:lastRenderedPageBreak/>
         <w:t>Estimate the AR(2) model. Check your estimates are close to the following combination of parameters of the AR(1)-AR(1):</w:t>
       </w:r>
     </w:p>
@@ -34348,7 +34596,7 @@
                     <pic:cNvPicPr/>
                   </pic:nvPicPr>
                   <pic:blipFill>
-                    <a:blip r:embed="rId21">
+                    <a:blip r:embed="rId22">
                       <a:extLst>
                         <a:ext uri="{28A0092B-C50C-407E-A947-70E740481C1C}">
                           <a14:useLocalDpi xmlns:a14="http://schemas.microsoft.com/office/drawing/2010/main" val="0"/>
@@ -34398,6 +34646,252 @@
           <w14:ligatures w14:val="none"/>
         </w:rPr>
       </w:pPr>
+      <w:r>
+        <w:rPr>
+          <w:rFonts w:ascii="LM Roman 10" w:eastAsia="Times New Roman" w:hAnsi="LM Roman 10" w:cs="Times New Roman"/>
+          <w:noProof/>
+          <w:kern w:val="0"/>
+          <w:sz w:val="24"/>
+          <w:szCs w:val="24"/>
+          <w:lang w:val="en-US" w:eastAsia="en-US"/>
+          <w14:ligatures w14:val="none"/>
+        </w:rPr>
+        <mc:AlternateContent>
+          <mc:Choice Requires="wps">
+            <w:drawing>
+              <wp:anchor distT="45720" distB="45720" distL="114300" distR="114300" simplePos="0" relativeHeight="251679744" behindDoc="0" locked="0" layoutInCell="1" allowOverlap="1" wp14:anchorId="63B556EB" wp14:editId="33FA248C">
+                <wp:simplePos x="0" y="0"/>
+                <wp:positionH relativeFrom="column">
+                  <wp:posOffset>2385695</wp:posOffset>
+                </wp:positionH>
+                <wp:positionV relativeFrom="paragraph">
+                  <wp:posOffset>156528</wp:posOffset>
+                </wp:positionV>
+                <wp:extent cx="653097" cy="1404620"/>
+                <wp:effectExtent l="0" t="0" r="0" b="2540"/>
+                <wp:wrapNone/>
+                <wp:docPr id="217" name="Text Box 2"/>
+                <wp:cNvGraphicFramePr>
+                  <a:graphicFrameLocks xmlns:a="http://schemas.openxmlformats.org/drawingml/2006/main"/>
+                </wp:cNvGraphicFramePr>
+                <a:graphic xmlns:a="http://schemas.openxmlformats.org/drawingml/2006/main">
+                  <a:graphicData uri="http://schemas.microsoft.com/office/word/2010/wordprocessingShape">
+                    <wps:wsp>
+                      <wps:cNvSpPr txBox="1">
+                        <a:spLocks noChangeArrowheads="1"/>
+                      </wps:cNvSpPr>
+                      <wps:spPr bwMode="auto">
+                        <a:xfrm>
+                          <a:off x="0" y="0"/>
+                          <a:ext cx="653097" cy="1404620"/>
+                        </a:xfrm>
+                        <a:prstGeom prst="rect">
+                          <a:avLst/>
+                        </a:prstGeom>
+                        <a:noFill/>
+                        <a:ln w="9525">
+                          <a:noFill/>
+                          <a:miter lim="800000"/>
+                          <a:headEnd/>
+                          <a:tailEnd/>
+                        </a:ln>
+                      </wps:spPr>
+                      <wps:txbx>
+                        <w:txbxContent>
+                          <w:p>
+                            <w:pPr>
+                              <w:rPr>
+                                <w:color w:val="EE0000"/>
+                              </w:rPr>
+                            </w:pPr>
+                            <m:oMathPara>
+                              <m:oMath>
+                                <m:sSub>
+                                  <m:sSubPr>
+                                    <m:ctrlPr>
+                                      <w:rPr>
+                                        <w:rFonts w:ascii="Cambria Math" w:hAnsi="Cambria Math"/>
+                                        <w:i/>
+                                        <w:color w:val="EE0000"/>
+                                      </w:rPr>
+                                    </m:ctrlPr>
+                                  </m:sSubPr>
+                                  <m:e>
+                                    <m:r>
+                                      <w:rPr>
+                                        <w:rFonts w:ascii="Cambria Math" w:hAnsi="Cambria Math"/>
+                                        <w:color w:val="EE0000"/>
+                                      </w:rPr>
+                                      <m:t>i</m:t>
+                                    </m:r>
+                                  </m:e>
+                                  <m:sub>
+                                    <m:r>
+                                      <w:rPr>
+                                        <w:rFonts w:ascii="Cambria Math" w:hAnsi="Cambria Math"/>
+                                        <w:color w:val="EE0000"/>
+                                      </w:rPr>
+                                      <m:t>t-1</m:t>
+                                    </m:r>
+                                  </m:sub>
+                                </m:sSub>
+                              </m:oMath>
+                            </m:oMathPara>
+                          </w:p>
+                        </w:txbxContent>
+                      </wps:txbx>
+                      <wps:bodyPr rot="0" vert="horz" wrap="square" lIns="91440" tIns="45720" rIns="91440" bIns="45720" anchor="t" anchorCtr="0">
+                        <a:spAutoFit/>
+                      </wps:bodyPr>
+                    </wps:wsp>
+                  </a:graphicData>
+                </a:graphic>
+                <wp14:sizeRelH relativeFrom="margin">
+                  <wp14:pctWidth>0</wp14:pctWidth>
+                </wp14:sizeRelH>
+                <wp14:sizeRelV relativeFrom="margin">
+                  <wp14:pctHeight>20000</wp14:pctHeight>
+                </wp14:sizeRelV>
+              </wp:anchor>
+            </w:drawing>
+          </mc:Choice>
+          <mc:Fallback>
+            <w:pict>
+              <v:shapetype w14:anchorId="63B556EB" id="_x0000_t202" coordsize="21600,21600" o:spt="202" path="m,l,21600r21600,l21600,xe">
+                <v:stroke joinstyle="miter"/>
+                <v:path gradientshapeok="t" o:connecttype="rect"/>
+              </v:shapetype>
+              <v:shape id="Text Box 2" o:spid="_x0000_s1026" type="#_x0000_t202" style="position:absolute;left:0;text-align:left;margin-left:187.85pt;margin-top:12.35pt;width:51.4pt;height:110.6pt;z-index:251679744;visibility:visible;mso-wrap-style:square;mso-width-percent:0;mso-height-percent:200;mso-wrap-distance-left:9pt;mso-wrap-distance-top:3.6pt;mso-wrap-distance-right:9pt;mso-wrap-distance-bottom:3.6pt;mso-position-horizontal:absolute;mso-position-horizontal-relative:text;mso-position-vertical:absolute;mso-position-vertical-relative:text;mso-width-percent:0;mso-height-percent:200;mso-width-relative:margin;mso-height-relative:margin;v-text-anchor:top" o:gfxdata="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" filled="f" stroked="f">
+                <v:textbox style="mso-fit-shape-to-text:t">
+                  <w:txbxContent>
+                    <w:p>
+                      <w:pPr>
+                        <w:rPr>
+                          <w:color w:val="EE0000"/>
+                        </w:rPr>
+                      </w:pPr>
+                      <m:oMathPara>
+                        <m:oMath>
+                          <m:sSub>
+                            <m:sSubPr>
+                              <m:ctrlPr>
+                                <w:rPr>
+                                  <w:rFonts w:ascii="Cambria Math" w:hAnsi="Cambria Math"/>
+                                  <w:i/>
+                                  <w:color w:val="EE0000"/>
+                                </w:rPr>
+                              </m:ctrlPr>
+                            </m:sSubPr>
+                            <m:e>
+                              <m:r>
+                                <w:rPr>
+                                  <w:rFonts w:ascii="Cambria Math" w:hAnsi="Cambria Math"/>
+                                  <w:color w:val="EE0000"/>
+                                </w:rPr>
+                                <m:t>i</m:t>
+                              </m:r>
+                            </m:e>
+                            <m:sub>
+                              <m:r>
+                                <w:rPr>
+                                  <w:rFonts w:ascii="Cambria Math" w:hAnsi="Cambria Math"/>
+                                  <w:color w:val="EE0000"/>
+                                </w:rPr>
+                                <m:t>t-1</m:t>
+                              </m:r>
+                            </m:sub>
+                          </m:sSub>
+                        </m:oMath>
+                      </m:oMathPara>
+                    </w:p>
+                  </w:txbxContent>
+                </v:textbox>
+              </v:shape>
+            </w:pict>
+          </mc:Fallback>
+        </mc:AlternateContent>
+      </w:r>
+      <w:r>
+        <w:rPr>
+          <w:rFonts w:ascii="LM Roman 10" w:eastAsia="Times New Roman" w:hAnsi="LM Roman 10" w:cs="Times New Roman"/>
+          <w:noProof/>
+          <w:kern w:val="0"/>
+          <w:sz w:val="24"/>
+          <w:szCs w:val="24"/>
+          <w:lang w:val="en-US" w:eastAsia="en-US"/>
+        </w:rPr>
+        <mc:AlternateContent>
+          <mc:Choice Requires="wps">
+            <w:drawing>
+              <wp:anchor distT="0" distB="0" distL="114300" distR="114300" simplePos="0" relativeHeight="251677696" behindDoc="0" locked="0" layoutInCell="1" allowOverlap="1" wp14:anchorId="2FACDC2A" wp14:editId="68299956">
+                <wp:simplePos x="0" y="0"/>
+                <wp:positionH relativeFrom="column">
+                  <wp:posOffset>2514600</wp:posOffset>
+                </wp:positionH>
+                <wp:positionV relativeFrom="paragraph">
+                  <wp:posOffset>84455</wp:posOffset>
+                </wp:positionV>
+                <wp:extent cx="152400" cy="182880"/>
+                <wp:effectExtent l="0" t="0" r="19050" b="26670"/>
+                <wp:wrapNone/>
+                <wp:docPr id="1741206202" name="Straight Connector 4"/>
+                <wp:cNvGraphicFramePr/>
+                <a:graphic xmlns:a="http://schemas.openxmlformats.org/drawingml/2006/main">
+                  <a:graphicData uri="http://schemas.microsoft.com/office/word/2010/wordprocessingShape">
+                    <wps:wsp>
+                      <wps:cNvCnPr/>
+                      <wps:spPr>
+                        <a:xfrm flipV="1">
+                          <a:off x="0" y="0"/>
+                          <a:ext cx="152400" cy="182880"/>
+                        </a:xfrm>
+                        <a:prstGeom prst="line">
+                          <a:avLst/>
+                        </a:prstGeom>
+                        <a:ln>
+                          <a:solidFill>
+                            <a:srgbClr val="EE0000"/>
+                          </a:solidFill>
+                          <a:headEnd type="none" w="med" len="med"/>
+                          <a:tailEnd type="none" w="med" len="med"/>
+                        </a:ln>
+                      </wps:spPr>
+                      <wps:style>
+                        <a:lnRef idx="3">
+                          <a:schemeClr val="dk1"/>
+                        </a:lnRef>
+                        <a:fillRef idx="0">
+                          <a:schemeClr val="dk1"/>
+                        </a:fillRef>
+                        <a:effectRef idx="2">
+                          <a:schemeClr val="dk1"/>
+                        </a:effectRef>
+                        <a:fontRef idx="minor">
+                          <a:schemeClr val="tx1"/>
+                        </a:fontRef>
+                      </wps:style>
+                      <wps:bodyPr/>
+                    </wps:wsp>
+                  </a:graphicData>
+                </a:graphic>
+                <wp14:sizeRelH relativeFrom="margin">
+                  <wp14:pctWidth>0</wp14:pctWidth>
+                </wp14:sizeRelH>
+                <wp14:sizeRelV relativeFrom="margin">
+                  <wp14:pctHeight>0</wp14:pctHeight>
+                </wp14:sizeRelV>
+              </wp:anchor>
+            </w:drawing>
+          </mc:Choice>
+          <mc:Fallback>
+            <w:pict>
+              <v:line w14:anchorId="711E64CE" id="Straight Connector 4" o:spid="_x0000_s1026" style="position:absolute;flip:y;z-index:251677696;visibility:visible;mso-wrap-style:square;mso-width-percent:0;mso-height-percent:0;mso-wrap-distance-left:9pt;mso-wrap-distance-top:0;mso-wrap-distance-right:9pt;mso-wrap-distance-bottom:0;mso-position-horizontal:absolute;mso-position-horizontal-relative:text;mso-position-vertical:absolute;mso-position-vertical-relative:text;mso-width-percent:0;mso-height-percent:0;mso-width-relative:margin;mso-height-relative:margin" from="198pt,6.65pt" to="210pt,21.05pt" o:gfxdata="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" strokecolor="#e00" strokeweight="1.5pt">
+                <v:stroke joinstyle="miter"/>
+              </v:line>
+            </w:pict>
+          </mc:Fallback>
+        </mc:AlternateContent>
+      </w:r>
     </w:p>
     <w:p>
       <w:pPr>
@@ -34839,6 +35333,7 @@
           <w:noProof/>
           <w:lang w:eastAsia="en-US"/>
         </w:rPr>
+        <w:lastRenderedPageBreak/>
         <w:drawing>
           <wp:anchor distT="0" distB="0" distL="114300" distR="114300" simplePos="0" relativeHeight="251668480" behindDoc="1" locked="0" layoutInCell="1" allowOverlap="1" wp14:anchorId="5A303D2D" wp14:editId="6DF1708E">
             <wp:simplePos x="0" y="0"/>
@@ -34871,7 +35366,7 @@
                     <pic:cNvPicPr/>
                   </pic:nvPicPr>
                   <pic:blipFill>
-                    <a:blip r:embed="rId22">
+                    <a:blip r:embed="rId23">
                       <a:extLst>
                         <a:ext uri="{28A0092B-C50C-407E-A947-70E740481C1C}">
                           <a14:useLocalDpi xmlns:a14="http://schemas.microsoft.com/office/drawing/2010/main" val="0"/>
@@ -35420,19 +35915,7 @@
           <w:lang w:val="en-US" w:eastAsia="en-US"/>
           <w14:ligatures w14:val="none"/>
         </w:rPr>
-        <w:t xml:space="preserve"> (2025), </w:t>
-      </w:r>
-      <w:r>
-        <w:rPr>
-          <w:rFonts w:ascii="LM Roman 10" w:eastAsia="Times New Roman" w:hAnsi="LM Roman 10" w:cs="Times New Roman"/>
-          <w:kern w:val="0"/>
-          <w:sz w:val="24"/>
-          <w:szCs w:val="24"/>
-          <w:lang w:val="en-US" w:eastAsia="en-US"/>
-          <w14:ligatures w14:val="none"/>
-        </w:rPr>
-        <w:lastRenderedPageBreak/>
-        <w:t>which investigates the impact of monetary policy on functional income distribution using a pan</w:t>
+        <w:t xml:space="preserve"> (2025), which investigates the impact of monetary policy on functional income distribution using a pan</w:t>
       </w:r>
     </w:p>
     <w:p>
@@ -36143,7 +36626,19 @@
           <w:lang w:val="en-US" w:eastAsia="en-US"/>
           <w14:ligatures w14:val="none"/>
         </w:rPr>
-        <w:t xml:space="preserve"> (2025), which investigates the impact of monetary policy on functional income distribution using a pan</w:t>
+        <w:t xml:space="preserve"> (2025), </w:t>
+      </w:r>
+      <w:r>
+        <w:rPr>
+          <w:rFonts w:ascii="LM Roman 10" w:eastAsia="Times New Roman" w:hAnsi="LM Roman 10" w:cs="Times New Roman"/>
+          <w:kern w:val="0"/>
+          <w:sz w:val="24"/>
+          <w:szCs w:val="24"/>
+          <w:lang w:val="en-US" w:eastAsia="en-US"/>
+          <w14:ligatures w14:val="none"/>
+        </w:rPr>
+        <w:lastRenderedPageBreak/>
+        <w:t>which investigates the impact of monetary policy on functional income distribution using a pan</w:t>
       </w:r>
     </w:p>
     <w:p>
@@ -36566,7 +37061,6 @@
           <w:lang w:eastAsia="en-US"/>
           <w14:ligatures w14:val="none"/>
         </w:rPr>
-        <w:lastRenderedPageBreak/>
         <w:t>Having not only persistent residuals but also some residuals</w:t>
       </w:r>
       <w:r>
@@ -37264,7 +37758,19 @@
           <w:lang w:val="en-US" w:eastAsia="en-US"/>
           <w14:ligatures w14:val="none"/>
         </w:rPr>
-        <w:t xml:space="preserve"> (2025), which investigates the impact of monetary policy on functional income distribution using a pan</w:t>
+        <w:t xml:space="preserve"> (2025), </w:t>
+      </w:r>
+      <w:r>
+        <w:rPr>
+          <w:rFonts w:ascii="LM Roman 10" w:eastAsia="Times New Roman" w:hAnsi="LM Roman 10" w:cs="Times New Roman"/>
+          <w:kern w:val="0"/>
+          <w:sz w:val="24"/>
+          <w:szCs w:val="24"/>
+          <w:lang w:val="en-US" w:eastAsia="en-US"/>
+          <w14:ligatures w14:val="none"/>
+        </w:rPr>
+        <w:lastRenderedPageBreak/>
+        <w:t>which investigates the impact of monetary policy on functional income distribution using a pan</w:t>
       </w:r>
     </w:p>
     <w:p>
@@ -37467,7 +37973,7 @@
                     <pic:cNvPicPr/>
                   </pic:nvPicPr>
                   <pic:blipFill>
-                    <a:blip r:embed="rId23">
+                    <a:blip r:embed="rId24">
                       <a:extLst>
                         <a:ext uri="{28A0092B-C50C-407E-A947-70E740481C1C}">
                           <a14:useLocalDpi xmlns:a14="http://schemas.microsoft.com/office/drawing/2010/main" val="0"/>
@@ -37613,22 +38119,7 @@
           <w:lang w:eastAsia="en-US"/>
           <w14:ligatures w14:val="none"/>
         </w:rPr>
-        <w:t xml:space="preserve">For unit root periods (auto-correlation close to one) of the policy target, if you notice on the graph of the time series a rising trend </w:t>
-      </w:r>
-      <w:r>
-        <w:rPr>
-          <w:rFonts w:ascii="LM Roman 10" w:eastAsia="Times New Roman" w:hAnsi="LM Roman 10"/>
-          <w:b/>
-          <w:bCs/>
-          <w:spacing w:val="-2"/>
-          <w:kern w:val="0"/>
-          <w:sz w:val="24"/>
-          <w:szCs w:val="24"/>
-          <w:lang w:eastAsia="en-US"/>
-          <w14:ligatures w14:val="none"/>
-        </w:rPr>
-        <w:lastRenderedPageBreak/>
-        <w:t>subperiod and estimate a deterministic trend on this subperiod:</w:t>
+        <w:t>For unit root periods (auto-correlation close to one) of the policy target, if you notice on the graph of the time series a rising trend subperiod and estimate a deterministic trend on this subperiod:</w:t>
       </w:r>
       <w:r>
         <w:rPr>
@@ -39204,7 +39695,19 @@
           <w:lang w:val="en-US" w:eastAsia="en-US"/>
           <w14:ligatures w14:val="none"/>
         </w:rPr>
-        <w:t xml:space="preserve"> (2025), which investigates the impact of monetary policy on functional income distribution using a pan</w:t>
+        <w:t xml:space="preserve"> (2025), which investigates the impact of monetary policy on functional income distribution </w:t>
+      </w:r>
+      <w:r>
+        <w:rPr>
+          <w:rFonts w:ascii="LM Roman 10" w:eastAsia="Times New Roman" w:hAnsi="LM Roman 10" w:cs="Times New Roman"/>
+          <w:kern w:val="0"/>
+          <w:sz w:val="24"/>
+          <w:szCs w:val="24"/>
+          <w:lang w:val="en-US" w:eastAsia="en-US"/>
+          <w14:ligatures w14:val="none"/>
+        </w:rPr>
+        <w:lastRenderedPageBreak/>
+        <w:t>using a pan</w:t>
       </w:r>
     </w:p>
     <w:p>
@@ -39473,7 +39976,7 @@
                     <pic:cNvPicPr/>
                   </pic:nvPicPr>
                   <pic:blipFill>
-                    <a:blip r:embed="rId24">
+                    <a:blip r:embed="rId25">
                       <a:extLst>
                         <a:ext uri="{28A0092B-C50C-407E-A947-70E740481C1C}">
                           <a14:useLocalDpi xmlns:a14="http://schemas.microsoft.com/office/drawing/2010/main" val="0"/>
@@ -39823,7 +40326,6 @@
           <w:lang w:val="en-US" w:eastAsia="en-US"/>
           <w14:ligatures w14:val="none"/>
         </w:rPr>
-        <w:lastRenderedPageBreak/>
         <w:drawing>
           <wp:anchor distT="0" distB="0" distL="114300" distR="114300" simplePos="0" relativeHeight="251672576" behindDoc="1" locked="0" layoutInCell="1" allowOverlap="1" wp14:anchorId="6B205B2A" wp14:editId="022562DC">
             <wp:simplePos x="0" y="0"/>
@@ -39856,7 +40358,7 @@
                     <pic:cNvPicPr/>
                   </pic:nvPicPr>
                   <pic:blipFill>
-                    <a:blip r:embed="rId25">
+                    <a:blip r:embed="rId26">
                       <a:extLst>
                         <a:ext uri="{28A0092B-C50C-407E-A947-70E740481C1C}">
                           <a14:useLocalDpi xmlns:a14="http://schemas.microsoft.com/office/drawing/2010/main" val="0"/>
@@ -40402,6 +40904,7 @@
           <w:lang w:val="en-US" w:eastAsia="en-US"/>
           <w14:ligatures w14:val="none"/>
         </w:rPr>
+        <w:lastRenderedPageBreak/>
         <w:drawing>
           <wp:anchor distT="0" distB="0" distL="114300" distR="114300" simplePos="0" relativeHeight="251673600" behindDoc="1" locked="0" layoutInCell="1" allowOverlap="1" wp14:anchorId="22D6100B" wp14:editId="402AC3C0">
             <wp:simplePos x="0" y="0"/>
@@ -40434,7 +40937,7 @@
                     <pic:cNvPicPr/>
                   </pic:nvPicPr>
                   <pic:blipFill>
-                    <a:blip r:embed="rId26">
+                    <a:blip r:embed="rId27">
                       <a:extLst>
                         <a:ext uri="{28A0092B-C50C-407E-A947-70E740481C1C}">
                           <a14:useLocalDpi xmlns:a14="http://schemas.microsoft.com/office/drawing/2010/main" val="0"/>
@@ -40787,7 +41290,6 @@
           <w:lang w:val="en-US" w:eastAsia="en-US"/>
           <w14:ligatures w14:val="none"/>
         </w:rPr>
-        <w:lastRenderedPageBreak/>
         <w:t xml:space="preserve">In this work we provide a replication study of Lofaro and Di </w:t>
       </w:r>
       <w:proofErr w:type="spellStart"/>
@@ -41671,7 +42173,7 @@
                     <pic:cNvPicPr/>
                   </pic:nvPicPr>
                   <pic:blipFill>
-                    <a:blip r:embed="rId27">
+                    <a:blip r:embed="rId28">
                       <a:extLst>
                         <a:ext uri="{28A0092B-C50C-407E-A947-70E740481C1C}">
                           <a14:useLocalDpi xmlns:a14="http://schemas.microsoft.com/office/drawing/2010/main" val="0"/>
@@ -41809,6 +42311,7 @@
           <w:lang w:val="en-US" w:eastAsia="en-US"/>
           <w14:ligatures w14:val="none"/>
         </w:rPr>
+        <w:lastRenderedPageBreak/>
         <w:drawing>
           <wp:anchor distT="0" distB="0" distL="114300" distR="114300" simplePos="0" relativeHeight="251675648" behindDoc="1" locked="0" layoutInCell="1" allowOverlap="1" wp14:anchorId="1628F79A" wp14:editId="42E7454C">
             <wp:simplePos x="0" y="0"/>
@@ -41841,7 +42344,7 @@
                     <pic:cNvPicPr/>
                   </pic:nvPicPr>
                   <pic:blipFill>
-                    <a:blip r:embed="rId28">
+                    <a:blip r:embed="rId29">
                       <a:extLst>
                         <a:ext uri="{28A0092B-C50C-407E-A947-70E740481C1C}">
                           <a14:useLocalDpi xmlns:a14="http://schemas.microsoft.com/office/drawing/2010/main" val="0"/>
@@ -42528,7 +43031,7 @@
                     <pic:cNvPicPr/>
                   </pic:nvPicPr>
                   <pic:blipFill>
-                    <a:blip r:embed="rId29"/>
+                    <a:blip r:embed="rId30"/>
                     <a:stretch>
                       <a:fillRect/>
                     </a:stretch>
@@ -43098,22 +43601,7 @@
           <w:lang w:val="en-US" w:eastAsia="en-US"/>
           <w14:ligatures w14:val="none"/>
         </w:rPr>
-        <w:t xml:space="preserve">Your results have 98% chances of not </w:t>
-      </w:r>
-      <w:r>
-        <w:rPr>
-          <w:rFonts w:ascii="LM Roman 10" w:eastAsia="Times New Roman" w:hAnsi="LM Roman 10" w:cs="Times New Roman"/>
-          <w:b/>
-          <w:bCs/>
-          <w:spacing w:val="-2"/>
-          <w:kern w:val="0"/>
-          <w:sz w:val="24"/>
-          <w:szCs w:val="24"/>
-          <w:lang w:val="en-US" w:eastAsia="en-US"/>
-          <w14:ligatures w14:val="none"/>
-        </w:rPr>
-        <w:lastRenderedPageBreak/>
-        <w:t xml:space="preserve">being </w:t>
+        <w:t xml:space="preserve">Your results have 98% chances of not being </w:t>
       </w:r>
       <w:r>
         <w:rPr>
@@ -43951,6 +44439,7 @@
           <w:lang w:val="en-US" w:eastAsia="en-US"/>
           <w14:ligatures w14:val="none"/>
         </w:rPr>
+        <w:lastRenderedPageBreak/>
         <w:t xml:space="preserve">In this work we provide a replication study of Lofaro and Di </w:t>
       </w:r>
       <w:proofErr w:type="spellStart"/>
@@ -44160,7 +44649,7 @@
                     <pic:cNvPicPr/>
                   </pic:nvPicPr>
                   <pic:blipFill>
-                    <a:blip r:embed="rId30">
+                    <a:blip r:embed="rId31">
                       <a:extLst>
                         <a:ext uri="{28A0092B-C50C-407E-A947-70E740481C1C}">
                           <a14:useLocalDpi xmlns:a14="http://schemas.microsoft.com/office/drawing/2010/main" val="0"/>
@@ -44633,7 +45122,22 @@
           <w:lang w:eastAsia="en-US"/>
           <w14:ligatures w14:val="none"/>
         </w:rPr>
-        <w:t xml:space="preserve"> solve the price puzzle obtaining a sign flip B &lt; 0. It is NOT a problem if you fail. If you run a VAR: (1) show the unit disk with the roots of the VAR and comment if there are still roots close to unit roots (2) Mention if the parameters of the lagged dependent variable remain close to one (main diagonal), in this case, there remains very little variance to be explained by other variables, even though those variables are statistically significant with T &gt; 200.</w:t>
+        <w:t xml:space="preserve"> solve the price puzzle obtaining a sign flip B &lt; 0. It is NOT a problem if you fail. If you run a VAR: (1) show the unit disk with the roots of the VAR and comment if there are still roots close to unit roots (2) Mention if the parameters of the lagged dependent variable remain close to one (main diagonal), in this </w:t>
+      </w:r>
+      <w:r>
+        <w:rPr>
+          <w:rFonts w:ascii="LM Roman 10" w:eastAsia="Times New Roman" w:hAnsi="LM Roman 10" w:cs="Times New Roman"/>
+          <w:b/>
+          <w:bCs/>
+          <w:spacing w:val="-2"/>
+          <w:kern w:val="0"/>
+          <w:sz w:val="24"/>
+          <w:szCs w:val="24"/>
+          <w:lang w:eastAsia="en-US"/>
+          <w14:ligatures w14:val="none"/>
+        </w:rPr>
+        <w:lastRenderedPageBreak/>
+        <w:t>case, there remains very little variance to be explained by other variables, even though those variables are statistically significant with T &gt; 200.</w:t>
       </w:r>
     </w:p>
     <w:p>
@@ -45075,7 +45579,7 @@
           <w14:ligatures w14:val="none"/>
         </w:rPr>
         <w:sectPr>
-          <w:footerReference w:type="default" r:id="rId31"/>
+          <w:footerReference w:type="default" r:id="rId32"/>
           <w:type w:val="continuous"/>
           <w:pgSz w:w="11920" w:h="16850"/>
           <w:pgMar w:top="1440" w:right="1440" w:bottom="1440" w:left="1440" w:header="0" w:footer="981" w:gutter="0"/>
@@ -45354,7 +45858,7 @@
               <v:stroke joinstyle="miter"/>
               <v:path gradientshapeok="t" o:connecttype="rect"/>
             </v:shapetype>
-            <v:shape id="Textbox 1" o:spid="_x0000_s1026" type="#_x0000_t202" style="position:absolute;margin-left:-35.15pt;margin-top:795.2pt;width:16.05pt;height:14.25pt;z-index:-251657216;visibility:visible;mso-wrap-style:square;mso-wrap-distance-left:0;mso-wrap-distance-top:0;mso-wrap-distance-right:0;mso-wrap-distance-bottom:0;mso-position-horizontal:right;mso-position-horizontal-relative:margin;mso-position-vertical:absolute;mso-position-vertical-relative:page;v-text-anchor:top" o:gfxdata="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" filled="f" stroked="f">
+            <v:shape id="Textbox 1" o:spid="_x0000_s1027" type="#_x0000_t202" style="position:absolute;margin-left:-35.15pt;margin-top:795.2pt;width:16.05pt;height:14.25pt;z-index:-251657216;visibility:visible;mso-wrap-style:square;mso-wrap-distance-left:0;mso-wrap-distance-top:0;mso-wrap-distance-right:0;mso-wrap-distance-bottom:0;mso-position-horizontal:right;mso-position-horizontal-relative:margin;mso-position-vertical:absolute;mso-position-vertical-relative:page;v-text-anchor:top" o:gfxdata="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" filled="f" stroked="f">
               <v:textbox inset="0,0,0,0">
                 <w:txbxContent>
                   <w:p>
